--- a/docs/04-architecture.docx
+++ b/docs/04-architecture.docx
@@ -29,6 +29,94 @@
       <w:pPr>
         <w:pStyle w:val="a7"/>
         <w:ind w:left="360" w:firstLine="0"/>
+        <w:jc w:val="center"/>
+        <w:rPr>
+          <w:lang w:val="en-US"/>
+        </w:rPr>
+      </w:pPr>
+      <w:r>
+        <w:rPr>
+          <w:noProof/>
+        </w:rPr>
+        <w:drawing>
+          <wp:inline distT="0" distB="0" distL="0" distR="0" wp14:anchorId="391847A6" wp14:editId="23B15187">
+            <wp:extent cx="3724275" cy="2689754"/>
+            <wp:effectExtent l="0" t="0" r="0" b="0"/>
+            <wp:docPr id="3" name="Рисунок 3"/>
+            <wp:cNvGraphicFramePr>
+              <a:graphicFrameLocks xmlns:a="http://schemas.openxmlformats.org/drawingml/2006/main" noChangeAspect="1"/>
+            </wp:cNvGraphicFramePr>
+            <a:graphic xmlns:a="http://schemas.openxmlformats.org/drawingml/2006/main">
+              <a:graphicData uri="http://schemas.openxmlformats.org/drawingml/2006/picture">
+                <pic:pic xmlns:pic="http://schemas.openxmlformats.org/drawingml/2006/picture">
+                  <pic:nvPicPr>
+                    <pic:cNvPr id="0" name="Picture 2"/>
+                    <pic:cNvPicPr>
+                      <a:picLocks noChangeAspect="1" noChangeArrowheads="1"/>
+                    </pic:cNvPicPr>
+                  </pic:nvPicPr>
+                  <pic:blipFill>
+                    <a:blip r:embed="rId5">
+                      <a:extLst>
+                        <a:ext uri="{28A0092B-C50C-407E-A947-70E740481C1C}">
+                          <a14:useLocalDpi xmlns:a14="http://schemas.microsoft.com/office/drawing/2010/main" val="0"/>
+                        </a:ext>
+                      </a:extLst>
+                    </a:blip>
+                    <a:srcRect/>
+                    <a:stretch>
+                      <a:fillRect/>
+                    </a:stretch>
+                  </pic:blipFill>
+                  <pic:spPr bwMode="auto">
+                    <a:xfrm>
+                      <a:off x="0" y="0"/>
+                      <a:ext cx="3732985" cy="2696044"/>
+                    </a:xfrm>
+                    <a:prstGeom prst="rect">
+                      <a:avLst/>
+                    </a:prstGeom>
+                    <a:noFill/>
+                    <a:ln>
+                      <a:noFill/>
+                    </a:ln>
+                  </pic:spPr>
+                </pic:pic>
+              </a:graphicData>
+            </a:graphic>
+          </wp:inline>
+        </w:drawing>
+      </w:r>
+    </w:p>
+    <w:p>
+      <w:pPr>
+        <w:pStyle w:val="a7"/>
+        <w:ind w:left="360" w:firstLine="0"/>
+        <w:jc w:val="center"/>
+      </w:pPr>
+      <w:r>
+        <w:t>Рисунок 2. – Диаграмма слоев.</w:t>
+      </w:r>
+    </w:p>
+    <w:p>
+      <w:pPr>
+        <w:pStyle w:val="a7"/>
+        <w:numPr>
+          <w:ilvl w:val="0"/>
+          <w:numId w:val="2"/>
+        </w:numPr>
+      </w:pPr>
+      <w:r>
+        <w:t>Диаграмма компонентов</w:t>
+      </w:r>
+      <w:r>
+        <w:t>.</w:t>
+      </w:r>
+    </w:p>
+    <w:p>
+      <w:pPr>
+        <w:pStyle w:val="a7"/>
+        <w:ind w:left="360" w:firstLine="0"/>
       </w:pPr>
       <w:r>
         <w:rPr>
@@ -52,87 +140,465 @@
         </w:numPr>
       </w:pPr>
       <w:r>
-        <w:t>Диаграмма компонентов</w:t>
-      </w:r>
+        <w:t xml:space="preserve">Структура </w:t>
+      </w:r>
+      <w:r>
+        <w:rPr>
+          <w:lang w:val="en-US"/>
+        </w:rPr>
+        <w:t xml:space="preserve">domain </w:t>
+      </w:r>
+      <w:r>
+        <w:t>слоя:</w:t>
+      </w:r>
+    </w:p>
+    <w:p>
+      <w:pPr>
+        <w:pStyle w:val="a7"/>
+        <w:numPr>
+          <w:ilvl w:val="1"/>
+          <w:numId w:val="2"/>
+        </w:numPr>
+        <w:rPr>
+          <w:lang w:val="en-US"/>
+        </w:rPr>
+      </w:pPr>
+      <w:r>
+        <w:rPr>
+          <w:lang w:val="en-US"/>
+        </w:rPr>
+        <w:t>m</w:t>
+      </w:r>
+      <w:r>
+        <w:rPr>
+          <w:lang w:val="en-US"/>
+        </w:rPr>
+        <w:t>odel</w:t>
+      </w:r>
+      <w:r>
+        <w:t xml:space="preserve"> (</w:t>
+      </w:r>
+      <w:r>
+        <w:rPr>
+          <w:lang w:val="en-US"/>
+        </w:rPr>
+        <w:t>Entities</w:t>
+      </w:r>
+      <w:r>
+        <w:rPr>
+          <w:lang w:val="en-US"/>
+        </w:rPr>
+        <w:t>)</w:t>
+      </w:r>
+    </w:p>
+    <w:p>
+      <w:pPr>
+        <w:pStyle w:val="a7"/>
+        <w:numPr>
+          <w:ilvl w:val="2"/>
+          <w:numId w:val="2"/>
+        </w:numPr>
+        <w:rPr>
+          <w:lang w:val="en-US"/>
+        </w:rPr>
+      </w:pPr>
+      <w:proofErr w:type="spellStart"/>
+      <w:r>
+        <w:rPr>
+          <w:lang w:val="en-US"/>
+        </w:rPr>
+        <w:t>Point.kt</w:t>
+      </w:r>
+      <w:proofErr w:type="spellEnd"/>
+    </w:p>
+    <w:p>
+      <w:pPr>
+        <w:pStyle w:val="a7"/>
+        <w:numPr>
+          <w:ilvl w:val="2"/>
+          <w:numId w:val="2"/>
+        </w:numPr>
+        <w:rPr>
+          <w:lang w:val="en-US"/>
+        </w:rPr>
+      </w:pPr>
+      <w:proofErr w:type="spellStart"/>
+      <w:r>
+        <w:rPr>
+          <w:lang w:val="en-US"/>
+        </w:rPr>
+        <w:t>PointType.kt</w:t>
+      </w:r>
+      <w:proofErr w:type="spellEnd"/>
+    </w:p>
+    <w:p>
+      <w:pPr>
+        <w:pStyle w:val="a7"/>
+        <w:numPr>
+          <w:ilvl w:val="2"/>
+          <w:numId w:val="2"/>
+        </w:numPr>
+        <w:rPr>
+          <w:lang w:val="en-US"/>
+        </w:rPr>
+      </w:pPr>
+      <w:proofErr w:type="spellStart"/>
+      <w:r>
+        <w:rPr>
+          <w:lang w:val="en-US"/>
+        </w:rPr>
+        <w:t>PointAttribute.kt</w:t>
+      </w:r>
+      <w:proofErr w:type="spellEnd"/>
+    </w:p>
+    <w:p>
+      <w:pPr>
+        <w:pStyle w:val="a7"/>
+        <w:numPr>
+          <w:ilvl w:val="2"/>
+          <w:numId w:val="2"/>
+        </w:numPr>
+        <w:rPr>
+          <w:lang w:val="en-US"/>
+        </w:rPr>
+      </w:pPr>
+      <w:proofErr w:type="spellStart"/>
+      <w:r>
+        <w:rPr>
+          <w:lang w:val="en-US"/>
+        </w:rPr>
+        <w:t>Confirmation.kt</w:t>
+      </w:r>
+      <w:proofErr w:type="spellEnd"/>
+    </w:p>
+    <w:p>
+      <w:pPr>
+        <w:pStyle w:val="a7"/>
+        <w:numPr>
+          <w:ilvl w:val="2"/>
+          <w:numId w:val="2"/>
+        </w:numPr>
+        <w:rPr>
+          <w:lang w:val="en-US"/>
+        </w:rPr>
+      </w:pPr>
+      <w:proofErr w:type="spellStart"/>
+      <w:r>
+        <w:rPr>
+          <w:lang w:val="en-US"/>
+        </w:rPr>
+        <w:t>UserProfile.kt</w:t>
+      </w:r>
+      <w:proofErr w:type="spellEnd"/>
+    </w:p>
+    <w:p>
+      <w:pPr>
+        <w:pStyle w:val="a7"/>
+        <w:numPr>
+          <w:ilvl w:val="2"/>
+          <w:numId w:val="2"/>
+        </w:numPr>
+        <w:rPr>
+          <w:lang w:val="en-US"/>
+        </w:rPr>
+      </w:pPr>
+      <w:proofErr w:type="spellStart"/>
+      <w:r>
+        <w:rPr>
+          <w:lang w:val="en-US"/>
+        </w:rPr>
+        <w:t>SituationProfile.kt</w:t>
+      </w:r>
+      <w:proofErr w:type="spellEnd"/>
+    </w:p>
+    <w:p>
+      <w:pPr>
+        <w:pStyle w:val="a7"/>
+        <w:numPr>
+          <w:ilvl w:val="2"/>
+          <w:numId w:val="2"/>
+        </w:numPr>
+        <w:rPr>
+          <w:lang w:val="en-US"/>
+        </w:rPr>
+      </w:pPr>
+      <w:proofErr w:type="spellStart"/>
+      <w:r>
+        <w:rPr>
+          <w:lang w:val="en-US"/>
+        </w:rPr>
+        <w:t>ComfortRoute.kt</w:t>
+      </w:r>
+      <w:proofErr w:type="spellEnd"/>
+    </w:p>
+    <w:p>
+      <w:pPr>
+        <w:pStyle w:val="a7"/>
+        <w:numPr>
+          <w:ilvl w:val="2"/>
+          <w:numId w:val="2"/>
+        </w:numPr>
+        <w:rPr>
+          <w:lang w:val="en-US"/>
+        </w:rPr>
+      </w:pPr>
+      <w:proofErr w:type="spellStart"/>
+      <w:r>
+        <w:rPr>
+          <w:lang w:val="en-US"/>
+        </w:rPr>
+        <w:t>SearchQuery.kt</w:t>
+      </w:r>
+      <w:proofErr w:type="spellEnd"/>
+    </w:p>
+    <w:p>
+      <w:pPr>
+        <w:pStyle w:val="a7"/>
+        <w:numPr>
+          <w:ilvl w:val="2"/>
+          <w:numId w:val="2"/>
+        </w:numPr>
+        <w:rPr>
+          <w:lang w:val="en-US"/>
+        </w:rPr>
+      </w:pPr>
+      <w:proofErr w:type="spellStart"/>
+      <w:r>
+        <w:rPr>
+          <w:lang w:val="en-US"/>
+        </w:rPr>
+        <w:t>Filter.kt</w:t>
+      </w:r>
+      <w:proofErr w:type="spellEnd"/>
+    </w:p>
+    <w:p>
+      <w:pPr>
+        <w:pStyle w:val="a7"/>
+        <w:numPr>
+          <w:ilvl w:val="1"/>
+          <w:numId w:val="2"/>
+        </w:numPr>
+        <w:rPr>
+          <w:lang w:val="en-US"/>
+        </w:rPr>
+      </w:pPr>
+      <w:r>
+        <w:rPr>
+          <w:lang w:val="en-US"/>
+        </w:rPr>
+        <w:t>r</w:t>
+      </w:r>
+      <w:r>
+        <w:rPr>
+          <w:lang w:val="en-US"/>
+        </w:rPr>
+        <w:t>epository</w:t>
+      </w:r>
+      <w:r>
+        <w:rPr>
+          <w:lang w:val="en-US"/>
+        </w:rPr>
+        <w:t xml:space="preserve"> (</w:t>
+      </w:r>
+      <w:r>
+        <w:t>Интерфейсы</w:t>
+      </w:r>
+      <w:r>
+        <w:rPr>
+          <w:lang w:val="en-US"/>
+        </w:rPr>
+        <w:t>)</w:t>
+      </w:r>
+    </w:p>
+    <w:p>
+      <w:pPr>
+        <w:pStyle w:val="a7"/>
+        <w:numPr>
+          <w:ilvl w:val="2"/>
+          <w:numId w:val="2"/>
+        </w:numPr>
+        <w:rPr>
+          <w:lang w:val="en-US"/>
+        </w:rPr>
+      </w:pPr>
+      <w:proofErr w:type="spellStart"/>
+      <w:r>
+        <w:rPr>
+          <w:lang w:val="en-US"/>
+        </w:rPr>
+        <w:t>PointRepository.kt</w:t>
+      </w:r>
+      <w:proofErr w:type="spellEnd"/>
+    </w:p>
+    <w:p>
+      <w:pPr>
+        <w:pStyle w:val="a7"/>
+        <w:numPr>
+          <w:ilvl w:val="2"/>
+          <w:numId w:val="2"/>
+        </w:numPr>
+        <w:rPr>
+          <w:lang w:val="en-US"/>
+        </w:rPr>
+      </w:pPr>
+      <w:proofErr w:type="spellStart"/>
+      <w:r>
+        <w:rPr>
+          <w:lang w:val="en-US"/>
+        </w:rPr>
+        <w:t>UserRepository.kt</w:t>
+      </w:r>
+      <w:proofErr w:type="spellEnd"/>
+    </w:p>
+    <w:p>
+      <w:pPr>
+        <w:pStyle w:val="a7"/>
+        <w:numPr>
+          <w:ilvl w:val="2"/>
+          <w:numId w:val="2"/>
+        </w:numPr>
+        <w:rPr>
+          <w:lang w:val="en-US"/>
+        </w:rPr>
+      </w:pPr>
+      <w:proofErr w:type="spellStart"/>
+      <w:r>
+        <w:rPr>
+          <w:lang w:val="en-US"/>
+        </w:rPr>
+        <w:t>RouteRepository.kt</w:t>
+      </w:r>
+      <w:proofErr w:type="spellEnd"/>
+    </w:p>
+    <w:p>
+      <w:pPr>
+        <w:pStyle w:val="a7"/>
+        <w:numPr>
+          <w:ilvl w:val="2"/>
+          <w:numId w:val="2"/>
+        </w:numPr>
+        <w:rPr>
+          <w:lang w:val="en-US"/>
+        </w:rPr>
+      </w:pPr>
+      <w:proofErr w:type="spellStart"/>
+      <w:r>
+        <w:rPr>
+          <w:lang w:val="en-US"/>
+        </w:rPr>
+        <w:lastRenderedPageBreak/>
+        <w:t>LocationRepository.kt</w:t>
+      </w:r>
+      <w:proofErr w:type="spellEnd"/>
+    </w:p>
+    <w:p>
+      <w:pPr>
+        <w:pStyle w:val="a7"/>
+        <w:numPr>
+          <w:ilvl w:val="2"/>
+          <w:numId w:val="2"/>
+        </w:numPr>
+        <w:rPr>
+          <w:lang w:val="en-US"/>
+        </w:rPr>
+      </w:pPr>
+      <w:proofErr w:type="spellStart"/>
+      <w:r>
+        <w:rPr>
+          <w:lang w:val="en-US"/>
+        </w:rPr>
+        <w:t>AiAssistantRepository.kt</w:t>
+      </w:r>
+      <w:proofErr w:type="spellEnd"/>
+    </w:p>
+    <w:p>
+      <w:pPr>
+        <w:pStyle w:val="a7"/>
+        <w:numPr>
+          <w:ilvl w:val="1"/>
+          <w:numId w:val="2"/>
+        </w:numPr>
+        <w:rPr>
+          <w:lang w:val="en-US"/>
+        </w:rPr>
+      </w:pPr>
+      <w:proofErr w:type="spellStart"/>
+      <w:r>
+        <w:rPr>
+          <w:lang w:val="en-US"/>
+        </w:rPr>
+        <w:t>usecase</w:t>
+      </w:r>
+      <w:proofErr w:type="spellEnd"/>
+    </w:p>
+    <w:p>
+      <w:pPr>
+        <w:pStyle w:val="a7"/>
+        <w:numPr>
+          <w:ilvl w:val="2"/>
+          <w:numId w:val="2"/>
+        </w:numPr>
+      </w:pPr>
+      <w:proofErr w:type="spellStart"/>
+      <w:r>
+        <w:rPr>
+          <w:lang w:val="en-US"/>
+        </w:rPr>
+        <w:t>FindNearbyObjectsUseCase</w:t>
+      </w:r>
+      <w:proofErr w:type="spellEnd"/>
       <w:r>
         <w:t>.</w:t>
       </w:r>
-    </w:p>
-    <w:p>
-      <w:pPr>
-        <w:pStyle w:val="a7"/>
-        <w:ind w:left="360" w:firstLine="0"/>
-      </w:pPr>
-      <w:r>
-        <w:rPr>
-          <w:highlight w:val="yellow"/>
-        </w:rPr>
-        <w:t>ДИАГРАММА</w:t>
-      </w:r>
-    </w:p>
-    <w:p>
-      <w:pPr>
-        <w:pStyle w:val="a7"/>
-        <w:ind w:left="360" w:firstLine="0"/>
-      </w:pPr>
-    </w:p>
-    <w:p>
-      <w:pPr>
-        <w:pStyle w:val="a7"/>
-        <w:numPr>
-          <w:ilvl w:val="0"/>
-          <w:numId w:val="2"/>
-        </w:numPr>
-      </w:pPr>
-      <w:r>
-        <w:t xml:space="preserve">Структура </w:t>
-      </w:r>
-      <w:r>
-        <w:rPr>
-          <w:lang w:val="en-US"/>
-        </w:rPr>
-        <w:t xml:space="preserve">domain </w:t>
-      </w:r>
-      <w:r>
-        <w:t>слоя:</w:t>
-      </w:r>
-    </w:p>
-    <w:p>
-      <w:pPr>
-        <w:pStyle w:val="a7"/>
-        <w:numPr>
-          <w:ilvl w:val="1"/>
-          <w:numId w:val="2"/>
-        </w:numPr>
-        <w:rPr>
-          <w:lang w:val="en-US"/>
-        </w:rPr>
-      </w:pPr>
-      <w:r>
-        <w:rPr>
-          <w:lang w:val="en-US"/>
-        </w:rPr>
-        <w:t>m</w:t>
-      </w:r>
-      <w:r>
-        <w:rPr>
-          <w:lang w:val="en-US"/>
-        </w:rPr>
-        <w:t>odel</w:t>
+      <w:r>
+        <w:rPr>
+          <w:lang w:val="en-US"/>
+        </w:rPr>
+        <w:t>kt</w:t>
       </w:r>
       <w:r>
         <w:t xml:space="preserve"> (</w:t>
       </w:r>
       <w:r>
-        <w:rPr>
-          <w:lang w:val="en-US"/>
-        </w:rPr>
-        <w:t>Entities</w:t>
-      </w:r>
-      <w:r>
-        <w:rPr>
-          <w:lang w:val="en-US"/>
-        </w:rPr>
+        <w:t>Находит</w:t>
+      </w:r>
+      <w:r>
+        <w:t xml:space="preserve"> </w:t>
+      </w:r>
+      <w:r>
+        <w:t>объекты</w:t>
+      </w:r>
+      <w:r>
+        <w:t xml:space="preserve"> </w:t>
+      </w:r>
+      <w:r>
+        <w:t>по</w:t>
+      </w:r>
+      <w:r>
+        <w:t xml:space="preserve"> </w:t>
+      </w:r>
+      <w:r>
+        <w:t>текстовому</w:t>
+      </w:r>
+      <w:r>
+        <w:t xml:space="preserve"> </w:t>
+      </w:r>
+      <w:r>
+        <w:t>запросу</w:t>
+      </w:r>
+      <w:r>
+        <w:t>/</w:t>
+      </w:r>
+      <w:r>
+        <w:t>фильтру</w:t>
+      </w:r>
+      <w:r>
+        <w:t xml:space="preserve"> в </w:t>
+      </w:r>
+      <w:r>
+        <w:t>радиусе</w:t>
+      </w:r>
+      <w:r>
         <w:t>)</w:t>
       </w:r>
     </w:p>
@@ -143,352 +609,168 @@
           <w:ilvl w:val="2"/>
           <w:numId w:val="2"/>
         </w:numPr>
-        <w:rPr>
-          <w:lang w:val="en-US"/>
-        </w:rPr>
-      </w:pPr>
-      <w:proofErr w:type="spellStart"/>
-      <w:r>
-        <w:rPr>
-          <w:lang w:val="en-US"/>
-        </w:rPr>
-        <w:t>Point.kt</w:t>
-      </w:r>
-      <w:proofErr w:type="spellEnd"/>
-    </w:p>
-    <w:p>
-      <w:pPr>
-        <w:pStyle w:val="a7"/>
-        <w:numPr>
-          <w:ilvl w:val="2"/>
-          <w:numId w:val="2"/>
-        </w:numPr>
-        <w:rPr>
-          <w:lang w:val="en-US"/>
-        </w:rPr>
-      </w:pPr>
-      <w:proofErr w:type="spellStart"/>
-      <w:r>
-        <w:rPr>
-          <w:lang w:val="en-US"/>
-        </w:rPr>
-        <w:t>PointType.kt</w:t>
-      </w:r>
-      <w:proofErr w:type="spellEnd"/>
-    </w:p>
-    <w:p>
-      <w:pPr>
-        <w:pStyle w:val="a7"/>
-        <w:numPr>
-          <w:ilvl w:val="2"/>
-          <w:numId w:val="2"/>
-        </w:numPr>
-        <w:rPr>
-          <w:lang w:val="en-US"/>
-        </w:rPr>
-      </w:pPr>
-      <w:proofErr w:type="spellStart"/>
-      <w:r>
-        <w:rPr>
-          <w:lang w:val="en-US"/>
-        </w:rPr>
-        <w:t>PointAttribute.kt</w:t>
-      </w:r>
-      <w:proofErr w:type="spellEnd"/>
-    </w:p>
-    <w:p>
-      <w:pPr>
-        <w:pStyle w:val="a7"/>
-        <w:numPr>
-          <w:ilvl w:val="2"/>
-          <w:numId w:val="2"/>
-        </w:numPr>
-        <w:rPr>
-          <w:lang w:val="en-US"/>
-        </w:rPr>
-      </w:pPr>
-      <w:proofErr w:type="spellStart"/>
-      <w:r>
-        <w:rPr>
-          <w:lang w:val="en-US"/>
-        </w:rPr>
-        <w:t>Confirmation.kt</w:t>
-      </w:r>
-      <w:proofErr w:type="spellEnd"/>
-    </w:p>
-    <w:p>
-      <w:pPr>
-        <w:pStyle w:val="a7"/>
-        <w:numPr>
-          <w:ilvl w:val="2"/>
-          <w:numId w:val="2"/>
-        </w:numPr>
-        <w:rPr>
-          <w:lang w:val="en-US"/>
-        </w:rPr>
-      </w:pPr>
-      <w:proofErr w:type="spellStart"/>
-      <w:r>
-        <w:rPr>
-          <w:lang w:val="en-US"/>
-        </w:rPr>
-        <w:t>UserProfile.kt</w:t>
-      </w:r>
-      <w:proofErr w:type="spellEnd"/>
-    </w:p>
-    <w:p>
-      <w:pPr>
-        <w:pStyle w:val="a7"/>
-        <w:numPr>
-          <w:ilvl w:val="2"/>
-          <w:numId w:val="2"/>
-        </w:numPr>
-        <w:rPr>
-          <w:lang w:val="en-US"/>
-        </w:rPr>
-      </w:pPr>
-      <w:proofErr w:type="spellStart"/>
-      <w:r>
-        <w:rPr>
-          <w:lang w:val="en-US"/>
-        </w:rPr>
-        <w:t>SituationProfile.kt</w:t>
-      </w:r>
-      <w:proofErr w:type="spellEnd"/>
-    </w:p>
-    <w:p>
-      <w:pPr>
-        <w:pStyle w:val="a7"/>
-        <w:numPr>
-          <w:ilvl w:val="2"/>
-          <w:numId w:val="2"/>
-        </w:numPr>
-        <w:rPr>
-          <w:lang w:val="en-US"/>
-        </w:rPr>
-      </w:pPr>
-      <w:proofErr w:type="spellStart"/>
-      <w:r>
-        <w:rPr>
-          <w:lang w:val="en-US"/>
-        </w:rPr>
-        <w:t>ComfortRoute.kt</w:t>
-      </w:r>
-      <w:proofErr w:type="spellEnd"/>
-    </w:p>
-    <w:p>
-      <w:pPr>
-        <w:pStyle w:val="a7"/>
-        <w:numPr>
-          <w:ilvl w:val="2"/>
-          <w:numId w:val="2"/>
-        </w:numPr>
-        <w:rPr>
-          <w:lang w:val="en-US"/>
-        </w:rPr>
-      </w:pPr>
-      <w:proofErr w:type="spellStart"/>
-      <w:r>
-        <w:rPr>
-          <w:lang w:val="en-US"/>
-        </w:rPr>
-        <w:t>SearchQuery.kt</w:t>
-      </w:r>
-      <w:proofErr w:type="spellEnd"/>
-    </w:p>
-    <w:p>
-      <w:pPr>
-        <w:pStyle w:val="a7"/>
-        <w:numPr>
-          <w:ilvl w:val="2"/>
-          <w:numId w:val="2"/>
-        </w:numPr>
-        <w:rPr>
-          <w:lang w:val="en-US"/>
-        </w:rPr>
-      </w:pPr>
-      <w:proofErr w:type="spellStart"/>
-      <w:r>
-        <w:rPr>
-          <w:lang w:val="en-US"/>
-        </w:rPr>
-        <w:t>Filter.kt</w:t>
-      </w:r>
-      <w:proofErr w:type="spellEnd"/>
-    </w:p>
-    <w:p>
-      <w:pPr>
-        <w:pStyle w:val="a7"/>
-        <w:numPr>
-          <w:ilvl w:val="1"/>
-          <w:numId w:val="2"/>
-        </w:numPr>
-        <w:rPr>
-          <w:lang w:val="en-US"/>
-        </w:rPr>
-      </w:pPr>
-      <w:r>
-        <w:rPr>
-          <w:lang w:val="en-US"/>
-        </w:rPr>
-        <w:t>r</w:t>
-      </w:r>
-      <w:r>
-        <w:rPr>
-          <w:lang w:val="en-US"/>
-        </w:rPr>
-        <w:t>epository</w:t>
-      </w:r>
-      <w:r>
-        <w:rPr>
-          <w:lang w:val="en-US"/>
-        </w:rPr>
+      </w:pPr>
+      <w:proofErr w:type="spellStart"/>
+      <w:r>
+        <w:rPr>
+          <w:lang w:val="en-US"/>
+        </w:rPr>
+        <w:t>GetEmergencyToiletsUseCase</w:t>
+      </w:r>
+      <w:proofErr w:type="spellEnd"/>
+      <w:r>
+        <w:t>.</w:t>
+      </w:r>
+      <w:r>
+        <w:rPr>
+          <w:lang w:val="en-US"/>
+        </w:rPr>
+        <w:t>kt</w:t>
+      </w:r>
+      <w:r>
+        <w:t xml:space="preserve"> («Режим отчаяния»: 3 ближайших туалета с деталями)</w:t>
+      </w:r>
+    </w:p>
+    <w:p>
+      <w:pPr>
+        <w:pStyle w:val="a7"/>
+        <w:numPr>
+          <w:ilvl w:val="2"/>
+          <w:numId w:val="2"/>
+        </w:numPr>
+      </w:pPr>
+      <w:proofErr w:type="spellStart"/>
+      <w:r>
+        <w:rPr>
+          <w:lang w:val="en-US"/>
+        </w:rPr>
+        <w:t>AddPointUseCase</w:t>
+      </w:r>
+      <w:proofErr w:type="spellEnd"/>
+      <w:r>
+        <w:t>.</w:t>
+      </w:r>
+      <w:r>
+        <w:rPr>
+          <w:lang w:val="en-US"/>
+        </w:rPr>
+        <w:t>kt</w:t>
+      </w:r>
+      <w:r>
+        <w:t xml:space="preserve"> (Валидирует и добавляет новую точку (в т.ч. офлайн в очередь))</w:t>
+      </w:r>
+    </w:p>
+    <w:p>
+      <w:pPr>
+        <w:pStyle w:val="a7"/>
+        <w:numPr>
+          <w:ilvl w:val="2"/>
+          <w:numId w:val="2"/>
+        </w:numPr>
+      </w:pPr>
+      <w:proofErr w:type="spellStart"/>
+      <w:r>
+        <w:rPr>
+          <w:lang w:val="en-US"/>
+        </w:rPr>
+        <w:t>ConfirmPointUseCase</w:t>
+      </w:r>
+      <w:proofErr w:type="spellEnd"/>
+      <w:r>
+        <w:t>.</w:t>
+      </w:r>
+      <w:r>
+        <w:rPr>
+          <w:lang w:val="en-US"/>
+        </w:rPr>
+        <w:t>kt</w:t>
+      </w:r>
+      <w:r>
+        <w:t xml:space="preserve"> (Подтверждает/оспаривает статус точки)</w:t>
+      </w:r>
+    </w:p>
+    <w:p>
+      <w:pPr>
+        <w:pStyle w:val="a7"/>
+        <w:numPr>
+          <w:ilvl w:val="2"/>
+          <w:numId w:val="2"/>
+        </w:numPr>
+      </w:pPr>
+      <w:proofErr w:type="spellStart"/>
+      <w:r>
+        <w:rPr>
+          <w:lang w:val="en-US"/>
+        </w:rPr>
+        <w:t>BuildComfortRouteUseCase</w:t>
+      </w:r>
+      <w:proofErr w:type="spellEnd"/>
+      <w:r>
+        <w:t>.</w:t>
+      </w:r>
+      <w:r>
+        <w:rPr>
+          <w:lang w:val="en-US"/>
+        </w:rPr>
+        <w:t>kt</w:t>
+      </w:r>
+      <w:r>
+        <w:t xml:space="preserve"> (Строит</w:t>
+      </w:r>
+      <w:r>
+        <w:t xml:space="preserve"> </w:t>
+      </w:r>
+      <w:r>
+        <w:t>маршрут</w:t>
+      </w:r>
+      <w:r>
+        <w:t xml:space="preserve"> </w:t>
+      </w:r>
+      <w:r>
+        <w:t>с</w:t>
+      </w:r>
+      <w:r>
+        <w:t xml:space="preserve"> </w:t>
+      </w:r>
+      <w:r>
+        <w:rPr>
+          <w:lang w:val="en-US"/>
+        </w:rPr>
+        <w:t>waypoints</w:t>
+      </w:r>
+      <w:r>
         <w:t xml:space="preserve"> (</w:t>
       </w:r>
       <w:r>
-        <w:t>Интерфейсы</w:t>
-      </w:r>
-      <w:r>
-        <w:rPr>
-          <w:lang w:val="en-US"/>
-        </w:rPr>
+        <w:t>лавки</w:t>
+      </w:r>
+      <w:r>
+        <w:t>/</w:t>
+      </w:r>
+      <w:r>
+        <w:t>туалеты</w:t>
+      </w:r>
+      <w:r>
         <w:t>)</w:t>
       </w:r>
-    </w:p>
-    <w:p>
-      <w:pPr>
-        <w:pStyle w:val="a7"/>
-        <w:numPr>
-          <w:ilvl w:val="2"/>
-          <w:numId w:val="2"/>
-        </w:numPr>
-        <w:rPr>
-          <w:lang w:val="en-US"/>
-        </w:rPr>
-      </w:pPr>
-      <w:proofErr w:type="spellStart"/>
-      <w:r>
-        <w:rPr>
-          <w:lang w:val="en-US"/>
-        </w:rPr>
-        <w:t>PointRepository.kt</w:t>
-      </w:r>
-      <w:proofErr w:type="spellEnd"/>
-    </w:p>
-    <w:p>
-      <w:pPr>
-        <w:pStyle w:val="a7"/>
-        <w:numPr>
-          <w:ilvl w:val="2"/>
-          <w:numId w:val="2"/>
-        </w:numPr>
-        <w:rPr>
-          <w:lang w:val="en-US"/>
-        </w:rPr>
-      </w:pPr>
-      <w:proofErr w:type="spellStart"/>
-      <w:r>
-        <w:rPr>
-          <w:lang w:val="en-US"/>
-        </w:rPr>
-        <w:t>UserRepository.kt</w:t>
-      </w:r>
-      <w:proofErr w:type="spellEnd"/>
-    </w:p>
-    <w:p>
-      <w:pPr>
-        <w:pStyle w:val="a7"/>
-        <w:numPr>
-          <w:ilvl w:val="2"/>
-          <w:numId w:val="2"/>
-        </w:numPr>
-        <w:rPr>
-          <w:lang w:val="en-US"/>
-        </w:rPr>
-      </w:pPr>
-      <w:proofErr w:type="spellStart"/>
-      <w:r>
-        <w:rPr>
-          <w:lang w:val="en-US"/>
-        </w:rPr>
-        <w:t>RouteRepository.kt</w:t>
-      </w:r>
-      <w:proofErr w:type="spellEnd"/>
-    </w:p>
-    <w:p>
-      <w:pPr>
-        <w:pStyle w:val="a7"/>
-        <w:numPr>
-          <w:ilvl w:val="2"/>
-          <w:numId w:val="2"/>
-        </w:numPr>
-        <w:rPr>
-          <w:lang w:val="en-US"/>
-        </w:rPr>
-      </w:pPr>
-      <w:proofErr w:type="spellStart"/>
-      <w:r>
-        <w:rPr>
-          <w:lang w:val="en-US"/>
-        </w:rPr>
-        <w:t>LocationRepository.kt</w:t>
-      </w:r>
-      <w:proofErr w:type="spellEnd"/>
-    </w:p>
-    <w:p>
-      <w:pPr>
-        <w:pStyle w:val="a7"/>
-        <w:numPr>
-          <w:ilvl w:val="2"/>
-          <w:numId w:val="2"/>
-        </w:numPr>
-        <w:rPr>
-          <w:lang w:val="en-US"/>
-        </w:rPr>
-      </w:pPr>
-      <w:proofErr w:type="spellStart"/>
-      <w:r>
-        <w:rPr>
-          <w:lang w:val="en-US"/>
-        </w:rPr>
-        <w:t>AiAssistantRepository.kt</w:t>
-      </w:r>
-      <w:proofErr w:type="spellEnd"/>
-    </w:p>
-    <w:p>
-      <w:pPr>
-        <w:pStyle w:val="a7"/>
-        <w:numPr>
-          <w:ilvl w:val="1"/>
-          <w:numId w:val="2"/>
-        </w:numPr>
-        <w:rPr>
-          <w:lang w:val="en-US"/>
-        </w:rPr>
-      </w:pPr>
-      <w:proofErr w:type="spellStart"/>
-      <w:r>
-        <w:rPr>
-          <w:lang w:val="en-US"/>
-        </w:rPr>
-        <w:t>usecase</w:t>
-      </w:r>
-      <w:proofErr w:type="spellEnd"/>
-    </w:p>
-    <w:p>
-      <w:pPr>
-        <w:pStyle w:val="a7"/>
-        <w:numPr>
-          <w:ilvl w:val="2"/>
-          <w:numId w:val="2"/>
-        </w:numPr>
-      </w:pPr>
-      <w:proofErr w:type="spellStart"/>
-      <w:r>
-        <w:rPr>
-          <w:lang w:val="en-US"/>
-        </w:rPr>
-        <w:t>FindNearbyObjectsUseCase</w:t>
+      <w:r>
+        <w:t>)</w:t>
+      </w:r>
+    </w:p>
+    <w:p>
+      <w:pPr>
+        <w:pStyle w:val="a7"/>
+        <w:numPr>
+          <w:ilvl w:val="2"/>
+          <w:numId w:val="2"/>
+        </w:numPr>
+      </w:pPr>
+      <w:proofErr w:type="spellStart"/>
+      <w:r>
+        <w:rPr>
+          <w:lang w:val="en-US"/>
+        </w:rPr>
+        <w:t>ParseTextQueryUseCase</w:t>
       </w:r>
       <w:proofErr w:type="spellEnd"/>
       <w:r>
@@ -504,46 +786,139 @@
         <w:t xml:space="preserve"> (</w:t>
       </w:r>
       <w:r>
-        <w:t>Находит</w:t>
+        <w:t>Превращает</w:t>
       </w:r>
       <w:r>
         <w:t xml:space="preserve"> </w:t>
       </w:r>
       <w:r>
-        <w:t>объекты</w:t>
+        <w:t>свободный</w:t>
       </w:r>
       <w:r>
         <w:t xml:space="preserve"> </w:t>
       </w:r>
       <w:r>
-        <w:t>по</w:t>
+        <w:t>текст</w:t>
       </w:r>
       <w:r>
         <w:t xml:space="preserve"> </w:t>
       </w:r>
       <w:r>
-        <w:t>текстовому</w:t>
+        <w:t>в</w:t>
       </w:r>
       <w:r>
         <w:t xml:space="preserve"> </w:t>
       </w:r>
-      <w:r>
-        <w:t>запросу</w:t>
-      </w:r>
-      <w:r>
-        <w:t>/</w:t>
-      </w:r>
-      <w:r>
-        <w:t>фильтру</w:t>
+      <w:proofErr w:type="spellStart"/>
+      <w:r>
+        <w:rPr>
+          <w:lang w:val="en-US"/>
+        </w:rPr>
+        <w:t>SearchQuery</w:t>
+      </w:r>
+      <w:proofErr w:type="spellEnd"/>
+      <w:r>
+        <w:t xml:space="preserve"> (</w:t>
+      </w:r>
+      <w:r>
+        <w:rPr>
+          <w:lang w:val="en-US"/>
+        </w:rPr>
+        <w:t>LLM</w:t>
+      </w:r>
+      <w:r>
+        <w:t xml:space="preserve"> + </w:t>
+      </w:r>
+      <w:proofErr w:type="spellStart"/>
+      <w:r>
+        <w:t>фолбэк</w:t>
+      </w:r>
+      <w:proofErr w:type="spellEnd"/>
+      <w:r>
+        <w:t>)</w:t>
+      </w:r>
+      <w:r>
+        <w:t>)</w:t>
+      </w:r>
+    </w:p>
+    <w:p>
+      <w:pPr>
+        <w:pStyle w:val="a7"/>
+        <w:numPr>
+          <w:ilvl w:val="2"/>
+          <w:numId w:val="2"/>
+        </w:numPr>
+      </w:pPr>
+      <w:proofErr w:type="spellStart"/>
+      <w:r>
+        <w:rPr>
+          <w:lang w:val="en-US"/>
+        </w:rPr>
+        <w:t>SyncOfflineDataUseCase</w:t>
+      </w:r>
+      <w:proofErr w:type="spellEnd"/>
+      <w:r>
+        <w:t>.</w:t>
+      </w:r>
+      <w:r>
+        <w:rPr>
+          <w:lang w:val="en-US"/>
+        </w:rPr>
+        <w:t>kt</w:t>
+      </w:r>
+      <w:r>
+        <w:t xml:space="preserve"> (</w:t>
+      </w:r>
+      <w:r>
+        <w:t>Синхронизирует</w:t>
       </w:r>
       <w:r>
         <w:t xml:space="preserve"> </w:t>
       </w:r>
       <w:r>
-        <w:t xml:space="preserve">в </w:t>
-      </w:r>
-      <w:r>
-        <w:t>радиусе</w:t>
+        <w:t>очередь</w:t>
+      </w:r>
+      <w:r>
+        <w:t xml:space="preserve"> </w:t>
+      </w:r>
+      <w:r>
+        <w:t>действий</w:t>
+      </w:r>
+      <w:r>
+        <w:t xml:space="preserve"> </w:t>
+      </w:r>
+      <w:r>
+        <w:t>и</w:t>
+      </w:r>
+      <w:r>
+        <w:t xml:space="preserve"> </w:t>
+      </w:r>
+      <w:r>
+        <w:t>кэш</w:t>
+      </w:r>
+      <w:r>
+        <w:t xml:space="preserve"> </w:t>
+      </w:r>
+      <w:r>
+        <w:t>объектов</w:t>
+      </w:r>
+      <w:r>
+        <w:t xml:space="preserve"> </w:t>
+      </w:r>
+      <w:r>
+        <w:t>при</w:t>
+      </w:r>
+      <w:r>
+        <w:t xml:space="preserve"> </w:t>
+      </w:r>
+      <w:r>
+        <w:t>появлении</w:t>
+      </w:r>
+      <w:r>
+        <w:t xml:space="preserve"> </w:t>
+      </w:r>
+      <w:r>
+        <w:t>сети</w:t>
       </w:r>
       <w:r>
         <w:t>)</w:t>
@@ -562,399 +937,49 @@
         <w:rPr>
           <w:lang w:val="en-US"/>
         </w:rPr>
-        <w:t>GetEmergencyToiletsUseCase</w:t>
-      </w:r>
-      <w:proofErr w:type="spellEnd"/>
-      <w:r>
-        <w:t>.</w:t>
-      </w:r>
-      <w:r>
-        <w:rPr>
-          <w:lang w:val="en-US"/>
-        </w:rPr>
-        <w:t>kt</w:t>
-      </w:r>
-      <w:r>
-        <w:t xml:space="preserve"> (</w:t>
-      </w:r>
-      <w:r>
-        <w:t>«Режим отчаяния»: 3 ближайших туалета с деталями</w:t>
-      </w:r>
-      <w:r>
-        <w:t>)</w:t>
-      </w:r>
-    </w:p>
-    <w:p>
-      <w:pPr>
-        <w:pStyle w:val="a7"/>
-        <w:numPr>
-          <w:ilvl w:val="2"/>
-          <w:numId w:val="2"/>
-        </w:numPr>
-      </w:pPr>
-      <w:proofErr w:type="spellStart"/>
-      <w:r>
-        <w:rPr>
-          <w:lang w:val="en-US"/>
+        <w:t>GetFilteredPointsUseCase</w:t>
+      </w:r>
+      <w:proofErr w:type="spellEnd"/>
+      <w:r>
+        <w:t xml:space="preserve"> </w:t>
+      </w:r>
+      <w:r>
+        <w:t>(Применяет</w:t>
+      </w:r>
+      <w:r>
+        <w:t xml:space="preserve"> </w:t>
+      </w:r>
+      <w:r>
+        <w:t>фильтры</w:t>
+      </w:r>
+      <w:r>
+        <w:t xml:space="preserve"> </w:t>
+      </w:r>
+      <w:r>
+        <w:t>к</w:t>
+      </w:r>
+      <w:r>
+        <w:t xml:space="preserve"> </w:t>
+      </w:r>
+      <w:r>
+        <w:t>списку</w:t>
+      </w:r>
+      <w:r>
+        <w:t xml:space="preserve"> </w:t>
+      </w:r>
+      <w:r>
+        <w:t>точек)</w:t>
+      </w:r>
+    </w:p>
+    <w:p>
+      <w:pPr>
+        <w:jc w:val="center"/>
+      </w:pPr>
+      <w:r>
+        <w:rPr>
+          <w:noProof/>
         </w:rPr>
         <w:lastRenderedPageBreak/>
-        <w:t>AddPointUseCase</w:t>
-      </w:r>
-      <w:proofErr w:type="spellEnd"/>
-      <w:r>
-        <w:t>.</w:t>
-      </w:r>
-      <w:r>
-        <w:rPr>
-          <w:lang w:val="en-US"/>
-        </w:rPr>
-        <w:t>kt</w:t>
-      </w:r>
-      <w:r>
-        <w:t xml:space="preserve"> (</w:t>
-      </w:r>
-      <w:r>
-        <w:t>Валидирует и добавляет новую точку (в т.ч. офлайн в очередь</w:t>
-      </w:r>
-      <w:r>
-        <w:t>))</w:t>
-      </w:r>
-    </w:p>
-    <w:p>
-      <w:pPr>
-        <w:pStyle w:val="a7"/>
-        <w:numPr>
-          <w:ilvl w:val="2"/>
-          <w:numId w:val="2"/>
-        </w:numPr>
-      </w:pPr>
-      <w:proofErr w:type="spellStart"/>
-      <w:r>
-        <w:rPr>
-          <w:lang w:val="en-US"/>
-        </w:rPr>
-        <w:t>ConfirmPointUseCase</w:t>
-      </w:r>
-      <w:proofErr w:type="spellEnd"/>
-      <w:r>
-        <w:t>.</w:t>
-      </w:r>
-      <w:r>
-        <w:rPr>
-          <w:lang w:val="en-US"/>
-        </w:rPr>
-        <w:t>kt</w:t>
-      </w:r>
-      <w:r>
-        <w:t xml:space="preserve"> (</w:t>
-      </w:r>
-      <w:r>
-        <w:t>Подтверждает/оспаривает статус точки</w:t>
-      </w:r>
-      <w:r>
-        <w:t>)</w:t>
-      </w:r>
-    </w:p>
-    <w:p>
-      <w:pPr>
-        <w:pStyle w:val="a7"/>
-        <w:numPr>
-          <w:ilvl w:val="2"/>
-          <w:numId w:val="2"/>
-        </w:numPr>
-      </w:pPr>
-      <w:proofErr w:type="spellStart"/>
-      <w:r>
-        <w:rPr>
-          <w:lang w:val="en-US"/>
-        </w:rPr>
-        <w:t>BuildComfortRouteUseCase</w:t>
-      </w:r>
-      <w:proofErr w:type="spellEnd"/>
-      <w:r>
-        <w:t>.</w:t>
-      </w:r>
-      <w:r>
-        <w:rPr>
-          <w:lang w:val="en-US"/>
-        </w:rPr>
-        <w:t>kt</w:t>
-      </w:r>
-      <w:r>
-        <w:t xml:space="preserve"> (</w:t>
-      </w:r>
-      <w:r>
-        <w:t>Строит</w:t>
-      </w:r>
-      <w:r>
-        <w:t xml:space="preserve"> </w:t>
-      </w:r>
-      <w:r>
-        <w:t>маршрут</w:t>
-      </w:r>
-      <w:r>
-        <w:t xml:space="preserve"> </w:t>
-      </w:r>
-      <w:r>
-        <w:t>с</w:t>
-      </w:r>
-      <w:r>
-        <w:t xml:space="preserve"> </w:t>
-      </w:r>
-      <w:r>
-        <w:rPr>
-          <w:lang w:val="en-US"/>
-        </w:rPr>
-        <w:t>waypoints</w:t>
-      </w:r>
-      <w:r>
-        <w:t xml:space="preserve"> (</w:t>
-      </w:r>
-      <w:r>
-        <w:t>лавки</w:t>
-      </w:r>
-      <w:r>
-        <w:t>/</w:t>
-      </w:r>
-      <w:r>
-        <w:t>туалеты</w:t>
-      </w:r>
-      <w:r>
-        <w:t>)</w:t>
-      </w:r>
-      <w:r>
-        <w:t>)</w:t>
-      </w:r>
-    </w:p>
-    <w:p>
-      <w:pPr>
-        <w:pStyle w:val="a7"/>
-        <w:numPr>
-          <w:ilvl w:val="2"/>
-          <w:numId w:val="2"/>
-        </w:numPr>
-      </w:pPr>
-      <w:proofErr w:type="spellStart"/>
-      <w:r>
-        <w:rPr>
-          <w:lang w:val="en-US"/>
-        </w:rPr>
-        <w:t>ParseTextQueryUseCase</w:t>
-      </w:r>
-      <w:proofErr w:type="spellEnd"/>
-      <w:r>
-        <w:t>.</w:t>
-      </w:r>
-      <w:r>
-        <w:rPr>
-          <w:lang w:val="en-US"/>
-        </w:rPr>
-        <w:t>kt</w:t>
-      </w:r>
-      <w:r>
-        <w:t xml:space="preserve"> (</w:t>
-      </w:r>
-      <w:r>
-        <w:t>Превращает</w:t>
-      </w:r>
-      <w:r>
-        <w:t xml:space="preserve"> </w:t>
-      </w:r>
-      <w:r>
-        <w:t>свободный</w:t>
-      </w:r>
-      <w:r>
-        <w:t xml:space="preserve"> </w:t>
-      </w:r>
-      <w:r>
-        <w:t>текст</w:t>
-      </w:r>
-      <w:r>
-        <w:t xml:space="preserve"> </w:t>
-      </w:r>
-      <w:r>
-        <w:t>в</w:t>
-      </w:r>
-      <w:r>
-        <w:t xml:space="preserve"> </w:t>
-      </w:r>
-      <w:proofErr w:type="spellStart"/>
-      <w:r>
-        <w:rPr>
-          <w:lang w:val="en-US"/>
-        </w:rPr>
-        <w:t>SearchQuery</w:t>
-      </w:r>
-      <w:proofErr w:type="spellEnd"/>
-      <w:r>
-        <w:t xml:space="preserve"> (</w:t>
-      </w:r>
-      <w:r>
-        <w:rPr>
-          <w:lang w:val="en-US"/>
-        </w:rPr>
-        <w:t>LLM</w:t>
-      </w:r>
-      <w:r>
-        <w:t xml:space="preserve"> + </w:t>
-      </w:r>
-      <w:proofErr w:type="spellStart"/>
-      <w:r>
-        <w:t>фолбэк</w:t>
-      </w:r>
-      <w:proofErr w:type="spellEnd"/>
-      <w:r>
-        <w:t>)</w:t>
-      </w:r>
-      <w:r>
-        <w:t>)</w:t>
-      </w:r>
-    </w:p>
-    <w:p>
-      <w:pPr>
-        <w:pStyle w:val="a7"/>
-        <w:numPr>
-          <w:ilvl w:val="2"/>
-          <w:numId w:val="2"/>
-        </w:numPr>
-      </w:pPr>
-      <w:proofErr w:type="spellStart"/>
-      <w:r>
-        <w:rPr>
-          <w:lang w:val="en-US"/>
-        </w:rPr>
-        <w:t>SyncOfflineDataUseCase</w:t>
-      </w:r>
-      <w:proofErr w:type="spellEnd"/>
-      <w:r>
-        <w:t>.</w:t>
-      </w:r>
-      <w:r>
-        <w:rPr>
-          <w:lang w:val="en-US"/>
-        </w:rPr>
-        <w:t>kt</w:t>
-      </w:r>
-      <w:r>
-        <w:t xml:space="preserve"> (</w:t>
-      </w:r>
-      <w:r>
-        <w:t>Синхронизирует</w:t>
-      </w:r>
-      <w:r>
-        <w:t xml:space="preserve"> </w:t>
-      </w:r>
-      <w:r>
-        <w:t>очередь</w:t>
-      </w:r>
-      <w:r>
-        <w:t xml:space="preserve"> </w:t>
-      </w:r>
-      <w:r>
-        <w:t>действий</w:t>
-      </w:r>
-      <w:r>
-        <w:t xml:space="preserve"> </w:t>
-      </w:r>
-      <w:r>
-        <w:t>и</w:t>
-      </w:r>
-      <w:r>
-        <w:t xml:space="preserve"> </w:t>
-      </w:r>
-      <w:r>
-        <w:t>кэш</w:t>
-      </w:r>
-      <w:r>
-        <w:t xml:space="preserve"> </w:t>
-      </w:r>
-      <w:r>
-        <w:t>объектов</w:t>
-      </w:r>
-      <w:r>
-        <w:t xml:space="preserve"> </w:t>
-      </w:r>
-      <w:r>
-        <w:t>при</w:t>
-      </w:r>
-      <w:r>
-        <w:t xml:space="preserve"> </w:t>
-      </w:r>
-      <w:r>
-        <w:t>появлении</w:t>
-      </w:r>
-      <w:r>
-        <w:t xml:space="preserve"> </w:t>
-      </w:r>
-      <w:r>
-        <w:t>сети</w:t>
-      </w:r>
-      <w:r>
-        <w:t>)</w:t>
-      </w:r>
-    </w:p>
-    <w:p>
-      <w:pPr>
-        <w:pStyle w:val="a7"/>
-        <w:numPr>
-          <w:ilvl w:val="2"/>
-          <w:numId w:val="2"/>
-        </w:numPr>
-      </w:pPr>
-      <w:proofErr w:type="spellStart"/>
-      <w:r>
-        <w:rPr>
-          <w:lang w:val="en-US"/>
-        </w:rPr>
-        <w:t>GetFilteredPointsUseCase</w:t>
-      </w:r>
-      <w:proofErr w:type="spellEnd"/>
-      <w:r>
-        <w:t xml:space="preserve"> </w:t>
-      </w:r>
-      <w:r>
-        <w:t>(</w:t>
-      </w:r>
-      <w:r>
-        <w:t>Применяет</w:t>
-      </w:r>
-      <w:r>
-        <w:t xml:space="preserve"> </w:t>
-      </w:r>
-      <w:r>
-        <w:t>фильтры</w:t>
-      </w:r>
-      <w:r>
-        <w:t xml:space="preserve"> </w:t>
-      </w:r>
-      <w:r>
-        <w:t>к</w:t>
-      </w:r>
-      <w:r>
-        <w:t xml:space="preserve"> </w:t>
-      </w:r>
-      <w:r>
-        <w:t>списку</w:t>
-      </w:r>
-      <w:r>
-        <w:t xml:space="preserve"> </w:t>
-      </w:r>
-      <w:r>
-        <w:t>точек</w:t>
-      </w:r>
-      <w:r>
-        <w:t>)</w:t>
-      </w:r>
-    </w:p>
-    <w:p/>
-    <w:p>
-      <w:pPr>
-        <w:jc w:val="center"/>
-      </w:pPr>
-      <w:r>
-        <w:rPr>
-          <w:noProof/>
-        </w:rPr>
         <w:drawing>
           <wp:inline distT="0" distB="0" distL="0" distR="0" wp14:anchorId="10430058" wp14:editId="7570DCD9">
             <wp:extent cx="4698139" cy="5648325"/>
@@ -973,7 +998,7 @@
                     </pic:cNvPicPr>
                   </pic:nvPicPr>
                   <pic:blipFill>
-                    <a:blip r:embed="rId5">
+                    <a:blip r:embed="rId6">
                       <a:extLst>
                         <a:ext uri="{28A0092B-C50C-407E-A947-70E740481C1C}">
                           <a14:useLocalDpi xmlns:a14="http://schemas.microsoft.com/office/drawing/2010/main" val="0"/>
@@ -1010,23 +1035,545 @@
         <w:jc w:val="center"/>
       </w:pPr>
       <w:r>
+        <w:t xml:space="preserve">Рисунок </w:t>
+      </w:r>
+      <w:r>
+        <w:t>3</w:t>
+      </w:r>
+      <w:r>
+        <w:t xml:space="preserve">. – Диаграмма классов в </w:t>
+      </w:r>
+      <w:r>
+        <w:rPr>
+          <w:lang w:val="en-US"/>
+        </w:rPr>
+        <w:t>domain</w:t>
+      </w:r>
+      <w:r>
+        <w:t xml:space="preserve"> </w:t>
+      </w:r>
+      <w:r>
+        <w:t>слое.</w:t>
+      </w:r>
+    </w:p>
+    <w:p>
+      <w:pPr>
+        <w:pStyle w:val="a7"/>
+        <w:numPr>
+          <w:ilvl w:val="0"/>
+          <w:numId w:val="2"/>
+        </w:numPr>
+      </w:pPr>
+      <w:r>
+        <w:t xml:space="preserve">Структура </w:t>
+      </w:r>
+      <w:r>
+        <w:rPr>
+          <w:lang w:val="en-US"/>
+        </w:rPr>
+        <w:t>data</w:t>
+      </w:r>
+      <w:r>
+        <w:t xml:space="preserve"> слоя:</w:t>
+      </w:r>
+    </w:p>
+    <w:p>
+      <w:pPr>
+        <w:pStyle w:val="a7"/>
+        <w:numPr>
+          <w:ilvl w:val="1"/>
+          <w:numId w:val="2"/>
+        </w:numPr>
+        <w:rPr>
+          <w:lang w:val="en-US"/>
+        </w:rPr>
+      </w:pPr>
+      <w:r>
+        <w:rPr>
+          <w:lang w:val="en-US"/>
+        </w:rPr>
+        <w:t>local (Room)</w:t>
+      </w:r>
+    </w:p>
+    <w:p>
+      <w:pPr>
+        <w:pStyle w:val="a7"/>
+        <w:numPr>
+          <w:ilvl w:val="2"/>
+          <w:numId w:val="2"/>
+        </w:numPr>
+        <w:rPr>
+          <w:lang w:val="en-US"/>
+        </w:rPr>
+      </w:pPr>
+      <w:proofErr w:type="spellStart"/>
+      <w:r>
+        <w:rPr>
+          <w:lang w:val="en-US"/>
+        </w:rPr>
+        <w:t>db</w:t>
+      </w:r>
+      <w:proofErr w:type="spellEnd"/>
+      <w:r>
+        <w:rPr>
+          <w:lang w:val="en-US"/>
+        </w:rPr>
+        <w:t>/</w:t>
+      </w:r>
+      <w:proofErr w:type="spellStart"/>
+      <w:r>
+        <w:rPr>
+          <w:lang w:val="en-US"/>
+        </w:rPr>
+        <w:t>AppDatabase.kt</w:t>
+      </w:r>
+      <w:proofErr w:type="spellEnd"/>
+    </w:p>
+    <w:p>
+      <w:pPr>
+        <w:pStyle w:val="a7"/>
+        <w:numPr>
+          <w:ilvl w:val="2"/>
+          <w:numId w:val="2"/>
+        </w:numPr>
+        <w:rPr>
+          <w:lang w:val="en-US"/>
+        </w:rPr>
+      </w:pPr>
+      <w:r>
+        <w:rPr>
+          <w:lang w:val="en-US"/>
+        </w:rPr>
+        <w:t>dao/</w:t>
+      </w:r>
+      <w:proofErr w:type="spellStart"/>
+      <w:r>
+        <w:rPr>
+          <w:lang w:val="en-US"/>
+        </w:rPr>
+        <w:t>PointDao.kt</w:t>
+      </w:r>
+      <w:proofErr w:type="spellEnd"/>
+    </w:p>
+    <w:p>
+      <w:pPr>
+        <w:pStyle w:val="a7"/>
+        <w:numPr>
+          <w:ilvl w:val="2"/>
+          <w:numId w:val="2"/>
+        </w:numPr>
+        <w:rPr>
+          <w:lang w:val="en-US"/>
+        </w:rPr>
+      </w:pPr>
+      <w:r>
+        <w:rPr>
+          <w:lang w:val="en-US"/>
+        </w:rPr>
+        <w:t>entity/</w:t>
+      </w:r>
+      <w:proofErr w:type="spellStart"/>
+      <w:r>
+        <w:rPr>
+          <w:lang w:val="en-US"/>
+        </w:rPr>
+        <w:t>PointEntity.kt</w:t>
+      </w:r>
+      <w:proofErr w:type="spellEnd"/>
+    </w:p>
+    <w:p>
+      <w:pPr>
+        <w:pStyle w:val="a7"/>
+        <w:numPr>
+          <w:ilvl w:val="2"/>
+          <w:numId w:val="2"/>
+        </w:numPr>
+        <w:rPr>
+          <w:lang w:val="en-US"/>
+        </w:rPr>
+      </w:pPr>
+      <w:r>
+        <w:rPr>
+          <w:lang w:val="en-US"/>
+        </w:rPr>
+        <w:t>mapper/</w:t>
+      </w:r>
+      <w:proofErr w:type="spellStart"/>
+      <w:r>
+        <w:rPr>
+          <w:lang w:val="en-US"/>
+        </w:rPr>
+        <w:t>PointMapper.kt</w:t>
+      </w:r>
+      <w:proofErr w:type="spellEnd"/>
+    </w:p>
+    <w:p>
+      <w:pPr>
+        <w:pStyle w:val="a7"/>
+        <w:numPr>
+          <w:ilvl w:val="1"/>
+          <w:numId w:val="2"/>
+        </w:numPr>
+        <w:rPr>
+          <w:lang w:val="en-US"/>
+        </w:rPr>
+      </w:pPr>
+      <w:r>
+        <w:rPr>
+          <w:lang w:val="en-US"/>
+        </w:rPr>
+        <w:t xml:space="preserve">remote </w:t>
+      </w:r>
+      <w:r>
+        <w:t>(</w:t>
+      </w:r>
+      <w:r>
+        <w:rPr>
+          <w:lang w:val="en-US"/>
+        </w:rPr>
+        <w:t>Retrofit</w:t>
+      </w:r>
+      <w:r>
+        <w:t>)</w:t>
+      </w:r>
+    </w:p>
+    <w:p>
+      <w:pPr>
+        <w:pStyle w:val="a7"/>
+        <w:numPr>
+          <w:ilvl w:val="2"/>
+          <w:numId w:val="2"/>
+        </w:numPr>
+        <w:rPr>
+          <w:lang w:val="en-US"/>
+        </w:rPr>
+      </w:pPr>
+      <w:proofErr w:type="spellStart"/>
+      <w:r>
+        <w:rPr>
+          <w:lang w:val="en-US"/>
+        </w:rPr>
+        <w:t>api</w:t>
+      </w:r>
+      <w:proofErr w:type="spellEnd"/>
+      <w:r>
+        <w:rPr>
+          <w:lang w:val="en-US"/>
+        </w:rPr>
+        <w:t>/</w:t>
+      </w:r>
+      <w:proofErr w:type="spellStart"/>
+      <w:r>
+        <w:rPr>
+          <w:lang w:val="en-US"/>
+        </w:rPr>
+        <w:t>OverpassApi.kt</w:t>
+      </w:r>
+      <w:proofErr w:type="spellEnd"/>
+    </w:p>
+    <w:p>
+      <w:pPr>
+        <w:pStyle w:val="a7"/>
+        <w:numPr>
+          <w:ilvl w:val="2"/>
+          <w:numId w:val="2"/>
+        </w:numPr>
+        <w:rPr>
+          <w:lang w:val="en-US"/>
+        </w:rPr>
+      </w:pPr>
+      <w:proofErr w:type="spellStart"/>
+      <w:r>
+        <w:rPr>
+          <w:lang w:val="en-US"/>
+        </w:rPr>
+        <w:t>api</w:t>
+      </w:r>
+      <w:proofErr w:type="spellEnd"/>
+      <w:r>
+        <w:rPr>
+          <w:lang w:val="en-US"/>
+        </w:rPr>
+        <w:t>/</w:t>
+      </w:r>
+      <w:proofErr w:type="spellStart"/>
+      <w:r>
+        <w:rPr>
+          <w:lang w:val="en-US"/>
+        </w:rPr>
+        <w:t>BackendApi.kt</w:t>
+      </w:r>
+      <w:proofErr w:type="spellEnd"/>
+    </w:p>
+    <w:p>
+      <w:pPr>
+        <w:pStyle w:val="a7"/>
+        <w:numPr>
+          <w:ilvl w:val="2"/>
+          <w:numId w:val="2"/>
+        </w:numPr>
+        <w:rPr>
+          <w:lang w:val="en-US"/>
+        </w:rPr>
+      </w:pPr>
+      <w:proofErr w:type="spellStart"/>
+      <w:r>
+        <w:rPr>
+          <w:lang w:val="en-US"/>
+        </w:rPr>
+        <w:t>api</w:t>
+      </w:r>
+      <w:proofErr w:type="spellEnd"/>
+      <w:r>
+        <w:rPr>
+          <w:lang w:val="en-US"/>
+        </w:rPr>
+        <w:t>/</w:t>
+      </w:r>
+      <w:proofErr w:type="spellStart"/>
+      <w:r>
+        <w:rPr>
+          <w:lang w:val="en-US"/>
+        </w:rPr>
+        <w:t>LlmApi.kt</w:t>
+      </w:r>
+      <w:proofErr w:type="spellEnd"/>
+    </w:p>
+    <w:p>
+      <w:pPr>
+        <w:pStyle w:val="a7"/>
+        <w:numPr>
+          <w:ilvl w:val="2"/>
+          <w:numId w:val="2"/>
+        </w:numPr>
+        <w:rPr>
+          <w:lang w:val="en-US"/>
+        </w:rPr>
+      </w:pPr>
+      <w:proofErr w:type="spellStart"/>
+      <w:r>
+        <w:rPr>
+          <w:lang w:val="en-US"/>
+        </w:rPr>
         <w:lastRenderedPageBreak/>
-        <w:t xml:space="preserve">Рисунок 1. – Диаграмма классов в </w:t>
-      </w:r>
-      <w:r>
-        <w:rPr>
-          <w:lang w:val="en-US"/>
-        </w:rPr>
-        <w:t>domain</w:t>
-      </w:r>
-      <w:r>
-        <w:t xml:space="preserve"> </w:t>
-      </w:r>
-      <w:r>
-        <w:t>слое.</w:t>
-      </w:r>
-    </w:p>
-    <w:p/>
+        <w:t>dto</w:t>
+      </w:r>
+      <w:proofErr w:type="spellEnd"/>
+      <w:r>
+        <w:rPr>
+          <w:lang w:val="en-US"/>
+        </w:rPr>
+        <w:t>/</w:t>
+      </w:r>
+      <w:r>
+        <w:t>…</w:t>
+      </w:r>
+    </w:p>
+    <w:p>
+      <w:pPr>
+        <w:pStyle w:val="a7"/>
+        <w:numPr>
+          <w:ilvl w:val="2"/>
+          <w:numId w:val="2"/>
+        </w:numPr>
+        <w:rPr>
+          <w:lang w:val="en-US"/>
+        </w:rPr>
+      </w:pPr>
+      <w:r>
+        <w:rPr>
+          <w:lang w:val="en-US"/>
+        </w:rPr>
+        <w:t>mapper/</w:t>
+      </w:r>
+      <w:r>
+        <w:t>…</w:t>
+      </w:r>
+    </w:p>
+    <w:p>
+      <w:pPr>
+        <w:pStyle w:val="a7"/>
+        <w:numPr>
+          <w:ilvl w:val="1"/>
+          <w:numId w:val="2"/>
+        </w:numPr>
+        <w:rPr>
+          <w:lang w:val="en-US"/>
+        </w:rPr>
+      </w:pPr>
+      <w:r>
+        <w:rPr>
+          <w:lang w:val="en-US"/>
+        </w:rPr>
+        <w:t xml:space="preserve">repository </w:t>
+      </w:r>
+      <w:r>
+        <w:t>(</w:t>
+      </w:r>
+      <w:proofErr w:type="spellStart"/>
+      <w:r>
+        <w:rPr>
+          <w:lang w:val="en-US"/>
+        </w:rPr>
+        <w:t>Реализации</w:t>
+      </w:r>
+      <w:proofErr w:type="spellEnd"/>
+      <w:r>
+        <w:t>)</w:t>
+      </w:r>
+    </w:p>
+    <w:p>
+      <w:pPr>
+        <w:pStyle w:val="a7"/>
+        <w:numPr>
+          <w:ilvl w:val="2"/>
+          <w:numId w:val="2"/>
+        </w:numPr>
+        <w:rPr>
+          <w:lang w:val="en-US"/>
+        </w:rPr>
+      </w:pPr>
+      <w:proofErr w:type="spellStart"/>
+      <w:r>
+        <w:rPr>
+          <w:lang w:val="en-US"/>
+        </w:rPr>
+        <w:t>PointRepositoryImpl.kt</w:t>
+      </w:r>
+      <w:proofErr w:type="spellEnd"/>
+    </w:p>
+    <w:p>
+      <w:pPr>
+        <w:pStyle w:val="a7"/>
+        <w:numPr>
+          <w:ilvl w:val="2"/>
+          <w:numId w:val="2"/>
+        </w:numPr>
+        <w:rPr>
+          <w:lang w:val="en-US"/>
+        </w:rPr>
+      </w:pPr>
+      <w:proofErr w:type="spellStart"/>
+      <w:r>
+        <w:rPr>
+          <w:lang w:val="en-US"/>
+        </w:rPr>
+        <w:t>UserRepositoryImpl.kt</w:t>
+      </w:r>
+      <w:proofErr w:type="spellEnd"/>
+    </w:p>
+    <w:p>
+      <w:pPr>
+        <w:pStyle w:val="a7"/>
+        <w:numPr>
+          <w:ilvl w:val="2"/>
+          <w:numId w:val="2"/>
+        </w:numPr>
+        <w:rPr>
+          <w:lang w:val="en-US"/>
+        </w:rPr>
+      </w:pPr>
+      <w:proofErr w:type="spellStart"/>
+      <w:r>
+        <w:rPr>
+          <w:lang w:val="en-US"/>
+        </w:rPr>
+        <w:t>RouteRepositoryImpl.kt</w:t>
+      </w:r>
+      <w:proofErr w:type="spellEnd"/>
+    </w:p>
+    <w:p>
+      <w:pPr>
+        <w:pStyle w:val="a7"/>
+        <w:numPr>
+          <w:ilvl w:val="2"/>
+          <w:numId w:val="2"/>
+        </w:numPr>
+        <w:rPr>
+          <w:lang w:val="en-US"/>
+        </w:rPr>
+      </w:pPr>
+      <w:proofErr w:type="spellStart"/>
+      <w:r>
+        <w:rPr>
+          <w:lang w:val="en-US"/>
+        </w:rPr>
+        <w:t>LocationRepositoryImpl.kt</w:t>
+      </w:r>
+      <w:proofErr w:type="spellEnd"/>
+    </w:p>
+    <w:p>
+      <w:pPr>
+        <w:pStyle w:val="a7"/>
+        <w:numPr>
+          <w:ilvl w:val="2"/>
+          <w:numId w:val="2"/>
+        </w:numPr>
+        <w:rPr>
+          <w:lang w:val="en-US"/>
+        </w:rPr>
+      </w:pPr>
+      <w:proofErr w:type="spellStart"/>
+      <w:r>
+        <w:rPr>
+          <w:lang w:val="en-US"/>
+        </w:rPr>
+        <w:t>AiAssistantRepositoryImpl.kt</w:t>
+      </w:r>
+      <w:proofErr w:type="spellEnd"/>
+    </w:p>
+    <w:p>
+      <w:pPr>
+        <w:pStyle w:val="a7"/>
+        <w:numPr>
+          <w:ilvl w:val="1"/>
+          <w:numId w:val="2"/>
+        </w:numPr>
+        <w:rPr>
+          <w:lang w:val="en-US"/>
+        </w:rPr>
+      </w:pPr>
+      <w:r>
+        <w:rPr>
+          <w:lang w:val="en-US"/>
+        </w:rPr>
+        <w:t>worker</w:t>
+      </w:r>
+    </w:p>
+    <w:p>
+      <w:pPr>
+        <w:pStyle w:val="a7"/>
+        <w:numPr>
+          <w:ilvl w:val="2"/>
+          <w:numId w:val="2"/>
+        </w:numPr>
+        <w:rPr>
+          <w:lang w:val="en-US"/>
+        </w:rPr>
+      </w:pPr>
+      <w:proofErr w:type="spellStart"/>
+      <w:r>
+        <w:rPr>
+          <w:lang w:val="en-US"/>
+        </w:rPr>
+        <w:t>SyncWorker.kt</w:t>
+      </w:r>
+      <w:proofErr w:type="spellEnd"/>
+      <w:r>
+        <w:rPr>
+          <w:lang w:val="en-US"/>
+        </w:rPr>
+        <w:t xml:space="preserve">         # </w:t>
+      </w:r>
+      <w:proofErr w:type="spellStart"/>
+      <w:r>
+        <w:rPr>
+          <w:lang w:val="en-US"/>
+        </w:rPr>
+        <w:t>WorkManager</w:t>
+      </w:r>
+      <w:proofErr w:type="spellEnd"/>
+    </w:p>
     <w:p>
       <w:pPr>
         <w:pStyle w:val="a7"/>
@@ -1034,6 +1581,9 @@
           <w:ilvl w:val="0"/>
           <w:numId w:val="2"/>
         </w:numPr>
+        <w:rPr>
+          <w:lang w:val="en-US"/>
+        </w:rPr>
       </w:pPr>
       <w:r>
         <w:t xml:space="preserve">Структура </w:t>
@@ -1042,10 +1592,10 @@
         <w:rPr>
           <w:lang w:val="en-US"/>
         </w:rPr>
-        <w:t>data</w:t>
-      </w:r>
-      <w:r>
-        <w:t xml:space="preserve"> слоя:</w:t>
+        <w:t xml:space="preserve">presentation </w:t>
+      </w:r>
+      <w:r>
+        <w:t>слоя:</w:t>
       </w:r>
     </w:p>
     <w:p>
@@ -1063,44 +1613,128 @@
         <w:rPr>
           <w:lang w:val="en-US"/>
         </w:rPr>
-        <w:t>local</w:t>
-      </w:r>
-      <w:r>
-        <w:rPr>
-          <w:lang w:val="en-US"/>
-        </w:rPr>
-        <w:t xml:space="preserve"> (</w:t>
-      </w:r>
-      <w:r>
-        <w:rPr>
-          <w:lang w:val="en-US"/>
-        </w:rPr>
-        <w:t>Room</w:t>
-      </w:r>
-      <w:r>
-        <w:rPr>
-          <w:lang w:val="en-US"/>
-        </w:rPr>
-        <w:t>)</w:t>
-      </w:r>
-    </w:p>
-    <w:p>
-      <w:pPr>
-        <w:pStyle w:val="a7"/>
-        <w:numPr>
-          <w:ilvl w:val="2"/>
-          <w:numId w:val="2"/>
-        </w:numPr>
-        <w:rPr>
-          <w:lang w:val="en-US"/>
-        </w:rPr>
-      </w:pPr>
-      <w:proofErr w:type="spellStart"/>
-      <w:r>
-        <w:rPr>
-          <w:lang w:val="en-US"/>
-        </w:rPr>
-        <w:t>db</w:t>
+        <w:t>map/</w:t>
+      </w:r>
+      <w:proofErr w:type="spellStart"/>
+      <w:r>
+        <w:rPr>
+          <w:lang w:val="en-US"/>
+        </w:rPr>
+        <w:t>MapScreen.kt</w:t>
+      </w:r>
+      <w:proofErr w:type="spellEnd"/>
+      <w:r>
+        <w:rPr>
+          <w:lang w:val="en-US"/>
+        </w:rPr>
+        <w:t xml:space="preserve"> + </w:t>
+      </w:r>
+      <w:proofErr w:type="spellStart"/>
+      <w:r>
+        <w:rPr>
+          <w:lang w:val="en-US"/>
+        </w:rPr>
+        <w:t>MapViewModel.kt</w:t>
+      </w:r>
+      <w:proofErr w:type="spellEnd"/>
+    </w:p>
+    <w:p>
+      <w:pPr>
+        <w:pStyle w:val="a7"/>
+        <w:numPr>
+          <w:ilvl w:val="1"/>
+          <w:numId w:val="2"/>
+        </w:numPr>
+        <w:rPr>
+          <w:lang w:val="en-US"/>
+        </w:rPr>
+      </w:pPr>
+      <w:r>
+        <w:rPr>
+          <w:lang w:val="en-US"/>
+        </w:rPr>
+        <w:t>search/</w:t>
+      </w:r>
+      <w:proofErr w:type="spellStart"/>
+      <w:r>
+        <w:rPr>
+          <w:lang w:val="en-US"/>
+        </w:rPr>
+        <w:t>SearchScreen.kt</w:t>
+      </w:r>
+      <w:proofErr w:type="spellEnd"/>
+      <w:r>
+        <w:rPr>
+          <w:lang w:val="en-US"/>
+        </w:rPr>
+        <w:t xml:space="preserve"> + </w:t>
+      </w:r>
+      <w:proofErr w:type="spellStart"/>
+      <w:r>
+        <w:rPr>
+          <w:lang w:val="en-US"/>
+        </w:rPr>
+        <w:t>SearchViewModel.kt</w:t>
+      </w:r>
+      <w:proofErr w:type="spellEnd"/>
+    </w:p>
+    <w:p>
+      <w:pPr>
+        <w:pStyle w:val="a7"/>
+        <w:numPr>
+          <w:ilvl w:val="1"/>
+          <w:numId w:val="2"/>
+        </w:numPr>
+        <w:rPr>
+          <w:lang w:val="en-US"/>
+        </w:rPr>
+      </w:pPr>
+      <w:r>
+        <w:rPr>
+          <w:lang w:val="en-US"/>
+        </w:rPr>
+        <w:t>emergency/</w:t>
+      </w:r>
+      <w:proofErr w:type="spellStart"/>
+      <w:r>
+        <w:rPr>
+          <w:lang w:val="en-US"/>
+        </w:rPr>
+        <w:t>EmergencyScreen.kt</w:t>
+      </w:r>
+      <w:proofErr w:type="spellEnd"/>
+      <w:r>
+        <w:rPr>
+          <w:lang w:val="en-US"/>
+        </w:rPr>
+        <w:t xml:space="preserve"> + </w:t>
+      </w:r>
+      <w:proofErr w:type="spellStart"/>
+      <w:r>
+        <w:rPr>
+          <w:lang w:val="en-US"/>
+        </w:rPr>
+        <w:t>EmergencyViewModel.kt</w:t>
+      </w:r>
+      <w:proofErr w:type="spellEnd"/>
+    </w:p>
+    <w:p>
+      <w:pPr>
+        <w:pStyle w:val="a7"/>
+        <w:numPr>
+          <w:ilvl w:val="1"/>
+          <w:numId w:val="2"/>
+        </w:numPr>
+        <w:rPr>
+          <w:lang w:val="en-US"/>
+        </w:rPr>
+      </w:pPr>
+      <w:proofErr w:type="spellStart"/>
+      <w:r>
+        <w:rPr>
+          <w:lang w:val="en-US"/>
+        </w:rPr>
+        <w:t>addpoint</w:t>
       </w:r>
       <w:proofErr w:type="spellEnd"/>
       <w:r>
@@ -1114,85 +1748,21 @@
         <w:rPr>
           <w:lang w:val="en-US"/>
         </w:rPr>
-        <w:t>AppDatabase.kt</w:t>
-      </w:r>
-      <w:proofErr w:type="spellEnd"/>
-    </w:p>
-    <w:p>
-      <w:pPr>
-        <w:pStyle w:val="a7"/>
-        <w:numPr>
-          <w:ilvl w:val="2"/>
-          <w:numId w:val="2"/>
-        </w:numPr>
-        <w:rPr>
-          <w:lang w:val="en-US"/>
-        </w:rPr>
-      </w:pPr>
-      <w:r>
-        <w:rPr>
-          <w:lang w:val="en-US"/>
-        </w:rPr>
-        <w:t>dao/</w:t>
-      </w:r>
-      <w:proofErr w:type="spellStart"/>
-      <w:r>
-        <w:rPr>
-          <w:lang w:val="en-US"/>
-        </w:rPr>
-        <w:t>PointDao.kt</w:t>
-      </w:r>
-      <w:proofErr w:type="spellEnd"/>
-    </w:p>
-    <w:p>
-      <w:pPr>
-        <w:pStyle w:val="a7"/>
-        <w:numPr>
-          <w:ilvl w:val="2"/>
-          <w:numId w:val="2"/>
-        </w:numPr>
-        <w:rPr>
-          <w:lang w:val="en-US"/>
-        </w:rPr>
-      </w:pPr>
-      <w:r>
-        <w:rPr>
-          <w:lang w:val="en-US"/>
-        </w:rPr>
-        <w:t>entity/</w:t>
-      </w:r>
-      <w:proofErr w:type="spellStart"/>
-      <w:r>
-        <w:rPr>
-          <w:lang w:val="en-US"/>
-        </w:rPr>
-        <w:t>PointEntity.kt</w:t>
-      </w:r>
-      <w:proofErr w:type="spellEnd"/>
-    </w:p>
-    <w:p>
-      <w:pPr>
-        <w:pStyle w:val="a7"/>
-        <w:numPr>
-          <w:ilvl w:val="2"/>
-          <w:numId w:val="2"/>
-        </w:numPr>
-        <w:rPr>
-          <w:lang w:val="en-US"/>
-        </w:rPr>
-      </w:pPr>
-      <w:r>
-        <w:rPr>
-          <w:lang w:val="en-US"/>
-        </w:rPr>
-        <w:t>mapper/</w:t>
-      </w:r>
-      <w:proofErr w:type="spellStart"/>
-      <w:r>
-        <w:rPr>
-          <w:lang w:val="en-US"/>
-        </w:rPr>
-        <w:t>PointMapper.kt</w:t>
+        <w:t>AddPointScreen.kt</w:t>
+      </w:r>
+      <w:proofErr w:type="spellEnd"/>
+      <w:r>
+        <w:rPr>
+          <w:lang w:val="en-US"/>
+        </w:rPr>
+        <w:t xml:space="preserve"> + </w:t>
+      </w:r>
+      <w:proofErr w:type="spellStart"/>
+      <w:r>
+        <w:rPr>
+          <w:lang w:val="en-US"/>
+        </w:rPr>
+        <w:t>AddPointViewModel.kt</w:t>
       </w:r>
       <w:proofErr w:type="spellEnd"/>
     </w:p>
@@ -1211,172 +1781,30 @@
         <w:rPr>
           <w:lang w:val="en-US"/>
         </w:rPr>
-        <w:t xml:space="preserve">remote </w:t>
-      </w:r>
-      <w:r>
-        <w:t>(</w:t>
-      </w:r>
-      <w:r>
-        <w:rPr>
-          <w:lang w:val="en-US"/>
-        </w:rPr>
-        <w:t>Retrofit</w:t>
-      </w:r>
-      <w:r>
-        <w:t>)</w:t>
-      </w:r>
-    </w:p>
-    <w:p>
-      <w:pPr>
-        <w:pStyle w:val="a7"/>
-        <w:numPr>
-          <w:ilvl w:val="2"/>
-          <w:numId w:val="2"/>
-        </w:numPr>
-        <w:rPr>
-          <w:lang w:val="en-US"/>
-        </w:rPr>
-      </w:pPr>
-      <w:proofErr w:type="spellStart"/>
-      <w:r>
-        <w:rPr>
-          <w:lang w:val="en-US"/>
-        </w:rPr>
-        <w:t>api</w:t>
-      </w:r>
-      <w:proofErr w:type="spellEnd"/>
-      <w:r>
-        <w:rPr>
-          <w:lang w:val="en-US"/>
-        </w:rPr>
-        <w:t>/</w:t>
-      </w:r>
-      <w:proofErr w:type="spellStart"/>
-      <w:r>
-        <w:rPr>
-          <w:lang w:val="en-US"/>
-        </w:rPr>
-        <w:t>OverpassApi.kt</w:t>
-      </w:r>
-      <w:proofErr w:type="spellEnd"/>
-    </w:p>
-    <w:p>
-      <w:pPr>
-        <w:pStyle w:val="a7"/>
-        <w:numPr>
-          <w:ilvl w:val="2"/>
-          <w:numId w:val="2"/>
-        </w:numPr>
-        <w:rPr>
-          <w:lang w:val="en-US"/>
-        </w:rPr>
-      </w:pPr>
-      <w:proofErr w:type="spellStart"/>
-      <w:r>
-        <w:rPr>
-          <w:lang w:val="en-US"/>
-        </w:rPr>
-        <w:t>api</w:t>
-      </w:r>
-      <w:proofErr w:type="spellEnd"/>
-      <w:r>
-        <w:rPr>
-          <w:lang w:val="en-US"/>
-        </w:rPr>
-        <w:t>/</w:t>
-      </w:r>
-      <w:proofErr w:type="spellStart"/>
-      <w:r>
-        <w:rPr>
-          <w:lang w:val="en-US"/>
-        </w:rPr>
-        <w:t>BackendApi.kt</w:t>
-      </w:r>
-      <w:proofErr w:type="spellEnd"/>
-    </w:p>
-    <w:p>
-      <w:pPr>
-        <w:pStyle w:val="a7"/>
-        <w:numPr>
-          <w:ilvl w:val="2"/>
-          <w:numId w:val="2"/>
-        </w:numPr>
-        <w:rPr>
-          <w:lang w:val="en-US"/>
-        </w:rPr>
-      </w:pPr>
-      <w:proofErr w:type="spellStart"/>
-      <w:r>
-        <w:rPr>
-          <w:lang w:val="en-US"/>
-        </w:rPr>
-        <w:t>api</w:t>
-      </w:r>
-      <w:proofErr w:type="spellEnd"/>
-      <w:r>
-        <w:rPr>
-          <w:lang w:val="en-US"/>
-        </w:rPr>
-        <w:t>/</w:t>
-      </w:r>
-      <w:proofErr w:type="spellStart"/>
-      <w:r>
-        <w:rPr>
-          <w:lang w:val="en-US"/>
-        </w:rPr>
-        <w:t>LlmApi.kt</w:t>
-      </w:r>
-      <w:proofErr w:type="spellEnd"/>
-    </w:p>
-    <w:p>
-      <w:pPr>
-        <w:pStyle w:val="a7"/>
-        <w:numPr>
-          <w:ilvl w:val="2"/>
-          <w:numId w:val="2"/>
-        </w:numPr>
-        <w:rPr>
-          <w:lang w:val="en-US"/>
-        </w:rPr>
-      </w:pPr>
-      <w:proofErr w:type="spellStart"/>
-      <w:r>
-        <w:rPr>
-          <w:lang w:val="en-US"/>
-        </w:rPr>
-        <w:t>dto</w:t>
-      </w:r>
-      <w:proofErr w:type="spellEnd"/>
-      <w:r>
-        <w:rPr>
-          <w:lang w:val="en-US"/>
-        </w:rPr>
-        <w:t>/</w:t>
-      </w:r>
-      <w:r>
-        <w:t>…</w:t>
-      </w:r>
-    </w:p>
-    <w:p>
-      <w:pPr>
-        <w:pStyle w:val="a7"/>
-        <w:numPr>
-          <w:ilvl w:val="2"/>
-          <w:numId w:val="2"/>
-        </w:numPr>
-        <w:rPr>
-          <w:lang w:val="en-US"/>
-        </w:rPr>
-      </w:pPr>
-      <w:r>
-        <w:rPr>
-          <w:lang w:val="en-US"/>
-        </w:rPr>
-        <w:t>mapper/</w:t>
-      </w:r>
-      <w:r>
-        <w:t>…</w:t>
-      </w:r>
+        <w:t>route/</w:t>
+      </w:r>
+      <w:proofErr w:type="spellStart"/>
+      <w:r>
+        <w:rPr>
+          <w:lang w:val="en-US"/>
+        </w:rPr>
+        <w:t>RouteScreen.kt</w:t>
+      </w:r>
+      <w:proofErr w:type="spellEnd"/>
+      <w:r>
+        <w:rPr>
+          <w:lang w:val="en-US"/>
+        </w:rPr>
+        <w:t xml:space="preserve"> + </w:t>
+      </w:r>
+      <w:proofErr w:type="spellStart"/>
+      <w:r>
+        <w:rPr>
+          <w:lang w:val="en-US"/>
+        </w:rPr>
+        <w:t>RouteViewModel.kt</w:t>
+      </w:r>
+      <w:proofErr w:type="spellEnd"/>
     </w:p>
     <w:p>
       <w:pPr>
@@ -1393,122 +1821,54 @@
         <w:rPr>
           <w:lang w:val="en-US"/>
         </w:rPr>
-        <w:t xml:space="preserve">repository </w:t>
-      </w:r>
-      <w:r>
-        <w:t>(</w:t>
-      </w:r>
-      <w:proofErr w:type="spellStart"/>
-      <w:r>
-        <w:rPr>
-          <w:lang w:val="en-US"/>
-        </w:rPr>
-        <w:t>Реализации</w:t>
-      </w:r>
-      <w:proofErr w:type="spellEnd"/>
-      <w:r>
-        <w:t>)</w:t>
-      </w:r>
-    </w:p>
-    <w:p>
-      <w:pPr>
-        <w:pStyle w:val="a7"/>
-        <w:numPr>
-          <w:ilvl w:val="2"/>
-          <w:numId w:val="2"/>
-        </w:numPr>
-        <w:rPr>
-          <w:lang w:val="en-US"/>
-        </w:rPr>
-      </w:pPr>
-      <w:proofErr w:type="spellStart"/>
-      <w:r>
-        <w:rPr>
-          <w:lang w:val="en-US"/>
-        </w:rPr>
-        <w:t>PointRepositoryImpl.kt</w:t>
-      </w:r>
-      <w:proofErr w:type="spellEnd"/>
-    </w:p>
-    <w:p>
-      <w:pPr>
-        <w:pStyle w:val="a7"/>
-        <w:numPr>
-          <w:ilvl w:val="2"/>
-          <w:numId w:val="2"/>
-        </w:numPr>
-        <w:rPr>
-          <w:lang w:val="en-US"/>
-        </w:rPr>
-      </w:pPr>
-      <w:proofErr w:type="spellStart"/>
-      <w:r>
-        <w:rPr>
-          <w:lang w:val="en-US"/>
-        </w:rPr>
-        <w:t>UserRepositoryImpl.kt</w:t>
-      </w:r>
-      <w:proofErr w:type="spellEnd"/>
-    </w:p>
-    <w:p>
-      <w:pPr>
-        <w:pStyle w:val="a7"/>
-        <w:numPr>
-          <w:ilvl w:val="2"/>
-          <w:numId w:val="2"/>
-        </w:numPr>
-        <w:rPr>
-          <w:lang w:val="en-US"/>
-        </w:rPr>
-      </w:pPr>
-      <w:proofErr w:type="spellStart"/>
-      <w:r>
-        <w:rPr>
-          <w:lang w:val="en-US"/>
-        </w:rPr>
-        <w:t>RouteRepositoryImpl.kt</w:t>
-      </w:r>
-      <w:proofErr w:type="spellEnd"/>
-    </w:p>
-    <w:p>
-      <w:pPr>
-        <w:pStyle w:val="a7"/>
-        <w:numPr>
-          <w:ilvl w:val="2"/>
-          <w:numId w:val="2"/>
-        </w:numPr>
-        <w:rPr>
-          <w:lang w:val="en-US"/>
-        </w:rPr>
-      </w:pPr>
-      <w:proofErr w:type="spellStart"/>
-      <w:r>
-        <w:rPr>
-          <w:lang w:val="en-US"/>
-        </w:rPr>
-        <w:t>LocationRepositoryImpl.kt</w:t>
-      </w:r>
-      <w:proofErr w:type="spellEnd"/>
-    </w:p>
-    <w:p>
-      <w:pPr>
-        <w:pStyle w:val="a7"/>
-        <w:numPr>
-          <w:ilvl w:val="2"/>
-          <w:numId w:val="2"/>
-        </w:numPr>
-        <w:rPr>
-          <w:lang w:val="en-US"/>
-        </w:rPr>
-      </w:pPr>
-      <w:proofErr w:type="spellStart"/>
-      <w:r>
-        <w:rPr>
-          <w:lang w:val="en-US"/>
-        </w:rPr>
-        <w:t>AiAssistantRepositoryImpl.kt</w:t>
-      </w:r>
-      <w:proofErr w:type="spellEnd"/>
+        <w:t>common/</w:t>
+      </w:r>
+      <w:proofErr w:type="spellStart"/>
+      <w:r>
+        <w:rPr>
+          <w:lang w:val="en-US"/>
+        </w:rPr>
+        <w:t>UiState.kt</w:t>
+      </w:r>
+      <w:proofErr w:type="spellEnd"/>
+      <w:r>
+        <w:rPr>
+          <w:lang w:val="en-US"/>
+        </w:rPr>
+        <w:t xml:space="preserve">, </w:t>
+      </w:r>
+      <w:proofErr w:type="spellStart"/>
+      <w:r>
+        <w:rPr>
+          <w:lang w:val="en-US"/>
+        </w:rPr>
+        <w:t>UiEvent.kt</w:t>
+      </w:r>
+      <w:proofErr w:type="spellEnd"/>
+    </w:p>
+    <w:p>
+      <w:pPr>
+        <w:pStyle w:val="a7"/>
+        <w:numPr>
+          <w:ilvl w:val="0"/>
+          <w:numId w:val="2"/>
+        </w:numPr>
+        <w:rPr>
+          <w:lang w:val="en-US"/>
+        </w:rPr>
+      </w:pPr>
+      <w:r>
+        <w:rPr>
+          <w:lang w:val="en-US"/>
+        </w:rPr>
+        <w:t>Di</w:t>
+      </w:r>
+      <w:r>
+        <w:rPr>
+          <w:lang w:val="en-US"/>
+        </w:rPr>
+        <w:t>:</w:t>
+      </w:r>
     </w:p>
     <w:p>
       <w:pPr>
@@ -1521,360 +1881,11 @@
           <w:lang w:val="en-US"/>
         </w:rPr>
       </w:pPr>
-      <w:r>
-        <w:rPr>
-          <w:lang w:val="en-US"/>
-        </w:rPr>
-        <w:t>worker</w:t>
-      </w:r>
-    </w:p>
-    <w:p>
-      <w:pPr>
-        <w:pStyle w:val="a7"/>
-        <w:numPr>
-          <w:ilvl w:val="2"/>
-          <w:numId w:val="2"/>
-        </w:numPr>
-        <w:rPr>
-          <w:lang w:val="en-US"/>
-        </w:rPr>
-      </w:pPr>
-      <w:proofErr w:type="spellStart"/>
-      <w:r>
-        <w:rPr>
-          <w:lang w:val="en-US"/>
-        </w:rPr>
-        <w:t>SyncWorker.kt</w:t>
-      </w:r>
-      <w:proofErr w:type="spellEnd"/>
-      <w:r>
-        <w:rPr>
-          <w:lang w:val="en-US"/>
-        </w:rPr>
-        <w:t xml:space="preserve">         # </w:t>
-      </w:r>
-      <w:proofErr w:type="spellStart"/>
-      <w:r>
-        <w:rPr>
-          <w:lang w:val="en-US"/>
-        </w:rPr>
-        <w:t>WorkManager</w:t>
-      </w:r>
-      <w:proofErr w:type="spellEnd"/>
-    </w:p>
-    <w:p>
-      <w:pPr>
-        <w:pStyle w:val="a7"/>
-        <w:numPr>
-          <w:ilvl w:val="0"/>
-          <w:numId w:val="2"/>
-        </w:numPr>
-        <w:rPr>
-          <w:lang w:val="en-US"/>
-        </w:rPr>
-      </w:pPr>
-      <w:r>
-        <w:t xml:space="preserve">Структура </w:t>
-      </w:r>
-      <w:r>
-        <w:rPr>
-          <w:lang w:val="en-US"/>
-        </w:rPr>
-        <w:t xml:space="preserve">presentation </w:t>
-      </w:r>
-      <w:r>
-        <w:t>слоя:</w:t>
-      </w:r>
-    </w:p>
-    <w:p>
-      <w:pPr>
-        <w:pStyle w:val="a7"/>
-        <w:numPr>
-          <w:ilvl w:val="1"/>
-          <w:numId w:val="2"/>
-        </w:numPr>
-        <w:rPr>
-          <w:lang w:val="en-US"/>
-        </w:rPr>
-      </w:pPr>
-      <w:r>
-        <w:rPr>
-          <w:lang w:val="en-US"/>
-        </w:rPr>
-        <w:t>map/</w:t>
-      </w:r>
-      <w:proofErr w:type="spellStart"/>
-      <w:r>
-        <w:rPr>
-          <w:lang w:val="en-US"/>
-        </w:rPr>
-        <w:t>MapScreen.kt</w:t>
-      </w:r>
-      <w:proofErr w:type="spellEnd"/>
-      <w:r>
-        <w:rPr>
-          <w:lang w:val="en-US"/>
-        </w:rPr>
-        <w:t xml:space="preserve"> + </w:t>
-      </w:r>
-      <w:proofErr w:type="spellStart"/>
-      <w:r>
-        <w:rPr>
-          <w:lang w:val="en-US"/>
-        </w:rPr>
-        <w:t>MapViewModel.kt</w:t>
-      </w:r>
-      <w:proofErr w:type="spellEnd"/>
-    </w:p>
-    <w:p>
-      <w:pPr>
-        <w:pStyle w:val="a7"/>
-        <w:numPr>
-          <w:ilvl w:val="1"/>
-          <w:numId w:val="2"/>
-        </w:numPr>
-        <w:rPr>
-          <w:lang w:val="en-US"/>
-        </w:rPr>
-      </w:pPr>
-      <w:r>
-        <w:rPr>
-          <w:lang w:val="en-US"/>
-        </w:rPr>
-        <w:t>search/</w:t>
-      </w:r>
-      <w:proofErr w:type="spellStart"/>
-      <w:r>
-        <w:rPr>
-          <w:lang w:val="en-US"/>
-        </w:rPr>
-        <w:t>SearchScreen.kt</w:t>
-      </w:r>
-      <w:proofErr w:type="spellEnd"/>
-      <w:r>
-        <w:rPr>
-          <w:lang w:val="en-US"/>
-        </w:rPr>
-        <w:t xml:space="preserve"> + </w:t>
-      </w:r>
-      <w:proofErr w:type="spellStart"/>
-      <w:r>
-        <w:rPr>
-          <w:lang w:val="en-US"/>
-        </w:rPr>
-        <w:t>SearchViewModel.kt</w:t>
-      </w:r>
-      <w:proofErr w:type="spellEnd"/>
-    </w:p>
-    <w:p>
-      <w:pPr>
-        <w:pStyle w:val="a7"/>
-        <w:numPr>
-          <w:ilvl w:val="1"/>
-          <w:numId w:val="2"/>
-        </w:numPr>
-        <w:rPr>
-          <w:lang w:val="en-US"/>
-        </w:rPr>
-      </w:pPr>
-      <w:r>
-        <w:rPr>
-          <w:lang w:val="en-US"/>
-        </w:rPr>
-        <w:t>emergency/</w:t>
-      </w:r>
-      <w:proofErr w:type="spellStart"/>
-      <w:r>
-        <w:rPr>
-          <w:lang w:val="en-US"/>
-        </w:rPr>
-        <w:t>EmergencyScreen.kt</w:t>
-      </w:r>
-      <w:proofErr w:type="spellEnd"/>
-      <w:r>
-        <w:rPr>
-          <w:lang w:val="en-US"/>
-        </w:rPr>
-        <w:t xml:space="preserve"> + </w:t>
-      </w:r>
-      <w:proofErr w:type="spellStart"/>
-      <w:r>
-        <w:rPr>
-          <w:lang w:val="en-US"/>
-        </w:rPr>
-        <w:t>EmergencyViewModel.kt</w:t>
-      </w:r>
-      <w:proofErr w:type="spellEnd"/>
-    </w:p>
-    <w:p>
-      <w:pPr>
-        <w:pStyle w:val="a7"/>
-        <w:numPr>
-          <w:ilvl w:val="1"/>
-          <w:numId w:val="2"/>
-        </w:numPr>
-        <w:rPr>
-          <w:lang w:val="en-US"/>
-        </w:rPr>
-      </w:pPr>
-      <w:proofErr w:type="spellStart"/>
-      <w:r>
-        <w:rPr>
-          <w:lang w:val="en-US"/>
-        </w:rPr>
-        <w:t>addpoint</w:t>
-      </w:r>
-      <w:proofErr w:type="spellEnd"/>
-      <w:r>
-        <w:rPr>
-          <w:lang w:val="en-US"/>
-        </w:rPr>
-        <w:t>/</w:t>
-      </w:r>
-      <w:proofErr w:type="spellStart"/>
-      <w:r>
-        <w:rPr>
-          <w:lang w:val="en-US"/>
-        </w:rPr>
-        <w:t>AddPointScreen.kt</w:t>
-      </w:r>
-      <w:proofErr w:type="spellEnd"/>
-      <w:r>
-        <w:rPr>
-          <w:lang w:val="en-US"/>
-        </w:rPr>
-        <w:t xml:space="preserve"> + </w:t>
-      </w:r>
-      <w:proofErr w:type="spellStart"/>
-      <w:r>
-        <w:rPr>
-          <w:lang w:val="en-US"/>
-        </w:rPr>
-        <w:t>AddPointViewModel.kt</w:t>
-      </w:r>
-      <w:proofErr w:type="spellEnd"/>
-    </w:p>
-    <w:p>
-      <w:pPr>
-        <w:pStyle w:val="a7"/>
-        <w:numPr>
-          <w:ilvl w:val="1"/>
-          <w:numId w:val="2"/>
-        </w:numPr>
-        <w:rPr>
-          <w:lang w:val="en-US"/>
-        </w:rPr>
-      </w:pPr>
-      <w:r>
-        <w:rPr>
-          <w:lang w:val="en-US"/>
-        </w:rPr>
-        <w:t>route/</w:t>
-      </w:r>
-      <w:proofErr w:type="spellStart"/>
-      <w:r>
-        <w:rPr>
-          <w:lang w:val="en-US"/>
-        </w:rPr>
-        <w:t>RouteScreen.kt</w:t>
-      </w:r>
-      <w:proofErr w:type="spellEnd"/>
-      <w:r>
-        <w:rPr>
-          <w:lang w:val="en-US"/>
-        </w:rPr>
-        <w:t xml:space="preserve"> + </w:t>
-      </w:r>
-      <w:proofErr w:type="spellStart"/>
-      <w:r>
-        <w:rPr>
-          <w:lang w:val="en-US"/>
-        </w:rPr>
-        <w:t>RouteViewModel.kt</w:t>
-      </w:r>
-      <w:proofErr w:type="spellEnd"/>
-    </w:p>
-    <w:p>
-      <w:pPr>
-        <w:pStyle w:val="a7"/>
-        <w:numPr>
-          <w:ilvl w:val="1"/>
-          <w:numId w:val="2"/>
-        </w:numPr>
-        <w:rPr>
-          <w:lang w:val="en-US"/>
-        </w:rPr>
-      </w:pPr>
-      <w:r>
-        <w:rPr>
-          <w:lang w:val="en-US"/>
-        </w:rPr>
-        <w:t>common/</w:t>
-      </w:r>
-      <w:proofErr w:type="spellStart"/>
-      <w:r>
-        <w:rPr>
-          <w:lang w:val="en-US"/>
-        </w:rPr>
-        <w:t>UiState.kt</w:t>
-      </w:r>
-      <w:proofErr w:type="spellEnd"/>
-      <w:r>
-        <w:rPr>
-          <w:lang w:val="en-US"/>
-        </w:rPr>
-        <w:t xml:space="preserve">, </w:t>
-      </w:r>
-      <w:proofErr w:type="spellStart"/>
-      <w:r>
-        <w:rPr>
-          <w:lang w:val="en-US"/>
-        </w:rPr>
-        <w:t>UiEvent.kt</w:t>
-      </w:r>
-      <w:proofErr w:type="spellEnd"/>
-    </w:p>
-    <w:p>
-      <w:pPr>
-        <w:pStyle w:val="a7"/>
-        <w:numPr>
-          <w:ilvl w:val="0"/>
-          <w:numId w:val="2"/>
-        </w:numPr>
-        <w:rPr>
-          <w:lang w:val="en-US"/>
-        </w:rPr>
-      </w:pPr>
-      <w:r>
-        <w:rPr>
-          <w:lang w:val="en-US"/>
-        </w:rPr>
-        <w:t>Di</w:t>
-      </w:r>
-      <w:r>
-        <w:rPr>
-          <w:lang w:val="en-US"/>
-        </w:rPr>
-        <w:t>:</w:t>
-      </w:r>
-    </w:p>
-    <w:p>
-      <w:pPr>
-        <w:pStyle w:val="a7"/>
-        <w:numPr>
-          <w:ilvl w:val="1"/>
-          <w:numId w:val="2"/>
-        </w:numPr>
-        <w:rPr>
-          <w:lang w:val="en-US"/>
-        </w:rPr>
-      </w:pPr>
-      <w:proofErr w:type="spellStart"/>
-      <w:r>
-        <w:rPr>
-          <w:lang w:val="en-US"/>
-        </w:rPr>
-        <w:lastRenderedPageBreak/>
+      <w:proofErr w:type="spellStart"/>
+      <w:r>
+        <w:rPr>
+          <w:lang w:val="en-US"/>
+        </w:rPr>
         <w:t>DatabaseModule.kt</w:t>
       </w:r>
       <w:proofErr w:type="spellEnd"/>
@@ -2844,6 +2855,7 @@
   <w:style w:type="character" w:default="1" w:styleId="a0">
     <w:name w:val="Default Paragraph Font"/>
     <w:uiPriority w:val="1"/>
+    <w:semiHidden/>
     <w:unhideWhenUsed/>
   </w:style>
   <w:style w:type="table" w:default="1" w:styleId="a1">
@@ -3032,6 +3044,7 @@
       <w:numPr>
         <w:ilvl w:val="1"/>
       </w:numPr>
+      <w:ind w:firstLine="709"/>
     </w:pPr>
     <w:rPr>
       <w:rFonts w:eastAsiaTheme="majorEastAsia" w:cstheme="majorBidi"/>

--- a/docs/04-architecture.docx
+++ b/docs/04-architecture.docx
@@ -10,7 +10,13 @@
         </w:rPr>
       </w:pPr>
       <w:r>
-        <w:t>Архитектура приложения</w:t>
+        <w:t>Архитектура</w:t>
+      </w:r>
+      <w:r>
+        <w:t xml:space="preserve"> </w:t>
+      </w:r>
+      <w:r>
+        <w:t>приложения</w:t>
       </w:r>
     </w:p>
     <w:p>
@@ -22,7 +28,31 @@
         </w:numPr>
       </w:pPr>
       <w:r>
-        <w:t>Диаграмма слоев с направлением зависимостей.</w:t>
+        <w:t>Диаграмма</w:t>
+      </w:r>
+      <w:r>
+        <w:t xml:space="preserve"> </w:t>
+      </w:r>
+      <w:r>
+        <w:t>слоев</w:t>
+      </w:r>
+      <w:r>
+        <w:t xml:space="preserve"> </w:t>
+      </w:r>
+      <w:r>
+        <w:t>с</w:t>
+      </w:r>
+      <w:r>
+        <w:t xml:space="preserve"> </w:t>
+      </w:r>
+      <w:r>
+        <w:t>направлением</w:t>
+      </w:r>
+      <w:r>
+        <w:t xml:space="preserve"> </w:t>
+      </w:r>
+      <w:r>
+        <w:t>зависимостей.</w:t>
       </w:r>
     </w:p>
     <w:p>
@@ -95,7 +125,31 @@
         <w:jc w:val="center"/>
       </w:pPr>
       <w:r>
-        <w:t>Рисунок 2. – Диаграмма слоев.</w:t>
+        <w:t>Рисунок</w:t>
+      </w:r>
+      <w:r>
+        <w:t xml:space="preserve"> </w:t>
+      </w:r>
+      <w:r>
+        <w:t>2.</w:t>
+      </w:r>
+      <w:r>
+        <w:t xml:space="preserve"> </w:t>
+      </w:r>
+      <w:r>
+        <w:t>–</w:t>
+      </w:r>
+      <w:r>
+        <w:t xml:space="preserve"> </w:t>
+      </w:r>
+      <w:r>
+        <w:t>Диаграмма</w:t>
+      </w:r>
+      <w:r>
+        <w:t xml:space="preserve"> </w:t>
+      </w:r>
+      <w:r>
+        <w:t>слоев.</w:t>
       </w:r>
     </w:p>
     <w:p>
@@ -107,7 +161,13 @@
         </w:numPr>
       </w:pPr>
       <w:r>
-        <w:t>Диаграмма компонентов</w:t>
+        <w:t>Диаграмма</w:t>
+      </w:r>
+      <w:r>
+        <w:t xml:space="preserve"> </w:t>
+      </w:r>
+      <w:r>
+        <w:t>компонентов</w:t>
       </w:r>
       <w:r>
         <w:t>.</w:t>
@@ -140,13 +200,22 @@
         </w:numPr>
       </w:pPr>
       <w:r>
-        <w:t xml:space="preserve">Структура </w:t>
-      </w:r>
-      <w:r>
-        <w:rPr>
-          <w:lang w:val="en-US"/>
-        </w:rPr>
-        <w:t xml:space="preserve">domain </w:t>
+        <w:t>Структура</w:t>
+      </w:r>
+      <w:r>
+        <w:t xml:space="preserve"> </w:t>
+      </w:r>
+      <w:r>
+        <w:rPr>
+          <w:lang w:val="en-US"/>
+        </w:rPr>
+        <w:t>domain</w:t>
+      </w:r>
+      <w:r>
+        <w:rPr>
+          <w:lang w:val="en-US"/>
+        </w:rPr>
+        <w:t xml:space="preserve"> </w:t>
       </w:r>
       <w:r>
         <w:t>слоя:</w:t>
@@ -176,7 +245,10 @@
         <w:t>odel</w:t>
       </w:r>
       <w:r>
-        <w:t xml:space="preserve"> (</w:t>
+        <w:t xml:space="preserve"> </w:t>
+      </w:r>
+      <w:r>
+        <w:t>(</w:t>
       </w:r>
       <w:r>
         <w:rPr>
@@ -202,14 +274,12 @@
           <w:lang w:val="en-US"/>
         </w:rPr>
       </w:pPr>
-      <w:proofErr w:type="spellStart"/>
       <w:r>
         <w:rPr>
           <w:lang w:val="en-US"/>
         </w:rPr>
         <w:t>Point.kt</w:t>
       </w:r>
-      <w:proofErr w:type="spellEnd"/>
     </w:p>
     <w:p>
       <w:pPr>
@@ -222,14 +292,12 @@
           <w:lang w:val="en-US"/>
         </w:rPr>
       </w:pPr>
-      <w:proofErr w:type="spellStart"/>
       <w:r>
         <w:rPr>
           <w:lang w:val="en-US"/>
         </w:rPr>
         <w:t>PointType.kt</w:t>
       </w:r>
-      <w:proofErr w:type="spellEnd"/>
     </w:p>
     <w:p>
       <w:pPr>
@@ -242,14 +310,12 @@
           <w:lang w:val="en-US"/>
         </w:rPr>
       </w:pPr>
-      <w:proofErr w:type="spellStart"/>
       <w:r>
         <w:rPr>
           <w:lang w:val="en-US"/>
         </w:rPr>
         <w:t>PointAttribute.kt</w:t>
       </w:r>
-      <w:proofErr w:type="spellEnd"/>
     </w:p>
     <w:p>
       <w:pPr>
@@ -262,14 +328,12 @@
           <w:lang w:val="en-US"/>
         </w:rPr>
       </w:pPr>
-      <w:proofErr w:type="spellStart"/>
       <w:r>
         <w:rPr>
           <w:lang w:val="en-US"/>
         </w:rPr>
         <w:t>Confirmation.kt</w:t>
       </w:r>
-      <w:proofErr w:type="spellEnd"/>
     </w:p>
     <w:p>
       <w:pPr>
@@ -282,14 +346,12 @@
           <w:lang w:val="en-US"/>
         </w:rPr>
       </w:pPr>
-      <w:proofErr w:type="spellStart"/>
       <w:r>
         <w:rPr>
           <w:lang w:val="en-US"/>
         </w:rPr>
         <w:t>UserProfile.kt</w:t>
       </w:r>
-      <w:proofErr w:type="spellEnd"/>
     </w:p>
     <w:p>
       <w:pPr>
@@ -302,14 +364,12 @@
           <w:lang w:val="en-US"/>
         </w:rPr>
       </w:pPr>
-      <w:proofErr w:type="spellStart"/>
       <w:r>
         <w:rPr>
           <w:lang w:val="en-US"/>
         </w:rPr>
         <w:t>SituationProfile.kt</w:t>
       </w:r>
-      <w:proofErr w:type="spellEnd"/>
     </w:p>
     <w:p>
       <w:pPr>
@@ -322,14 +382,12 @@
           <w:lang w:val="en-US"/>
         </w:rPr>
       </w:pPr>
-      <w:proofErr w:type="spellStart"/>
       <w:r>
         <w:rPr>
           <w:lang w:val="en-US"/>
         </w:rPr>
         <w:t>ComfortRoute.kt</w:t>
       </w:r>
-      <w:proofErr w:type="spellEnd"/>
     </w:p>
     <w:p>
       <w:pPr>
@@ -342,14 +400,12 @@
           <w:lang w:val="en-US"/>
         </w:rPr>
       </w:pPr>
-      <w:proofErr w:type="spellStart"/>
       <w:r>
         <w:rPr>
           <w:lang w:val="en-US"/>
         </w:rPr>
         <w:t>SearchQuery.kt</w:t>
       </w:r>
-      <w:proofErr w:type="spellEnd"/>
     </w:p>
     <w:p>
       <w:pPr>
@@ -362,14 +418,12 @@
           <w:lang w:val="en-US"/>
         </w:rPr>
       </w:pPr>
-      <w:proofErr w:type="spellStart"/>
       <w:r>
         <w:rPr>
           <w:lang w:val="en-US"/>
         </w:rPr>
         <w:t>Filter.kt</w:t>
       </w:r>
-      <w:proofErr w:type="spellEnd"/>
     </w:p>
     <w:p>
       <w:pPr>
@@ -398,7 +452,13 @@
         <w:rPr>
           <w:lang w:val="en-US"/>
         </w:rPr>
-        <w:t xml:space="preserve"> (</w:t>
+        <w:t xml:space="preserve"> </w:t>
+      </w:r>
+      <w:r>
+        <w:rPr>
+          <w:lang w:val="en-US"/>
+        </w:rPr>
+        <w:t>(</w:t>
       </w:r>
       <w:r>
         <w:t>Интерфейсы</w:t>
@@ -421,14 +481,12 @@
           <w:lang w:val="en-US"/>
         </w:rPr>
       </w:pPr>
-      <w:proofErr w:type="spellStart"/>
       <w:r>
         <w:rPr>
           <w:lang w:val="en-US"/>
         </w:rPr>
         <w:t>PointRepository.kt</w:t>
       </w:r>
-      <w:proofErr w:type="spellEnd"/>
     </w:p>
     <w:p>
       <w:pPr>
@@ -441,14 +499,12 @@
           <w:lang w:val="en-US"/>
         </w:rPr>
       </w:pPr>
-      <w:proofErr w:type="spellStart"/>
       <w:r>
         <w:rPr>
           <w:lang w:val="en-US"/>
         </w:rPr>
         <w:t>UserRepository.kt</w:t>
       </w:r>
-      <w:proofErr w:type="spellEnd"/>
     </w:p>
     <w:p>
       <w:pPr>
@@ -461,14 +517,12 @@
           <w:lang w:val="en-US"/>
         </w:rPr>
       </w:pPr>
-      <w:proofErr w:type="spellStart"/>
       <w:r>
         <w:rPr>
           <w:lang w:val="en-US"/>
         </w:rPr>
         <w:t>RouteRepository.kt</w:t>
       </w:r>
-      <w:proofErr w:type="spellEnd"/>
     </w:p>
     <w:p>
       <w:pPr>
@@ -481,7 +535,6 @@
           <w:lang w:val="en-US"/>
         </w:rPr>
       </w:pPr>
-      <w:proofErr w:type="spellStart"/>
       <w:r>
         <w:rPr>
           <w:lang w:val="en-US"/>
@@ -489,7 +542,6 @@
         <w:lastRenderedPageBreak/>
         <w:t>LocationRepository.kt</w:t>
       </w:r>
-      <w:proofErr w:type="spellEnd"/>
     </w:p>
     <w:p>
       <w:pPr>
@@ -502,14 +554,5214 @@
           <w:lang w:val="en-US"/>
         </w:rPr>
       </w:pPr>
-      <w:proofErr w:type="spellStart"/>
       <w:r>
         <w:rPr>
           <w:lang w:val="en-US"/>
         </w:rPr>
         <w:t>AiAssistantRepository.kt</w:t>
       </w:r>
-      <w:proofErr w:type="spellEnd"/>
+    </w:p>
+    <w:p>
+      <w:pPr>
+        <w:pStyle w:val="ac"/>
+        <w:pBdr>
+          <w:top w:val="single" w:sz="6" w:space="2" w:color="888888"/>
+          <w:left w:val="single" w:sz="6" w:space="2" w:color="888888"/>
+          <w:bottom w:val="single" w:sz="6" w:space="2" w:color="888888"/>
+          <w:right w:val="single" w:sz="6" w:space="2" w:color="888888"/>
+        </w:pBdr>
+        <w:tabs>
+          <w:tab w:val="left" w:pos="916"/>
+          <w:tab w:val="left" w:pos="1832"/>
+          <w:tab w:val="left" w:pos="2748"/>
+          <w:tab w:val="left" w:pos="3664"/>
+          <w:tab w:val="left" w:pos="4580"/>
+          <w:tab w:val="left" w:pos="5496"/>
+          <w:tab w:val="left" w:pos="6412"/>
+          <w:tab w:val="left" w:pos="7328"/>
+          <w:tab w:val="left" w:pos="8244"/>
+          <w:tab w:val="left" w:pos="9160"/>
+          <w:tab w:val="left" w:pos="10076"/>
+          <w:tab w:val="left" w:pos="10992"/>
+          <w:tab w:val="left" w:pos="11908"/>
+          <w:tab w:val="left" w:pos="12824"/>
+          <w:tab w:val="left" w:pos="13740"/>
+          <w:tab w:val="left" w:pos="14656"/>
+        </w:tabs>
+        <w:spacing w:before="0" w:beforeAutospacing="0" w:after="0" w:afterAutospacing="0"/>
+        <w:divId w:val="1615407957"/>
+        <w:rPr>
+          <w:rFonts w:ascii="Consolas" w:hAnsi="Consolas" w:cs="Courier New"/>
+          <w:sz w:val="17"/>
+          <w:szCs w:val="17"/>
+        </w:rPr>
+      </w:pPr>
+      <w:r>
+        <w:rPr>
+          <w:rFonts w:ascii="Consolas" w:hAnsi="Consolas" w:cs="Courier New"/>
+          <w:sz w:val="17"/>
+          <w:szCs w:val="17"/>
+        </w:rPr>
+        <w:t xml:space="preserve"> 1. </w:t>
+      </w:r>
+      <w:r>
+        <w:rPr>
+          <w:rFonts w:ascii="Consolas" w:hAnsi="Consolas" w:cs="Courier New"/>
+          <w:color w:val="000088"/>
+          <w:sz w:val="17"/>
+          <w:szCs w:val="17"/>
+        </w:rPr>
+        <w:t>interface</w:t>
+      </w:r>
+      <w:r>
+        <w:rPr>
+          <w:rFonts w:ascii="Consolas" w:hAnsi="Consolas" w:cs="Courier New"/>
+          <w:color w:val="000000"/>
+          <w:sz w:val="17"/>
+          <w:szCs w:val="17"/>
+        </w:rPr>
+        <w:t xml:space="preserve"> </w:t>
+      </w:r>
+      <w:r>
+        <w:rPr>
+          <w:rFonts w:ascii="Consolas" w:hAnsi="Consolas" w:cs="Courier New"/>
+          <w:color w:val="660066"/>
+          <w:sz w:val="17"/>
+          <w:szCs w:val="17"/>
+        </w:rPr>
+        <w:t>PointRepository</w:t>
+      </w:r>
+      <w:r>
+        <w:rPr>
+          <w:rFonts w:ascii="Consolas" w:hAnsi="Consolas" w:cs="Courier New"/>
+          <w:color w:val="000000"/>
+          <w:sz w:val="17"/>
+          <w:szCs w:val="17"/>
+        </w:rPr>
+        <w:t xml:space="preserve"> </w:t>
+      </w:r>
+      <w:r>
+        <w:rPr>
+          <w:rFonts w:ascii="Consolas" w:hAnsi="Consolas" w:cs="Courier New"/>
+          <w:color w:val="666600"/>
+          <w:sz w:val="17"/>
+          <w:szCs w:val="17"/>
+        </w:rPr>
+        <w:t>{</w:t>
+      </w:r>
+    </w:p>
+    <w:p>
+      <w:pPr>
+        <w:pStyle w:val="ac"/>
+        <w:pBdr>
+          <w:top w:val="single" w:sz="6" w:space="2" w:color="888888"/>
+          <w:left w:val="single" w:sz="6" w:space="2" w:color="888888"/>
+          <w:bottom w:val="single" w:sz="6" w:space="2" w:color="888888"/>
+          <w:right w:val="single" w:sz="6" w:space="2" w:color="888888"/>
+        </w:pBdr>
+        <w:tabs>
+          <w:tab w:val="left" w:pos="916"/>
+          <w:tab w:val="left" w:pos="1832"/>
+          <w:tab w:val="left" w:pos="2748"/>
+          <w:tab w:val="left" w:pos="3664"/>
+          <w:tab w:val="left" w:pos="4580"/>
+          <w:tab w:val="left" w:pos="5496"/>
+          <w:tab w:val="left" w:pos="6412"/>
+          <w:tab w:val="left" w:pos="7328"/>
+          <w:tab w:val="left" w:pos="8244"/>
+          <w:tab w:val="left" w:pos="9160"/>
+          <w:tab w:val="left" w:pos="10076"/>
+          <w:tab w:val="left" w:pos="10992"/>
+          <w:tab w:val="left" w:pos="11908"/>
+          <w:tab w:val="left" w:pos="12824"/>
+          <w:tab w:val="left" w:pos="13740"/>
+          <w:tab w:val="left" w:pos="14656"/>
+        </w:tabs>
+        <w:spacing w:before="0" w:beforeAutospacing="0" w:after="0" w:afterAutospacing="0"/>
+        <w:divId w:val="1615407957"/>
+        <w:rPr>
+          <w:rFonts w:ascii="Consolas" w:hAnsi="Consolas" w:cs="Courier New"/>
+          <w:sz w:val="17"/>
+          <w:szCs w:val="17"/>
+          <w:lang w:val="en-US"/>
+        </w:rPr>
+      </w:pPr>
+      <w:r>
+        <w:rPr>
+          <w:rFonts w:ascii="Consolas" w:hAnsi="Consolas" w:cs="Courier New"/>
+          <w:sz w:val="17"/>
+          <w:szCs w:val="17"/>
+          <w:lang w:val="en-US"/>
+        </w:rPr>
+        <w:t xml:space="preserve"> </w:t>
+      </w:r>
+      <w:r>
+        <w:rPr>
+          <w:rFonts w:ascii="Consolas" w:hAnsi="Consolas" w:cs="Courier New"/>
+          <w:sz w:val="17"/>
+          <w:szCs w:val="17"/>
+          <w:lang w:val="en-US"/>
+        </w:rPr>
+        <w:t>2.</w:t>
+      </w:r>
+      <w:r>
+        <w:rPr>
+          <w:rFonts w:ascii="Consolas" w:hAnsi="Consolas" w:cs="Courier New"/>
+          <w:sz w:val="17"/>
+          <w:szCs w:val="17"/>
+          <w:lang w:val="en-US"/>
+        </w:rPr>
+        <w:t xml:space="preserve"> </w:t>
+      </w:r>
+      <w:r>
+        <w:rPr>
+          <w:rFonts w:ascii="Consolas" w:hAnsi="Consolas" w:cs="Courier New"/>
+          <w:color w:val="000000"/>
+          <w:sz w:val="17"/>
+          <w:szCs w:val="17"/>
+          <w:lang w:val="en-US"/>
+        </w:rPr>
+        <w:t xml:space="preserve">    </w:t>
+      </w:r>
+      <w:r>
+        <w:rPr>
+          <w:rFonts w:ascii="Consolas" w:hAnsi="Consolas" w:cs="Courier New"/>
+          <w:color w:val="000000"/>
+          <w:sz w:val="17"/>
+          <w:szCs w:val="17"/>
+          <w:lang w:val="en-US"/>
+        </w:rPr>
+        <w:t>fun</w:t>
+      </w:r>
+      <w:r>
+        <w:rPr>
+          <w:rFonts w:ascii="Consolas" w:hAnsi="Consolas" w:cs="Courier New"/>
+          <w:color w:val="000000"/>
+          <w:sz w:val="17"/>
+          <w:szCs w:val="17"/>
+          <w:lang w:val="en-US"/>
+        </w:rPr>
+        <w:t xml:space="preserve"> </w:t>
+      </w:r>
+      <w:proofErr w:type="gramStart"/>
+      <w:r>
+        <w:rPr>
+          <w:rFonts w:ascii="Consolas" w:hAnsi="Consolas" w:cs="Courier New"/>
+          <w:color w:val="000000"/>
+          <w:sz w:val="17"/>
+          <w:szCs w:val="17"/>
+          <w:lang w:val="en-US"/>
+        </w:rPr>
+        <w:t>observePointsInRadius</w:t>
+      </w:r>
+      <w:r>
+        <w:rPr>
+          <w:rFonts w:ascii="Consolas" w:hAnsi="Consolas" w:cs="Courier New"/>
+          <w:color w:val="666600"/>
+          <w:sz w:val="17"/>
+          <w:szCs w:val="17"/>
+          <w:lang w:val="en-US"/>
+        </w:rPr>
+        <w:t>(</w:t>
+      </w:r>
+      <w:proofErr w:type="gramEnd"/>
+      <w:r>
+        <w:rPr>
+          <w:rFonts w:ascii="Consolas" w:hAnsi="Consolas" w:cs="Courier New"/>
+          <w:color w:val="000000"/>
+          <w:sz w:val="17"/>
+          <w:szCs w:val="17"/>
+          <w:lang w:val="en-US"/>
+        </w:rPr>
+        <w:t>center</w:t>
+      </w:r>
+      <w:r>
+        <w:rPr>
+          <w:rFonts w:ascii="Consolas" w:hAnsi="Consolas" w:cs="Courier New"/>
+          <w:color w:val="666600"/>
+          <w:sz w:val="17"/>
+          <w:szCs w:val="17"/>
+          <w:lang w:val="en-US"/>
+        </w:rPr>
+        <w:t>:</w:t>
+      </w:r>
+      <w:r>
+        <w:rPr>
+          <w:rFonts w:ascii="Consolas" w:hAnsi="Consolas" w:cs="Courier New"/>
+          <w:color w:val="000000"/>
+          <w:sz w:val="17"/>
+          <w:szCs w:val="17"/>
+          <w:lang w:val="en-US"/>
+        </w:rPr>
+        <w:t xml:space="preserve"> </w:t>
+      </w:r>
+      <w:r>
+        <w:rPr>
+          <w:rFonts w:ascii="Consolas" w:hAnsi="Consolas" w:cs="Courier New"/>
+          <w:color w:val="660066"/>
+          <w:sz w:val="17"/>
+          <w:szCs w:val="17"/>
+          <w:lang w:val="en-US"/>
+        </w:rPr>
+        <w:t>LatLng</w:t>
+      </w:r>
+      <w:r>
+        <w:rPr>
+          <w:rFonts w:ascii="Consolas" w:hAnsi="Consolas" w:cs="Courier New"/>
+          <w:color w:val="666600"/>
+          <w:sz w:val="17"/>
+          <w:szCs w:val="17"/>
+          <w:lang w:val="en-US"/>
+        </w:rPr>
+        <w:t>,</w:t>
+      </w:r>
+      <w:r>
+        <w:rPr>
+          <w:rFonts w:ascii="Consolas" w:hAnsi="Consolas" w:cs="Courier New"/>
+          <w:color w:val="000000"/>
+          <w:sz w:val="17"/>
+          <w:szCs w:val="17"/>
+          <w:lang w:val="en-US"/>
+        </w:rPr>
+        <w:t xml:space="preserve"> </w:t>
+      </w:r>
+      <w:r>
+        <w:rPr>
+          <w:rFonts w:ascii="Consolas" w:hAnsi="Consolas" w:cs="Courier New"/>
+          <w:color w:val="000000"/>
+          <w:sz w:val="17"/>
+          <w:szCs w:val="17"/>
+          <w:lang w:val="en-US"/>
+        </w:rPr>
+        <w:t>radiusMeters</w:t>
+      </w:r>
+      <w:r>
+        <w:rPr>
+          <w:rFonts w:ascii="Consolas" w:hAnsi="Consolas" w:cs="Courier New"/>
+          <w:color w:val="666600"/>
+          <w:sz w:val="17"/>
+          <w:szCs w:val="17"/>
+          <w:lang w:val="en-US"/>
+        </w:rPr>
+        <w:t>:</w:t>
+      </w:r>
+      <w:r>
+        <w:rPr>
+          <w:rFonts w:ascii="Consolas" w:hAnsi="Consolas" w:cs="Courier New"/>
+          <w:color w:val="000000"/>
+          <w:sz w:val="17"/>
+          <w:szCs w:val="17"/>
+          <w:lang w:val="en-US"/>
+        </w:rPr>
+        <w:t xml:space="preserve"> </w:t>
+      </w:r>
+      <w:r>
+        <w:rPr>
+          <w:rFonts w:ascii="Consolas" w:hAnsi="Consolas" w:cs="Courier New"/>
+          <w:color w:val="660066"/>
+          <w:sz w:val="17"/>
+          <w:szCs w:val="17"/>
+          <w:lang w:val="en-US"/>
+        </w:rPr>
+        <w:t>Int</w:t>
+      </w:r>
+      <w:r>
+        <w:rPr>
+          <w:rFonts w:ascii="Consolas" w:hAnsi="Consolas" w:cs="Courier New"/>
+          <w:color w:val="666600"/>
+          <w:sz w:val="17"/>
+          <w:szCs w:val="17"/>
+          <w:lang w:val="en-US"/>
+        </w:rPr>
+        <w:t>):</w:t>
+      </w:r>
+      <w:r>
+        <w:rPr>
+          <w:rFonts w:ascii="Consolas" w:hAnsi="Consolas" w:cs="Courier New"/>
+          <w:color w:val="000000"/>
+          <w:sz w:val="17"/>
+          <w:szCs w:val="17"/>
+          <w:lang w:val="en-US"/>
+        </w:rPr>
+        <w:t xml:space="preserve"> </w:t>
+      </w:r>
+      <w:r>
+        <w:rPr>
+          <w:rFonts w:ascii="Consolas" w:hAnsi="Consolas" w:cs="Courier New"/>
+          <w:color w:val="660066"/>
+          <w:sz w:val="17"/>
+          <w:szCs w:val="17"/>
+          <w:lang w:val="en-US"/>
+        </w:rPr>
+        <w:t>Flow</w:t>
+      </w:r>
+      <w:r>
+        <w:rPr>
+          <w:rFonts w:ascii="Consolas" w:hAnsi="Consolas" w:cs="Courier New"/>
+          <w:color w:val="666600"/>
+          <w:sz w:val="17"/>
+          <w:szCs w:val="17"/>
+          <w:lang w:val="en-US"/>
+        </w:rPr>
+        <w:t>&lt;</w:t>
+      </w:r>
+      <w:r>
+        <w:rPr>
+          <w:rFonts w:ascii="Consolas" w:hAnsi="Consolas" w:cs="Courier New"/>
+          <w:color w:val="660066"/>
+          <w:sz w:val="17"/>
+          <w:szCs w:val="17"/>
+          <w:lang w:val="en-US"/>
+        </w:rPr>
+        <w:t>List</w:t>
+      </w:r>
+      <w:r>
+        <w:rPr>
+          <w:rFonts w:ascii="Consolas" w:hAnsi="Consolas" w:cs="Courier New"/>
+          <w:color w:val="666600"/>
+          <w:sz w:val="17"/>
+          <w:szCs w:val="17"/>
+          <w:lang w:val="en-US"/>
+        </w:rPr>
+        <w:t>&lt;</w:t>
+      </w:r>
+      <w:r>
+        <w:rPr>
+          <w:rFonts w:ascii="Consolas" w:hAnsi="Consolas" w:cs="Courier New"/>
+          <w:color w:val="660066"/>
+          <w:sz w:val="17"/>
+          <w:szCs w:val="17"/>
+          <w:lang w:val="en-US"/>
+        </w:rPr>
+        <w:t>Point</w:t>
+      </w:r>
+      <w:r>
+        <w:rPr>
+          <w:rFonts w:ascii="Consolas" w:hAnsi="Consolas" w:cs="Courier New"/>
+          <w:color w:val="666600"/>
+          <w:sz w:val="17"/>
+          <w:szCs w:val="17"/>
+          <w:lang w:val="en-US"/>
+        </w:rPr>
+        <w:t>&gt;&gt;</w:t>
+      </w:r>
+    </w:p>
+    <w:p>
+      <w:pPr>
+        <w:pStyle w:val="ac"/>
+        <w:pBdr>
+          <w:top w:val="single" w:sz="6" w:space="2" w:color="888888"/>
+          <w:left w:val="single" w:sz="6" w:space="2" w:color="888888"/>
+          <w:bottom w:val="single" w:sz="6" w:space="2" w:color="888888"/>
+          <w:right w:val="single" w:sz="6" w:space="2" w:color="888888"/>
+        </w:pBdr>
+        <w:tabs>
+          <w:tab w:val="left" w:pos="916"/>
+          <w:tab w:val="left" w:pos="1832"/>
+          <w:tab w:val="left" w:pos="2748"/>
+          <w:tab w:val="left" w:pos="3664"/>
+          <w:tab w:val="left" w:pos="4580"/>
+          <w:tab w:val="left" w:pos="5496"/>
+          <w:tab w:val="left" w:pos="6412"/>
+          <w:tab w:val="left" w:pos="7328"/>
+          <w:tab w:val="left" w:pos="8244"/>
+          <w:tab w:val="left" w:pos="9160"/>
+          <w:tab w:val="left" w:pos="10076"/>
+          <w:tab w:val="left" w:pos="10992"/>
+          <w:tab w:val="left" w:pos="11908"/>
+          <w:tab w:val="left" w:pos="12824"/>
+          <w:tab w:val="left" w:pos="13740"/>
+          <w:tab w:val="left" w:pos="14656"/>
+        </w:tabs>
+        <w:spacing w:before="0" w:beforeAutospacing="0" w:after="0" w:afterAutospacing="0"/>
+        <w:divId w:val="1615407957"/>
+        <w:rPr>
+          <w:rFonts w:ascii="Consolas" w:hAnsi="Consolas" w:cs="Courier New"/>
+          <w:sz w:val="17"/>
+          <w:szCs w:val="17"/>
+          <w:lang w:val="en-US"/>
+        </w:rPr>
+      </w:pPr>
+      <w:r>
+        <w:rPr>
+          <w:rFonts w:ascii="Consolas" w:hAnsi="Consolas" w:cs="Courier New"/>
+          <w:sz w:val="17"/>
+          <w:szCs w:val="17"/>
+          <w:lang w:val="en-US"/>
+        </w:rPr>
+        <w:t xml:space="preserve"> </w:t>
+      </w:r>
+      <w:r>
+        <w:rPr>
+          <w:rFonts w:ascii="Consolas" w:hAnsi="Consolas" w:cs="Courier New"/>
+          <w:sz w:val="17"/>
+          <w:szCs w:val="17"/>
+          <w:lang w:val="en-US"/>
+        </w:rPr>
+        <w:t>3.</w:t>
+      </w:r>
+      <w:r>
+        <w:rPr>
+          <w:rFonts w:ascii="Consolas" w:hAnsi="Consolas" w:cs="Courier New"/>
+          <w:sz w:val="17"/>
+          <w:szCs w:val="17"/>
+          <w:lang w:val="en-US"/>
+        </w:rPr>
+        <w:t xml:space="preserve"> </w:t>
+      </w:r>
+      <w:r>
+        <w:rPr>
+          <w:rFonts w:ascii="Consolas" w:hAnsi="Consolas" w:cs="Courier New"/>
+          <w:color w:val="000000"/>
+          <w:sz w:val="17"/>
+          <w:szCs w:val="17"/>
+          <w:lang w:val="en-US"/>
+        </w:rPr>
+        <w:t xml:space="preserve">    </w:t>
+      </w:r>
+      <w:r>
+        <w:rPr>
+          <w:rFonts w:ascii="Consolas" w:hAnsi="Consolas" w:cs="Courier New"/>
+          <w:color w:val="000000"/>
+          <w:sz w:val="17"/>
+          <w:szCs w:val="17"/>
+          <w:lang w:val="en-US"/>
+        </w:rPr>
+        <w:t>suspend</w:t>
+      </w:r>
+      <w:r>
+        <w:rPr>
+          <w:rFonts w:ascii="Consolas" w:hAnsi="Consolas" w:cs="Courier New"/>
+          <w:color w:val="000000"/>
+          <w:sz w:val="17"/>
+          <w:szCs w:val="17"/>
+          <w:lang w:val="en-US"/>
+        </w:rPr>
+        <w:t xml:space="preserve"> </w:t>
+      </w:r>
+      <w:r>
+        <w:rPr>
+          <w:rFonts w:ascii="Consolas" w:hAnsi="Consolas" w:cs="Courier New"/>
+          <w:color w:val="000000"/>
+          <w:sz w:val="17"/>
+          <w:szCs w:val="17"/>
+          <w:lang w:val="en-US"/>
+        </w:rPr>
+        <w:t>fun</w:t>
+      </w:r>
+      <w:r>
+        <w:rPr>
+          <w:rFonts w:ascii="Consolas" w:hAnsi="Consolas" w:cs="Courier New"/>
+          <w:color w:val="000000"/>
+          <w:sz w:val="17"/>
+          <w:szCs w:val="17"/>
+          <w:lang w:val="en-US"/>
+        </w:rPr>
+        <w:t xml:space="preserve"> </w:t>
+      </w:r>
+      <w:proofErr w:type="gramStart"/>
+      <w:r>
+        <w:rPr>
+          <w:rFonts w:ascii="Consolas" w:hAnsi="Consolas" w:cs="Courier New"/>
+          <w:color w:val="000000"/>
+          <w:sz w:val="17"/>
+          <w:szCs w:val="17"/>
+          <w:lang w:val="en-US"/>
+        </w:rPr>
+        <w:t>findPoints</w:t>
+      </w:r>
+      <w:r>
+        <w:rPr>
+          <w:rFonts w:ascii="Consolas" w:hAnsi="Consolas" w:cs="Courier New"/>
+          <w:color w:val="666600"/>
+          <w:sz w:val="17"/>
+          <w:szCs w:val="17"/>
+          <w:lang w:val="en-US"/>
+        </w:rPr>
+        <w:t>(</w:t>
+      </w:r>
+      <w:proofErr w:type="gramEnd"/>
+      <w:r>
+        <w:rPr>
+          <w:rFonts w:ascii="Consolas" w:hAnsi="Consolas" w:cs="Courier New"/>
+          <w:color w:val="000000"/>
+          <w:sz w:val="17"/>
+          <w:szCs w:val="17"/>
+          <w:lang w:val="en-US"/>
+        </w:rPr>
+        <w:t>query</w:t>
+      </w:r>
+      <w:r>
+        <w:rPr>
+          <w:rFonts w:ascii="Consolas" w:hAnsi="Consolas" w:cs="Courier New"/>
+          <w:color w:val="666600"/>
+          <w:sz w:val="17"/>
+          <w:szCs w:val="17"/>
+          <w:lang w:val="en-US"/>
+        </w:rPr>
+        <w:t>:</w:t>
+      </w:r>
+      <w:r>
+        <w:rPr>
+          <w:rFonts w:ascii="Consolas" w:hAnsi="Consolas" w:cs="Courier New"/>
+          <w:color w:val="000000"/>
+          <w:sz w:val="17"/>
+          <w:szCs w:val="17"/>
+          <w:lang w:val="en-US"/>
+        </w:rPr>
+        <w:t xml:space="preserve"> </w:t>
+      </w:r>
+      <w:r>
+        <w:rPr>
+          <w:rFonts w:ascii="Consolas" w:hAnsi="Consolas" w:cs="Courier New"/>
+          <w:color w:val="660066"/>
+          <w:sz w:val="17"/>
+          <w:szCs w:val="17"/>
+          <w:lang w:val="en-US"/>
+        </w:rPr>
+        <w:t>SearchQuery</w:t>
+      </w:r>
+      <w:r>
+        <w:rPr>
+          <w:rFonts w:ascii="Consolas" w:hAnsi="Consolas" w:cs="Courier New"/>
+          <w:color w:val="666600"/>
+          <w:sz w:val="17"/>
+          <w:szCs w:val="17"/>
+          <w:lang w:val="en-US"/>
+        </w:rPr>
+        <w:t>):</w:t>
+      </w:r>
+      <w:r>
+        <w:rPr>
+          <w:rFonts w:ascii="Consolas" w:hAnsi="Consolas" w:cs="Courier New"/>
+          <w:color w:val="000000"/>
+          <w:sz w:val="17"/>
+          <w:szCs w:val="17"/>
+          <w:lang w:val="en-US"/>
+        </w:rPr>
+        <w:t xml:space="preserve"> </w:t>
+      </w:r>
+      <w:r>
+        <w:rPr>
+          <w:rFonts w:ascii="Consolas" w:hAnsi="Consolas" w:cs="Courier New"/>
+          <w:color w:val="660066"/>
+          <w:sz w:val="17"/>
+          <w:szCs w:val="17"/>
+          <w:lang w:val="en-US"/>
+        </w:rPr>
+        <w:t>Result</w:t>
+      </w:r>
+      <w:r>
+        <w:rPr>
+          <w:rFonts w:ascii="Consolas" w:hAnsi="Consolas" w:cs="Courier New"/>
+          <w:color w:val="666600"/>
+          <w:sz w:val="17"/>
+          <w:szCs w:val="17"/>
+          <w:lang w:val="en-US"/>
+        </w:rPr>
+        <w:t>&lt;</w:t>
+      </w:r>
+      <w:r>
+        <w:rPr>
+          <w:rFonts w:ascii="Consolas" w:hAnsi="Consolas" w:cs="Courier New"/>
+          <w:color w:val="660066"/>
+          <w:sz w:val="17"/>
+          <w:szCs w:val="17"/>
+          <w:lang w:val="en-US"/>
+        </w:rPr>
+        <w:t>List</w:t>
+      </w:r>
+      <w:r>
+        <w:rPr>
+          <w:rFonts w:ascii="Consolas" w:hAnsi="Consolas" w:cs="Courier New"/>
+          <w:color w:val="666600"/>
+          <w:sz w:val="17"/>
+          <w:szCs w:val="17"/>
+          <w:lang w:val="en-US"/>
+        </w:rPr>
+        <w:t>&lt;</w:t>
+      </w:r>
+      <w:r>
+        <w:rPr>
+          <w:rFonts w:ascii="Consolas" w:hAnsi="Consolas" w:cs="Courier New"/>
+          <w:color w:val="660066"/>
+          <w:sz w:val="17"/>
+          <w:szCs w:val="17"/>
+          <w:lang w:val="en-US"/>
+        </w:rPr>
+        <w:t>Point</w:t>
+      </w:r>
+      <w:r>
+        <w:rPr>
+          <w:rFonts w:ascii="Consolas" w:hAnsi="Consolas" w:cs="Courier New"/>
+          <w:color w:val="666600"/>
+          <w:sz w:val="17"/>
+          <w:szCs w:val="17"/>
+          <w:lang w:val="en-US"/>
+        </w:rPr>
+        <w:t>&gt;&gt;</w:t>
+      </w:r>
+    </w:p>
+    <w:p>
+      <w:pPr>
+        <w:pStyle w:val="ac"/>
+        <w:pBdr>
+          <w:top w:val="single" w:sz="6" w:space="2" w:color="888888"/>
+          <w:left w:val="single" w:sz="6" w:space="2" w:color="888888"/>
+          <w:bottom w:val="single" w:sz="6" w:space="2" w:color="888888"/>
+          <w:right w:val="single" w:sz="6" w:space="2" w:color="888888"/>
+        </w:pBdr>
+        <w:tabs>
+          <w:tab w:val="left" w:pos="916"/>
+          <w:tab w:val="left" w:pos="1832"/>
+          <w:tab w:val="left" w:pos="2748"/>
+          <w:tab w:val="left" w:pos="3664"/>
+          <w:tab w:val="left" w:pos="4580"/>
+          <w:tab w:val="left" w:pos="5496"/>
+          <w:tab w:val="left" w:pos="6412"/>
+          <w:tab w:val="left" w:pos="7328"/>
+          <w:tab w:val="left" w:pos="8244"/>
+          <w:tab w:val="left" w:pos="9160"/>
+          <w:tab w:val="left" w:pos="10076"/>
+          <w:tab w:val="left" w:pos="10992"/>
+          <w:tab w:val="left" w:pos="11908"/>
+          <w:tab w:val="left" w:pos="12824"/>
+          <w:tab w:val="left" w:pos="13740"/>
+          <w:tab w:val="left" w:pos="14656"/>
+        </w:tabs>
+        <w:spacing w:before="0" w:beforeAutospacing="0" w:after="0" w:afterAutospacing="0"/>
+        <w:divId w:val="1615407957"/>
+        <w:rPr>
+          <w:rFonts w:ascii="Consolas" w:hAnsi="Consolas" w:cs="Courier New"/>
+          <w:sz w:val="17"/>
+          <w:szCs w:val="17"/>
+          <w:lang w:val="en-US"/>
+        </w:rPr>
+      </w:pPr>
+      <w:r>
+        <w:rPr>
+          <w:rFonts w:ascii="Consolas" w:hAnsi="Consolas" w:cs="Courier New"/>
+          <w:sz w:val="17"/>
+          <w:szCs w:val="17"/>
+          <w:lang w:val="en-US"/>
+        </w:rPr>
+        <w:t xml:space="preserve"> </w:t>
+      </w:r>
+      <w:r>
+        <w:rPr>
+          <w:rFonts w:ascii="Consolas" w:hAnsi="Consolas" w:cs="Courier New"/>
+          <w:sz w:val="17"/>
+          <w:szCs w:val="17"/>
+          <w:lang w:val="en-US"/>
+        </w:rPr>
+        <w:t>4.</w:t>
+      </w:r>
+      <w:r>
+        <w:rPr>
+          <w:rFonts w:ascii="Consolas" w:hAnsi="Consolas" w:cs="Courier New"/>
+          <w:sz w:val="17"/>
+          <w:szCs w:val="17"/>
+          <w:lang w:val="en-US"/>
+        </w:rPr>
+        <w:t xml:space="preserve"> </w:t>
+      </w:r>
+      <w:r>
+        <w:rPr>
+          <w:rFonts w:ascii="Consolas" w:hAnsi="Consolas" w:cs="Courier New"/>
+          <w:color w:val="000000"/>
+          <w:sz w:val="17"/>
+          <w:szCs w:val="17"/>
+          <w:lang w:val="en-US"/>
+        </w:rPr>
+        <w:t xml:space="preserve">    </w:t>
+      </w:r>
+      <w:r>
+        <w:rPr>
+          <w:rFonts w:ascii="Consolas" w:hAnsi="Consolas" w:cs="Courier New"/>
+          <w:color w:val="000000"/>
+          <w:sz w:val="17"/>
+          <w:szCs w:val="17"/>
+          <w:lang w:val="en-US"/>
+        </w:rPr>
+        <w:t>suspend</w:t>
+      </w:r>
+      <w:r>
+        <w:rPr>
+          <w:rFonts w:ascii="Consolas" w:hAnsi="Consolas" w:cs="Courier New"/>
+          <w:color w:val="000000"/>
+          <w:sz w:val="17"/>
+          <w:szCs w:val="17"/>
+          <w:lang w:val="en-US"/>
+        </w:rPr>
+        <w:t xml:space="preserve"> </w:t>
+      </w:r>
+      <w:r>
+        <w:rPr>
+          <w:rFonts w:ascii="Consolas" w:hAnsi="Consolas" w:cs="Courier New"/>
+          <w:color w:val="000000"/>
+          <w:sz w:val="17"/>
+          <w:szCs w:val="17"/>
+          <w:lang w:val="en-US"/>
+        </w:rPr>
+        <w:t>fun</w:t>
+      </w:r>
+      <w:r>
+        <w:rPr>
+          <w:rFonts w:ascii="Consolas" w:hAnsi="Consolas" w:cs="Courier New"/>
+          <w:color w:val="000000"/>
+          <w:sz w:val="17"/>
+          <w:szCs w:val="17"/>
+          <w:lang w:val="en-US"/>
+        </w:rPr>
+        <w:t xml:space="preserve"> </w:t>
+      </w:r>
+      <w:proofErr w:type="gramStart"/>
+      <w:r>
+        <w:rPr>
+          <w:rFonts w:ascii="Consolas" w:hAnsi="Consolas" w:cs="Courier New"/>
+          <w:color w:val="000000"/>
+          <w:sz w:val="17"/>
+          <w:szCs w:val="17"/>
+          <w:lang w:val="en-US"/>
+        </w:rPr>
+        <w:t>getPointById</w:t>
+      </w:r>
+      <w:r>
+        <w:rPr>
+          <w:rFonts w:ascii="Consolas" w:hAnsi="Consolas" w:cs="Courier New"/>
+          <w:color w:val="666600"/>
+          <w:sz w:val="17"/>
+          <w:szCs w:val="17"/>
+          <w:lang w:val="en-US"/>
+        </w:rPr>
+        <w:t>(</w:t>
+      </w:r>
+      <w:proofErr w:type="gramEnd"/>
+      <w:r>
+        <w:rPr>
+          <w:rFonts w:ascii="Consolas" w:hAnsi="Consolas" w:cs="Courier New"/>
+          <w:color w:val="000000"/>
+          <w:sz w:val="17"/>
+          <w:szCs w:val="17"/>
+          <w:lang w:val="en-US"/>
+        </w:rPr>
+        <w:t>id</w:t>
+      </w:r>
+      <w:r>
+        <w:rPr>
+          <w:rFonts w:ascii="Consolas" w:hAnsi="Consolas" w:cs="Courier New"/>
+          <w:color w:val="666600"/>
+          <w:sz w:val="17"/>
+          <w:szCs w:val="17"/>
+          <w:lang w:val="en-US"/>
+        </w:rPr>
+        <w:t>:</w:t>
+      </w:r>
+      <w:r>
+        <w:rPr>
+          <w:rFonts w:ascii="Consolas" w:hAnsi="Consolas" w:cs="Courier New"/>
+          <w:color w:val="000000"/>
+          <w:sz w:val="17"/>
+          <w:szCs w:val="17"/>
+          <w:lang w:val="en-US"/>
+        </w:rPr>
+        <w:t xml:space="preserve"> </w:t>
+      </w:r>
+      <w:r>
+        <w:rPr>
+          <w:rFonts w:ascii="Consolas" w:hAnsi="Consolas" w:cs="Courier New"/>
+          <w:color w:val="660066"/>
+          <w:sz w:val="17"/>
+          <w:szCs w:val="17"/>
+          <w:lang w:val="en-US"/>
+        </w:rPr>
+        <w:t>String</w:t>
+      </w:r>
+      <w:r>
+        <w:rPr>
+          <w:rFonts w:ascii="Consolas" w:hAnsi="Consolas" w:cs="Courier New"/>
+          <w:color w:val="666600"/>
+          <w:sz w:val="17"/>
+          <w:szCs w:val="17"/>
+          <w:lang w:val="en-US"/>
+        </w:rPr>
+        <w:t>):</w:t>
+      </w:r>
+      <w:r>
+        <w:rPr>
+          <w:rFonts w:ascii="Consolas" w:hAnsi="Consolas" w:cs="Courier New"/>
+          <w:color w:val="000000"/>
+          <w:sz w:val="17"/>
+          <w:szCs w:val="17"/>
+          <w:lang w:val="en-US"/>
+        </w:rPr>
+        <w:t xml:space="preserve"> </w:t>
+      </w:r>
+      <w:r>
+        <w:rPr>
+          <w:rFonts w:ascii="Consolas" w:hAnsi="Consolas" w:cs="Courier New"/>
+          <w:color w:val="660066"/>
+          <w:sz w:val="17"/>
+          <w:szCs w:val="17"/>
+          <w:lang w:val="en-US"/>
+        </w:rPr>
+        <w:t>Result</w:t>
+      </w:r>
+      <w:r>
+        <w:rPr>
+          <w:rFonts w:ascii="Consolas" w:hAnsi="Consolas" w:cs="Courier New"/>
+          <w:color w:val="666600"/>
+          <w:sz w:val="17"/>
+          <w:szCs w:val="17"/>
+          <w:lang w:val="en-US"/>
+        </w:rPr>
+        <w:t>&lt;</w:t>
+      </w:r>
+      <w:r>
+        <w:rPr>
+          <w:rFonts w:ascii="Consolas" w:hAnsi="Consolas" w:cs="Courier New"/>
+          <w:color w:val="660066"/>
+          <w:sz w:val="17"/>
+          <w:szCs w:val="17"/>
+          <w:lang w:val="en-US"/>
+        </w:rPr>
+        <w:t>Point</w:t>
+      </w:r>
+      <w:r>
+        <w:rPr>
+          <w:rFonts w:ascii="Consolas" w:hAnsi="Consolas" w:cs="Courier New"/>
+          <w:color w:val="666600"/>
+          <w:sz w:val="17"/>
+          <w:szCs w:val="17"/>
+          <w:lang w:val="en-US"/>
+        </w:rPr>
+        <w:t>?&gt;</w:t>
+      </w:r>
+    </w:p>
+    <w:p>
+      <w:pPr>
+        <w:pStyle w:val="ac"/>
+        <w:pBdr>
+          <w:top w:val="single" w:sz="6" w:space="2" w:color="888888"/>
+          <w:left w:val="single" w:sz="6" w:space="2" w:color="888888"/>
+          <w:bottom w:val="single" w:sz="6" w:space="2" w:color="888888"/>
+          <w:right w:val="single" w:sz="6" w:space="2" w:color="888888"/>
+        </w:pBdr>
+        <w:tabs>
+          <w:tab w:val="left" w:pos="916"/>
+          <w:tab w:val="left" w:pos="1832"/>
+          <w:tab w:val="left" w:pos="2748"/>
+          <w:tab w:val="left" w:pos="3664"/>
+          <w:tab w:val="left" w:pos="4580"/>
+          <w:tab w:val="left" w:pos="5496"/>
+          <w:tab w:val="left" w:pos="6412"/>
+          <w:tab w:val="left" w:pos="7328"/>
+          <w:tab w:val="left" w:pos="8244"/>
+          <w:tab w:val="left" w:pos="9160"/>
+          <w:tab w:val="left" w:pos="10076"/>
+          <w:tab w:val="left" w:pos="10992"/>
+          <w:tab w:val="left" w:pos="11908"/>
+          <w:tab w:val="left" w:pos="12824"/>
+          <w:tab w:val="left" w:pos="13740"/>
+          <w:tab w:val="left" w:pos="14656"/>
+        </w:tabs>
+        <w:spacing w:before="0" w:beforeAutospacing="0" w:after="0" w:afterAutospacing="0"/>
+        <w:divId w:val="1615407957"/>
+        <w:rPr>
+          <w:rFonts w:ascii="Consolas" w:hAnsi="Consolas" w:cs="Courier New"/>
+          <w:sz w:val="17"/>
+          <w:szCs w:val="17"/>
+          <w:lang w:val="en-US"/>
+        </w:rPr>
+      </w:pPr>
+      <w:r>
+        <w:rPr>
+          <w:rFonts w:ascii="Consolas" w:hAnsi="Consolas" w:cs="Courier New"/>
+          <w:sz w:val="17"/>
+          <w:szCs w:val="17"/>
+          <w:lang w:val="en-US"/>
+        </w:rPr>
+        <w:t xml:space="preserve"> </w:t>
+      </w:r>
+      <w:r>
+        <w:rPr>
+          <w:rFonts w:ascii="Consolas" w:hAnsi="Consolas" w:cs="Courier New"/>
+          <w:sz w:val="17"/>
+          <w:szCs w:val="17"/>
+          <w:lang w:val="en-US"/>
+        </w:rPr>
+        <w:t>5.</w:t>
+      </w:r>
+      <w:r>
+        <w:rPr>
+          <w:rFonts w:ascii="Consolas" w:hAnsi="Consolas" w:cs="Courier New"/>
+          <w:sz w:val="17"/>
+          <w:szCs w:val="17"/>
+          <w:lang w:val="en-US"/>
+        </w:rPr>
+        <w:t xml:space="preserve"> </w:t>
+      </w:r>
+      <w:r>
+        <w:rPr>
+          <w:rFonts w:ascii="Consolas" w:hAnsi="Consolas" w:cs="Courier New"/>
+          <w:color w:val="000000"/>
+          <w:sz w:val="17"/>
+          <w:szCs w:val="17"/>
+          <w:lang w:val="en-US"/>
+        </w:rPr>
+        <w:t xml:space="preserve">    </w:t>
+      </w:r>
+      <w:r>
+        <w:rPr>
+          <w:rFonts w:ascii="Consolas" w:hAnsi="Consolas" w:cs="Courier New"/>
+          <w:color w:val="000000"/>
+          <w:sz w:val="17"/>
+          <w:szCs w:val="17"/>
+          <w:lang w:val="en-US"/>
+        </w:rPr>
+        <w:t>suspend</w:t>
+      </w:r>
+      <w:r>
+        <w:rPr>
+          <w:rFonts w:ascii="Consolas" w:hAnsi="Consolas" w:cs="Courier New"/>
+          <w:color w:val="000000"/>
+          <w:sz w:val="17"/>
+          <w:szCs w:val="17"/>
+          <w:lang w:val="en-US"/>
+        </w:rPr>
+        <w:t xml:space="preserve"> </w:t>
+      </w:r>
+      <w:r>
+        <w:rPr>
+          <w:rFonts w:ascii="Consolas" w:hAnsi="Consolas" w:cs="Courier New"/>
+          <w:color w:val="000000"/>
+          <w:sz w:val="17"/>
+          <w:szCs w:val="17"/>
+          <w:lang w:val="en-US"/>
+        </w:rPr>
+        <w:t>fun</w:t>
+      </w:r>
+      <w:r>
+        <w:rPr>
+          <w:rFonts w:ascii="Consolas" w:hAnsi="Consolas" w:cs="Courier New"/>
+          <w:color w:val="000000"/>
+          <w:sz w:val="17"/>
+          <w:szCs w:val="17"/>
+          <w:lang w:val="en-US"/>
+        </w:rPr>
+        <w:t xml:space="preserve"> </w:t>
+      </w:r>
+      <w:proofErr w:type="gramStart"/>
+      <w:r>
+        <w:rPr>
+          <w:rFonts w:ascii="Consolas" w:hAnsi="Consolas" w:cs="Courier New"/>
+          <w:color w:val="000000"/>
+          <w:sz w:val="17"/>
+          <w:szCs w:val="17"/>
+          <w:lang w:val="en-US"/>
+        </w:rPr>
+        <w:t>addPoint</w:t>
+      </w:r>
+      <w:r>
+        <w:rPr>
+          <w:rFonts w:ascii="Consolas" w:hAnsi="Consolas" w:cs="Courier New"/>
+          <w:color w:val="666600"/>
+          <w:sz w:val="17"/>
+          <w:szCs w:val="17"/>
+          <w:lang w:val="en-US"/>
+        </w:rPr>
+        <w:t>(</w:t>
+      </w:r>
+      <w:proofErr w:type="gramEnd"/>
+      <w:r>
+        <w:rPr>
+          <w:rFonts w:ascii="Consolas" w:hAnsi="Consolas" w:cs="Courier New"/>
+          <w:color w:val="000000"/>
+          <w:sz w:val="17"/>
+          <w:szCs w:val="17"/>
+          <w:lang w:val="en-US"/>
+        </w:rPr>
+        <w:t>point</w:t>
+      </w:r>
+      <w:r>
+        <w:rPr>
+          <w:rFonts w:ascii="Consolas" w:hAnsi="Consolas" w:cs="Courier New"/>
+          <w:color w:val="666600"/>
+          <w:sz w:val="17"/>
+          <w:szCs w:val="17"/>
+          <w:lang w:val="en-US"/>
+        </w:rPr>
+        <w:t>:</w:t>
+      </w:r>
+      <w:r>
+        <w:rPr>
+          <w:rFonts w:ascii="Consolas" w:hAnsi="Consolas" w:cs="Courier New"/>
+          <w:color w:val="000000"/>
+          <w:sz w:val="17"/>
+          <w:szCs w:val="17"/>
+          <w:lang w:val="en-US"/>
+        </w:rPr>
+        <w:t xml:space="preserve"> </w:t>
+      </w:r>
+      <w:r>
+        <w:rPr>
+          <w:rFonts w:ascii="Consolas" w:hAnsi="Consolas" w:cs="Courier New"/>
+          <w:color w:val="660066"/>
+          <w:sz w:val="17"/>
+          <w:szCs w:val="17"/>
+          <w:lang w:val="en-US"/>
+        </w:rPr>
+        <w:t>Point</w:t>
+      </w:r>
+      <w:r>
+        <w:rPr>
+          <w:rFonts w:ascii="Consolas" w:hAnsi="Consolas" w:cs="Courier New"/>
+          <w:color w:val="666600"/>
+          <w:sz w:val="17"/>
+          <w:szCs w:val="17"/>
+          <w:lang w:val="en-US"/>
+        </w:rPr>
+        <w:t>):</w:t>
+      </w:r>
+      <w:r>
+        <w:rPr>
+          <w:rFonts w:ascii="Consolas" w:hAnsi="Consolas" w:cs="Courier New"/>
+          <w:color w:val="000000"/>
+          <w:sz w:val="17"/>
+          <w:szCs w:val="17"/>
+          <w:lang w:val="en-US"/>
+        </w:rPr>
+        <w:t xml:space="preserve"> </w:t>
+      </w:r>
+      <w:r>
+        <w:rPr>
+          <w:rFonts w:ascii="Consolas" w:hAnsi="Consolas" w:cs="Courier New"/>
+          <w:color w:val="660066"/>
+          <w:sz w:val="17"/>
+          <w:szCs w:val="17"/>
+          <w:lang w:val="en-US"/>
+        </w:rPr>
+        <w:t>Result</w:t>
+      </w:r>
+      <w:r>
+        <w:rPr>
+          <w:rFonts w:ascii="Consolas" w:hAnsi="Consolas" w:cs="Courier New"/>
+          <w:color w:val="666600"/>
+          <w:sz w:val="17"/>
+          <w:szCs w:val="17"/>
+          <w:lang w:val="en-US"/>
+        </w:rPr>
+        <w:t>&lt;</w:t>
+      </w:r>
+      <w:r>
+        <w:rPr>
+          <w:rFonts w:ascii="Consolas" w:hAnsi="Consolas" w:cs="Courier New"/>
+          <w:color w:val="660066"/>
+          <w:sz w:val="17"/>
+          <w:szCs w:val="17"/>
+          <w:lang w:val="en-US"/>
+        </w:rPr>
+        <w:t>String</w:t>
+      </w:r>
+      <w:r>
+        <w:rPr>
+          <w:rFonts w:ascii="Consolas" w:hAnsi="Consolas" w:cs="Courier New"/>
+          <w:color w:val="666600"/>
+          <w:sz w:val="17"/>
+          <w:szCs w:val="17"/>
+          <w:lang w:val="en-US"/>
+        </w:rPr>
+        <w:t>&gt;</w:t>
+      </w:r>
+    </w:p>
+    <w:p>
+      <w:pPr>
+        <w:pStyle w:val="ac"/>
+        <w:pBdr>
+          <w:top w:val="single" w:sz="6" w:space="2" w:color="888888"/>
+          <w:left w:val="single" w:sz="6" w:space="2" w:color="888888"/>
+          <w:bottom w:val="single" w:sz="6" w:space="2" w:color="888888"/>
+          <w:right w:val="single" w:sz="6" w:space="2" w:color="888888"/>
+        </w:pBdr>
+        <w:tabs>
+          <w:tab w:val="left" w:pos="916"/>
+          <w:tab w:val="left" w:pos="1832"/>
+          <w:tab w:val="left" w:pos="2748"/>
+          <w:tab w:val="left" w:pos="3664"/>
+          <w:tab w:val="left" w:pos="4580"/>
+          <w:tab w:val="left" w:pos="5496"/>
+          <w:tab w:val="left" w:pos="6412"/>
+          <w:tab w:val="left" w:pos="7328"/>
+          <w:tab w:val="left" w:pos="8244"/>
+          <w:tab w:val="left" w:pos="9160"/>
+          <w:tab w:val="left" w:pos="10076"/>
+          <w:tab w:val="left" w:pos="10992"/>
+          <w:tab w:val="left" w:pos="11908"/>
+          <w:tab w:val="left" w:pos="12824"/>
+          <w:tab w:val="left" w:pos="13740"/>
+          <w:tab w:val="left" w:pos="14656"/>
+        </w:tabs>
+        <w:spacing w:before="0" w:beforeAutospacing="0" w:after="0" w:afterAutospacing="0"/>
+        <w:divId w:val="1615407957"/>
+        <w:rPr>
+          <w:rFonts w:ascii="Consolas" w:hAnsi="Consolas" w:cs="Courier New"/>
+          <w:sz w:val="17"/>
+          <w:szCs w:val="17"/>
+          <w:lang w:val="en-US"/>
+        </w:rPr>
+      </w:pPr>
+      <w:r>
+        <w:rPr>
+          <w:rFonts w:ascii="Consolas" w:hAnsi="Consolas" w:cs="Courier New"/>
+          <w:sz w:val="17"/>
+          <w:szCs w:val="17"/>
+          <w:lang w:val="en-US"/>
+        </w:rPr>
+        <w:t xml:space="preserve"> </w:t>
+      </w:r>
+      <w:r>
+        <w:rPr>
+          <w:rFonts w:ascii="Consolas" w:hAnsi="Consolas" w:cs="Courier New"/>
+          <w:sz w:val="17"/>
+          <w:szCs w:val="17"/>
+          <w:lang w:val="en-US"/>
+        </w:rPr>
+        <w:t>6.</w:t>
+      </w:r>
+      <w:r>
+        <w:rPr>
+          <w:rFonts w:ascii="Consolas" w:hAnsi="Consolas" w:cs="Courier New"/>
+          <w:sz w:val="17"/>
+          <w:szCs w:val="17"/>
+          <w:lang w:val="en-US"/>
+        </w:rPr>
+        <w:t xml:space="preserve"> </w:t>
+      </w:r>
+      <w:r>
+        <w:rPr>
+          <w:rFonts w:ascii="Consolas" w:hAnsi="Consolas" w:cs="Courier New"/>
+          <w:color w:val="000000"/>
+          <w:sz w:val="17"/>
+          <w:szCs w:val="17"/>
+          <w:lang w:val="en-US"/>
+        </w:rPr>
+        <w:t xml:space="preserve">    </w:t>
+      </w:r>
+      <w:r>
+        <w:rPr>
+          <w:rFonts w:ascii="Consolas" w:hAnsi="Consolas" w:cs="Courier New"/>
+          <w:color w:val="000000"/>
+          <w:sz w:val="17"/>
+          <w:szCs w:val="17"/>
+          <w:lang w:val="en-US"/>
+        </w:rPr>
+        <w:t>suspend</w:t>
+      </w:r>
+      <w:r>
+        <w:rPr>
+          <w:rFonts w:ascii="Consolas" w:hAnsi="Consolas" w:cs="Courier New"/>
+          <w:color w:val="000000"/>
+          <w:sz w:val="17"/>
+          <w:szCs w:val="17"/>
+          <w:lang w:val="en-US"/>
+        </w:rPr>
+        <w:t xml:space="preserve"> </w:t>
+      </w:r>
+      <w:r>
+        <w:rPr>
+          <w:rFonts w:ascii="Consolas" w:hAnsi="Consolas" w:cs="Courier New"/>
+          <w:color w:val="000000"/>
+          <w:sz w:val="17"/>
+          <w:szCs w:val="17"/>
+          <w:lang w:val="en-US"/>
+        </w:rPr>
+        <w:t>fun</w:t>
+      </w:r>
+      <w:r>
+        <w:rPr>
+          <w:rFonts w:ascii="Consolas" w:hAnsi="Consolas" w:cs="Courier New"/>
+          <w:color w:val="000000"/>
+          <w:sz w:val="17"/>
+          <w:szCs w:val="17"/>
+          <w:lang w:val="en-US"/>
+        </w:rPr>
+        <w:t xml:space="preserve"> </w:t>
+      </w:r>
+      <w:proofErr w:type="gramStart"/>
+      <w:r>
+        <w:rPr>
+          <w:rFonts w:ascii="Consolas" w:hAnsi="Consolas" w:cs="Courier New"/>
+          <w:color w:val="000000"/>
+          <w:sz w:val="17"/>
+          <w:szCs w:val="17"/>
+          <w:lang w:val="en-US"/>
+        </w:rPr>
+        <w:t>confirmPoint</w:t>
+      </w:r>
+      <w:r>
+        <w:rPr>
+          <w:rFonts w:ascii="Consolas" w:hAnsi="Consolas" w:cs="Courier New"/>
+          <w:color w:val="666600"/>
+          <w:sz w:val="17"/>
+          <w:szCs w:val="17"/>
+          <w:lang w:val="en-US"/>
+        </w:rPr>
+        <w:t>(</w:t>
+      </w:r>
+      <w:proofErr w:type="gramEnd"/>
+      <w:r>
+        <w:rPr>
+          <w:rFonts w:ascii="Consolas" w:hAnsi="Consolas" w:cs="Courier New"/>
+          <w:color w:val="000000"/>
+          <w:sz w:val="17"/>
+          <w:szCs w:val="17"/>
+          <w:lang w:val="en-US"/>
+        </w:rPr>
+        <w:t>confirmation</w:t>
+      </w:r>
+      <w:r>
+        <w:rPr>
+          <w:rFonts w:ascii="Consolas" w:hAnsi="Consolas" w:cs="Courier New"/>
+          <w:color w:val="666600"/>
+          <w:sz w:val="17"/>
+          <w:szCs w:val="17"/>
+          <w:lang w:val="en-US"/>
+        </w:rPr>
+        <w:t>:</w:t>
+      </w:r>
+      <w:r>
+        <w:rPr>
+          <w:rFonts w:ascii="Consolas" w:hAnsi="Consolas" w:cs="Courier New"/>
+          <w:color w:val="000000"/>
+          <w:sz w:val="17"/>
+          <w:szCs w:val="17"/>
+          <w:lang w:val="en-US"/>
+        </w:rPr>
+        <w:t xml:space="preserve"> </w:t>
+      </w:r>
+      <w:r>
+        <w:rPr>
+          <w:rFonts w:ascii="Consolas" w:hAnsi="Consolas" w:cs="Courier New"/>
+          <w:color w:val="660066"/>
+          <w:sz w:val="17"/>
+          <w:szCs w:val="17"/>
+          <w:lang w:val="en-US"/>
+        </w:rPr>
+        <w:t>Confirmation</w:t>
+      </w:r>
+      <w:r>
+        <w:rPr>
+          <w:rFonts w:ascii="Consolas" w:hAnsi="Consolas" w:cs="Courier New"/>
+          <w:color w:val="666600"/>
+          <w:sz w:val="17"/>
+          <w:szCs w:val="17"/>
+          <w:lang w:val="en-US"/>
+        </w:rPr>
+        <w:t>):</w:t>
+      </w:r>
+      <w:r>
+        <w:rPr>
+          <w:rFonts w:ascii="Consolas" w:hAnsi="Consolas" w:cs="Courier New"/>
+          <w:color w:val="000000"/>
+          <w:sz w:val="17"/>
+          <w:szCs w:val="17"/>
+          <w:lang w:val="en-US"/>
+        </w:rPr>
+        <w:t xml:space="preserve"> </w:t>
+      </w:r>
+      <w:r>
+        <w:rPr>
+          <w:rFonts w:ascii="Consolas" w:hAnsi="Consolas" w:cs="Courier New"/>
+          <w:color w:val="660066"/>
+          <w:sz w:val="17"/>
+          <w:szCs w:val="17"/>
+          <w:lang w:val="en-US"/>
+        </w:rPr>
+        <w:t>Result</w:t>
+      </w:r>
+      <w:r>
+        <w:rPr>
+          <w:rFonts w:ascii="Consolas" w:hAnsi="Consolas" w:cs="Courier New"/>
+          <w:color w:val="666600"/>
+          <w:sz w:val="17"/>
+          <w:szCs w:val="17"/>
+          <w:lang w:val="en-US"/>
+        </w:rPr>
+        <w:t>&lt;</w:t>
+      </w:r>
+      <w:r>
+        <w:rPr>
+          <w:rFonts w:ascii="Consolas" w:hAnsi="Consolas" w:cs="Courier New"/>
+          <w:color w:val="660066"/>
+          <w:sz w:val="17"/>
+          <w:szCs w:val="17"/>
+          <w:lang w:val="en-US"/>
+        </w:rPr>
+        <w:t>Unit</w:t>
+      </w:r>
+      <w:r>
+        <w:rPr>
+          <w:rFonts w:ascii="Consolas" w:hAnsi="Consolas" w:cs="Courier New"/>
+          <w:color w:val="666600"/>
+          <w:sz w:val="17"/>
+          <w:szCs w:val="17"/>
+          <w:lang w:val="en-US"/>
+        </w:rPr>
+        <w:t>&gt;</w:t>
+      </w:r>
+    </w:p>
+    <w:p>
+      <w:pPr>
+        <w:pStyle w:val="ac"/>
+        <w:pBdr>
+          <w:top w:val="single" w:sz="6" w:space="2" w:color="888888"/>
+          <w:left w:val="single" w:sz="6" w:space="2" w:color="888888"/>
+          <w:bottom w:val="single" w:sz="6" w:space="2" w:color="888888"/>
+          <w:right w:val="single" w:sz="6" w:space="2" w:color="888888"/>
+        </w:pBdr>
+        <w:tabs>
+          <w:tab w:val="left" w:pos="916"/>
+          <w:tab w:val="left" w:pos="1832"/>
+          <w:tab w:val="left" w:pos="2748"/>
+          <w:tab w:val="left" w:pos="3664"/>
+          <w:tab w:val="left" w:pos="4580"/>
+          <w:tab w:val="left" w:pos="5496"/>
+          <w:tab w:val="left" w:pos="6412"/>
+          <w:tab w:val="left" w:pos="7328"/>
+          <w:tab w:val="left" w:pos="8244"/>
+          <w:tab w:val="left" w:pos="9160"/>
+          <w:tab w:val="left" w:pos="10076"/>
+          <w:tab w:val="left" w:pos="10992"/>
+          <w:tab w:val="left" w:pos="11908"/>
+          <w:tab w:val="left" w:pos="12824"/>
+          <w:tab w:val="left" w:pos="13740"/>
+          <w:tab w:val="left" w:pos="14656"/>
+        </w:tabs>
+        <w:spacing w:before="0" w:beforeAutospacing="0" w:after="0" w:afterAutospacing="0"/>
+        <w:divId w:val="1615407957"/>
+        <w:rPr>
+          <w:rFonts w:ascii="Consolas" w:hAnsi="Consolas" w:cs="Courier New"/>
+          <w:sz w:val="17"/>
+          <w:szCs w:val="17"/>
+          <w:lang w:val="en-US"/>
+        </w:rPr>
+      </w:pPr>
+      <w:r>
+        <w:rPr>
+          <w:rFonts w:ascii="Consolas" w:hAnsi="Consolas" w:cs="Courier New"/>
+          <w:sz w:val="17"/>
+          <w:szCs w:val="17"/>
+          <w:lang w:val="en-US"/>
+        </w:rPr>
+        <w:t xml:space="preserve"> </w:t>
+      </w:r>
+      <w:r>
+        <w:rPr>
+          <w:rFonts w:ascii="Consolas" w:hAnsi="Consolas" w:cs="Courier New"/>
+          <w:sz w:val="17"/>
+          <w:szCs w:val="17"/>
+          <w:lang w:val="en-US"/>
+        </w:rPr>
+        <w:t>7.</w:t>
+      </w:r>
+      <w:r>
+        <w:rPr>
+          <w:rFonts w:ascii="Consolas" w:hAnsi="Consolas" w:cs="Courier New"/>
+          <w:sz w:val="17"/>
+          <w:szCs w:val="17"/>
+          <w:lang w:val="en-US"/>
+        </w:rPr>
+        <w:t xml:space="preserve"> </w:t>
+      </w:r>
+      <w:r>
+        <w:rPr>
+          <w:rFonts w:ascii="Consolas" w:hAnsi="Consolas" w:cs="Courier New"/>
+          <w:color w:val="000000"/>
+          <w:sz w:val="17"/>
+          <w:szCs w:val="17"/>
+          <w:lang w:val="en-US"/>
+        </w:rPr>
+        <w:t xml:space="preserve">    </w:t>
+      </w:r>
+      <w:r>
+        <w:rPr>
+          <w:rFonts w:ascii="Consolas" w:hAnsi="Consolas" w:cs="Courier New"/>
+          <w:color w:val="000000"/>
+          <w:sz w:val="17"/>
+          <w:szCs w:val="17"/>
+          <w:lang w:val="en-US"/>
+        </w:rPr>
+        <w:t>suspend</w:t>
+      </w:r>
+      <w:r>
+        <w:rPr>
+          <w:rFonts w:ascii="Consolas" w:hAnsi="Consolas" w:cs="Courier New"/>
+          <w:color w:val="000000"/>
+          <w:sz w:val="17"/>
+          <w:szCs w:val="17"/>
+          <w:lang w:val="en-US"/>
+        </w:rPr>
+        <w:t xml:space="preserve"> </w:t>
+      </w:r>
+      <w:r>
+        <w:rPr>
+          <w:rFonts w:ascii="Consolas" w:hAnsi="Consolas" w:cs="Courier New"/>
+          <w:color w:val="000000"/>
+          <w:sz w:val="17"/>
+          <w:szCs w:val="17"/>
+          <w:lang w:val="en-US"/>
+        </w:rPr>
+        <w:t>fun</w:t>
+      </w:r>
+      <w:r>
+        <w:rPr>
+          <w:rFonts w:ascii="Consolas" w:hAnsi="Consolas" w:cs="Courier New"/>
+          <w:color w:val="000000"/>
+          <w:sz w:val="17"/>
+          <w:szCs w:val="17"/>
+          <w:lang w:val="en-US"/>
+        </w:rPr>
+        <w:t xml:space="preserve"> </w:t>
+      </w:r>
+      <w:proofErr w:type="gramStart"/>
+      <w:r>
+        <w:rPr>
+          <w:rFonts w:ascii="Consolas" w:hAnsi="Consolas" w:cs="Courier New"/>
+          <w:color w:val="000000"/>
+          <w:sz w:val="17"/>
+          <w:szCs w:val="17"/>
+          <w:lang w:val="en-US"/>
+        </w:rPr>
+        <w:t>syncFromExternalSource</w:t>
+      </w:r>
+      <w:r>
+        <w:rPr>
+          <w:rFonts w:ascii="Consolas" w:hAnsi="Consolas" w:cs="Courier New"/>
+          <w:color w:val="666600"/>
+          <w:sz w:val="17"/>
+          <w:szCs w:val="17"/>
+          <w:lang w:val="en-US"/>
+        </w:rPr>
+        <w:t>(</w:t>
+      </w:r>
+      <w:proofErr w:type="gramEnd"/>
+      <w:r>
+        <w:rPr>
+          <w:rFonts w:ascii="Consolas" w:hAnsi="Consolas" w:cs="Courier New"/>
+          <w:color w:val="000000"/>
+          <w:sz w:val="17"/>
+          <w:szCs w:val="17"/>
+          <w:lang w:val="en-US"/>
+        </w:rPr>
+        <w:t>area</w:t>
+      </w:r>
+      <w:r>
+        <w:rPr>
+          <w:rFonts w:ascii="Consolas" w:hAnsi="Consolas" w:cs="Courier New"/>
+          <w:color w:val="666600"/>
+          <w:sz w:val="17"/>
+          <w:szCs w:val="17"/>
+          <w:lang w:val="en-US"/>
+        </w:rPr>
+        <w:t>:</w:t>
+      </w:r>
+      <w:r>
+        <w:rPr>
+          <w:rFonts w:ascii="Consolas" w:hAnsi="Consolas" w:cs="Courier New"/>
+          <w:color w:val="000000"/>
+          <w:sz w:val="17"/>
+          <w:szCs w:val="17"/>
+          <w:lang w:val="en-US"/>
+        </w:rPr>
+        <w:t xml:space="preserve"> </w:t>
+      </w:r>
+      <w:r>
+        <w:rPr>
+          <w:rFonts w:ascii="Consolas" w:hAnsi="Consolas" w:cs="Courier New"/>
+          <w:color w:val="660066"/>
+          <w:sz w:val="17"/>
+          <w:szCs w:val="17"/>
+          <w:lang w:val="en-US"/>
+        </w:rPr>
+        <w:t>BoundingBox</w:t>
+      </w:r>
+      <w:r>
+        <w:rPr>
+          <w:rFonts w:ascii="Consolas" w:hAnsi="Consolas" w:cs="Courier New"/>
+          <w:color w:val="666600"/>
+          <w:sz w:val="17"/>
+          <w:szCs w:val="17"/>
+          <w:lang w:val="en-US"/>
+        </w:rPr>
+        <w:t>):</w:t>
+      </w:r>
+      <w:r>
+        <w:rPr>
+          <w:rFonts w:ascii="Consolas" w:hAnsi="Consolas" w:cs="Courier New"/>
+          <w:color w:val="000000"/>
+          <w:sz w:val="17"/>
+          <w:szCs w:val="17"/>
+          <w:lang w:val="en-US"/>
+        </w:rPr>
+        <w:t xml:space="preserve"> </w:t>
+      </w:r>
+      <w:r>
+        <w:rPr>
+          <w:rFonts w:ascii="Consolas" w:hAnsi="Consolas" w:cs="Courier New"/>
+          <w:color w:val="660066"/>
+          <w:sz w:val="17"/>
+          <w:szCs w:val="17"/>
+          <w:lang w:val="en-US"/>
+        </w:rPr>
+        <w:t>Result</w:t>
+      </w:r>
+      <w:r>
+        <w:rPr>
+          <w:rFonts w:ascii="Consolas" w:hAnsi="Consolas" w:cs="Courier New"/>
+          <w:color w:val="666600"/>
+          <w:sz w:val="17"/>
+          <w:szCs w:val="17"/>
+          <w:lang w:val="en-US"/>
+        </w:rPr>
+        <w:t>&lt;</w:t>
+      </w:r>
+      <w:r>
+        <w:rPr>
+          <w:rFonts w:ascii="Consolas" w:hAnsi="Consolas" w:cs="Courier New"/>
+          <w:color w:val="660066"/>
+          <w:sz w:val="17"/>
+          <w:szCs w:val="17"/>
+          <w:lang w:val="en-US"/>
+        </w:rPr>
+        <w:t>Int</w:t>
+      </w:r>
+      <w:r>
+        <w:rPr>
+          <w:rFonts w:ascii="Consolas" w:hAnsi="Consolas" w:cs="Courier New"/>
+          <w:color w:val="666600"/>
+          <w:sz w:val="17"/>
+          <w:szCs w:val="17"/>
+          <w:lang w:val="en-US"/>
+        </w:rPr>
+        <w:t>&gt;</w:t>
+      </w:r>
+    </w:p>
+    <w:p>
+      <w:pPr>
+        <w:pStyle w:val="ac"/>
+        <w:pBdr>
+          <w:top w:val="single" w:sz="6" w:space="2" w:color="888888"/>
+          <w:left w:val="single" w:sz="6" w:space="2" w:color="888888"/>
+          <w:bottom w:val="single" w:sz="6" w:space="2" w:color="888888"/>
+          <w:right w:val="single" w:sz="6" w:space="2" w:color="888888"/>
+        </w:pBdr>
+        <w:tabs>
+          <w:tab w:val="left" w:pos="916"/>
+          <w:tab w:val="left" w:pos="1832"/>
+          <w:tab w:val="left" w:pos="2748"/>
+          <w:tab w:val="left" w:pos="3664"/>
+          <w:tab w:val="left" w:pos="4580"/>
+          <w:tab w:val="left" w:pos="5496"/>
+          <w:tab w:val="left" w:pos="6412"/>
+          <w:tab w:val="left" w:pos="7328"/>
+          <w:tab w:val="left" w:pos="8244"/>
+          <w:tab w:val="left" w:pos="9160"/>
+          <w:tab w:val="left" w:pos="10076"/>
+          <w:tab w:val="left" w:pos="10992"/>
+          <w:tab w:val="left" w:pos="11908"/>
+          <w:tab w:val="left" w:pos="12824"/>
+          <w:tab w:val="left" w:pos="13740"/>
+          <w:tab w:val="left" w:pos="14656"/>
+        </w:tabs>
+        <w:spacing w:before="0" w:beforeAutospacing="0" w:after="0" w:afterAutospacing="0"/>
+        <w:divId w:val="1615407957"/>
+        <w:rPr>
+          <w:rFonts w:ascii="Consolas" w:hAnsi="Consolas" w:cs="Courier New"/>
+          <w:sz w:val="17"/>
+          <w:szCs w:val="17"/>
+          <w:lang w:val="en-US"/>
+        </w:rPr>
+      </w:pPr>
+      <w:r>
+        <w:rPr>
+          <w:rFonts w:ascii="Consolas" w:hAnsi="Consolas" w:cs="Courier New"/>
+          <w:sz w:val="17"/>
+          <w:szCs w:val="17"/>
+          <w:lang w:val="en-US"/>
+        </w:rPr>
+        <w:t xml:space="preserve"> </w:t>
+      </w:r>
+      <w:proofErr w:type="gramStart"/>
+      <w:r>
+        <w:rPr>
+          <w:rFonts w:ascii="Consolas" w:hAnsi="Consolas" w:cs="Courier New"/>
+          <w:sz w:val="17"/>
+          <w:szCs w:val="17"/>
+          <w:lang w:val="en-US"/>
+        </w:rPr>
+        <w:t>8.</w:t>
+      </w:r>
+      <w:r>
+        <w:rPr>
+          <w:rFonts w:ascii="Consolas" w:hAnsi="Consolas" w:cs="Courier New"/>
+          <w:sz w:val="17"/>
+          <w:szCs w:val="17"/>
+          <w:lang w:val="en-US"/>
+        </w:rPr>
+        <w:t xml:space="preserve"> </w:t>
+      </w:r>
+      <w:r>
+        <w:rPr>
+          <w:rFonts w:ascii="Consolas" w:hAnsi="Consolas" w:cs="Courier New"/>
+          <w:color w:val="666600"/>
+          <w:sz w:val="17"/>
+          <w:szCs w:val="17"/>
+          <w:lang w:val="en-US"/>
+        </w:rPr>
+        <w:t>}</w:t>
+      </w:r>
+      <w:proofErr w:type="gramEnd"/>
+    </w:p>
+    <w:p>
+      <w:pPr>
+        <w:pStyle w:val="ac"/>
+        <w:pBdr>
+          <w:top w:val="single" w:sz="6" w:space="2" w:color="888888"/>
+          <w:left w:val="single" w:sz="6" w:space="2" w:color="888888"/>
+          <w:bottom w:val="single" w:sz="6" w:space="2" w:color="888888"/>
+          <w:right w:val="single" w:sz="6" w:space="2" w:color="888888"/>
+        </w:pBdr>
+        <w:tabs>
+          <w:tab w:val="left" w:pos="916"/>
+          <w:tab w:val="left" w:pos="1832"/>
+          <w:tab w:val="left" w:pos="2748"/>
+          <w:tab w:val="left" w:pos="3664"/>
+          <w:tab w:val="left" w:pos="4580"/>
+          <w:tab w:val="left" w:pos="5496"/>
+          <w:tab w:val="left" w:pos="6412"/>
+          <w:tab w:val="left" w:pos="7328"/>
+          <w:tab w:val="left" w:pos="8244"/>
+          <w:tab w:val="left" w:pos="9160"/>
+          <w:tab w:val="left" w:pos="10076"/>
+          <w:tab w:val="left" w:pos="10992"/>
+          <w:tab w:val="left" w:pos="11908"/>
+          <w:tab w:val="left" w:pos="12824"/>
+          <w:tab w:val="left" w:pos="13740"/>
+          <w:tab w:val="left" w:pos="14656"/>
+        </w:tabs>
+        <w:spacing w:before="0" w:beforeAutospacing="0" w:after="0" w:afterAutospacing="0"/>
+        <w:divId w:val="1615407957"/>
+        <w:rPr>
+          <w:rFonts w:ascii="Consolas" w:hAnsi="Consolas" w:cs="Courier New"/>
+          <w:sz w:val="17"/>
+          <w:szCs w:val="17"/>
+          <w:lang w:val="en-US"/>
+        </w:rPr>
+      </w:pPr>
+      <w:r>
+        <w:rPr>
+          <w:rFonts w:ascii="Consolas" w:hAnsi="Consolas" w:cs="Courier New"/>
+          <w:sz w:val="17"/>
+          <w:szCs w:val="17"/>
+          <w:lang w:val="en-US"/>
+        </w:rPr>
+        <w:t xml:space="preserve"> </w:t>
+      </w:r>
+      <w:r>
+        <w:rPr>
+          <w:rFonts w:ascii="Consolas" w:hAnsi="Consolas" w:cs="Courier New"/>
+          <w:sz w:val="17"/>
+          <w:szCs w:val="17"/>
+          <w:lang w:val="en-US"/>
+        </w:rPr>
+        <w:t>9.</w:t>
+      </w:r>
+      <w:r>
+        <w:rPr>
+          <w:rFonts w:ascii="Consolas" w:hAnsi="Consolas" w:cs="Courier New"/>
+          <w:sz w:val="17"/>
+          <w:szCs w:val="17"/>
+          <w:lang w:val="en-US"/>
+        </w:rPr>
+        <w:t xml:space="preserve"> </w:t>
+      </w:r>
+      <w:r>
+        <w:rPr>
+          <w:rFonts w:ascii="Consolas" w:hAnsi="Consolas" w:cs="Courier New"/>
+          <w:color w:val="000000"/>
+          <w:sz w:val="17"/>
+          <w:szCs w:val="17"/>
+          <w:lang w:val="en-US"/>
+        </w:rPr>
+        <w:t xml:space="preserve"> </w:t>
+      </w:r>
+    </w:p>
+    <w:p>
+      <w:pPr>
+        <w:pStyle w:val="ac"/>
+        <w:pBdr>
+          <w:top w:val="single" w:sz="6" w:space="2" w:color="888888"/>
+          <w:left w:val="single" w:sz="6" w:space="2" w:color="888888"/>
+          <w:bottom w:val="single" w:sz="6" w:space="2" w:color="888888"/>
+          <w:right w:val="single" w:sz="6" w:space="2" w:color="888888"/>
+        </w:pBdr>
+        <w:tabs>
+          <w:tab w:val="left" w:pos="916"/>
+          <w:tab w:val="left" w:pos="1832"/>
+          <w:tab w:val="left" w:pos="2748"/>
+          <w:tab w:val="left" w:pos="3664"/>
+          <w:tab w:val="left" w:pos="4580"/>
+          <w:tab w:val="left" w:pos="5496"/>
+          <w:tab w:val="left" w:pos="6412"/>
+          <w:tab w:val="left" w:pos="7328"/>
+          <w:tab w:val="left" w:pos="8244"/>
+          <w:tab w:val="left" w:pos="9160"/>
+          <w:tab w:val="left" w:pos="10076"/>
+          <w:tab w:val="left" w:pos="10992"/>
+          <w:tab w:val="left" w:pos="11908"/>
+          <w:tab w:val="left" w:pos="12824"/>
+          <w:tab w:val="left" w:pos="13740"/>
+          <w:tab w:val="left" w:pos="14656"/>
+        </w:tabs>
+        <w:spacing w:before="0" w:beforeAutospacing="0" w:after="0" w:afterAutospacing="0"/>
+        <w:divId w:val="1615407957"/>
+        <w:rPr>
+          <w:rFonts w:ascii="Consolas" w:hAnsi="Consolas" w:cs="Courier New"/>
+          <w:sz w:val="17"/>
+          <w:szCs w:val="17"/>
+          <w:lang w:val="en-US"/>
+        </w:rPr>
+      </w:pPr>
+      <w:r>
+        <w:rPr>
+          <w:rFonts w:ascii="Consolas" w:hAnsi="Consolas" w:cs="Courier New"/>
+          <w:sz w:val="17"/>
+          <w:szCs w:val="17"/>
+          <w:lang w:val="en-US"/>
+        </w:rPr>
+        <w:t>10.</w:t>
+      </w:r>
+      <w:r>
+        <w:rPr>
+          <w:rFonts w:ascii="Consolas" w:hAnsi="Consolas" w:cs="Courier New"/>
+          <w:sz w:val="17"/>
+          <w:szCs w:val="17"/>
+          <w:lang w:val="en-US"/>
+        </w:rPr>
+        <w:t xml:space="preserve"> </w:t>
+      </w:r>
+      <w:r>
+        <w:rPr>
+          <w:rFonts w:ascii="Consolas" w:hAnsi="Consolas" w:cs="Courier New"/>
+          <w:color w:val="000088"/>
+          <w:sz w:val="17"/>
+          <w:szCs w:val="17"/>
+          <w:lang w:val="en-US"/>
+        </w:rPr>
+        <w:t>interface</w:t>
+      </w:r>
+      <w:r>
+        <w:rPr>
+          <w:rFonts w:ascii="Consolas" w:hAnsi="Consolas" w:cs="Courier New"/>
+          <w:color w:val="000000"/>
+          <w:sz w:val="17"/>
+          <w:szCs w:val="17"/>
+          <w:lang w:val="en-US"/>
+        </w:rPr>
+        <w:t xml:space="preserve"> </w:t>
+      </w:r>
+      <w:r>
+        <w:rPr>
+          <w:rFonts w:ascii="Consolas" w:hAnsi="Consolas" w:cs="Courier New"/>
+          <w:color w:val="660066"/>
+          <w:sz w:val="17"/>
+          <w:szCs w:val="17"/>
+          <w:lang w:val="en-US"/>
+        </w:rPr>
+        <w:t>UserRepository</w:t>
+      </w:r>
+      <w:r>
+        <w:rPr>
+          <w:rFonts w:ascii="Consolas" w:hAnsi="Consolas" w:cs="Courier New"/>
+          <w:color w:val="000000"/>
+          <w:sz w:val="17"/>
+          <w:szCs w:val="17"/>
+          <w:lang w:val="en-US"/>
+        </w:rPr>
+        <w:t xml:space="preserve"> </w:t>
+      </w:r>
+      <w:r>
+        <w:rPr>
+          <w:rFonts w:ascii="Consolas" w:hAnsi="Consolas" w:cs="Courier New"/>
+          <w:color w:val="666600"/>
+          <w:sz w:val="17"/>
+          <w:szCs w:val="17"/>
+          <w:lang w:val="en-US"/>
+        </w:rPr>
+        <w:t>{</w:t>
+      </w:r>
+    </w:p>
+    <w:p>
+      <w:pPr>
+        <w:pStyle w:val="ac"/>
+        <w:pBdr>
+          <w:top w:val="single" w:sz="6" w:space="2" w:color="888888"/>
+          <w:left w:val="single" w:sz="6" w:space="2" w:color="888888"/>
+          <w:bottom w:val="single" w:sz="6" w:space="2" w:color="888888"/>
+          <w:right w:val="single" w:sz="6" w:space="2" w:color="888888"/>
+        </w:pBdr>
+        <w:tabs>
+          <w:tab w:val="left" w:pos="916"/>
+          <w:tab w:val="left" w:pos="1832"/>
+          <w:tab w:val="left" w:pos="2748"/>
+          <w:tab w:val="left" w:pos="3664"/>
+          <w:tab w:val="left" w:pos="4580"/>
+          <w:tab w:val="left" w:pos="5496"/>
+          <w:tab w:val="left" w:pos="6412"/>
+          <w:tab w:val="left" w:pos="7328"/>
+          <w:tab w:val="left" w:pos="8244"/>
+          <w:tab w:val="left" w:pos="9160"/>
+          <w:tab w:val="left" w:pos="10076"/>
+          <w:tab w:val="left" w:pos="10992"/>
+          <w:tab w:val="left" w:pos="11908"/>
+          <w:tab w:val="left" w:pos="12824"/>
+          <w:tab w:val="left" w:pos="13740"/>
+          <w:tab w:val="left" w:pos="14656"/>
+        </w:tabs>
+        <w:spacing w:before="0" w:beforeAutospacing="0" w:after="0" w:afterAutospacing="0"/>
+        <w:divId w:val="1615407957"/>
+        <w:rPr>
+          <w:rFonts w:ascii="Consolas" w:hAnsi="Consolas" w:cs="Courier New"/>
+          <w:sz w:val="17"/>
+          <w:szCs w:val="17"/>
+          <w:lang w:val="en-US"/>
+        </w:rPr>
+      </w:pPr>
+      <w:r>
+        <w:rPr>
+          <w:rFonts w:ascii="Consolas" w:hAnsi="Consolas" w:cs="Courier New"/>
+          <w:sz w:val="17"/>
+          <w:szCs w:val="17"/>
+          <w:lang w:val="en-US"/>
+        </w:rPr>
+        <w:t>11.</w:t>
+      </w:r>
+      <w:r>
+        <w:rPr>
+          <w:rFonts w:ascii="Consolas" w:hAnsi="Consolas" w:cs="Courier New"/>
+          <w:sz w:val="17"/>
+          <w:szCs w:val="17"/>
+          <w:lang w:val="en-US"/>
+        </w:rPr>
+        <w:t xml:space="preserve"> </w:t>
+      </w:r>
+      <w:r>
+        <w:rPr>
+          <w:rFonts w:ascii="Consolas" w:hAnsi="Consolas" w:cs="Courier New"/>
+          <w:color w:val="000000"/>
+          <w:sz w:val="17"/>
+          <w:szCs w:val="17"/>
+          <w:lang w:val="en-US"/>
+        </w:rPr>
+        <w:t xml:space="preserve">    </w:t>
+      </w:r>
+      <w:r>
+        <w:rPr>
+          <w:rFonts w:ascii="Consolas" w:hAnsi="Consolas" w:cs="Courier New"/>
+          <w:color w:val="000000"/>
+          <w:sz w:val="17"/>
+          <w:szCs w:val="17"/>
+          <w:lang w:val="en-US"/>
+        </w:rPr>
+        <w:t>suspend</w:t>
+      </w:r>
+      <w:r>
+        <w:rPr>
+          <w:rFonts w:ascii="Consolas" w:hAnsi="Consolas" w:cs="Courier New"/>
+          <w:color w:val="000000"/>
+          <w:sz w:val="17"/>
+          <w:szCs w:val="17"/>
+          <w:lang w:val="en-US"/>
+        </w:rPr>
+        <w:t xml:space="preserve"> </w:t>
+      </w:r>
+      <w:r>
+        <w:rPr>
+          <w:rFonts w:ascii="Consolas" w:hAnsi="Consolas" w:cs="Courier New"/>
+          <w:color w:val="000000"/>
+          <w:sz w:val="17"/>
+          <w:szCs w:val="17"/>
+          <w:lang w:val="en-US"/>
+        </w:rPr>
+        <w:t>fun</w:t>
+      </w:r>
+      <w:r>
+        <w:rPr>
+          <w:rFonts w:ascii="Consolas" w:hAnsi="Consolas" w:cs="Courier New"/>
+          <w:color w:val="000000"/>
+          <w:sz w:val="17"/>
+          <w:szCs w:val="17"/>
+          <w:lang w:val="en-US"/>
+        </w:rPr>
+        <w:t xml:space="preserve"> </w:t>
+      </w:r>
+      <w:proofErr w:type="gramStart"/>
+      <w:r>
+        <w:rPr>
+          <w:rFonts w:ascii="Consolas" w:hAnsi="Consolas" w:cs="Courier New"/>
+          <w:color w:val="000000"/>
+          <w:sz w:val="17"/>
+          <w:szCs w:val="17"/>
+          <w:lang w:val="en-US"/>
+        </w:rPr>
+        <w:t>getProfile</w:t>
+      </w:r>
+      <w:r>
+        <w:rPr>
+          <w:rFonts w:ascii="Consolas" w:hAnsi="Consolas" w:cs="Courier New"/>
+          <w:color w:val="666600"/>
+          <w:sz w:val="17"/>
+          <w:szCs w:val="17"/>
+          <w:lang w:val="en-US"/>
+        </w:rPr>
+        <w:t>(</w:t>
+      </w:r>
+      <w:proofErr w:type="gramEnd"/>
+      <w:r>
+        <w:rPr>
+          <w:rFonts w:ascii="Consolas" w:hAnsi="Consolas" w:cs="Courier New"/>
+          <w:color w:val="666600"/>
+          <w:sz w:val="17"/>
+          <w:szCs w:val="17"/>
+          <w:lang w:val="en-US"/>
+        </w:rPr>
+        <w:t>):</w:t>
+      </w:r>
+      <w:r>
+        <w:rPr>
+          <w:rFonts w:ascii="Consolas" w:hAnsi="Consolas" w:cs="Courier New"/>
+          <w:color w:val="000000"/>
+          <w:sz w:val="17"/>
+          <w:szCs w:val="17"/>
+          <w:lang w:val="en-US"/>
+        </w:rPr>
+        <w:t xml:space="preserve"> </w:t>
+      </w:r>
+      <w:r>
+        <w:rPr>
+          <w:rFonts w:ascii="Consolas" w:hAnsi="Consolas" w:cs="Courier New"/>
+          <w:color w:val="660066"/>
+          <w:sz w:val="17"/>
+          <w:szCs w:val="17"/>
+          <w:lang w:val="en-US"/>
+        </w:rPr>
+        <w:t>Result</w:t>
+      </w:r>
+      <w:r>
+        <w:rPr>
+          <w:rFonts w:ascii="Consolas" w:hAnsi="Consolas" w:cs="Courier New"/>
+          <w:color w:val="666600"/>
+          <w:sz w:val="17"/>
+          <w:szCs w:val="17"/>
+          <w:lang w:val="en-US"/>
+        </w:rPr>
+        <w:t>&lt;</w:t>
+      </w:r>
+      <w:r>
+        <w:rPr>
+          <w:rFonts w:ascii="Consolas" w:hAnsi="Consolas" w:cs="Courier New"/>
+          <w:color w:val="660066"/>
+          <w:sz w:val="17"/>
+          <w:szCs w:val="17"/>
+          <w:lang w:val="en-US"/>
+        </w:rPr>
+        <w:t>UserProfile</w:t>
+      </w:r>
+      <w:r>
+        <w:rPr>
+          <w:rFonts w:ascii="Consolas" w:hAnsi="Consolas" w:cs="Courier New"/>
+          <w:color w:val="666600"/>
+          <w:sz w:val="17"/>
+          <w:szCs w:val="17"/>
+          <w:lang w:val="en-US"/>
+        </w:rPr>
+        <w:t>&gt;</w:t>
+      </w:r>
+    </w:p>
+    <w:p>
+      <w:pPr>
+        <w:pStyle w:val="ac"/>
+        <w:pBdr>
+          <w:top w:val="single" w:sz="6" w:space="2" w:color="888888"/>
+          <w:left w:val="single" w:sz="6" w:space="2" w:color="888888"/>
+          <w:bottom w:val="single" w:sz="6" w:space="2" w:color="888888"/>
+          <w:right w:val="single" w:sz="6" w:space="2" w:color="888888"/>
+        </w:pBdr>
+        <w:tabs>
+          <w:tab w:val="left" w:pos="916"/>
+          <w:tab w:val="left" w:pos="1832"/>
+          <w:tab w:val="left" w:pos="2748"/>
+          <w:tab w:val="left" w:pos="3664"/>
+          <w:tab w:val="left" w:pos="4580"/>
+          <w:tab w:val="left" w:pos="5496"/>
+          <w:tab w:val="left" w:pos="6412"/>
+          <w:tab w:val="left" w:pos="7328"/>
+          <w:tab w:val="left" w:pos="8244"/>
+          <w:tab w:val="left" w:pos="9160"/>
+          <w:tab w:val="left" w:pos="10076"/>
+          <w:tab w:val="left" w:pos="10992"/>
+          <w:tab w:val="left" w:pos="11908"/>
+          <w:tab w:val="left" w:pos="12824"/>
+          <w:tab w:val="left" w:pos="13740"/>
+          <w:tab w:val="left" w:pos="14656"/>
+        </w:tabs>
+        <w:spacing w:before="0" w:beforeAutospacing="0" w:after="0" w:afterAutospacing="0"/>
+        <w:divId w:val="1615407957"/>
+        <w:rPr>
+          <w:rFonts w:ascii="Consolas" w:hAnsi="Consolas" w:cs="Courier New"/>
+          <w:sz w:val="17"/>
+          <w:szCs w:val="17"/>
+          <w:lang w:val="en-US"/>
+        </w:rPr>
+      </w:pPr>
+      <w:r>
+        <w:rPr>
+          <w:rFonts w:ascii="Consolas" w:hAnsi="Consolas" w:cs="Courier New"/>
+          <w:sz w:val="17"/>
+          <w:szCs w:val="17"/>
+          <w:lang w:val="en-US"/>
+        </w:rPr>
+        <w:t>12.</w:t>
+      </w:r>
+      <w:r>
+        <w:rPr>
+          <w:rFonts w:ascii="Consolas" w:hAnsi="Consolas" w:cs="Courier New"/>
+          <w:sz w:val="17"/>
+          <w:szCs w:val="17"/>
+          <w:lang w:val="en-US"/>
+        </w:rPr>
+        <w:t xml:space="preserve"> </w:t>
+      </w:r>
+      <w:r>
+        <w:rPr>
+          <w:rFonts w:ascii="Consolas" w:hAnsi="Consolas" w:cs="Courier New"/>
+          <w:color w:val="000000"/>
+          <w:sz w:val="17"/>
+          <w:szCs w:val="17"/>
+          <w:lang w:val="en-US"/>
+        </w:rPr>
+        <w:t xml:space="preserve">    </w:t>
+      </w:r>
+      <w:r>
+        <w:rPr>
+          <w:rFonts w:ascii="Consolas" w:hAnsi="Consolas" w:cs="Courier New"/>
+          <w:color w:val="000000"/>
+          <w:sz w:val="17"/>
+          <w:szCs w:val="17"/>
+          <w:lang w:val="en-US"/>
+        </w:rPr>
+        <w:t>suspend</w:t>
+      </w:r>
+      <w:r>
+        <w:rPr>
+          <w:rFonts w:ascii="Consolas" w:hAnsi="Consolas" w:cs="Courier New"/>
+          <w:color w:val="000000"/>
+          <w:sz w:val="17"/>
+          <w:szCs w:val="17"/>
+          <w:lang w:val="en-US"/>
+        </w:rPr>
+        <w:t xml:space="preserve"> </w:t>
+      </w:r>
+      <w:r>
+        <w:rPr>
+          <w:rFonts w:ascii="Consolas" w:hAnsi="Consolas" w:cs="Courier New"/>
+          <w:color w:val="000000"/>
+          <w:sz w:val="17"/>
+          <w:szCs w:val="17"/>
+          <w:lang w:val="en-US"/>
+        </w:rPr>
+        <w:t>fun</w:t>
+      </w:r>
+      <w:r>
+        <w:rPr>
+          <w:rFonts w:ascii="Consolas" w:hAnsi="Consolas" w:cs="Courier New"/>
+          <w:color w:val="000000"/>
+          <w:sz w:val="17"/>
+          <w:szCs w:val="17"/>
+          <w:lang w:val="en-US"/>
+        </w:rPr>
+        <w:t xml:space="preserve"> </w:t>
+      </w:r>
+      <w:proofErr w:type="gramStart"/>
+      <w:r>
+        <w:rPr>
+          <w:rFonts w:ascii="Consolas" w:hAnsi="Consolas" w:cs="Courier New"/>
+          <w:color w:val="000000"/>
+          <w:sz w:val="17"/>
+          <w:szCs w:val="17"/>
+          <w:lang w:val="en-US"/>
+        </w:rPr>
+        <w:t>saveProfile</w:t>
+      </w:r>
+      <w:r>
+        <w:rPr>
+          <w:rFonts w:ascii="Consolas" w:hAnsi="Consolas" w:cs="Courier New"/>
+          <w:color w:val="666600"/>
+          <w:sz w:val="17"/>
+          <w:szCs w:val="17"/>
+          <w:lang w:val="en-US"/>
+        </w:rPr>
+        <w:t>(</w:t>
+      </w:r>
+      <w:proofErr w:type="gramEnd"/>
+      <w:r>
+        <w:rPr>
+          <w:rFonts w:ascii="Consolas" w:hAnsi="Consolas" w:cs="Courier New"/>
+          <w:color w:val="000000"/>
+          <w:sz w:val="17"/>
+          <w:szCs w:val="17"/>
+          <w:lang w:val="en-US"/>
+        </w:rPr>
+        <w:t>profile</w:t>
+      </w:r>
+      <w:r>
+        <w:rPr>
+          <w:rFonts w:ascii="Consolas" w:hAnsi="Consolas" w:cs="Courier New"/>
+          <w:color w:val="666600"/>
+          <w:sz w:val="17"/>
+          <w:szCs w:val="17"/>
+          <w:lang w:val="en-US"/>
+        </w:rPr>
+        <w:t>:</w:t>
+      </w:r>
+      <w:r>
+        <w:rPr>
+          <w:rFonts w:ascii="Consolas" w:hAnsi="Consolas" w:cs="Courier New"/>
+          <w:color w:val="000000"/>
+          <w:sz w:val="17"/>
+          <w:szCs w:val="17"/>
+          <w:lang w:val="en-US"/>
+        </w:rPr>
+        <w:t xml:space="preserve"> </w:t>
+      </w:r>
+      <w:r>
+        <w:rPr>
+          <w:rFonts w:ascii="Consolas" w:hAnsi="Consolas" w:cs="Courier New"/>
+          <w:color w:val="660066"/>
+          <w:sz w:val="17"/>
+          <w:szCs w:val="17"/>
+          <w:lang w:val="en-US"/>
+        </w:rPr>
+        <w:t>UserProfile</w:t>
+      </w:r>
+      <w:r>
+        <w:rPr>
+          <w:rFonts w:ascii="Consolas" w:hAnsi="Consolas" w:cs="Courier New"/>
+          <w:color w:val="666600"/>
+          <w:sz w:val="17"/>
+          <w:szCs w:val="17"/>
+          <w:lang w:val="en-US"/>
+        </w:rPr>
+        <w:t>):</w:t>
+      </w:r>
+      <w:r>
+        <w:rPr>
+          <w:rFonts w:ascii="Consolas" w:hAnsi="Consolas" w:cs="Courier New"/>
+          <w:color w:val="000000"/>
+          <w:sz w:val="17"/>
+          <w:szCs w:val="17"/>
+          <w:lang w:val="en-US"/>
+        </w:rPr>
+        <w:t xml:space="preserve"> </w:t>
+      </w:r>
+      <w:r>
+        <w:rPr>
+          <w:rFonts w:ascii="Consolas" w:hAnsi="Consolas" w:cs="Courier New"/>
+          <w:color w:val="660066"/>
+          <w:sz w:val="17"/>
+          <w:szCs w:val="17"/>
+          <w:lang w:val="en-US"/>
+        </w:rPr>
+        <w:t>Result</w:t>
+      </w:r>
+      <w:r>
+        <w:rPr>
+          <w:rFonts w:ascii="Consolas" w:hAnsi="Consolas" w:cs="Courier New"/>
+          <w:color w:val="666600"/>
+          <w:sz w:val="17"/>
+          <w:szCs w:val="17"/>
+          <w:lang w:val="en-US"/>
+        </w:rPr>
+        <w:t>&lt;</w:t>
+      </w:r>
+      <w:r>
+        <w:rPr>
+          <w:rFonts w:ascii="Consolas" w:hAnsi="Consolas" w:cs="Courier New"/>
+          <w:color w:val="660066"/>
+          <w:sz w:val="17"/>
+          <w:szCs w:val="17"/>
+          <w:lang w:val="en-US"/>
+        </w:rPr>
+        <w:t>Unit</w:t>
+      </w:r>
+      <w:r>
+        <w:rPr>
+          <w:rFonts w:ascii="Consolas" w:hAnsi="Consolas" w:cs="Courier New"/>
+          <w:color w:val="666600"/>
+          <w:sz w:val="17"/>
+          <w:szCs w:val="17"/>
+          <w:lang w:val="en-US"/>
+        </w:rPr>
+        <w:t>&gt;</w:t>
+      </w:r>
+    </w:p>
+    <w:p>
+      <w:pPr>
+        <w:pStyle w:val="ac"/>
+        <w:pBdr>
+          <w:top w:val="single" w:sz="6" w:space="2" w:color="888888"/>
+          <w:left w:val="single" w:sz="6" w:space="2" w:color="888888"/>
+          <w:bottom w:val="single" w:sz="6" w:space="2" w:color="888888"/>
+          <w:right w:val="single" w:sz="6" w:space="2" w:color="888888"/>
+        </w:pBdr>
+        <w:tabs>
+          <w:tab w:val="left" w:pos="916"/>
+          <w:tab w:val="left" w:pos="1832"/>
+          <w:tab w:val="left" w:pos="2748"/>
+          <w:tab w:val="left" w:pos="3664"/>
+          <w:tab w:val="left" w:pos="4580"/>
+          <w:tab w:val="left" w:pos="5496"/>
+          <w:tab w:val="left" w:pos="6412"/>
+          <w:tab w:val="left" w:pos="7328"/>
+          <w:tab w:val="left" w:pos="8244"/>
+          <w:tab w:val="left" w:pos="9160"/>
+          <w:tab w:val="left" w:pos="10076"/>
+          <w:tab w:val="left" w:pos="10992"/>
+          <w:tab w:val="left" w:pos="11908"/>
+          <w:tab w:val="left" w:pos="12824"/>
+          <w:tab w:val="left" w:pos="13740"/>
+          <w:tab w:val="left" w:pos="14656"/>
+        </w:tabs>
+        <w:spacing w:before="0" w:beforeAutospacing="0" w:after="0" w:afterAutospacing="0"/>
+        <w:divId w:val="1615407957"/>
+        <w:rPr>
+          <w:rFonts w:ascii="Consolas" w:hAnsi="Consolas" w:cs="Courier New"/>
+          <w:sz w:val="17"/>
+          <w:szCs w:val="17"/>
+          <w:lang w:val="en-US"/>
+        </w:rPr>
+      </w:pPr>
+      <w:r>
+        <w:rPr>
+          <w:rFonts w:ascii="Consolas" w:hAnsi="Consolas" w:cs="Courier New"/>
+          <w:sz w:val="17"/>
+          <w:szCs w:val="17"/>
+          <w:lang w:val="en-US"/>
+        </w:rPr>
+        <w:t>13.</w:t>
+      </w:r>
+      <w:r>
+        <w:rPr>
+          <w:rFonts w:ascii="Consolas" w:hAnsi="Consolas" w:cs="Courier New"/>
+          <w:sz w:val="17"/>
+          <w:szCs w:val="17"/>
+          <w:lang w:val="en-US"/>
+        </w:rPr>
+        <w:t xml:space="preserve"> </w:t>
+      </w:r>
+      <w:r>
+        <w:rPr>
+          <w:rFonts w:ascii="Consolas" w:hAnsi="Consolas" w:cs="Courier New"/>
+          <w:color w:val="000000"/>
+          <w:sz w:val="17"/>
+          <w:szCs w:val="17"/>
+          <w:lang w:val="en-US"/>
+        </w:rPr>
+        <w:t xml:space="preserve">    </w:t>
+      </w:r>
+      <w:r>
+        <w:rPr>
+          <w:rFonts w:ascii="Consolas" w:hAnsi="Consolas" w:cs="Courier New"/>
+          <w:color w:val="000000"/>
+          <w:sz w:val="17"/>
+          <w:szCs w:val="17"/>
+          <w:lang w:val="en-US"/>
+        </w:rPr>
+        <w:t>suspend</w:t>
+      </w:r>
+      <w:r>
+        <w:rPr>
+          <w:rFonts w:ascii="Consolas" w:hAnsi="Consolas" w:cs="Courier New"/>
+          <w:color w:val="000000"/>
+          <w:sz w:val="17"/>
+          <w:szCs w:val="17"/>
+          <w:lang w:val="en-US"/>
+        </w:rPr>
+        <w:t xml:space="preserve"> </w:t>
+      </w:r>
+      <w:r>
+        <w:rPr>
+          <w:rFonts w:ascii="Consolas" w:hAnsi="Consolas" w:cs="Courier New"/>
+          <w:color w:val="000000"/>
+          <w:sz w:val="17"/>
+          <w:szCs w:val="17"/>
+          <w:lang w:val="en-US"/>
+        </w:rPr>
+        <w:t>fun</w:t>
+      </w:r>
+      <w:r>
+        <w:rPr>
+          <w:rFonts w:ascii="Consolas" w:hAnsi="Consolas" w:cs="Courier New"/>
+          <w:color w:val="000000"/>
+          <w:sz w:val="17"/>
+          <w:szCs w:val="17"/>
+          <w:lang w:val="en-US"/>
+        </w:rPr>
+        <w:t xml:space="preserve"> </w:t>
+      </w:r>
+      <w:proofErr w:type="gramStart"/>
+      <w:r>
+        <w:rPr>
+          <w:rFonts w:ascii="Consolas" w:hAnsi="Consolas" w:cs="Courier New"/>
+          <w:color w:val="000000"/>
+          <w:sz w:val="17"/>
+          <w:szCs w:val="17"/>
+          <w:lang w:val="en-US"/>
+        </w:rPr>
+        <w:t>updateSituationProfile</w:t>
+      </w:r>
+      <w:r>
+        <w:rPr>
+          <w:rFonts w:ascii="Consolas" w:hAnsi="Consolas" w:cs="Courier New"/>
+          <w:color w:val="666600"/>
+          <w:sz w:val="17"/>
+          <w:szCs w:val="17"/>
+          <w:lang w:val="en-US"/>
+        </w:rPr>
+        <w:t>(</w:t>
+      </w:r>
+      <w:proofErr w:type="gramEnd"/>
+      <w:r>
+        <w:rPr>
+          <w:rFonts w:ascii="Consolas" w:hAnsi="Consolas" w:cs="Courier New"/>
+          <w:color w:val="000000"/>
+          <w:sz w:val="17"/>
+          <w:szCs w:val="17"/>
+          <w:lang w:val="en-US"/>
+        </w:rPr>
+        <w:t>profile</w:t>
+      </w:r>
+      <w:r>
+        <w:rPr>
+          <w:rFonts w:ascii="Consolas" w:hAnsi="Consolas" w:cs="Courier New"/>
+          <w:color w:val="666600"/>
+          <w:sz w:val="17"/>
+          <w:szCs w:val="17"/>
+          <w:lang w:val="en-US"/>
+        </w:rPr>
+        <w:t>:</w:t>
+      </w:r>
+      <w:r>
+        <w:rPr>
+          <w:rFonts w:ascii="Consolas" w:hAnsi="Consolas" w:cs="Courier New"/>
+          <w:color w:val="000000"/>
+          <w:sz w:val="17"/>
+          <w:szCs w:val="17"/>
+          <w:lang w:val="en-US"/>
+        </w:rPr>
+        <w:t xml:space="preserve"> </w:t>
+      </w:r>
+      <w:r>
+        <w:rPr>
+          <w:rFonts w:ascii="Consolas" w:hAnsi="Consolas" w:cs="Courier New"/>
+          <w:color w:val="660066"/>
+          <w:sz w:val="17"/>
+          <w:szCs w:val="17"/>
+          <w:lang w:val="en-US"/>
+        </w:rPr>
+        <w:t>SituationProfile</w:t>
+      </w:r>
+      <w:r>
+        <w:rPr>
+          <w:rFonts w:ascii="Consolas" w:hAnsi="Consolas" w:cs="Courier New"/>
+          <w:color w:val="666600"/>
+          <w:sz w:val="17"/>
+          <w:szCs w:val="17"/>
+          <w:lang w:val="en-US"/>
+        </w:rPr>
+        <w:t>):</w:t>
+      </w:r>
+      <w:r>
+        <w:rPr>
+          <w:rFonts w:ascii="Consolas" w:hAnsi="Consolas" w:cs="Courier New"/>
+          <w:color w:val="000000"/>
+          <w:sz w:val="17"/>
+          <w:szCs w:val="17"/>
+          <w:lang w:val="en-US"/>
+        </w:rPr>
+        <w:t xml:space="preserve"> </w:t>
+      </w:r>
+      <w:r>
+        <w:rPr>
+          <w:rFonts w:ascii="Consolas" w:hAnsi="Consolas" w:cs="Courier New"/>
+          <w:color w:val="660066"/>
+          <w:sz w:val="17"/>
+          <w:szCs w:val="17"/>
+          <w:lang w:val="en-US"/>
+        </w:rPr>
+        <w:t>Result</w:t>
+      </w:r>
+      <w:r>
+        <w:rPr>
+          <w:rFonts w:ascii="Consolas" w:hAnsi="Consolas" w:cs="Courier New"/>
+          <w:color w:val="666600"/>
+          <w:sz w:val="17"/>
+          <w:szCs w:val="17"/>
+          <w:lang w:val="en-US"/>
+        </w:rPr>
+        <w:t>&lt;</w:t>
+      </w:r>
+      <w:r>
+        <w:rPr>
+          <w:rFonts w:ascii="Consolas" w:hAnsi="Consolas" w:cs="Courier New"/>
+          <w:color w:val="660066"/>
+          <w:sz w:val="17"/>
+          <w:szCs w:val="17"/>
+          <w:lang w:val="en-US"/>
+        </w:rPr>
+        <w:t>Unit</w:t>
+      </w:r>
+      <w:r>
+        <w:rPr>
+          <w:rFonts w:ascii="Consolas" w:hAnsi="Consolas" w:cs="Courier New"/>
+          <w:color w:val="666600"/>
+          <w:sz w:val="17"/>
+          <w:szCs w:val="17"/>
+          <w:lang w:val="en-US"/>
+        </w:rPr>
+        <w:t>&gt;</w:t>
+      </w:r>
+    </w:p>
+    <w:p>
+      <w:pPr>
+        <w:pStyle w:val="ac"/>
+        <w:pBdr>
+          <w:top w:val="single" w:sz="6" w:space="2" w:color="888888"/>
+          <w:left w:val="single" w:sz="6" w:space="2" w:color="888888"/>
+          <w:bottom w:val="single" w:sz="6" w:space="2" w:color="888888"/>
+          <w:right w:val="single" w:sz="6" w:space="2" w:color="888888"/>
+        </w:pBdr>
+        <w:tabs>
+          <w:tab w:val="left" w:pos="916"/>
+          <w:tab w:val="left" w:pos="1832"/>
+          <w:tab w:val="left" w:pos="2748"/>
+          <w:tab w:val="left" w:pos="3664"/>
+          <w:tab w:val="left" w:pos="4580"/>
+          <w:tab w:val="left" w:pos="5496"/>
+          <w:tab w:val="left" w:pos="6412"/>
+          <w:tab w:val="left" w:pos="7328"/>
+          <w:tab w:val="left" w:pos="8244"/>
+          <w:tab w:val="left" w:pos="9160"/>
+          <w:tab w:val="left" w:pos="10076"/>
+          <w:tab w:val="left" w:pos="10992"/>
+          <w:tab w:val="left" w:pos="11908"/>
+          <w:tab w:val="left" w:pos="12824"/>
+          <w:tab w:val="left" w:pos="13740"/>
+          <w:tab w:val="left" w:pos="14656"/>
+        </w:tabs>
+        <w:spacing w:before="0" w:beforeAutospacing="0" w:after="0" w:afterAutospacing="0"/>
+        <w:divId w:val="1615407957"/>
+        <w:rPr>
+          <w:rFonts w:ascii="Consolas" w:hAnsi="Consolas" w:cs="Courier New"/>
+          <w:sz w:val="17"/>
+          <w:szCs w:val="17"/>
+          <w:lang w:val="en-US"/>
+        </w:rPr>
+      </w:pPr>
+      <w:proofErr w:type="gramStart"/>
+      <w:r>
+        <w:rPr>
+          <w:rFonts w:ascii="Consolas" w:hAnsi="Consolas" w:cs="Courier New"/>
+          <w:sz w:val="17"/>
+          <w:szCs w:val="17"/>
+          <w:lang w:val="en-US"/>
+        </w:rPr>
+        <w:t>14.</w:t>
+      </w:r>
+      <w:r>
+        <w:rPr>
+          <w:rFonts w:ascii="Consolas" w:hAnsi="Consolas" w:cs="Courier New"/>
+          <w:sz w:val="17"/>
+          <w:szCs w:val="17"/>
+          <w:lang w:val="en-US"/>
+        </w:rPr>
+        <w:t xml:space="preserve"> </w:t>
+      </w:r>
+      <w:r>
+        <w:rPr>
+          <w:rFonts w:ascii="Consolas" w:hAnsi="Consolas" w:cs="Courier New"/>
+          <w:color w:val="666600"/>
+          <w:sz w:val="17"/>
+          <w:szCs w:val="17"/>
+          <w:lang w:val="en-US"/>
+        </w:rPr>
+        <w:t>}</w:t>
+      </w:r>
+      <w:proofErr w:type="gramEnd"/>
+    </w:p>
+    <w:p>
+      <w:pPr>
+        <w:pStyle w:val="ac"/>
+        <w:pBdr>
+          <w:top w:val="single" w:sz="6" w:space="2" w:color="888888"/>
+          <w:left w:val="single" w:sz="6" w:space="2" w:color="888888"/>
+          <w:bottom w:val="single" w:sz="6" w:space="2" w:color="888888"/>
+          <w:right w:val="single" w:sz="6" w:space="2" w:color="888888"/>
+        </w:pBdr>
+        <w:tabs>
+          <w:tab w:val="left" w:pos="916"/>
+          <w:tab w:val="left" w:pos="1832"/>
+          <w:tab w:val="left" w:pos="2748"/>
+          <w:tab w:val="left" w:pos="3664"/>
+          <w:tab w:val="left" w:pos="4580"/>
+          <w:tab w:val="left" w:pos="5496"/>
+          <w:tab w:val="left" w:pos="6412"/>
+          <w:tab w:val="left" w:pos="7328"/>
+          <w:tab w:val="left" w:pos="8244"/>
+          <w:tab w:val="left" w:pos="9160"/>
+          <w:tab w:val="left" w:pos="10076"/>
+          <w:tab w:val="left" w:pos="10992"/>
+          <w:tab w:val="left" w:pos="11908"/>
+          <w:tab w:val="left" w:pos="12824"/>
+          <w:tab w:val="left" w:pos="13740"/>
+          <w:tab w:val="left" w:pos="14656"/>
+        </w:tabs>
+        <w:spacing w:before="0" w:beforeAutospacing="0" w:after="0" w:afterAutospacing="0"/>
+        <w:divId w:val="1615407957"/>
+        <w:rPr>
+          <w:rFonts w:ascii="Consolas" w:hAnsi="Consolas" w:cs="Courier New"/>
+          <w:sz w:val="17"/>
+          <w:szCs w:val="17"/>
+          <w:lang w:val="en-US"/>
+        </w:rPr>
+      </w:pPr>
+      <w:r>
+        <w:rPr>
+          <w:rFonts w:ascii="Consolas" w:hAnsi="Consolas" w:cs="Courier New"/>
+          <w:sz w:val="17"/>
+          <w:szCs w:val="17"/>
+          <w:lang w:val="en-US"/>
+        </w:rPr>
+        <w:t>15.</w:t>
+      </w:r>
+      <w:r>
+        <w:rPr>
+          <w:rFonts w:ascii="Consolas" w:hAnsi="Consolas" w:cs="Courier New"/>
+          <w:sz w:val="17"/>
+          <w:szCs w:val="17"/>
+          <w:lang w:val="en-US"/>
+        </w:rPr>
+        <w:t xml:space="preserve"> </w:t>
+      </w:r>
+      <w:r>
+        <w:rPr>
+          <w:rFonts w:ascii="Consolas" w:hAnsi="Consolas" w:cs="Courier New"/>
+          <w:color w:val="000000"/>
+          <w:sz w:val="17"/>
+          <w:szCs w:val="17"/>
+          <w:lang w:val="en-US"/>
+        </w:rPr>
+        <w:t xml:space="preserve"> </w:t>
+      </w:r>
+    </w:p>
+    <w:p>
+      <w:pPr>
+        <w:pStyle w:val="ac"/>
+        <w:pBdr>
+          <w:top w:val="single" w:sz="6" w:space="2" w:color="888888"/>
+          <w:left w:val="single" w:sz="6" w:space="2" w:color="888888"/>
+          <w:bottom w:val="single" w:sz="6" w:space="2" w:color="888888"/>
+          <w:right w:val="single" w:sz="6" w:space="2" w:color="888888"/>
+        </w:pBdr>
+        <w:tabs>
+          <w:tab w:val="left" w:pos="916"/>
+          <w:tab w:val="left" w:pos="1832"/>
+          <w:tab w:val="left" w:pos="2748"/>
+          <w:tab w:val="left" w:pos="3664"/>
+          <w:tab w:val="left" w:pos="4580"/>
+          <w:tab w:val="left" w:pos="5496"/>
+          <w:tab w:val="left" w:pos="6412"/>
+          <w:tab w:val="left" w:pos="7328"/>
+          <w:tab w:val="left" w:pos="8244"/>
+          <w:tab w:val="left" w:pos="9160"/>
+          <w:tab w:val="left" w:pos="10076"/>
+          <w:tab w:val="left" w:pos="10992"/>
+          <w:tab w:val="left" w:pos="11908"/>
+          <w:tab w:val="left" w:pos="12824"/>
+          <w:tab w:val="left" w:pos="13740"/>
+          <w:tab w:val="left" w:pos="14656"/>
+        </w:tabs>
+        <w:spacing w:before="0" w:beforeAutospacing="0" w:after="0" w:afterAutospacing="0"/>
+        <w:divId w:val="1615407957"/>
+        <w:rPr>
+          <w:rFonts w:ascii="Consolas" w:hAnsi="Consolas" w:cs="Courier New"/>
+          <w:sz w:val="17"/>
+          <w:szCs w:val="17"/>
+          <w:lang w:val="en-US"/>
+        </w:rPr>
+      </w:pPr>
+      <w:r>
+        <w:rPr>
+          <w:rFonts w:ascii="Consolas" w:hAnsi="Consolas" w:cs="Courier New"/>
+          <w:sz w:val="17"/>
+          <w:szCs w:val="17"/>
+          <w:lang w:val="en-US"/>
+        </w:rPr>
+        <w:t>16.</w:t>
+      </w:r>
+      <w:r>
+        <w:rPr>
+          <w:rFonts w:ascii="Consolas" w:hAnsi="Consolas" w:cs="Courier New"/>
+          <w:sz w:val="17"/>
+          <w:szCs w:val="17"/>
+          <w:lang w:val="en-US"/>
+        </w:rPr>
+        <w:t xml:space="preserve"> </w:t>
+      </w:r>
+      <w:r>
+        <w:rPr>
+          <w:rFonts w:ascii="Consolas" w:hAnsi="Consolas" w:cs="Courier New"/>
+          <w:color w:val="000088"/>
+          <w:sz w:val="17"/>
+          <w:szCs w:val="17"/>
+          <w:lang w:val="en-US"/>
+        </w:rPr>
+        <w:t>interface</w:t>
+      </w:r>
+      <w:r>
+        <w:rPr>
+          <w:rFonts w:ascii="Consolas" w:hAnsi="Consolas" w:cs="Courier New"/>
+          <w:color w:val="000000"/>
+          <w:sz w:val="17"/>
+          <w:szCs w:val="17"/>
+          <w:lang w:val="en-US"/>
+        </w:rPr>
+        <w:t xml:space="preserve"> </w:t>
+      </w:r>
+      <w:r>
+        <w:rPr>
+          <w:rFonts w:ascii="Consolas" w:hAnsi="Consolas" w:cs="Courier New"/>
+          <w:color w:val="660066"/>
+          <w:sz w:val="17"/>
+          <w:szCs w:val="17"/>
+          <w:lang w:val="en-US"/>
+        </w:rPr>
+        <w:t>RouteRepository</w:t>
+      </w:r>
+      <w:r>
+        <w:rPr>
+          <w:rFonts w:ascii="Consolas" w:hAnsi="Consolas" w:cs="Courier New"/>
+          <w:color w:val="000000"/>
+          <w:sz w:val="17"/>
+          <w:szCs w:val="17"/>
+          <w:lang w:val="en-US"/>
+        </w:rPr>
+        <w:t xml:space="preserve"> </w:t>
+      </w:r>
+      <w:r>
+        <w:rPr>
+          <w:rFonts w:ascii="Consolas" w:hAnsi="Consolas" w:cs="Courier New"/>
+          <w:color w:val="666600"/>
+          <w:sz w:val="17"/>
+          <w:szCs w:val="17"/>
+          <w:lang w:val="en-US"/>
+        </w:rPr>
+        <w:t>{</w:t>
+      </w:r>
+    </w:p>
+    <w:p>
+      <w:pPr>
+        <w:pStyle w:val="ac"/>
+        <w:pBdr>
+          <w:top w:val="single" w:sz="6" w:space="2" w:color="888888"/>
+          <w:left w:val="single" w:sz="6" w:space="2" w:color="888888"/>
+          <w:bottom w:val="single" w:sz="6" w:space="2" w:color="888888"/>
+          <w:right w:val="single" w:sz="6" w:space="2" w:color="888888"/>
+        </w:pBdr>
+        <w:tabs>
+          <w:tab w:val="left" w:pos="916"/>
+          <w:tab w:val="left" w:pos="1832"/>
+          <w:tab w:val="left" w:pos="2748"/>
+          <w:tab w:val="left" w:pos="3664"/>
+          <w:tab w:val="left" w:pos="4580"/>
+          <w:tab w:val="left" w:pos="5496"/>
+          <w:tab w:val="left" w:pos="6412"/>
+          <w:tab w:val="left" w:pos="7328"/>
+          <w:tab w:val="left" w:pos="8244"/>
+          <w:tab w:val="left" w:pos="9160"/>
+          <w:tab w:val="left" w:pos="10076"/>
+          <w:tab w:val="left" w:pos="10992"/>
+          <w:tab w:val="left" w:pos="11908"/>
+          <w:tab w:val="left" w:pos="12824"/>
+          <w:tab w:val="left" w:pos="13740"/>
+          <w:tab w:val="left" w:pos="14656"/>
+        </w:tabs>
+        <w:spacing w:before="0" w:beforeAutospacing="0" w:after="0" w:afterAutospacing="0"/>
+        <w:divId w:val="1615407957"/>
+        <w:rPr>
+          <w:rFonts w:ascii="Consolas" w:hAnsi="Consolas" w:cs="Courier New"/>
+          <w:sz w:val="17"/>
+          <w:szCs w:val="17"/>
+          <w:lang w:val="en-US"/>
+        </w:rPr>
+      </w:pPr>
+      <w:r>
+        <w:rPr>
+          <w:rFonts w:ascii="Consolas" w:hAnsi="Consolas" w:cs="Courier New"/>
+          <w:sz w:val="17"/>
+          <w:szCs w:val="17"/>
+          <w:lang w:val="en-US"/>
+        </w:rPr>
+        <w:t>17.</w:t>
+      </w:r>
+      <w:r>
+        <w:rPr>
+          <w:rFonts w:ascii="Consolas" w:hAnsi="Consolas" w:cs="Courier New"/>
+          <w:sz w:val="17"/>
+          <w:szCs w:val="17"/>
+          <w:lang w:val="en-US"/>
+        </w:rPr>
+        <w:t xml:space="preserve"> </w:t>
+      </w:r>
+      <w:r>
+        <w:rPr>
+          <w:rFonts w:ascii="Consolas" w:hAnsi="Consolas" w:cs="Courier New"/>
+          <w:color w:val="000000"/>
+          <w:sz w:val="17"/>
+          <w:szCs w:val="17"/>
+          <w:lang w:val="en-US"/>
+        </w:rPr>
+        <w:t xml:space="preserve">    </w:t>
+      </w:r>
+      <w:r>
+        <w:rPr>
+          <w:rFonts w:ascii="Consolas" w:hAnsi="Consolas" w:cs="Courier New"/>
+          <w:color w:val="000000"/>
+          <w:sz w:val="17"/>
+          <w:szCs w:val="17"/>
+          <w:lang w:val="en-US"/>
+        </w:rPr>
+        <w:t>suspend</w:t>
+      </w:r>
+      <w:r>
+        <w:rPr>
+          <w:rFonts w:ascii="Consolas" w:hAnsi="Consolas" w:cs="Courier New"/>
+          <w:color w:val="000000"/>
+          <w:sz w:val="17"/>
+          <w:szCs w:val="17"/>
+          <w:lang w:val="en-US"/>
+        </w:rPr>
+        <w:t xml:space="preserve"> </w:t>
+      </w:r>
+      <w:r>
+        <w:rPr>
+          <w:rFonts w:ascii="Consolas" w:hAnsi="Consolas" w:cs="Courier New"/>
+          <w:color w:val="000000"/>
+          <w:sz w:val="17"/>
+          <w:szCs w:val="17"/>
+          <w:lang w:val="en-US"/>
+        </w:rPr>
+        <w:t>fun</w:t>
+      </w:r>
+      <w:r>
+        <w:rPr>
+          <w:rFonts w:ascii="Consolas" w:hAnsi="Consolas" w:cs="Courier New"/>
+          <w:color w:val="000000"/>
+          <w:sz w:val="17"/>
+          <w:szCs w:val="17"/>
+          <w:lang w:val="en-US"/>
+        </w:rPr>
+        <w:t xml:space="preserve"> </w:t>
+      </w:r>
+      <w:proofErr w:type="gramStart"/>
+      <w:r>
+        <w:rPr>
+          <w:rFonts w:ascii="Consolas" w:hAnsi="Consolas" w:cs="Courier New"/>
+          <w:color w:val="000000"/>
+          <w:sz w:val="17"/>
+          <w:szCs w:val="17"/>
+          <w:lang w:val="en-US"/>
+        </w:rPr>
+        <w:t>buildComfortRoute</w:t>
+      </w:r>
+      <w:r>
+        <w:rPr>
+          <w:rFonts w:ascii="Consolas" w:hAnsi="Consolas" w:cs="Courier New"/>
+          <w:color w:val="666600"/>
+          <w:sz w:val="17"/>
+          <w:szCs w:val="17"/>
+          <w:lang w:val="en-US"/>
+        </w:rPr>
+        <w:t>(</w:t>
+      </w:r>
+      <w:proofErr w:type="gramEnd"/>
+    </w:p>
+    <w:p>
+      <w:pPr>
+        <w:pStyle w:val="ac"/>
+        <w:pBdr>
+          <w:top w:val="single" w:sz="6" w:space="2" w:color="888888"/>
+          <w:left w:val="single" w:sz="6" w:space="2" w:color="888888"/>
+          <w:bottom w:val="single" w:sz="6" w:space="2" w:color="888888"/>
+          <w:right w:val="single" w:sz="6" w:space="2" w:color="888888"/>
+        </w:pBdr>
+        <w:tabs>
+          <w:tab w:val="left" w:pos="916"/>
+          <w:tab w:val="left" w:pos="1832"/>
+          <w:tab w:val="left" w:pos="2748"/>
+          <w:tab w:val="left" w:pos="3664"/>
+          <w:tab w:val="left" w:pos="4580"/>
+          <w:tab w:val="left" w:pos="5496"/>
+          <w:tab w:val="left" w:pos="6412"/>
+          <w:tab w:val="left" w:pos="7328"/>
+          <w:tab w:val="left" w:pos="8244"/>
+          <w:tab w:val="left" w:pos="9160"/>
+          <w:tab w:val="left" w:pos="10076"/>
+          <w:tab w:val="left" w:pos="10992"/>
+          <w:tab w:val="left" w:pos="11908"/>
+          <w:tab w:val="left" w:pos="12824"/>
+          <w:tab w:val="left" w:pos="13740"/>
+          <w:tab w:val="left" w:pos="14656"/>
+        </w:tabs>
+        <w:spacing w:before="0" w:beforeAutospacing="0" w:after="0" w:afterAutospacing="0"/>
+        <w:divId w:val="1615407957"/>
+        <w:rPr>
+          <w:rFonts w:ascii="Consolas" w:hAnsi="Consolas" w:cs="Courier New"/>
+          <w:sz w:val="17"/>
+          <w:szCs w:val="17"/>
+          <w:lang w:val="en-US"/>
+        </w:rPr>
+      </w:pPr>
+      <w:r>
+        <w:rPr>
+          <w:rFonts w:ascii="Consolas" w:hAnsi="Consolas" w:cs="Courier New"/>
+          <w:sz w:val="17"/>
+          <w:szCs w:val="17"/>
+          <w:lang w:val="en-US"/>
+        </w:rPr>
+        <w:t>18.</w:t>
+      </w:r>
+      <w:r>
+        <w:rPr>
+          <w:rFonts w:ascii="Consolas" w:hAnsi="Consolas" w:cs="Courier New"/>
+          <w:sz w:val="17"/>
+          <w:szCs w:val="17"/>
+          <w:lang w:val="en-US"/>
+        </w:rPr>
+        <w:t xml:space="preserve"> </w:t>
+      </w:r>
+      <w:r>
+        <w:rPr>
+          <w:rFonts w:ascii="Consolas" w:hAnsi="Consolas" w:cs="Courier New"/>
+          <w:color w:val="000000"/>
+          <w:sz w:val="17"/>
+          <w:szCs w:val="17"/>
+          <w:lang w:val="en-US"/>
+        </w:rPr>
+        <w:t xml:space="preserve">        </w:t>
+      </w:r>
+      <w:r>
+        <w:rPr>
+          <w:rFonts w:ascii="Consolas" w:hAnsi="Consolas" w:cs="Courier New"/>
+          <w:color w:val="000088"/>
+          <w:sz w:val="17"/>
+          <w:szCs w:val="17"/>
+          <w:lang w:val="en-US"/>
+        </w:rPr>
+        <w:t>from</w:t>
+      </w:r>
+      <w:r>
+        <w:rPr>
+          <w:rFonts w:ascii="Consolas" w:hAnsi="Consolas" w:cs="Courier New"/>
+          <w:color w:val="666600"/>
+          <w:sz w:val="17"/>
+          <w:szCs w:val="17"/>
+          <w:lang w:val="en-US"/>
+        </w:rPr>
+        <w:t>:</w:t>
+      </w:r>
+      <w:r>
+        <w:rPr>
+          <w:rFonts w:ascii="Consolas" w:hAnsi="Consolas" w:cs="Courier New"/>
+          <w:color w:val="000000"/>
+          <w:sz w:val="17"/>
+          <w:szCs w:val="17"/>
+          <w:lang w:val="en-US"/>
+        </w:rPr>
+        <w:t xml:space="preserve"> </w:t>
+      </w:r>
+      <w:r>
+        <w:rPr>
+          <w:rFonts w:ascii="Consolas" w:hAnsi="Consolas" w:cs="Courier New"/>
+          <w:color w:val="660066"/>
+          <w:sz w:val="17"/>
+          <w:szCs w:val="17"/>
+          <w:lang w:val="en-US"/>
+        </w:rPr>
+        <w:t>LatLng</w:t>
+      </w:r>
+      <w:r>
+        <w:rPr>
+          <w:rFonts w:ascii="Consolas" w:hAnsi="Consolas" w:cs="Courier New"/>
+          <w:color w:val="666600"/>
+          <w:sz w:val="17"/>
+          <w:szCs w:val="17"/>
+          <w:lang w:val="en-US"/>
+        </w:rPr>
+        <w:t>,</w:t>
+      </w:r>
+      <w:r>
+        <w:rPr>
+          <w:rFonts w:ascii="Consolas" w:hAnsi="Consolas" w:cs="Courier New"/>
+          <w:color w:val="000000"/>
+          <w:sz w:val="17"/>
+          <w:szCs w:val="17"/>
+          <w:lang w:val="en-US"/>
+        </w:rPr>
+        <w:t xml:space="preserve"> </w:t>
+      </w:r>
+      <w:r>
+        <w:rPr>
+          <w:rFonts w:ascii="Consolas" w:hAnsi="Consolas" w:cs="Courier New"/>
+          <w:color w:val="000000"/>
+          <w:sz w:val="17"/>
+          <w:szCs w:val="17"/>
+          <w:lang w:val="en-US"/>
+        </w:rPr>
+        <w:t>to</w:t>
+      </w:r>
+      <w:r>
+        <w:rPr>
+          <w:rFonts w:ascii="Consolas" w:hAnsi="Consolas" w:cs="Courier New"/>
+          <w:color w:val="666600"/>
+          <w:sz w:val="17"/>
+          <w:szCs w:val="17"/>
+          <w:lang w:val="en-US"/>
+        </w:rPr>
+        <w:t>:</w:t>
+      </w:r>
+      <w:r>
+        <w:rPr>
+          <w:rFonts w:ascii="Consolas" w:hAnsi="Consolas" w:cs="Courier New"/>
+          <w:color w:val="000000"/>
+          <w:sz w:val="17"/>
+          <w:szCs w:val="17"/>
+          <w:lang w:val="en-US"/>
+        </w:rPr>
+        <w:t xml:space="preserve"> </w:t>
+      </w:r>
+      <w:r>
+        <w:rPr>
+          <w:rFonts w:ascii="Consolas" w:hAnsi="Consolas" w:cs="Courier New"/>
+          <w:color w:val="660066"/>
+          <w:sz w:val="17"/>
+          <w:szCs w:val="17"/>
+          <w:lang w:val="en-US"/>
+        </w:rPr>
+        <w:t>LatLng</w:t>
+      </w:r>
+      <w:r>
+        <w:rPr>
+          <w:rFonts w:ascii="Consolas" w:hAnsi="Consolas" w:cs="Courier New"/>
+          <w:color w:val="666600"/>
+          <w:sz w:val="17"/>
+          <w:szCs w:val="17"/>
+          <w:lang w:val="en-US"/>
+        </w:rPr>
+        <w:t>,</w:t>
+      </w:r>
+    </w:p>
+    <w:p>
+      <w:pPr>
+        <w:pStyle w:val="ac"/>
+        <w:pBdr>
+          <w:top w:val="single" w:sz="6" w:space="2" w:color="888888"/>
+          <w:left w:val="single" w:sz="6" w:space="2" w:color="888888"/>
+          <w:bottom w:val="single" w:sz="6" w:space="2" w:color="888888"/>
+          <w:right w:val="single" w:sz="6" w:space="2" w:color="888888"/>
+        </w:pBdr>
+        <w:tabs>
+          <w:tab w:val="left" w:pos="916"/>
+          <w:tab w:val="left" w:pos="1832"/>
+          <w:tab w:val="left" w:pos="2748"/>
+          <w:tab w:val="left" w:pos="3664"/>
+          <w:tab w:val="left" w:pos="4580"/>
+          <w:tab w:val="left" w:pos="5496"/>
+          <w:tab w:val="left" w:pos="6412"/>
+          <w:tab w:val="left" w:pos="7328"/>
+          <w:tab w:val="left" w:pos="8244"/>
+          <w:tab w:val="left" w:pos="9160"/>
+          <w:tab w:val="left" w:pos="10076"/>
+          <w:tab w:val="left" w:pos="10992"/>
+          <w:tab w:val="left" w:pos="11908"/>
+          <w:tab w:val="left" w:pos="12824"/>
+          <w:tab w:val="left" w:pos="13740"/>
+          <w:tab w:val="left" w:pos="14656"/>
+        </w:tabs>
+        <w:spacing w:before="0" w:beforeAutospacing="0" w:after="0" w:afterAutospacing="0"/>
+        <w:divId w:val="1615407957"/>
+        <w:rPr>
+          <w:rFonts w:ascii="Consolas" w:hAnsi="Consolas" w:cs="Courier New"/>
+          <w:sz w:val="17"/>
+          <w:szCs w:val="17"/>
+          <w:lang w:val="en-US"/>
+        </w:rPr>
+      </w:pPr>
+      <w:r>
+        <w:rPr>
+          <w:rFonts w:ascii="Consolas" w:hAnsi="Consolas" w:cs="Courier New"/>
+          <w:sz w:val="17"/>
+          <w:szCs w:val="17"/>
+          <w:lang w:val="en-US"/>
+        </w:rPr>
+        <w:t>19.</w:t>
+      </w:r>
+      <w:r>
+        <w:rPr>
+          <w:rFonts w:ascii="Consolas" w:hAnsi="Consolas" w:cs="Courier New"/>
+          <w:sz w:val="17"/>
+          <w:szCs w:val="17"/>
+          <w:lang w:val="en-US"/>
+        </w:rPr>
+        <w:t xml:space="preserve"> </w:t>
+      </w:r>
+      <w:r>
+        <w:rPr>
+          <w:rFonts w:ascii="Consolas" w:hAnsi="Consolas" w:cs="Courier New"/>
+          <w:color w:val="000000"/>
+          <w:sz w:val="17"/>
+          <w:szCs w:val="17"/>
+          <w:lang w:val="en-US"/>
+        </w:rPr>
+        <w:t xml:space="preserve">        </w:t>
+      </w:r>
+      <w:r>
+        <w:rPr>
+          <w:rFonts w:ascii="Consolas" w:hAnsi="Consolas" w:cs="Courier New"/>
+          <w:color w:val="000000"/>
+          <w:sz w:val="17"/>
+          <w:szCs w:val="17"/>
+          <w:lang w:val="en-US"/>
+        </w:rPr>
+        <w:t>waypoints</w:t>
+      </w:r>
+      <w:r>
+        <w:rPr>
+          <w:rFonts w:ascii="Consolas" w:hAnsi="Consolas" w:cs="Courier New"/>
+          <w:color w:val="666600"/>
+          <w:sz w:val="17"/>
+          <w:szCs w:val="17"/>
+          <w:lang w:val="en-US"/>
+        </w:rPr>
+        <w:t>:</w:t>
+      </w:r>
+      <w:r>
+        <w:rPr>
+          <w:rFonts w:ascii="Consolas" w:hAnsi="Consolas" w:cs="Courier New"/>
+          <w:color w:val="000000"/>
+          <w:sz w:val="17"/>
+          <w:szCs w:val="17"/>
+          <w:lang w:val="en-US"/>
+        </w:rPr>
+        <w:t xml:space="preserve"> </w:t>
+      </w:r>
+      <w:r>
+        <w:rPr>
+          <w:rFonts w:ascii="Consolas" w:hAnsi="Consolas" w:cs="Courier New"/>
+          <w:color w:val="660066"/>
+          <w:sz w:val="17"/>
+          <w:szCs w:val="17"/>
+          <w:lang w:val="en-US"/>
+        </w:rPr>
+        <w:t>List</w:t>
+      </w:r>
+      <w:r>
+        <w:rPr>
+          <w:rFonts w:ascii="Consolas" w:hAnsi="Consolas" w:cs="Courier New"/>
+          <w:color w:val="666600"/>
+          <w:sz w:val="17"/>
+          <w:szCs w:val="17"/>
+          <w:lang w:val="en-US"/>
+        </w:rPr>
+        <w:t>&lt;</w:t>
+      </w:r>
+      <w:r>
+        <w:rPr>
+          <w:rFonts w:ascii="Consolas" w:hAnsi="Consolas" w:cs="Courier New"/>
+          <w:color w:val="660066"/>
+          <w:sz w:val="17"/>
+          <w:szCs w:val="17"/>
+          <w:lang w:val="en-US"/>
+        </w:rPr>
+        <w:t>Point</w:t>
+      </w:r>
+      <w:r>
+        <w:rPr>
+          <w:rFonts w:ascii="Consolas" w:hAnsi="Consolas" w:cs="Courier New"/>
+          <w:color w:val="666600"/>
+          <w:sz w:val="17"/>
+          <w:szCs w:val="17"/>
+          <w:lang w:val="en-US"/>
+        </w:rPr>
+        <w:t>&gt;,</w:t>
+      </w:r>
+      <w:r>
+        <w:rPr>
+          <w:rFonts w:ascii="Consolas" w:hAnsi="Consolas" w:cs="Courier New"/>
+          <w:color w:val="000000"/>
+          <w:sz w:val="17"/>
+          <w:szCs w:val="17"/>
+          <w:lang w:val="en-US"/>
+        </w:rPr>
+        <w:t xml:space="preserve"> </w:t>
+      </w:r>
+      <w:r>
+        <w:rPr>
+          <w:rFonts w:ascii="Consolas" w:hAnsi="Consolas" w:cs="Courier New"/>
+          <w:color w:val="000000"/>
+          <w:sz w:val="17"/>
+          <w:szCs w:val="17"/>
+          <w:lang w:val="en-US"/>
+        </w:rPr>
+        <w:t>profile</w:t>
+      </w:r>
+      <w:r>
+        <w:rPr>
+          <w:rFonts w:ascii="Consolas" w:hAnsi="Consolas" w:cs="Courier New"/>
+          <w:color w:val="666600"/>
+          <w:sz w:val="17"/>
+          <w:szCs w:val="17"/>
+          <w:lang w:val="en-US"/>
+        </w:rPr>
+        <w:t>:</w:t>
+      </w:r>
+      <w:r>
+        <w:rPr>
+          <w:rFonts w:ascii="Consolas" w:hAnsi="Consolas" w:cs="Courier New"/>
+          <w:color w:val="000000"/>
+          <w:sz w:val="17"/>
+          <w:szCs w:val="17"/>
+          <w:lang w:val="en-US"/>
+        </w:rPr>
+        <w:t xml:space="preserve"> </w:t>
+      </w:r>
+      <w:r>
+        <w:rPr>
+          <w:rFonts w:ascii="Consolas" w:hAnsi="Consolas" w:cs="Courier New"/>
+          <w:color w:val="660066"/>
+          <w:sz w:val="17"/>
+          <w:szCs w:val="17"/>
+          <w:lang w:val="en-US"/>
+        </w:rPr>
+        <w:t>SituationProfile</w:t>
+      </w:r>
+    </w:p>
+    <w:p>
+      <w:pPr>
+        <w:pStyle w:val="ac"/>
+        <w:pBdr>
+          <w:top w:val="single" w:sz="6" w:space="2" w:color="888888"/>
+          <w:left w:val="single" w:sz="6" w:space="2" w:color="888888"/>
+          <w:bottom w:val="single" w:sz="6" w:space="2" w:color="888888"/>
+          <w:right w:val="single" w:sz="6" w:space="2" w:color="888888"/>
+        </w:pBdr>
+        <w:tabs>
+          <w:tab w:val="left" w:pos="916"/>
+          <w:tab w:val="left" w:pos="1832"/>
+          <w:tab w:val="left" w:pos="2748"/>
+          <w:tab w:val="left" w:pos="3664"/>
+          <w:tab w:val="left" w:pos="4580"/>
+          <w:tab w:val="left" w:pos="5496"/>
+          <w:tab w:val="left" w:pos="6412"/>
+          <w:tab w:val="left" w:pos="7328"/>
+          <w:tab w:val="left" w:pos="8244"/>
+          <w:tab w:val="left" w:pos="9160"/>
+          <w:tab w:val="left" w:pos="10076"/>
+          <w:tab w:val="left" w:pos="10992"/>
+          <w:tab w:val="left" w:pos="11908"/>
+          <w:tab w:val="left" w:pos="12824"/>
+          <w:tab w:val="left" w:pos="13740"/>
+          <w:tab w:val="left" w:pos="14656"/>
+        </w:tabs>
+        <w:spacing w:before="0" w:beforeAutospacing="0" w:after="0" w:afterAutospacing="0"/>
+        <w:divId w:val="1615407957"/>
+        <w:rPr>
+          <w:rFonts w:ascii="Consolas" w:hAnsi="Consolas" w:cs="Courier New"/>
+          <w:sz w:val="17"/>
+          <w:szCs w:val="17"/>
+          <w:lang w:val="en-US"/>
+        </w:rPr>
+      </w:pPr>
+      <w:r>
+        <w:rPr>
+          <w:rFonts w:ascii="Consolas" w:hAnsi="Consolas" w:cs="Courier New"/>
+          <w:sz w:val="17"/>
+          <w:szCs w:val="17"/>
+          <w:lang w:val="en-US"/>
+        </w:rPr>
+        <w:t>20.</w:t>
+      </w:r>
+      <w:r>
+        <w:rPr>
+          <w:rFonts w:ascii="Consolas" w:hAnsi="Consolas" w:cs="Courier New"/>
+          <w:sz w:val="17"/>
+          <w:szCs w:val="17"/>
+          <w:lang w:val="en-US"/>
+        </w:rPr>
+        <w:t xml:space="preserve"> </w:t>
+      </w:r>
+      <w:r>
+        <w:rPr>
+          <w:rFonts w:ascii="Consolas" w:hAnsi="Consolas" w:cs="Courier New"/>
+          <w:color w:val="000000"/>
+          <w:sz w:val="17"/>
+          <w:szCs w:val="17"/>
+          <w:lang w:val="en-US"/>
+        </w:rPr>
+        <w:t xml:space="preserve">  </w:t>
+      </w:r>
+      <w:proofErr w:type="gramStart"/>
+      <w:r>
+        <w:rPr>
+          <w:rFonts w:ascii="Consolas" w:hAnsi="Consolas" w:cs="Courier New"/>
+          <w:color w:val="000000"/>
+          <w:sz w:val="17"/>
+          <w:szCs w:val="17"/>
+          <w:lang w:val="en-US"/>
+        </w:rPr>
+        <w:t xml:space="preserve">  </w:t>
+      </w:r>
+      <w:r>
+        <w:rPr>
+          <w:rFonts w:ascii="Consolas" w:hAnsi="Consolas" w:cs="Courier New"/>
+          <w:color w:val="666600"/>
+          <w:sz w:val="17"/>
+          <w:szCs w:val="17"/>
+          <w:lang w:val="en-US"/>
+        </w:rPr>
+        <w:t>)</w:t>
+      </w:r>
+      <w:proofErr w:type="gramEnd"/>
+      <w:r>
+        <w:rPr>
+          <w:rFonts w:ascii="Consolas" w:hAnsi="Consolas" w:cs="Courier New"/>
+          <w:color w:val="666600"/>
+          <w:sz w:val="17"/>
+          <w:szCs w:val="17"/>
+          <w:lang w:val="en-US"/>
+        </w:rPr>
+        <w:t>:</w:t>
+      </w:r>
+      <w:r>
+        <w:rPr>
+          <w:rFonts w:ascii="Consolas" w:hAnsi="Consolas" w:cs="Courier New"/>
+          <w:color w:val="000000"/>
+          <w:sz w:val="17"/>
+          <w:szCs w:val="17"/>
+          <w:lang w:val="en-US"/>
+        </w:rPr>
+        <w:t xml:space="preserve"> </w:t>
+      </w:r>
+      <w:r>
+        <w:rPr>
+          <w:rFonts w:ascii="Consolas" w:hAnsi="Consolas" w:cs="Courier New"/>
+          <w:color w:val="660066"/>
+          <w:sz w:val="17"/>
+          <w:szCs w:val="17"/>
+          <w:lang w:val="en-US"/>
+        </w:rPr>
+        <w:t>Result</w:t>
+      </w:r>
+      <w:r>
+        <w:rPr>
+          <w:rFonts w:ascii="Consolas" w:hAnsi="Consolas" w:cs="Courier New"/>
+          <w:color w:val="666600"/>
+          <w:sz w:val="17"/>
+          <w:szCs w:val="17"/>
+          <w:lang w:val="en-US"/>
+        </w:rPr>
+        <w:t>&lt;</w:t>
+      </w:r>
+      <w:r>
+        <w:rPr>
+          <w:rFonts w:ascii="Consolas" w:hAnsi="Consolas" w:cs="Courier New"/>
+          <w:color w:val="660066"/>
+          <w:sz w:val="17"/>
+          <w:szCs w:val="17"/>
+          <w:lang w:val="en-US"/>
+        </w:rPr>
+        <w:t>ComfortRoute</w:t>
+      </w:r>
+      <w:r>
+        <w:rPr>
+          <w:rFonts w:ascii="Consolas" w:hAnsi="Consolas" w:cs="Courier New"/>
+          <w:color w:val="666600"/>
+          <w:sz w:val="17"/>
+          <w:szCs w:val="17"/>
+          <w:lang w:val="en-US"/>
+        </w:rPr>
+        <w:t>&gt;</w:t>
+      </w:r>
+    </w:p>
+    <w:p>
+      <w:pPr>
+        <w:pStyle w:val="ac"/>
+        <w:pBdr>
+          <w:top w:val="single" w:sz="6" w:space="2" w:color="888888"/>
+          <w:left w:val="single" w:sz="6" w:space="2" w:color="888888"/>
+          <w:bottom w:val="single" w:sz="6" w:space="2" w:color="888888"/>
+          <w:right w:val="single" w:sz="6" w:space="2" w:color="888888"/>
+        </w:pBdr>
+        <w:tabs>
+          <w:tab w:val="left" w:pos="916"/>
+          <w:tab w:val="left" w:pos="1832"/>
+          <w:tab w:val="left" w:pos="2748"/>
+          <w:tab w:val="left" w:pos="3664"/>
+          <w:tab w:val="left" w:pos="4580"/>
+          <w:tab w:val="left" w:pos="5496"/>
+          <w:tab w:val="left" w:pos="6412"/>
+          <w:tab w:val="left" w:pos="7328"/>
+          <w:tab w:val="left" w:pos="8244"/>
+          <w:tab w:val="left" w:pos="9160"/>
+          <w:tab w:val="left" w:pos="10076"/>
+          <w:tab w:val="left" w:pos="10992"/>
+          <w:tab w:val="left" w:pos="11908"/>
+          <w:tab w:val="left" w:pos="12824"/>
+          <w:tab w:val="left" w:pos="13740"/>
+          <w:tab w:val="left" w:pos="14656"/>
+        </w:tabs>
+        <w:spacing w:before="0" w:beforeAutospacing="0" w:after="0" w:afterAutospacing="0"/>
+        <w:divId w:val="1615407957"/>
+        <w:rPr>
+          <w:rFonts w:ascii="Consolas" w:hAnsi="Consolas" w:cs="Courier New"/>
+          <w:sz w:val="17"/>
+          <w:szCs w:val="17"/>
+          <w:lang w:val="en-US"/>
+        </w:rPr>
+      </w:pPr>
+      <w:proofErr w:type="gramStart"/>
+      <w:r>
+        <w:rPr>
+          <w:rFonts w:ascii="Consolas" w:hAnsi="Consolas" w:cs="Courier New"/>
+          <w:sz w:val="17"/>
+          <w:szCs w:val="17"/>
+          <w:lang w:val="en-US"/>
+        </w:rPr>
+        <w:t>21.</w:t>
+      </w:r>
+      <w:r>
+        <w:rPr>
+          <w:rFonts w:ascii="Consolas" w:hAnsi="Consolas" w:cs="Courier New"/>
+          <w:sz w:val="17"/>
+          <w:szCs w:val="17"/>
+          <w:lang w:val="en-US"/>
+        </w:rPr>
+        <w:t xml:space="preserve"> </w:t>
+      </w:r>
+      <w:r>
+        <w:rPr>
+          <w:rFonts w:ascii="Consolas" w:hAnsi="Consolas" w:cs="Courier New"/>
+          <w:color w:val="666600"/>
+          <w:sz w:val="17"/>
+          <w:szCs w:val="17"/>
+          <w:lang w:val="en-US"/>
+        </w:rPr>
+        <w:t>}</w:t>
+      </w:r>
+      <w:proofErr w:type="gramEnd"/>
+    </w:p>
+    <w:p>
+      <w:pPr>
+        <w:pStyle w:val="ac"/>
+        <w:pBdr>
+          <w:top w:val="single" w:sz="6" w:space="2" w:color="888888"/>
+          <w:left w:val="single" w:sz="6" w:space="2" w:color="888888"/>
+          <w:bottom w:val="single" w:sz="6" w:space="2" w:color="888888"/>
+          <w:right w:val="single" w:sz="6" w:space="2" w:color="888888"/>
+        </w:pBdr>
+        <w:tabs>
+          <w:tab w:val="left" w:pos="916"/>
+          <w:tab w:val="left" w:pos="1832"/>
+          <w:tab w:val="left" w:pos="2748"/>
+          <w:tab w:val="left" w:pos="3664"/>
+          <w:tab w:val="left" w:pos="4580"/>
+          <w:tab w:val="left" w:pos="5496"/>
+          <w:tab w:val="left" w:pos="6412"/>
+          <w:tab w:val="left" w:pos="7328"/>
+          <w:tab w:val="left" w:pos="8244"/>
+          <w:tab w:val="left" w:pos="9160"/>
+          <w:tab w:val="left" w:pos="10076"/>
+          <w:tab w:val="left" w:pos="10992"/>
+          <w:tab w:val="left" w:pos="11908"/>
+          <w:tab w:val="left" w:pos="12824"/>
+          <w:tab w:val="left" w:pos="13740"/>
+          <w:tab w:val="left" w:pos="14656"/>
+        </w:tabs>
+        <w:spacing w:before="0" w:beforeAutospacing="0" w:after="0" w:afterAutospacing="0"/>
+        <w:divId w:val="1615407957"/>
+        <w:rPr>
+          <w:rFonts w:ascii="Consolas" w:hAnsi="Consolas" w:cs="Courier New"/>
+          <w:sz w:val="17"/>
+          <w:szCs w:val="17"/>
+          <w:lang w:val="en-US"/>
+        </w:rPr>
+      </w:pPr>
+      <w:r>
+        <w:rPr>
+          <w:rFonts w:ascii="Consolas" w:hAnsi="Consolas" w:cs="Courier New"/>
+          <w:sz w:val="17"/>
+          <w:szCs w:val="17"/>
+          <w:lang w:val="en-US"/>
+        </w:rPr>
+        <w:t>22.</w:t>
+      </w:r>
+      <w:r>
+        <w:rPr>
+          <w:rFonts w:ascii="Consolas" w:hAnsi="Consolas" w:cs="Courier New"/>
+          <w:sz w:val="17"/>
+          <w:szCs w:val="17"/>
+          <w:lang w:val="en-US"/>
+        </w:rPr>
+        <w:t xml:space="preserve"> </w:t>
+      </w:r>
+      <w:r>
+        <w:rPr>
+          <w:rFonts w:ascii="Consolas" w:hAnsi="Consolas" w:cs="Courier New"/>
+          <w:color w:val="000000"/>
+          <w:sz w:val="17"/>
+          <w:szCs w:val="17"/>
+          <w:lang w:val="en-US"/>
+        </w:rPr>
+        <w:t xml:space="preserve"> </w:t>
+      </w:r>
+    </w:p>
+    <w:p>
+      <w:pPr>
+        <w:pStyle w:val="ac"/>
+        <w:pBdr>
+          <w:top w:val="single" w:sz="6" w:space="2" w:color="888888"/>
+          <w:left w:val="single" w:sz="6" w:space="2" w:color="888888"/>
+          <w:bottom w:val="single" w:sz="6" w:space="2" w:color="888888"/>
+          <w:right w:val="single" w:sz="6" w:space="2" w:color="888888"/>
+        </w:pBdr>
+        <w:tabs>
+          <w:tab w:val="left" w:pos="916"/>
+          <w:tab w:val="left" w:pos="1832"/>
+          <w:tab w:val="left" w:pos="2748"/>
+          <w:tab w:val="left" w:pos="3664"/>
+          <w:tab w:val="left" w:pos="4580"/>
+          <w:tab w:val="left" w:pos="5496"/>
+          <w:tab w:val="left" w:pos="6412"/>
+          <w:tab w:val="left" w:pos="7328"/>
+          <w:tab w:val="left" w:pos="8244"/>
+          <w:tab w:val="left" w:pos="9160"/>
+          <w:tab w:val="left" w:pos="10076"/>
+          <w:tab w:val="left" w:pos="10992"/>
+          <w:tab w:val="left" w:pos="11908"/>
+          <w:tab w:val="left" w:pos="12824"/>
+          <w:tab w:val="left" w:pos="13740"/>
+          <w:tab w:val="left" w:pos="14656"/>
+        </w:tabs>
+        <w:spacing w:before="0" w:beforeAutospacing="0" w:after="0" w:afterAutospacing="0"/>
+        <w:divId w:val="1615407957"/>
+        <w:rPr>
+          <w:rFonts w:ascii="Consolas" w:hAnsi="Consolas" w:cs="Courier New"/>
+          <w:sz w:val="17"/>
+          <w:szCs w:val="17"/>
+          <w:lang w:val="en-US"/>
+        </w:rPr>
+      </w:pPr>
+      <w:r>
+        <w:rPr>
+          <w:rFonts w:ascii="Consolas" w:hAnsi="Consolas" w:cs="Courier New"/>
+          <w:sz w:val="17"/>
+          <w:szCs w:val="17"/>
+          <w:lang w:val="en-US"/>
+        </w:rPr>
+        <w:t>23.</w:t>
+      </w:r>
+      <w:r>
+        <w:rPr>
+          <w:rFonts w:ascii="Consolas" w:hAnsi="Consolas" w:cs="Courier New"/>
+          <w:sz w:val="17"/>
+          <w:szCs w:val="17"/>
+          <w:lang w:val="en-US"/>
+        </w:rPr>
+        <w:t xml:space="preserve"> </w:t>
+      </w:r>
+      <w:r>
+        <w:rPr>
+          <w:rFonts w:ascii="Consolas" w:hAnsi="Consolas" w:cs="Courier New"/>
+          <w:color w:val="000088"/>
+          <w:sz w:val="17"/>
+          <w:szCs w:val="17"/>
+          <w:lang w:val="en-US"/>
+        </w:rPr>
+        <w:t>interface</w:t>
+      </w:r>
+      <w:r>
+        <w:rPr>
+          <w:rFonts w:ascii="Consolas" w:hAnsi="Consolas" w:cs="Courier New"/>
+          <w:color w:val="000000"/>
+          <w:sz w:val="17"/>
+          <w:szCs w:val="17"/>
+          <w:lang w:val="en-US"/>
+        </w:rPr>
+        <w:t xml:space="preserve"> </w:t>
+      </w:r>
+      <w:r>
+        <w:rPr>
+          <w:rFonts w:ascii="Consolas" w:hAnsi="Consolas" w:cs="Courier New"/>
+          <w:color w:val="660066"/>
+          <w:sz w:val="17"/>
+          <w:szCs w:val="17"/>
+          <w:lang w:val="en-US"/>
+        </w:rPr>
+        <w:t>LocationRepository</w:t>
+      </w:r>
+      <w:r>
+        <w:rPr>
+          <w:rFonts w:ascii="Consolas" w:hAnsi="Consolas" w:cs="Courier New"/>
+          <w:color w:val="000000"/>
+          <w:sz w:val="17"/>
+          <w:szCs w:val="17"/>
+          <w:lang w:val="en-US"/>
+        </w:rPr>
+        <w:t xml:space="preserve"> </w:t>
+      </w:r>
+      <w:r>
+        <w:rPr>
+          <w:rFonts w:ascii="Consolas" w:hAnsi="Consolas" w:cs="Courier New"/>
+          <w:color w:val="666600"/>
+          <w:sz w:val="17"/>
+          <w:szCs w:val="17"/>
+          <w:lang w:val="en-US"/>
+        </w:rPr>
+        <w:t>{</w:t>
+      </w:r>
+    </w:p>
+    <w:p>
+      <w:pPr>
+        <w:pStyle w:val="ac"/>
+        <w:pBdr>
+          <w:top w:val="single" w:sz="6" w:space="2" w:color="888888"/>
+          <w:left w:val="single" w:sz="6" w:space="2" w:color="888888"/>
+          <w:bottom w:val="single" w:sz="6" w:space="2" w:color="888888"/>
+          <w:right w:val="single" w:sz="6" w:space="2" w:color="888888"/>
+        </w:pBdr>
+        <w:tabs>
+          <w:tab w:val="left" w:pos="916"/>
+          <w:tab w:val="left" w:pos="1832"/>
+          <w:tab w:val="left" w:pos="2748"/>
+          <w:tab w:val="left" w:pos="3664"/>
+          <w:tab w:val="left" w:pos="4580"/>
+          <w:tab w:val="left" w:pos="5496"/>
+          <w:tab w:val="left" w:pos="6412"/>
+          <w:tab w:val="left" w:pos="7328"/>
+          <w:tab w:val="left" w:pos="8244"/>
+          <w:tab w:val="left" w:pos="9160"/>
+          <w:tab w:val="left" w:pos="10076"/>
+          <w:tab w:val="left" w:pos="10992"/>
+          <w:tab w:val="left" w:pos="11908"/>
+          <w:tab w:val="left" w:pos="12824"/>
+          <w:tab w:val="left" w:pos="13740"/>
+          <w:tab w:val="left" w:pos="14656"/>
+        </w:tabs>
+        <w:spacing w:before="0" w:beforeAutospacing="0" w:after="0" w:afterAutospacing="0"/>
+        <w:divId w:val="1615407957"/>
+        <w:rPr>
+          <w:rFonts w:ascii="Consolas" w:hAnsi="Consolas" w:cs="Courier New"/>
+          <w:sz w:val="17"/>
+          <w:szCs w:val="17"/>
+          <w:lang w:val="en-US"/>
+        </w:rPr>
+      </w:pPr>
+      <w:r>
+        <w:rPr>
+          <w:rFonts w:ascii="Consolas" w:hAnsi="Consolas" w:cs="Courier New"/>
+          <w:sz w:val="17"/>
+          <w:szCs w:val="17"/>
+          <w:lang w:val="en-US"/>
+        </w:rPr>
+        <w:t>24.</w:t>
+      </w:r>
+      <w:r>
+        <w:rPr>
+          <w:rFonts w:ascii="Consolas" w:hAnsi="Consolas" w:cs="Courier New"/>
+          <w:sz w:val="17"/>
+          <w:szCs w:val="17"/>
+          <w:lang w:val="en-US"/>
+        </w:rPr>
+        <w:t xml:space="preserve"> </w:t>
+      </w:r>
+      <w:r>
+        <w:rPr>
+          <w:rFonts w:ascii="Consolas" w:hAnsi="Consolas" w:cs="Courier New"/>
+          <w:color w:val="000000"/>
+          <w:sz w:val="17"/>
+          <w:szCs w:val="17"/>
+          <w:lang w:val="en-US"/>
+        </w:rPr>
+        <w:t xml:space="preserve">    </w:t>
+      </w:r>
+      <w:r>
+        <w:rPr>
+          <w:rFonts w:ascii="Consolas" w:hAnsi="Consolas" w:cs="Courier New"/>
+          <w:color w:val="000000"/>
+          <w:sz w:val="17"/>
+          <w:szCs w:val="17"/>
+          <w:lang w:val="en-US"/>
+        </w:rPr>
+        <w:t>fun</w:t>
+      </w:r>
+      <w:r>
+        <w:rPr>
+          <w:rFonts w:ascii="Consolas" w:hAnsi="Consolas" w:cs="Courier New"/>
+          <w:color w:val="000000"/>
+          <w:sz w:val="17"/>
+          <w:szCs w:val="17"/>
+          <w:lang w:val="en-US"/>
+        </w:rPr>
+        <w:t xml:space="preserve"> </w:t>
+      </w:r>
+      <w:proofErr w:type="gramStart"/>
+      <w:r>
+        <w:rPr>
+          <w:rFonts w:ascii="Consolas" w:hAnsi="Consolas" w:cs="Courier New"/>
+          <w:color w:val="000000"/>
+          <w:sz w:val="17"/>
+          <w:szCs w:val="17"/>
+          <w:lang w:val="en-US"/>
+        </w:rPr>
+        <w:t>observeLocation</w:t>
+      </w:r>
+      <w:r>
+        <w:rPr>
+          <w:rFonts w:ascii="Consolas" w:hAnsi="Consolas" w:cs="Courier New"/>
+          <w:color w:val="666600"/>
+          <w:sz w:val="17"/>
+          <w:szCs w:val="17"/>
+          <w:lang w:val="en-US"/>
+        </w:rPr>
+        <w:t>(</w:t>
+      </w:r>
+      <w:proofErr w:type="gramEnd"/>
+      <w:r>
+        <w:rPr>
+          <w:rFonts w:ascii="Consolas" w:hAnsi="Consolas" w:cs="Courier New"/>
+          <w:color w:val="666600"/>
+          <w:sz w:val="17"/>
+          <w:szCs w:val="17"/>
+          <w:lang w:val="en-US"/>
+        </w:rPr>
+        <w:t>):</w:t>
+      </w:r>
+      <w:r>
+        <w:rPr>
+          <w:rFonts w:ascii="Consolas" w:hAnsi="Consolas" w:cs="Courier New"/>
+          <w:color w:val="000000"/>
+          <w:sz w:val="17"/>
+          <w:szCs w:val="17"/>
+          <w:lang w:val="en-US"/>
+        </w:rPr>
+        <w:t xml:space="preserve"> </w:t>
+      </w:r>
+      <w:r>
+        <w:rPr>
+          <w:rFonts w:ascii="Consolas" w:hAnsi="Consolas" w:cs="Courier New"/>
+          <w:color w:val="660066"/>
+          <w:sz w:val="17"/>
+          <w:szCs w:val="17"/>
+          <w:lang w:val="en-US"/>
+        </w:rPr>
+        <w:t>Flow</w:t>
+      </w:r>
+      <w:r>
+        <w:rPr>
+          <w:rFonts w:ascii="Consolas" w:hAnsi="Consolas" w:cs="Courier New"/>
+          <w:color w:val="666600"/>
+          <w:sz w:val="17"/>
+          <w:szCs w:val="17"/>
+          <w:lang w:val="en-US"/>
+        </w:rPr>
+        <w:t>&lt;</w:t>
+      </w:r>
+      <w:r>
+        <w:rPr>
+          <w:rFonts w:ascii="Consolas" w:hAnsi="Consolas" w:cs="Courier New"/>
+          <w:color w:val="660066"/>
+          <w:sz w:val="17"/>
+          <w:szCs w:val="17"/>
+          <w:lang w:val="en-US"/>
+        </w:rPr>
+        <w:t>LatLng</w:t>
+      </w:r>
+      <w:r>
+        <w:rPr>
+          <w:rFonts w:ascii="Consolas" w:hAnsi="Consolas" w:cs="Courier New"/>
+          <w:color w:val="666600"/>
+          <w:sz w:val="17"/>
+          <w:szCs w:val="17"/>
+          <w:lang w:val="en-US"/>
+        </w:rPr>
+        <w:t>&gt;</w:t>
+      </w:r>
+    </w:p>
+    <w:p>
+      <w:pPr>
+        <w:pStyle w:val="ac"/>
+        <w:pBdr>
+          <w:top w:val="single" w:sz="6" w:space="2" w:color="888888"/>
+          <w:left w:val="single" w:sz="6" w:space="2" w:color="888888"/>
+          <w:bottom w:val="single" w:sz="6" w:space="2" w:color="888888"/>
+          <w:right w:val="single" w:sz="6" w:space="2" w:color="888888"/>
+        </w:pBdr>
+        <w:tabs>
+          <w:tab w:val="left" w:pos="916"/>
+          <w:tab w:val="left" w:pos="1832"/>
+          <w:tab w:val="left" w:pos="2748"/>
+          <w:tab w:val="left" w:pos="3664"/>
+          <w:tab w:val="left" w:pos="4580"/>
+          <w:tab w:val="left" w:pos="5496"/>
+          <w:tab w:val="left" w:pos="6412"/>
+          <w:tab w:val="left" w:pos="7328"/>
+          <w:tab w:val="left" w:pos="8244"/>
+          <w:tab w:val="left" w:pos="9160"/>
+          <w:tab w:val="left" w:pos="10076"/>
+          <w:tab w:val="left" w:pos="10992"/>
+          <w:tab w:val="left" w:pos="11908"/>
+          <w:tab w:val="left" w:pos="12824"/>
+          <w:tab w:val="left" w:pos="13740"/>
+          <w:tab w:val="left" w:pos="14656"/>
+        </w:tabs>
+        <w:spacing w:before="0" w:beforeAutospacing="0" w:after="0" w:afterAutospacing="0"/>
+        <w:divId w:val="1615407957"/>
+        <w:rPr>
+          <w:rFonts w:ascii="Consolas" w:hAnsi="Consolas" w:cs="Courier New"/>
+          <w:sz w:val="17"/>
+          <w:szCs w:val="17"/>
+          <w:lang w:val="en-US"/>
+        </w:rPr>
+      </w:pPr>
+      <w:r>
+        <w:rPr>
+          <w:rFonts w:ascii="Consolas" w:hAnsi="Consolas" w:cs="Courier New"/>
+          <w:sz w:val="17"/>
+          <w:szCs w:val="17"/>
+          <w:lang w:val="en-US"/>
+        </w:rPr>
+        <w:t>25.</w:t>
+      </w:r>
+      <w:r>
+        <w:rPr>
+          <w:rFonts w:ascii="Consolas" w:hAnsi="Consolas" w:cs="Courier New"/>
+          <w:sz w:val="17"/>
+          <w:szCs w:val="17"/>
+          <w:lang w:val="en-US"/>
+        </w:rPr>
+        <w:t xml:space="preserve"> </w:t>
+      </w:r>
+      <w:r>
+        <w:rPr>
+          <w:rFonts w:ascii="Consolas" w:hAnsi="Consolas" w:cs="Courier New"/>
+          <w:color w:val="000000"/>
+          <w:sz w:val="17"/>
+          <w:szCs w:val="17"/>
+          <w:lang w:val="en-US"/>
+        </w:rPr>
+        <w:t xml:space="preserve">    </w:t>
+      </w:r>
+      <w:r>
+        <w:rPr>
+          <w:rFonts w:ascii="Consolas" w:hAnsi="Consolas" w:cs="Courier New"/>
+          <w:color w:val="000000"/>
+          <w:sz w:val="17"/>
+          <w:szCs w:val="17"/>
+          <w:lang w:val="en-US"/>
+        </w:rPr>
+        <w:t>suspend</w:t>
+      </w:r>
+      <w:r>
+        <w:rPr>
+          <w:rFonts w:ascii="Consolas" w:hAnsi="Consolas" w:cs="Courier New"/>
+          <w:color w:val="000000"/>
+          <w:sz w:val="17"/>
+          <w:szCs w:val="17"/>
+          <w:lang w:val="en-US"/>
+        </w:rPr>
+        <w:t xml:space="preserve"> </w:t>
+      </w:r>
+      <w:r>
+        <w:rPr>
+          <w:rFonts w:ascii="Consolas" w:hAnsi="Consolas" w:cs="Courier New"/>
+          <w:color w:val="000000"/>
+          <w:sz w:val="17"/>
+          <w:szCs w:val="17"/>
+          <w:lang w:val="en-US"/>
+        </w:rPr>
+        <w:t>fun</w:t>
+      </w:r>
+      <w:r>
+        <w:rPr>
+          <w:rFonts w:ascii="Consolas" w:hAnsi="Consolas" w:cs="Courier New"/>
+          <w:color w:val="000000"/>
+          <w:sz w:val="17"/>
+          <w:szCs w:val="17"/>
+          <w:lang w:val="en-US"/>
+        </w:rPr>
+        <w:t xml:space="preserve"> </w:t>
+      </w:r>
+      <w:proofErr w:type="gramStart"/>
+      <w:r>
+        <w:rPr>
+          <w:rFonts w:ascii="Consolas" w:hAnsi="Consolas" w:cs="Courier New"/>
+          <w:color w:val="000000"/>
+          <w:sz w:val="17"/>
+          <w:szCs w:val="17"/>
+          <w:lang w:val="en-US"/>
+        </w:rPr>
+        <w:t>getCurrentLocation</w:t>
+      </w:r>
+      <w:r>
+        <w:rPr>
+          <w:rFonts w:ascii="Consolas" w:hAnsi="Consolas" w:cs="Courier New"/>
+          <w:color w:val="666600"/>
+          <w:sz w:val="17"/>
+          <w:szCs w:val="17"/>
+          <w:lang w:val="en-US"/>
+        </w:rPr>
+        <w:t>(</w:t>
+      </w:r>
+      <w:proofErr w:type="gramEnd"/>
+      <w:r>
+        <w:rPr>
+          <w:rFonts w:ascii="Consolas" w:hAnsi="Consolas" w:cs="Courier New"/>
+          <w:color w:val="666600"/>
+          <w:sz w:val="17"/>
+          <w:szCs w:val="17"/>
+          <w:lang w:val="en-US"/>
+        </w:rPr>
+        <w:t>):</w:t>
+      </w:r>
+      <w:r>
+        <w:rPr>
+          <w:rFonts w:ascii="Consolas" w:hAnsi="Consolas" w:cs="Courier New"/>
+          <w:color w:val="000000"/>
+          <w:sz w:val="17"/>
+          <w:szCs w:val="17"/>
+          <w:lang w:val="en-US"/>
+        </w:rPr>
+        <w:t xml:space="preserve"> </w:t>
+      </w:r>
+      <w:r>
+        <w:rPr>
+          <w:rFonts w:ascii="Consolas" w:hAnsi="Consolas" w:cs="Courier New"/>
+          <w:color w:val="660066"/>
+          <w:sz w:val="17"/>
+          <w:szCs w:val="17"/>
+          <w:lang w:val="en-US"/>
+        </w:rPr>
+        <w:t>Result</w:t>
+      </w:r>
+      <w:r>
+        <w:rPr>
+          <w:rFonts w:ascii="Consolas" w:hAnsi="Consolas" w:cs="Courier New"/>
+          <w:color w:val="666600"/>
+          <w:sz w:val="17"/>
+          <w:szCs w:val="17"/>
+          <w:lang w:val="en-US"/>
+        </w:rPr>
+        <w:t>&lt;</w:t>
+      </w:r>
+      <w:r>
+        <w:rPr>
+          <w:rFonts w:ascii="Consolas" w:hAnsi="Consolas" w:cs="Courier New"/>
+          <w:color w:val="660066"/>
+          <w:sz w:val="17"/>
+          <w:szCs w:val="17"/>
+          <w:lang w:val="en-US"/>
+        </w:rPr>
+        <w:t>LatLng</w:t>
+      </w:r>
+      <w:r>
+        <w:rPr>
+          <w:rFonts w:ascii="Consolas" w:hAnsi="Consolas" w:cs="Courier New"/>
+          <w:color w:val="666600"/>
+          <w:sz w:val="17"/>
+          <w:szCs w:val="17"/>
+          <w:lang w:val="en-US"/>
+        </w:rPr>
+        <w:t>&gt;</w:t>
+      </w:r>
+    </w:p>
+    <w:p>
+      <w:pPr>
+        <w:pStyle w:val="ac"/>
+        <w:pBdr>
+          <w:top w:val="single" w:sz="6" w:space="2" w:color="888888"/>
+          <w:left w:val="single" w:sz="6" w:space="2" w:color="888888"/>
+          <w:bottom w:val="single" w:sz="6" w:space="2" w:color="888888"/>
+          <w:right w:val="single" w:sz="6" w:space="2" w:color="888888"/>
+        </w:pBdr>
+        <w:tabs>
+          <w:tab w:val="left" w:pos="916"/>
+          <w:tab w:val="left" w:pos="1832"/>
+          <w:tab w:val="left" w:pos="2748"/>
+          <w:tab w:val="left" w:pos="3664"/>
+          <w:tab w:val="left" w:pos="4580"/>
+          <w:tab w:val="left" w:pos="5496"/>
+          <w:tab w:val="left" w:pos="6412"/>
+          <w:tab w:val="left" w:pos="7328"/>
+          <w:tab w:val="left" w:pos="8244"/>
+          <w:tab w:val="left" w:pos="9160"/>
+          <w:tab w:val="left" w:pos="10076"/>
+          <w:tab w:val="left" w:pos="10992"/>
+          <w:tab w:val="left" w:pos="11908"/>
+          <w:tab w:val="left" w:pos="12824"/>
+          <w:tab w:val="left" w:pos="13740"/>
+          <w:tab w:val="left" w:pos="14656"/>
+        </w:tabs>
+        <w:spacing w:before="0" w:beforeAutospacing="0" w:after="0" w:afterAutospacing="0"/>
+        <w:divId w:val="1615407957"/>
+        <w:rPr>
+          <w:rFonts w:ascii="Consolas" w:hAnsi="Consolas" w:cs="Courier New"/>
+          <w:sz w:val="17"/>
+          <w:szCs w:val="17"/>
+          <w:lang w:val="en-US"/>
+        </w:rPr>
+      </w:pPr>
+      <w:r>
+        <w:rPr>
+          <w:rFonts w:ascii="Consolas" w:hAnsi="Consolas" w:cs="Courier New"/>
+          <w:sz w:val="17"/>
+          <w:szCs w:val="17"/>
+          <w:lang w:val="en-US"/>
+        </w:rPr>
+        <w:t>26.</w:t>
+      </w:r>
+      <w:r>
+        <w:rPr>
+          <w:rFonts w:ascii="Consolas" w:hAnsi="Consolas" w:cs="Courier New"/>
+          <w:sz w:val="17"/>
+          <w:szCs w:val="17"/>
+          <w:lang w:val="en-US"/>
+        </w:rPr>
+        <w:t xml:space="preserve"> </w:t>
+      </w:r>
+      <w:r>
+        <w:rPr>
+          <w:rFonts w:ascii="Consolas" w:hAnsi="Consolas" w:cs="Courier New"/>
+          <w:color w:val="000000"/>
+          <w:sz w:val="17"/>
+          <w:szCs w:val="17"/>
+          <w:lang w:val="en-US"/>
+        </w:rPr>
+        <w:t xml:space="preserve">    </w:t>
+      </w:r>
+      <w:r>
+        <w:rPr>
+          <w:rFonts w:ascii="Consolas" w:hAnsi="Consolas" w:cs="Courier New"/>
+          <w:color w:val="000000"/>
+          <w:sz w:val="17"/>
+          <w:szCs w:val="17"/>
+          <w:lang w:val="en-US"/>
+        </w:rPr>
+        <w:t>fun</w:t>
+      </w:r>
+      <w:r>
+        <w:rPr>
+          <w:rFonts w:ascii="Consolas" w:hAnsi="Consolas" w:cs="Courier New"/>
+          <w:color w:val="000000"/>
+          <w:sz w:val="17"/>
+          <w:szCs w:val="17"/>
+          <w:lang w:val="en-US"/>
+        </w:rPr>
+        <w:t xml:space="preserve"> </w:t>
+      </w:r>
+      <w:proofErr w:type="gramStart"/>
+      <w:r>
+        <w:rPr>
+          <w:rFonts w:ascii="Consolas" w:hAnsi="Consolas" w:cs="Courier New"/>
+          <w:color w:val="000000"/>
+          <w:sz w:val="17"/>
+          <w:szCs w:val="17"/>
+          <w:lang w:val="en-US"/>
+        </w:rPr>
+        <w:t>isLocationAvailable</w:t>
+      </w:r>
+      <w:r>
+        <w:rPr>
+          <w:rFonts w:ascii="Consolas" w:hAnsi="Consolas" w:cs="Courier New"/>
+          <w:color w:val="666600"/>
+          <w:sz w:val="17"/>
+          <w:szCs w:val="17"/>
+          <w:lang w:val="en-US"/>
+        </w:rPr>
+        <w:t>(</w:t>
+      </w:r>
+      <w:proofErr w:type="gramEnd"/>
+      <w:r>
+        <w:rPr>
+          <w:rFonts w:ascii="Consolas" w:hAnsi="Consolas" w:cs="Courier New"/>
+          <w:color w:val="666600"/>
+          <w:sz w:val="17"/>
+          <w:szCs w:val="17"/>
+          <w:lang w:val="en-US"/>
+        </w:rPr>
+        <w:t>):</w:t>
+      </w:r>
+      <w:r>
+        <w:rPr>
+          <w:rFonts w:ascii="Consolas" w:hAnsi="Consolas" w:cs="Courier New"/>
+          <w:color w:val="000000"/>
+          <w:sz w:val="17"/>
+          <w:szCs w:val="17"/>
+          <w:lang w:val="en-US"/>
+        </w:rPr>
+        <w:t xml:space="preserve"> </w:t>
+      </w:r>
+      <w:r>
+        <w:rPr>
+          <w:rFonts w:ascii="Consolas" w:hAnsi="Consolas" w:cs="Courier New"/>
+          <w:color w:val="660066"/>
+          <w:sz w:val="17"/>
+          <w:szCs w:val="17"/>
+          <w:lang w:val="en-US"/>
+        </w:rPr>
+        <w:t>Boolean</w:t>
+      </w:r>
+    </w:p>
+    <w:p>
+      <w:pPr>
+        <w:pStyle w:val="ac"/>
+        <w:pBdr>
+          <w:top w:val="single" w:sz="6" w:space="2" w:color="888888"/>
+          <w:left w:val="single" w:sz="6" w:space="2" w:color="888888"/>
+          <w:bottom w:val="single" w:sz="6" w:space="2" w:color="888888"/>
+          <w:right w:val="single" w:sz="6" w:space="2" w:color="888888"/>
+        </w:pBdr>
+        <w:tabs>
+          <w:tab w:val="left" w:pos="916"/>
+          <w:tab w:val="left" w:pos="1832"/>
+          <w:tab w:val="left" w:pos="2748"/>
+          <w:tab w:val="left" w:pos="3664"/>
+          <w:tab w:val="left" w:pos="4580"/>
+          <w:tab w:val="left" w:pos="5496"/>
+          <w:tab w:val="left" w:pos="6412"/>
+          <w:tab w:val="left" w:pos="7328"/>
+          <w:tab w:val="left" w:pos="8244"/>
+          <w:tab w:val="left" w:pos="9160"/>
+          <w:tab w:val="left" w:pos="10076"/>
+          <w:tab w:val="left" w:pos="10992"/>
+          <w:tab w:val="left" w:pos="11908"/>
+          <w:tab w:val="left" w:pos="12824"/>
+          <w:tab w:val="left" w:pos="13740"/>
+          <w:tab w:val="left" w:pos="14656"/>
+        </w:tabs>
+        <w:spacing w:before="0" w:beforeAutospacing="0" w:after="0" w:afterAutospacing="0"/>
+        <w:divId w:val="1615407957"/>
+        <w:rPr>
+          <w:rFonts w:ascii="Consolas" w:hAnsi="Consolas" w:cs="Courier New"/>
+          <w:sz w:val="17"/>
+          <w:szCs w:val="17"/>
+          <w:lang w:val="en-US"/>
+        </w:rPr>
+      </w:pPr>
+      <w:proofErr w:type="gramStart"/>
+      <w:r>
+        <w:rPr>
+          <w:rFonts w:ascii="Consolas" w:hAnsi="Consolas" w:cs="Courier New"/>
+          <w:sz w:val="17"/>
+          <w:szCs w:val="17"/>
+          <w:lang w:val="en-US"/>
+        </w:rPr>
+        <w:t>27.</w:t>
+      </w:r>
+      <w:r>
+        <w:rPr>
+          <w:rFonts w:ascii="Consolas" w:hAnsi="Consolas" w:cs="Courier New"/>
+          <w:sz w:val="17"/>
+          <w:szCs w:val="17"/>
+          <w:lang w:val="en-US"/>
+        </w:rPr>
+        <w:t xml:space="preserve"> </w:t>
+      </w:r>
+      <w:r>
+        <w:rPr>
+          <w:rFonts w:ascii="Consolas" w:hAnsi="Consolas" w:cs="Courier New"/>
+          <w:color w:val="666600"/>
+          <w:sz w:val="17"/>
+          <w:szCs w:val="17"/>
+          <w:lang w:val="en-US"/>
+        </w:rPr>
+        <w:t>}</w:t>
+      </w:r>
+      <w:proofErr w:type="gramEnd"/>
+    </w:p>
+    <w:p>
+      <w:pPr>
+        <w:pStyle w:val="ac"/>
+        <w:pBdr>
+          <w:top w:val="single" w:sz="6" w:space="2" w:color="888888"/>
+          <w:left w:val="single" w:sz="6" w:space="2" w:color="888888"/>
+          <w:bottom w:val="single" w:sz="6" w:space="2" w:color="888888"/>
+          <w:right w:val="single" w:sz="6" w:space="2" w:color="888888"/>
+        </w:pBdr>
+        <w:tabs>
+          <w:tab w:val="left" w:pos="916"/>
+          <w:tab w:val="left" w:pos="1832"/>
+          <w:tab w:val="left" w:pos="2748"/>
+          <w:tab w:val="left" w:pos="3664"/>
+          <w:tab w:val="left" w:pos="4580"/>
+          <w:tab w:val="left" w:pos="5496"/>
+          <w:tab w:val="left" w:pos="6412"/>
+          <w:tab w:val="left" w:pos="7328"/>
+          <w:tab w:val="left" w:pos="8244"/>
+          <w:tab w:val="left" w:pos="9160"/>
+          <w:tab w:val="left" w:pos="10076"/>
+          <w:tab w:val="left" w:pos="10992"/>
+          <w:tab w:val="left" w:pos="11908"/>
+          <w:tab w:val="left" w:pos="12824"/>
+          <w:tab w:val="left" w:pos="13740"/>
+          <w:tab w:val="left" w:pos="14656"/>
+        </w:tabs>
+        <w:spacing w:before="0" w:beforeAutospacing="0" w:after="0" w:afterAutospacing="0"/>
+        <w:divId w:val="1615407957"/>
+        <w:rPr>
+          <w:rFonts w:ascii="Consolas" w:hAnsi="Consolas" w:cs="Courier New"/>
+          <w:sz w:val="17"/>
+          <w:szCs w:val="17"/>
+          <w:lang w:val="en-US"/>
+        </w:rPr>
+      </w:pPr>
+      <w:r>
+        <w:rPr>
+          <w:rFonts w:ascii="Consolas" w:hAnsi="Consolas" w:cs="Courier New"/>
+          <w:sz w:val="17"/>
+          <w:szCs w:val="17"/>
+          <w:lang w:val="en-US"/>
+        </w:rPr>
+        <w:t>28.</w:t>
+      </w:r>
+      <w:r>
+        <w:rPr>
+          <w:rFonts w:ascii="Consolas" w:hAnsi="Consolas" w:cs="Courier New"/>
+          <w:sz w:val="17"/>
+          <w:szCs w:val="17"/>
+          <w:lang w:val="en-US"/>
+        </w:rPr>
+        <w:t xml:space="preserve"> </w:t>
+      </w:r>
+      <w:r>
+        <w:rPr>
+          <w:rFonts w:ascii="Consolas" w:hAnsi="Consolas" w:cs="Courier New"/>
+          <w:color w:val="000000"/>
+          <w:sz w:val="17"/>
+          <w:szCs w:val="17"/>
+          <w:lang w:val="en-US"/>
+        </w:rPr>
+        <w:t xml:space="preserve"> </w:t>
+      </w:r>
+    </w:p>
+    <w:p>
+      <w:pPr>
+        <w:pStyle w:val="ac"/>
+        <w:pBdr>
+          <w:top w:val="single" w:sz="6" w:space="2" w:color="888888"/>
+          <w:left w:val="single" w:sz="6" w:space="2" w:color="888888"/>
+          <w:bottom w:val="single" w:sz="6" w:space="2" w:color="888888"/>
+          <w:right w:val="single" w:sz="6" w:space="2" w:color="888888"/>
+        </w:pBdr>
+        <w:tabs>
+          <w:tab w:val="left" w:pos="916"/>
+          <w:tab w:val="left" w:pos="1832"/>
+          <w:tab w:val="left" w:pos="2748"/>
+          <w:tab w:val="left" w:pos="3664"/>
+          <w:tab w:val="left" w:pos="4580"/>
+          <w:tab w:val="left" w:pos="5496"/>
+          <w:tab w:val="left" w:pos="6412"/>
+          <w:tab w:val="left" w:pos="7328"/>
+          <w:tab w:val="left" w:pos="8244"/>
+          <w:tab w:val="left" w:pos="9160"/>
+          <w:tab w:val="left" w:pos="10076"/>
+          <w:tab w:val="left" w:pos="10992"/>
+          <w:tab w:val="left" w:pos="11908"/>
+          <w:tab w:val="left" w:pos="12824"/>
+          <w:tab w:val="left" w:pos="13740"/>
+          <w:tab w:val="left" w:pos="14656"/>
+        </w:tabs>
+        <w:spacing w:before="0" w:beforeAutospacing="0" w:after="0" w:afterAutospacing="0"/>
+        <w:divId w:val="1615407957"/>
+        <w:rPr>
+          <w:rFonts w:ascii="Consolas" w:hAnsi="Consolas" w:cs="Courier New"/>
+          <w:sz w:val="17"/>
+          <w:szCs w:val="17"/>
+          <w:lang w:val="en-US"/>
+        </w:rPr>
+      </w:pPr>
+      <w:r>
+        <w:rPr>
+          <w:rFonts w:ascii="Consolas" w:hAnsi="Consolas" w:cs="Courier New"/>
+          <w:sz w:val="17"/>
+          <w:szCs w:val="17"/>
+          <w:lang w:val="en-US"/>
+        </w:rPr>
+        <w:t>29.</w:t>
+      </w:r>
+      <w:r>
+        <w:rPr>
+          <w:rFonts w:ascii="Consolas" w:hAnsi="Consolas" w:cs="Courier New"/>
+          <w:sz w:val="17"/>
+          <w:szCs w:val="17"/>
+          <w:lang w:val="en-US"/>
+        </w:rPr>
+        <w:t xml:space="preserve"> </w:t>
+      </w:r>
+      <w:r>
+        <w:rPr>
+          <w:rFonts w:ascii="Consolas" w:hAnsi="Consolas" w:cs="Courier New"/>
+          <w:color w:val="000088"/>
+          <w:sz w:val="17"/>
+          <w:szCs w:val="17"/>
+          <w:lang w:val="en-US"/>
+        </w:rPr>
+        <w:t>interface</w:t>
+      </w:r>
+      <w:r>
+        <w:rPr>
+          <w:rFonts w:ascii="Consolas" w:hAnsi="Consolas" w:cs="Courier New"/>
+          <w:color w:val="000000"/>
+          <w:sz w:val="17"/>
+          <w:szCs w:val="17"/>
+          <w:lang w:val="en-US"/>
+        </w:rPr>
+        <w:t xml:space="preserve"> </w:t>
+      </w:r>
+      <w:r>
+        <w:rPr>
+          <w:rFonts w:ascii="Consolas" w:hAnsi="Consolas" w:cs="Courier New"/>
+          <w:color w:val="660066"/>
+          <w:sz w:val="17"/>
+          <w:szCs w:val="17"/>
+          <w:lang w:val="en-US"/>
+        </w:rPr>
+        <w:t>AiAssistantRepository</w:t>
+      </w:r>
+      <w:r>
+        <w:rPr>
+          <w:rFonts w:ascii="Consolas" w:hAnsi="Consolas" w:cs="Courier New"/>
+          <w:color w:val="000000"/>
+          <w:sz w:val="17"/>
+          <w:szCs w:val="17"/>
+          <w:lang w:val="en-US"/>
+        </w:rPr>
+        <w:t xml:space="preserve"> </w:t>
+      </w:r>
+      <w:r>
+        <w:rPr>
+          <w:rFonts w:ascii="Consolas" w:hAnsi="Consolas" w:cs="Courier New"/>
+          <w:color w:val="666600"/>
+          <w:sz w:val="17"/>
+          <w:szCs w:val="17"/>
+          <w:lang w:val="en-US"/>
+        </w:rPr>
+        <w:t>{</w:t>
+      </w:r>
+    </w:p>
+    <w:p>
+      <w:pPr>
+        <w:pStyle w:val="ac"/>
+        <w:pBdr>
+          <w:top w:val="single" w:sz="6" w:space="2" w:color="888888"/>
+          <w:left w:val="single" w:sz="6" w:space="2" w:color="888888"/>
+          <w:bottom w:val="single" w:sz="6" w:space="2" w:color="888888"/>
+          <w:right w:val="single" w:sz="6" w:space="2" w:color="888888"/>
+        </w:pBdr>
+        <w:tabs>
+          <w:tab w:val="left" w:pos="916"/>
+          <w:tab w:val="left" w:pos="1832"/>
+          <w:tab w:val="left" w:pos="2748"/>
+          <w:tab w:val="left" w:pos="3664"/>
+          <w:tab w:val="left" w:pos="4580"/>
+          <w:tab w:val="left" w:pos="5496"/>
+          <w:tab w:val="left" w:pos="6412"/>
+          <w:tab w:val="left" w:pos="7328"/>
+          <w:tab w:val="left" w:pos="8244"/>
+          <w:tab w:val="left" w:pos="9160"/>
+          <w:tab w:val="left" w:pos="10076"/>
+          <w:tab w:val="left" w:pos="10992"/>
+          <w:tab w:val="left" w:pos="11908"/>
+          <w:tab w:val="left" w:pos="12824"/>
+          <w:tab w:val="left" w:pos="13740"/>
+          <w:tab w:val="left" w:pos="14656"/>
+        </w:tabs>
+        <w:spacing w:before="0" w:beforeAutospacing="0" w:after="0" w:afterAutospacing="0"/>
+        <w:divId w:val="1615407957"/>
+        <w:rPr>
+          <w:rFonts w:ascii="Consolas" w:hAnsi="Consolas" w:cs="Courier New"/>
+          <w:sz w:val="17"/>
+          <w:szCs w:val="17"/>
+          <w:lang w:val="en-US"/>
+        </w:rPr>
+      </w:pPr>
+      <w:r>
+        <w:rPr>
+          <w:rFonts w:ascii="Consolas" w:hAnsi="Consolas" w:cs="Courier New"/>
+          <w:sz w:val="17"/>
+          <w:szCs w:val="17"/>
+          <w:lang w:val="en-US"/>
+        </w:rPr>
+        <w:t>30.</w:t>
+      </w:r>
+      <w:r>
+        <w:rPr>
+          <w:rFonts w:ascii="Consolas" w:hAnsi="Consolas" w:cs="Courier New"/>
+          <w:sz w:val="17"/>
+          <w:szCs w:val="17"/>
+          <w:lang w:val="en-US"/>
+        </w:rPr>
+        <w:t xml:space="preserve"> </w:t>
+      </w:r>
+      <w:r>
+        <w:rPr>
+          <w:rFonts w:ascii="Consolas" w:hAnsi="Consolas" w:cs="Courier New"/>
+          <w:color w:val="000000"/>
+          <w:sz w:val="17"/>
+          <w:szCs w:val="17"/>
+          <w:lang w:val="en-US"/>
+        </w:rPr>
+        <w:t xml:space="preserve">    </w:t>
+      </w:r>
+      <w:r>
+        <w:rPr>
+          <w:rFonts w:ascii="Consolas" w:hAnsi="Consolas" w:cs="Courier New"/>
+          <w:color w:val="000000"/>
+          <w:sz w:val="17"/>
+          <w:szCs w:val="17"/>
+          <w:lang w:val="en-US"/>
+        </w:rPr>
+        <w:t>suspend</w:t>
+      </w:r>
+      <w:r>
+        <w:rPr>
+          <w:rFonts w:ascii="Consolas" w:hAnsi="Consolas" w:cs="Courier New"/>
+          <w:color w:val="000000"/>
+          <w:sz w:val="17"/>
+          <w:szCs w:val="17"/>
+          <w:lang w:val="en-US"/>
+        </w:rPr>
+        <w:t xml:space="preserve"> </w:t>
+      </w:r>
+      <w:r>
+        <w:rPr>
+          <w:rFonts w:ascii="Consolas" w:hAnsi="Consolas" w:cs="Courier New"/>
+          <w:color w:val="000000"/>
+          <w:sz w:val="17"/>
+          <w:szCs w:val="17"/>
+          <w:lang w:val="en-US"/>
+        </w:rPr>
+        <w:t>fun</w:t>
+      </w:r>
+      <w:r>
+        <w:rPr>
+          <w:rFonts w:ascii="Consolas" w:hAnsi="Consolas" w:cs="Courier New"/>
+          <w:color w:val="000000"/>
+          <w:sz w:val="17"/>
+          <w:szCs w:val="17"/>
+          <w:lang w:val="en-US"/>
+        </w:rPr>
+        <w:t xml:space="preserve"> </w:t>
+      </w:r>
+      <w:proofErr w:type="gramStart"/>
+      <w:r>
+        <w:rPr>
+          <w:rFonts w:ascii="Consolas" w:hAnsi="Consolas" w:cs="Courier New"/>
+          <w:color w:val="000000"/>
+          <w:sz w:val="17"/>
+          <w:szCs w:val="17"/>
+          <w:lang w:val="en-US"/>
+        </w:rPr>
+        <w:t>parseQuery</w:t>
+      </w:r>
+      <w:r>
+        <w:rPr>
+          <w:rFonts w:ascii="Consolas" w:hAnsi="Consolas" w:cs="Courier New"/>
+          <w:color w:val="666600"/>
+          <w:sz w:val="17"/>
+          <w:szCs w:val="17"/>
+          <w:lang w:val="en-US"/>
+        </w:rPr>
+        <w:t>(</w:t>
+      </w:r>
+      <w:proofErr w:type="gramEnd"/>
+      <w:r>
+        <w:rPr>
+          <w:rFonts w:ascii="Consolas" w:hAnsi="Consolas" w:cs="Courier New"/>
+          <w:color w:val="000000"/>
+          <w:sz w:val="17"/>
+          <w:szCs w:val="17"/>
+          <w:lang w:val="en-US"/>
+        </w:rPr>
+        <w:t>text</w:t>
+      </w:r>
+      <w:r>
+        <w:rPr>
+          <w:rFonts w:ascii="Consolas" w:hAnsi="Consolas" w:cs="Courier New"/>
+          <w:color w:val="666600"/>
+          <w:sz w:val="17"/>
+          <w:szCs w:val="17"/>
+          <w:lang w:val="en-US"/>
+        </w:rPr>
+        <w:t>:</w:t>
+      </w:r>
+      <w:r>
+        <w:rPr>
+          <w:rFonts w:ascii="Consolas" w:hAnsi="Consolas" w:cs="Courier New"/>
+          <w:color w:val="000000"/>
+          <w:sz w:val="17"/>
+          <w:szCs w:val="17"/>
+          <w:lang w:val="en-US"/>
+        </w:rPr>
+        <w:t xml:space="preserve"> </w:t>
+      </w:r>
+      <w:r>
+        <w:rPr>
+          <w:rFonts w:ascii="Consolas" w:hAnsi="Consolas" w:cs="Courier New"/>
+          <w:color w:val="660066"/>
+          <w:sz w:val="17"/>
+          <w:szCs w:val="17"/>
+          <w:lang w:val="en-US"/>
+        </w:rPr>
+        <w:t>String</w:t>
+      </w:r>
+      <w:r>
+        <w:rPr>
+          <w:rFonts w:ascii="Consolas" w:hAnsi="Consolas" w:cs="Courier New"/>
+          <w:color w:val="666600"/>
+          <w:sz w:val="17"/>
+          <w:szCs w:val="17"/>
+          <w:lang w:val="en-US"/>
+        </w:rPr>
+        <w:t>):</w:t>
+      </w:r>
+      <w:r>
+        <w:rPr>
+          <w:rFonts w:ascii="Consolas" w:hAnsi="Consolas" w:cs="Courier New"/>
+          <w:color w:val="000000"/>
+          <w:sz w:val="17"/>
+          <w:szCs w:val="17"/>
+          <w:lang w:val="en-US"/>
+        </w:rPr>
+        <w:t xml:space="preserve"> </w:t>
+      </w:r>
+      <w:r>
+        <w:rPr>
+          <w:rFonts w:ascii="Consolas" w:hAnsi="Consolas" w:cs="Courier New"/>
+          <w:color w:val="660066"/>
+          <w:sz w:val="17"/>
+          <w:szCs w:val="17"/>
+          <w:lang w:val="en-US"/>
+        </w:rPr>
+        <w:t>Result</w:t>
+      </w:r>
+      <w:r>
+        <w:rPr>
+          <w:rFonts w:ascii="Consolas" w:hAnsi="Consolas" w:cs="Courier New"/>
+          <w:color w:val="666600"/>
+          <w:sz w:val="17"/>
+          <w:szCs w:val="17"/>
+          <w:lang w:val="en-US"/>
+        </w:rPr>
+        <w:t>&lt;</w:t>
+      </w:r>
+      <w:r>
+        <w:rPr>
+          <w:rFonts w:ascii="Consolas" w:hAnsi="Consolas" w:cs="Courier New"/>
+          <w:color w:val="660066"/>
+          <w:sz w:val="17"/>
+          <w:szCs w:val="17"/>
+          <w:lang w:val="en-US"/>
+        </w:rPr>
+        <w:t>SearchQuery</w:t>
+      </w:r>
+      <w:r>
+        <w:rPr>
+          <w:rFonts w:ascii="Consolas" w:hAnsi="Consolas" w:cs="Courier New"/>
+          <w:color w:val="666600"/>
+          <w:sz w:val="17"/>
+          <w:szCs w:val="17"/>
+          <w:lang w:val="en-US"/>
+        </w:rPr>
+        <w:t>&gt;</w:t>
+      </w:r>
+    </w:p>
+    <w:p>
+      <w:pPr>
+        <w:pStyle w:val="ac"/>
+        <w:pBdr>
+          <w:top w:val="single" w:sz="6" w:space="2" w:color="888888"/>
+          <w:left w:val="single" w:sz="6" w:space="2" w:color="888888"/>
+          <w:bottom w:val="single" w:sz="6" w:space="2" w:color="888888"/>
+          <w:right w:val="single" w:sz="6" w:space="2" w:color="888888"/>
+        </w:pBdr>
+        <w:tabs>
+          <w:tab w:val="left" w:pos="916"/>
+          <w:tab w:val="left" w:pos="1832"/>
+          <w:tab w:val="left" w:pos="2748"/>
+          <w:tab w:val="left" w:pos="3664"/>
+          <w:tab w:val="left" w:pos="4580"/>
+          <w:tab w:val="left" w:pos="5496"/>
+          <w:tab w:val="left" w:pos="6412"/>
+          <w:tab w:val="left" w:pos="7328"/>
+          <w:tab w:val="left" w:pos="8244"/>
+          <w:tab w:val="left" w:pos="9160"/>
+          <w:tab w:val="left" w:pos="10076"/>
+          <w:tab w:val="left" w:pos="10992"/>
+          <w:tab w:val="left" w:pos="11908"/>
+          <w:tab w:val="left" w:pos="12824"/>
+          <w:tab w:val="left" w:pos="13740"/>
+          <w:tab w:val="left" w:pos="14656"/>
+        </w:tabs>
+        <w:spacing w:before="0" w:beforeAutospacing="0" w:after="0" w:afterAutospacing="0"/>
+        <w:divId w:val="1615407957"/>
+        <w:rPr>
+          <w:rFonts w:ascii="Consolas" w:hAnsi="Consolas" w:cs="Courier New"/>
+          <w:sz w:val="17"/>
+          <w:szCs w:val="17"/>
+          <w:lang w:val="en-US"/>
+        </w:rPr>
+      </w:pPr>
+      <w:r>
+        <w:rPr>
+          <w:rFonts w:ascii="Consolas" w:hAnsi="Consolas" w:cs="Courier New"/>
+          <w:sz w:val="17"/>
+          <w:szCs w:val="17"/>
+          <w:lang w:val="en-US"/>
+        </w:rPr>
+        <w:t>31.</w:t>
+      </w:r>
+      <w:r>
+        <w:rPr>
+          <w:rFonts w:ascii="Consolas" w:hAnsi="Consolas" w:cs="Courier New"/>
+          <w:sz w:val="17"/>
+          <w:szCs w:val="17"/>
+          <w:lang w:val="en-US"/>
+        </w:rPr>
+        <w:t xml:space="preserve"> </w:t>
+      </w:r>
+      <w:r>
+        <w:rPr>
+          <w:rFonts w:ascii="Consolas" w:hAnsi="Consolas" w:cs="Courier New"/>
+          <w:color w:val="000000"/>
+          <w:sz w:val="17"/>
+          <w:szCs w:val="17"/>
+          <w:lang w:val="en-US"/>
+        </w:rPr>
+        <w:t xml:space="preserve">    </w:t>
+      </w:r>
+      <w:r>
+        <w:rPr>
+          <w:rFonts w:ascii="Consolas" w:hAnsi="Consolas" w:cs="Courier New"/>
+          <w:color w:val="000000"/>
+          <w:sz w:val="17"/>
+          <w:szCs w:val="17"/>
+          <w:lang w:val="en-US"/>
+        </w:rPr>
+        <w:t>suspend</w:t>
+      </w:r>
+      <w:r>
+        <w:rPr>
+          <w:rFonts w:ascii="Consolas" w:hAnsi="Consolas" w:cs="Courier New"/>
+          <w:color w:val="000000"/>
+          <w:sz w:val="17"/>
+          <w:szCs w:val="17"/>
+          <w:lang w:val="en-US"/>
+        </w:rPr>
+        <w:t xml:space="preserve"> </w:t>
+      </w:r>
+      <w:r>
+        <w:rPr>
+          <w:rFonts w:ascii="Consolas" w:hAnsi="Consolas" w:cs="Courier New"/>
+          <w:color w:val="000000"/>
+          <w:sz w:val="17"/>
+          <w:szCs w:val="17"/>
+          <w:lang w:val="en-US"/>
+        </w:rPr>
+        <w:t>fun</w:t>
+      </w:r>
+      <w:r>
+        <w:rPr>
+          <w:rFonts w:ascii="Consolas" w:hAnsi="Consolas" w:cs="Courier New"/>
+          <w:color w:val="000000"/>
+          <w:sz w:val="17"/>
+          <w:szCs w:val="17"/>
+          <w:lang w:val="en-US"/>
+        </w:rPr>
+        <w:t xml:space="preserve"> </w:t>
+      </w:r>
+      <w:proofErr w:type="gramStart"/>
+      <w:r>
+        <w:rPr>
+          <w:rFonts w:ascii="Consolas" w:hAnsi="Consolas" w:cs="Courier New"/>
+          <w:color w:val="000000"/>
+          <w:sz w:val="17"/>
+          <w:szCs w:val="17"/>
+          <w:lang w:val="en-US"/>
+        </w:rPr>
+        <w:t>explainResults</w:t>
+      </w:r>
+      <w:r>
+        <w:rPr>
+          <w:rFonts w:ascii="Consolas" w:hAnsi="Consolas" w:cs="Courier New"/>
+          <w:color w:val="666600"/>
+          <w:sz w:val="17"/>
+          <w:szCs w:val="17"/>
+          <w:lang w:val="en-US"/>
+        </w:rPr>
+        <w:t>(</w:t>
+      </w:r>
+      <w:proofErr w:type="gramEnd"/>
+      <w:r>
+        <w:rPr>
+          <w:rFonts w:ascii="Consolas" w:hAnsi="Consolas" w:cs="Courier New"/>
+          <w:color w:val="000000"/>
+          <w:sz w:val="17"/>
+          <w:szCs w:val="17"/>
+          <w:lang w:val="en-US"/>
+        </w:rPr>
+        <w:t>query</w:t>
+      </w:r>
+      <w:r>
+        <w:rPr>
+          <w:rFonts w:ascii="Consolas" w:hAnsi="Consolas" w:cs="Courier New"/>
+          <w:color w:val="666600"/>
+          <w:sz w:val="17"/>
+          <w:szCs w:val="17"/>
+          <w:lang w:val="en-US"/>
+        </w:rPr>
+        <w:t>:</w:t>
+      </w:r>
+      <w:r>
+        <w:rPr>
+          <w:rFonts w:ascii="Consolas" w:hAnsi="Consolas" w:cs="Courier New"/>
+          <w:color w:val="000000"/>
+          <w:sz w:val="17"/>
+          <w:szCs w:val="17"/>
+          <w:lang w:val="en-US"/>
+        </w:rPr>
+        <w:t xml:space="preserve"> </w:t>
+      </w:r>
+      <w:r>
+        <w:rPr>
+          <w:rFonts w:ascii="Consolas" w:hAnsi="Consolas" w:cs="Courier New"/>
+          <w:color w:val="660066"/>
+          <w:sz w:val="17"/>
+          <w:szCs w:val="17"/>
+          <w:lang w:val="en-US"/>
+        </w:rPr>
+        <w:t>String</w:t>
+      </w:r>
+      <w:r>
+        <w:rPr>
+          <w:rFonts w:ascii="Consolas" w:hAnsi="Consolas" w:cs="Courier New"/>
+          <w:color w:val="666600"/>
+          <w:sz w:val="17"/>
+          <w:szCs w:val="17"/>
+          <w:lang w:val="en-US"/>
+        </w:rPr>
+        <w:t>,</w:t>
+      </w:r>
+      <w:r>
+        <w:rPr>
+          <w:rFonts w:ascii="Consolas" w:hAnsi="Consolas" w:cs="Courier New"/>
+          <w:color w:val="000000"/>
+          <w:sz w:val="17"/>
+          <w:szCs w:val="17"/>
+          <w:lang w:val="en-US"/>
+        </w:rPr>
+        <w:t xml:space="preserve"> </w:t>
+      </w:r>
+      <w:r>
+        <w:rPr>
+          <w:rFonts w:ascii="Consolas" w:hAnsi="Consolas" w:cs="Courier New"/>
+          <w:color w:val="000000"/>
+          <w:sz w:val="17"/>
+          <w:szCs w:val="17"/>
+          <w:lang w:val="en-US"/>
+        </w:rPr>
+        <w:t>points</w:t>
+      </w:r>
+      <w:r>
+        <w:rPr>
+          <w:rFonts w:ascii="Consolas" w:hAnsi="Consolas" w:cs="Courier New"/>
+          <w:color w:val="666600"/>
+          <w:sz w:val="17"/>
+          <w:szCs w:val="17"/>
+          <w:lang w:val="en-US"/>
+        </w:rPr>
+        <w:t>:</w:t>
+      </w:r>
+      <w:r>
+        <w:rPr>
+          <w:rFonts w:ascii="Consolas" w:hAnsi="Consolas" w:cs="Courier New"/>
+          <w:color w:val="000000"/>
+          <w:sz w:val="17"/>
+          <w:szCs w:val="17"/>
+          <w:lang w:val="en-US"/>
+        </w:rPr>
+        <w:t xml:space="preserve"> </w:t>
+      </w:r>
+      <w:r>
+        <w:rPr>
+          <w:rFonts w:ascii="Consolas" w:hAnsi="Consolas" w:cs="Courier New"/>
+          <w:color w:val="660066"/>
+          <w:sz w:val="17"/>
+          <w:szCs w:val="17"/>
+          <w:lang w:val="en-US"/>
+        </w:rPr>
+        <w:t>List</w:t>
+      </w:r>
+      <w:r>
+        <w:rPr>
+          <w:rFonts w:ascii="Consolas" w:hAnsi="Consolas" w:cs="Courier New"/>
+          <w:color w:val="666600"/>
+          <w:sz w:val="17"/>
+          <w:szCs w:val="17"/>
+          <w:lang w:val="en-US"/>
+        </w:rPr>
+        <w:t>&lt;</w:t>
+      </w:r>
+      <w:r>
+        <w:rPr>
+          <w:rFonts w:ascii="Consolas" w:hAnsi="Consolas" w:cs="Courier New"/>
+          <w:color w:val="660066"/>
+          <w:sz w:val="17"/>
+          <w:szCs w:val="17"/>
+          <w:lang w:val="en-US"/>
+        </w:rPr>
+        <w:t>Point</w:t>
+      </w:r>
+      <w:r>
+        <w:rPr>
+          <w:rFonts w:ascii="Consolas" w:hAnsi="Consolas" w:cs="Courier New"/>
+          <w:color w:val="666600"/>
+          <w:sz w:val="17"/>
+          <w:szCs w:val="17"/>
+          <w:lang w:val="en-US"/>
+        </w:rPr>
+        <w:t>&gt;):</w:t>
+      </w:r>
+      <w:r>
+        <w:rPr>
+          <w:rFonts w:ascii="Consolas" w:hAnsi="Consolas" w:cs="Courier New"/>
+          <w:color w:val="000000"/>
+          <w:sz w:val="17"/>
+          <w:szCs w:val="17"/>
+          <w:lang w:val="en-US"/>
+        </w:rPr>
+        <w:t xml:space="preserve"> </w:t>
+      </w:r>
+      <w:r>
+        <w:rPr>
+          <w:rFonts w:ascii="Consolas" w:hAnsi="Consolas" w:cs="Courier New"/>
+          <w:color w:val="660066"/>
+          <w:sz w:val="17"/>
+          <w:szCs w:val="17"/>
+          <w:lang w:val="en-US"/>
+        </w:rPr>
+        <w:t>Result</w:t>
+      </w:r>
+      <w:r>
+        <w:rPr>
+          <w:rFonts w:ascii="Consolas" w:hAnsi="Consolas" w:cs="Courier New"/>
+          <w:color w:val="666600"/>
+          <w:sz w:val="17"/>
+          <w:szCs w:val="17"/>
+          <w:lang w:val="en-US"/>
+        </w:rPr>
+        <w:t>&lt;</w:t>
+      </w:r>
+      <w:r>
+        <w:rPr>
+          <w:rFonts w:ascii="Consolas" w:hAnsi="Consolas" w:cs="Courier New"/>
+          <w:color w:val="660066"/>
+          <w:sz w:val="17"/>
+          <w:szCs w:val="17"/>
+          <w:lang w:val="en-US"/>
+        </w:rPr>
+        <w:t>String</w:t>
+      </w:r>
+      <w:r>
+        <w:rPr>
+          <w:rFonts w:ascii="Consolas" w:hAnsi="Consolas" w:cs="Courier New"/>
+          <w:color w:val="666600"/>
+          <w:sz w:val="17"/>
+          <w:szCs w:val="17"/>
+          <w:lang w:val="en-US"/>
+        </w:rPr>
+        <w:t>&gt;</w:t>
+      </w:r>
+    </w:p>
+    <w:p>
+      <w:pPr>
+        <w:pStyle w:val="ac"/>
+        <w:pBdr>
+          <w:top w:val="single" w:sz="6" w:space="2" w:color="888888"/>
+          <w:left w:val="single" w:sz="6" w:space="2" w:color="888888"/>
+          <w:bottom w:val="single" w:sz="6" w:space="2" w:color="888888"/>
+          <w:right w:val="single" w:sz="6" w:space="2" w:color="888888"/>
+        </w:pBdr>
+        <w:tabs>
+          <w:tab w:val="left" w:pos="916"/>
+          <w:tab w:val="left" w:pos="1832"/>
+          <w:tab w:val="left" w:pos="2748"/>
+          <w:tab w:val="left" w:pos="3664"/>
+          <w:tab w:val="left" w:pos="4580"/>
+          <w:tab w:val="left" w:pos="5496"/>
+          <w:tab w:val="left" w:pos="6412"/>
+          <w:tab w:val="left" w:pos="7328"/>
+          <w:tab w:val="left" w:pos="8244"/>
+          <w:tab w:val="left" w:pos="9160"/>
+          <w:tab w:val="left" w:pos="10076"/>
+          <w:tab w:val="left" w:pos="10992"/>
+          <w:tab w:val="left" w:pos="11908"/>
+          <w:tab w:val="left" w:pos="12824"/>
+          <w:tab w:val="left" w:pos="13740"/>
+          <w:tab w:val="left" w:pos="14656"/>
+        </w:tabs>
+        <w:spacing w:before="0" w:beforeAutospacing="0" w:after="0" w:afterAutospacing="0"/>
+        <w:divId w:val="1615407957"/>
+        <w:rPr>
+          <w:rFonts w:ascii="Consolas" w:hAnsi="Consolas" w:cs="Courier New"/>
+          <w:sz w:val="17"/>
+          <w:szCs w:val="17"/>
+          <w:lang w:val="en-US"/>
+        </w:rPr>
+      </w:pPr>
+      <w:r>
+        <w:rPr>
+          <w:rFonts w:ascii="Consolas" w:hAnsi="Consolas" w:cs="Courier New"/>
+          <w:sz w:val="17"/>
+          <w:szCs w:val="17"/>
+          <w:lang w:val="en-US"/>
+        </w:rPr>
+        <w:t>32.</w:t>
+      </w:r>
+      <w:r>
+        <w:rPr>
+          <w:rFonts w:ascii="Consolas" w:hAnsi="Consolas" w:cs="Courier New"/>
+          <w:sz w:val="17"/>
+          <w:szCs w:val="17"/>
+          <w:lang w:val="en-US"/>
+        </w:rPr>
+        <w:t xml:space="preserve"> </w:t>
+      </w:r>
+      <w:r>
+        <w:rPr>
+          <w:rFonts w:ascii="Consolas" w:hAnsi="Consolas" w:cs="Courier New"/>
+          <w:color w:val="000000"/>
+          <w:sz w:val="17"/>
+          <w:szCs w:val="17"/>
+          <w:lang w:val="en-US"/>
+        </w:rPr>
+        <w:t xml:space="preserve">    </w:t>
+      </w:r>
+      <w:r>
+        <w:rPr>
+          <w:rFonts w:ascii="Consolas" w:hAnsi="Consolas" w:cs="Courier New"/>
+          <w:color w:val="000000"/>
+          <w:sz w:val="17"/>
+          <w:szCs w:val="17"/>
+          <w:lang w:val="en-US"/>
+        </w:rPr>
+        <w:t>suspend</w:t>
+      </w:r>
+      <w:r>
+        <w:rPr>
+          <w:rFonts w:ascii="Consolas" w:hAnsi="Consolas" w:cs="Courier New"/>
+          <w:color w:val="000000"/>
+          <w:sz w:val="17"/>
+          <w:szCs w:val="17"/>
+          <w:lang w:val="en-US"/>
+        </w:rPr>
+        <w:t xml:space="preserve"> </w:t>
+      </w:r>
+      <w:r>
+        <w:rPr>
+          <w:rFonts w:ascii="Consolas" w:hAnsi="Consolas" w:cs="Courier New"/>
+          <w:color w:val="000000"/>
+          <w:sz w:val="17"/>
+          <w:szCs w:val="17"/>
+          <w:lang w:val="en-US"/>
+        </w:rPr>
+        <w:t>fun</w:t>
+      </w:r>
+      <w:r>
+        <w:rPr>
+          <w:rFonts w:ascii="Consolas" w:hAnsi="Consolas" w:cs="Courier New"/>
+          <w:color w:val="000000"/>
+          <w:sz w:val="17"/>
+          <w:szCs w:val="17"/>
+          <w:lang w:val="en-US"/>
+        </w:rPr>
+        <w:t xml:space="preserve"> </w:t>
+      </w:r>
+      <w:proofErr w:type="gramStart"/>
+      <w:r>
+        <w:rPr>
+          <w:rFonts w:ascii="Consolas" w:hAnsi="Consolas" w:cs="Courier New"/>
+          <w:color w:val="000000"/>
+          <w:sz w:val="17"/>
+          <w:szCs w:val="17"/>
+          <w:lang w:val="en-US"/>
+        </w:rPr>
+        <w:t>moderateUserText</w:t>
+      </w:r>
+      <w:r>
+        <w:rPr>
+          <w:rFonts w:ascii="Consolas" w:hAnsi="Consolas" w:cs="Courier New"/>
+          <w:color w:val="666600"/>
+          <w:sz w:val="17"/>
+          <w:szCs w:val="17"/>
+          <w:lang w:val="en-US"/>
+        </w:rPr>
+        <w:t>(</w:t>
+      </w:r>
+      <w:proofErr w:type="gramEnd"/>
+      <w:r>
+        <w:rPr>
+          <w:rFonts w:ascii="Consolas" w:hAnsi="Consolas" w:cs="Courier New"/>
+          <w:color w:val="000000"/>
+          <w:sz w:val="17"/>
+          <w:szCs w:val="17"/>
+          <w:lang w:val="en-US"/>
+        </w:rPr>
+        <w:t>text</w:t>
+      </w:r>
+      <w:r>
+        <w:rPr>
+          <w:rFonts w:ascii="Consolas" w:hAnsi="Consolas" w:cs="Courier New"/>
+          <w:color w:val="666600"/>
+          <w:sz w:val="17"/>
+          <w:szCs w:val="17"/>
+          <w:lang w:val="en-US"/>
+        </w:rPr>
+        <w:t>:</w:t>
+      </w:r>
+      <w:r>
+        <w:rPr>
+          <w:rFonts w:ascii="Consolas" w:hAnsi="Consolas" w:cs="Courier New"/>
+          <w:color w:val="000000"/>
+          <w:sz w:val="17"/>
+          <w:szCs w:val="17"/>
+          <w:lang w:val="en-US"/>
+        </w:rPr>
+        <w:t xml:space="preserve"> </w:t>
+      </w:r>
+      <w:r>
+        <w:rPr>
+          <w:rFonts w:ascii="Consolas" w:hAnsi="Consolas" w:cs="Courier New"/>
+          <w:color w:val="660066"/>
+          <w:sz w:val="17"/>
+          <w:szCs w:val="17"/>
+          <w:lang w:val="en-US"/>
+        </w:rPr>
+        <w:t>String</w:t>
+      </w:r>
+      <w:r>
+        <w:rPr>
+          <w:rFonts w:ascii="Consolas" w:hAnsi="Consolas" w:cs="Courier New"/>
+          <w:color w:val="666600"/>
+          <w:sz w:val="17"/>
+          <w:szCs w:val="17"/>
+          <w:lang w:val="en-US"/>
+        </w:rPr>
+        <w:t>):</w:t>
+      </w:r>
+      <w:r>
+        <w:rPr>
+          <w:rFonts w:ascii="Consolas" w:hAnsi="Consolas" w:cs="Courier New"/>
+          <w:color w:val="000000"/>
+          <w:sz w:val="17"/>
+          <w:szCs w:val="17"/>
+          <w:lang w:val="en-US"/>
+        </w:rPr>
+        <w:t xml:space="preserve"> </w:t>
+      </w:r>
+      <w:r>
+        <w:rPr>
+          <w:rFonts w:ascii="Consolas" w:hAnsi="Consolas" w:cs="Courier New"/>
+          <w:color w:val="660066"/>
+          <w:sz w:val="17"/>
+          <w:szCs w:val="17"/>
+          <w:lang w:val="en-US"/>
+        </w:rPr>
+        <w:t>Result</w:t>
+      </w:r>
+      <w:r>
+        <w:rPr>
+          <w:rFonts w:ascii="Consolas" w:hAnsi="Consolas" w:cs="Courier New"/>
+          <w:color w:val="666600"/>
+          <w:sz w:val="17"/>
+          <w:szCs w:val="17"/>
+          <w:lang w:val="en-US"/>
+        </w:rPr>
+        <w:t>&lt;</w:t>
+      </w:r>
+      <w:r>
+        <w:rPr>
+          <w:rFonts w:ascii="Consolas" w:hAnsi="Consolas" w:cs="Courier New"/>
+          <w:color w:val="660066"/>
+          <w:sz w:val="17"/>
+          <w:szCs w:val="17"/>
+          <w:lang w:val="en-US"/>
+        </w:rPr>
+        <w:t>Boolean</w:t>
+      </w:r>
+      <w:r>
+        <w:rPr>
+          <w:rFonts w:ascii="Consolas" w:hAnsi="Consolas" w:cs="Courier New"/>
+          <w:color w:val="666600"/>
+          <w:sz w:val="17"/>
+          <w:szCs w:val="17"/>
+          <w:lang w:val="en-US"/>
+        </w:rPr>
+        <w:t>&gt;</w:t>
+      </w:r>
+    </w:p>
+    <w:p>
+      <w:pPr>
+        <w:pStyle w:val="ac"/>
+        <w:pBdr>
+          <w:top w:val="single" w:sz="6" w:space="2" w:color="888888"/>
+          <w:left w:val="single" w:sz="6" w:space="2" w:color="888888"/>
+          <w:bottom w:val="single" w:sz="6" w:space="2" w:color="888888"/>
+          <w:right w:val="single" w:sz="6" w:space="2" w:color="888888"/>
+        </w:pBdr>
+        <w:tabs>
+          <w:tab w:val="left" w:pos="916"/>
+          <w:tab w:val="left" w:pos="1832"/>
+          <w:tab w:val="left" w:pos="2748"/>
+          <w:tab w:val="left" w:pos="3664"/>
+          <w:tab w:val="left" w:pos="4580"/>
+          <w:tab w:val="left" w:pos="5496"/>
+          <w:tab w:val="left" w:pos="6412"/>
+          <w:tab w:val="left" w:pos="7328"/>
+          <w:tab w:val="left" w:pos="8244"/>
+          <w:tab w:val="left" w:pos="9160"/>
+          <w:tab w:val="left" w:pos="10076"/>
+          <w:tab w:val="left" w:pos="10992"/>
+          <w:tab w:val="left" w:pos="11908"/>
+          <w:tab w:val="left" w:pos="12824"/>
+          <w:tab w:val="left" w:pos="13740"/>
+          <w:tab w:val="left" w:pos="14656"/>
+        </w:tabs>
+        <w:spacing w:before="0" w:beforeAutospacing="0" w:after="0" w:afterAutospacing="0"/>
+        <w:divId w:val="1615407957"/>
+        <w:rPr>
+          <w:rFonts w:ascii="Consolas" w:hAnsi="Consolas" w:cs="Courier New"/>
+          <w:sz w:val="17"/>
+          <w:szCs w:val="17"/>
+        </w:rPr>
+      </w:pPr>
+      <w:proofErr w:type="gramStart"/>
+      <w:r>
+        <w:rPr>
+          <w:rFonts w:ascii="Consolas" w:hAnsi="Consolas" w:cs="Courier New"/>
+          <w:sz w:val="17"/>
+          <w:szCs w:val="17"/>
+        </w:rPr>
+        <w:t xml:space="preserve">33. </w:t>
+      </w:r>
+      <w:r>
+        <w:rPr>
+          <w:rFonts w:ascii="Consolas" w:hAnsi="Consolas" w:cs="Courier New"/>
+          <w:color w:val="666600"/>
+          <w:sz w:val="17"/>
+          <w:szCs w:val="17"/>
+        </w:rPr>
+        <w:t>}</w:t>
+      </w:r>
+      <w:proofErr w:type="gramEnd"/>
+    </w:p>
+    <w:p>
+      <w:pPr>
+        <w:pStyle w:val="ac"/>
+        <w:pBdr>
+          <w:top w:val="single" w:sz="6" w:space="2" w:color="888888"/>
+          <w:left w:val="single" w:sz="6" w:space="2" w:color="888888"/>
+          <w:bottom w:val="single" w:sz="6" w:space="2" w:color="888888"/>
+          <w:right w:val="single" w:sz="6" w:space="2" w:color="888888"/>
+        </w:pBdr>
+        <w:tabs>
+          <w:tab w:val="left" w:pos="916"/>
+          <w:tab w:val="left" w:pos="1832"/>
+          <w:tab w:val="left" w:pos="2748"/>
+          <w:tab w:val="left" w:pos="3664"/>
+          <w:tab w:val="left" w:pos="4580"/>
+          <w:tab w:val="left" w:pos="5496"/>
+          <w:tab w:val="left" w:pos="6412"/>
+          <w:tab w:val="left" w:pos="7328"/>
+          <w:tab w:val="left" w:pos="8244"/>
+          <w:tab w:val="left" w:pos="9160"/>
+          <w:tab w:val="left" w:pos="10076"/>
+          <w:tab w:val="left" w:pos="10992"/>
+          <w:tab w:val="left" w:pos="11908"/>
+          <w:tab w:val="left" w:pos="12824"/>
+          <w:tab w:val="left" w:pos="13740"/>
+          <w:tab w:val="left" w:pos="14656"/>
+        </w:tabs>
+        <w:spacing w:before="0" w:beforeAutospacing="0" w:after="0" w:afterAutospacing="0"/>
+        <w:divId w:val="1615407957"/>
+        <w:rPr>
+          <w:rFonts w:ascii="Consolas" w:hAnsi="Consolas" w:cs="Courier New"/>
+          <w:sz w:val="17"/>
+          <w:szCs w:val="17"/>
+        </w:rPr>
+      </w:pPr>
+      <w:r>
+        <w:rPr>
+          <w:rFonts w:ascii="Consolas" w:hAnsi="Consolas" w:cs="Courier New"/>
+          <w:sz w:val="17"/>
+          <w:szCs w:val="17"/>
+        </w:rPr>
+        <w:t xml:space="preserve">34. </w:t>
+      </w:r>
+      <w:r>
+        <w:rPr>
+          <w:rFonts w:ascii="Consolas" w:hAnsi="Consolas" w:cs="Courier New"/>
+          <w:color w:val="000000"/>
+          <w:sz w:val="17"/>
+          <w:szCs w:val="17"/>
+        </w:rPr>
+        <w:t xml:space="preserve"> </w:t>
+      </w:r>
+    </w:p>
+    <w:p>
+      <w:pPr>
+        <w:pStyle w:val="a7"/>
+        <w:ind w:left="792" w:firstLine="0"/>
+        <w:jc w:val="center"/>
+      </w:pPr>
+      <w:r>
+        <w:t xml:space="preserve">Код 1. – Интерфейсы </w:t>
+      </w:r>
+      <w:r>
+        <w:t>репозиториев</w:t>
+      </w:r>
+      <w:r>
+        <w:t>.</w:t>
+      </w:r>
     </w:p>
     <w:p>
       <w:pPr>
@@ -522,14 +5774,12 @@
           <w:lang w:val="en-US"/>
         </w:rPr>
       </w:pPr>
-      <w:proofErr w:type="spellStart"/>
       <w:r>
         <w:rPr>
           <w:lang w:val="en-US"/>
         </w:rPr>
         <w:t>usecase</w:t>
       </w:r>
-      <w:proofErr w:type="spellEnd"/>
     </w:p>
     <w:p>
       <w:pPr>
@@ -539,14 +5789,12 @@
           <w:numId w:val="2"/>
         </w:numPr>
       </w:pPr>
-      <w:proofErr w:type="spellStart"/>
       <w:r>
         <w:rPr>
           <w:lang w:val="en-US"/>
         </w:rPr>
         <w:t>FindNearbyObjectsUseCase</w:t>
       </w:r>
-      <w:proofErr w:type="spellEnd"/>
       <w:r>
         <w:t>.</w:t>
       </w:r>
@@ -557,7 +5805,10 @@
         <w:t>kt</w:t>
       </w:r>
       <w:r>
-        <w:t xml:space="preserve"> (</w:t>
+        <w:t xml:space="preserve"> </w:t>
+      </w:r>
+      <w:r>
+        <w:t>(</w:t>
       </w:r>
       <w:r>
         <w:t>Находит</w:t>
@@ -593,7 +5844,13 @@
         <w:t>фильтру</w:t>
       </w:r>
       <w:r>
-        <w:t xml:space="preserve"> в </w:t>
+        <w:t xml:space="preserve"> </w:t>
+      </w:r>
+      <w:r>
+        <w:t>в</w:t>
+      </w:r>
+      <w:r>
+        <w:t xml:space="preserve"> </w:t>
       </w:r>
       <w:r>
         <w:t>радиусе</w:t>
@@ -610,14 +5867,12 @@
           <w:numId w:val="2"/>
         </w:numPr>
       </w:pPr>
-      <w:proofErr w:type="spellStart"/>
       <w:r>
         <w:rPr>
           <w:lang w:val="en-US"/>
         </w:rPr>
         <w:t>GetEmergencyToiletsUseCase</w:t>
       </w:r>
-      <w:proofErr w:type="spellEnd"/>
       <w:r>
         <w:t>.</w:t>
       </w:r>
@@ -628,7 +5883,46 @@
         <w:t>kt</w:t>
       </w:r>
       <w:r>
-        <w:t xml:space="preserve"> («Режим отчаяния»: 3 ближайших туалета с деталями)</w:t>
+        <w:t xml:space="preserve"> </w:t>
+      </w:r>
+      <w:r>
+        <w:t>(«Режим</w:t>
+      </w:r>
+      <w:r>
+        <w:t xml:space="preserve"> </w:t>
+      </w:r>
+      <w:r>
+        <w:t>отчаяния»:</w:t>
+      </w:r>
+      <w:r>
+        <w:t xml:space="preserve"> </w:t>
+      </w:r>
+      <w:r>
+        <w:t>3</w:t>
+      </w:r>
+      <w:r>
+        <w:t xml:space="preserve"> </w:t>
+      </w:r>
+      <w:r>
+        <w:t>ближайших</w:t>
+      </w:r>
+      <w:r>
+        <w:t xml:space="preserve"> </w:t>
+      </w:r>
+      <w:r>
+        <w:t>туалета</w:t>
+      </w:r>
+      <w:r>
+        <w:t xml:space="preserve"> </w:t>
+      </w:r>
+      <w:r>
+        <w:t>с</w:t>
+      </w:r>
+      <w:r>
+        <w:t xml:space="preserve"> </w:t>
+      </w:r>
+      <w:r>
+        <w:t>деталями)</w:t>
       </w:r>
     </w:p>
     <w:p>
@@ -639,14 +5933,12 @@
           <w:numId w:val="2"/>
         </w:numPr>
       </w:pPr>
-      <w:proofErr w:type="spellStart"/>
       <w:r>
         <w:rPr>
           <w:lang w:val="en-US"/>
         </w:rPr>
         <w:t>AddPointUseCase</w:t>
       </w:r>
-      <w:proofErr w:type="spellEnd"/>
       <w:r>
         <w:t>.</w:t>
       </w:r>
@@ -657,7 +5949,64 @@
         <w:t>kt</w:t>
       </w:r>
       <w:r>
-        <w:t xml:space="preserve"> (Валидирует и добавляет новую точку (в т.ч. офлайн в очередь))</w:t>
+        <w:t xml:space="preserve"> </w:t>
+      </w:r>
+      <w:r>
+        <w:t>(Валидирует</w:t>
+      </w:r>
+      <w:r>
+        <w:t xml:space="preserve"> </w:t>
+      </w:r>
+      <w:r>
+        <w:t>и</w:t>
+      </w:r>
+      <w:r>
+        <w:t xml:space="preserve"> </w:t>
+      </w:r>
+      <w:r>
+        <w:t>добавляет</w:t>
+      </w:r>
+      <w:r>
+        <w:t xml:space="preserve"> </w:t>
+      </w:r>
+      <w:r>
+        <w:t>новую</w:t>
+      </w:r>
+      <w:r>
+        <w:t xml:space="preserve"> </w:t>
+      </w:r>
+      <w:r>
+        <w:t>точку</w:t>
+      </w:r>
+      <w:r>
+        <w:t xml:space="preserve"> </w:t>
+      </w:r>
+      <w:r>
+        <w:t>(в</w:t>
+      </w:r>
+      <w:r>
+        <w:t xml:space="preserve"> </w:t>
+      </w:r>
+      <w:r>
+        <w:t>т.ч.</w:t>
+      </w:r>
+      <w:r>
+        <w:t xml:space="preserve"> </w:t>
+      </w:r>
+      <w:r>
+        <w:t>офлайн</w:t>
+      </w:r>
+      <w:r>
+        <w:t xml:space="preserve"> </w:t>
+      </w:r>
+      <w:r>
+        <w:t>в</w:t>
+      </w:r>
+      <w:r>
+        <w:t xml:space="preserve"> </w:t>
+      </w:r>
+      <w:r>
+        <w:t>очередь))</w:t>
       </w:r>
     </w:p>
     <w:p>
@@ -668,14 +6017,12 @@
           <w:numId w:val="2"/>
         </w:numPr>
       </w:pPr>
-      <w:proofErr w:type="spellStart"/>
       <w:r>
         <w:rPr>
           <w:lang w:val="en-US"/>
         </w:rPr>
         <w:t>ConfirmPointUseCase</w:t>
       </w:r>
-      <w:proofErr w:type="spellEnd"/>
       <w:r>
         <w:t>.</w:t>
       </w:r>
@@ -686,7 +6033,22 @@
         <w:t>kt</w:t>
       </w:r>
       <w:r>
-        <w:t xml:space="preserve"> (Подтверждает/оспаривает статус точки)</w:t>
+        <w:t xml:space="preserve"> </w:t>
+      </w:r>
+      <w:r>
+        <w:t>(Подтверждает/оспаривает</w:t>
+      </w:r>
+      <w:r>
+        <w:t xml:space="preserve"> </w:t>
+      </w:r>
+      <w:r>
+        <w:t>статус</w:t>
+      </w:r>
+      <w:r>
+        <w:t xml:space="preserve"> </w:t>
+      </w:r>
+      <w:r>
+        <w:t>точки)</w:t>
       </w:r>
     </w:p>
     <w:p>
@@ -697,14 +6059,12 @@
           <w:numId w:val="2"/>
         </w:numPr>
       </w:pPr>
-      <w:proofErr w:type="spellStart"/>
       <w:r>
         <w:rPr>
           <w:lang w:val="en-US"/>
         </w:rPr>
         <w:t>BuildComfortRouteUseCase</w:t>
       </w:r>
-      <w:proofErr w:type="spellEnd"/>
       <w:r>
         <w:t>.</w:t>
       </w:r>
@@ -715,7 +6075,10 @@
         <w:t>kt</w:t>
       </w:r>
       <w:r>
-        <w:t xml:space="preserve"> (Строит</w:t>
+        <w:t xml:space="preserve"> </w:t>
+      </w:r>
+      <w:r>
+        <w:t>(Строит</w:t>
       </w:r>
       <w:r>
         <w:t xml:space="preserve"> </w:t>
@@ -739,7 +6102,10 @@
         <w:t>waypoints</w:t>
       </w:r>
       <w:r>
-        <w:t xml:space="preserve"> (</w:t>
+        <w:t xml:space="preserve"> </w:t>
+      </w:r>
+      <w:r>
+        <w:t>(</w:t>
       </w:r>
       <w:r>
         <w:t>лавки</w:t>
@@ -765,14 +6131,12 @@
           <w:numId w:val="2"/>
         </w:numPr>
       </w:pPr>
-      <w:proofErr w:type="spellStart"/>
       <w:r>
         <w:rPr>
           <w:lang w:val="en-US"/>
         </w:rPr>
         <w:t>ParseTextQueryUseCase</w:t>
       </w:r>
-      <w:proofErr w:type="spellEnd"/>
       <w:r>
         <w:t>.</w:t>
       </w:r>
@@ -783,7 +6147,10 @@
         <w:t>kt</w:t>
       </w:r>
       <w:r>
-        <w:t xml:space="preserve"> (</w:t>
+        <w:t xml:space="preserve"> </w:t>
+      </w:r>
+      <w:r>
+        <w:t>(</w:t>
       </w:r>
       <w:r>
         <w:t>Превращает</w:t>
@@ -809,16 +6176,17 @@
       <w:r>
         <w:t xml:space="preserve"> </w:t>
       </w:r>
-      <w:proofErr w:type="spellStart"/>
       <w:r>
         <w:rPr>
           <w:lang w:val="en-US"/>
         </w:rPr>
         <w:t>SearchQuery</w:t>
       </w:r>
-      <w:proofErr w:type="spellEnd"/>
-      <w:r>
-        <w:t xml:space="preserve"> (</w:t>
+      <w:r>
+        <w:t xml:space="preserve"> </w:t>
+      </w:r>
+      <w:r>
+        <w:t>(</w:t>
       </w:r>
       <w:r>
         <w:rPr>
@@ -827,13 +6195,17 @@
         <w:t>LLM</w:t>
       </w:r>
       <w:r>
-        <w:t xml:space="preserve"> + </w:t>
-      </w:r>
-      <w:proofErr w:type="spellStart"/>
+        <w:t xml:space="preserve"> </w:t>
+      </w:r>
+      <w:r>
+        <w:t>+</w:t>
+      </w:r>
+      <w:r>
+        <w:t xml:space="preserve"> </w:t>
+      </w:r>
       <w:r>
         <w:t>фолбэк</w:t>
       </w:r>
-      <w:proofErr w:type="spellEnd"/>
       <w:r>
         <w:t>)</w:t>
       </w:r>
@@ -849,14 +6221,13 @@
           <w:numId w:val="2"/>
         </w:numPr>
       </w:pPr>
-      <w:proofErr w:type="spellStart"/>
-      <w:r>
-        <w:rPr>
-          <w:lang w:val="en-US"/>
-        </w:rPr>
+      <w:r>
+        <w:rPr>
+          <w:lang w:val="en-US"/>
+        </w:rPr>
+        <w:lastRenderedPageBreak/>
         <w:t>SyncOfflineDataUseCase</w:t>
       </w:r>
-      <w:proofErr w:type="spellEnd"/>
       <w:r>
         <w:t>.</w:t>
       </w:r>
@@ -867,7 +6238,10 @@
         <w:t>kt</w:t>
       </w:r>
       <w:r>
-        <w:t xml:space="preserve"> (</w:t>
+        <w:t xml:space="preserve"> </w:t>
+      </w:r>
+      <w:r>
+        <w:t>(</w:t>
       </w:r>
       <w:r>
         <w:t>Синхронизирует</w:t>
@@ -932,14 +6306,12 @@
           <w:numId w:val="2"/>
         </w:numPr>
       </w:pPr>
-      <w:proofErr w:type="spellStart"/>
       <w:r>
         <w:rPr>
           <w:lang w:val="en-US"/>
         </w:rPr>
         <w:t>GetFilteredPointsUseCase</w:t>
       </w:r>
-      <w:proofErr w:type="spellEnd"/>
       <w:r>
         <w:t xml:space="preserve"> </w:t>
       </w:r>
@@ -979,7 +6351,6 @@
         <w:rPr>
           <w:noProof/>
         </w:rPr>
-        <w:lastRenderedPageBreak/>
         <w:drawing>
           <wp:inline distT="0" distB="0" distL="0" distR="0" wp14:anchorId="10430058" wp14:editId="7570DCD9">
             <wp:extent cx="4698139" cy="5648325"/>
@@ -1035,13 +6406,43 @@
         <w:jc w:val="center"/>
       </w:pPr>
       <w:r>
-        <w:t xml:space="preserve">Рисунок </w:t>
+        <w:t>Рисунок</w:t>
+      </w:r>
+      <w:r>
+        <w:t xml:space="preserve"> </w:t>
       </w:r>
       <w:r>
         <w:t>3</w:t>
       </w:r>
       <w:r>
-        <w:t xml:space="preserve">. – Диаграмма классов в </w:t>
+        <w:t>.</w:t>
+      </w:r>
+      <w:r>
+        <w:t xml:space="preserve"> </w:t>
+      </w:r>
+      <w:r>
+        <w:t>–</w:t>
+      </w:r>
+      <w:r>
+        <w:t xml:space="preserve"> </w:t>
+      </w:r>
+      <w:r>
+        <w:t>Диаграмма</w:t>
+      </w:r>
+      <w:r>
+        <w:t xml:space="preserve"> </w:t>
+      </w:r>
+      <w:r>
+        <w:t>классов</w:t>
+      </w:r>
+      <w:r>
+        <w:t xml:space="preserve"> </w:t>
+      </w:r>
+      <w:r>
+        <w:t>в</w:t>
+      </w:r>
+      <w:r>
+        <w:t xml:space="preserve"> </w:t>
       </w:r>
       <w:r>
         <w:rPr>
@@ -1065,7 +6466,10 @@
         </w:numPr>
       </w:pPr>
       <w:r>
-        <w:t xml:space="preserve">Структура </w:t>
+        <w:t>Структура</w:t>
+      </w:r>
+      <w:r>
+        <w:t xml:space="preserve"> </w:t>
       </w:r>
       <w:r>
         <w:rPr>
@@ -1074,7 +6478,10 @@
         <w:t>data</w:t>
       </w:r>
       <w:r>
-        <w:t xml:space="preserve"> слоя:</w:t>
+        <w:t xml:space="preserve"> </w:t>
+      </w:r>
+      <w:r>
+        <w:t>слоя:</w:t>
       </w:r>
     </w:p>
     <w:p>
@@ -1092,7 +6499,19 @@
         <w:rPr>
           <w:lang w:val="en-US"/>
         </w:rPr>
-        <w:t>local (Room)</w:t>
+        <w:t>local</w:t>
+      </w:r>
+      <w:r>
+        <w:rPr>
+          <w:lang w:val="en-US"/>
+        </w:rPr>
+        <w:t xml:space="preserve"> </w:t>
+      </w:r>
+      <w:r>
+        <w:rPr>
+          <w:lang w:val="en-US"/>
+        </w:rPr>
+        <w:t>(Room)</w:t>
       </w:r>
     </w:p>
     <w:p>
@@ -1106,28 +6525,12 @@
           <w:lang w:val="en-US"/>
         </w:rPr>
       </w:pPr>
-      <w:proofErr w:type="spellStart"/>
-      <w:r>
-        <w:rPr>
-          <w:lang w:val="en-US"/>
-        </w:rPr>
-        <w:t>db</w:t>
-      </w:r>
-      <w:proofErr w:type="spellEnd"/>
-      <w:r>
-        <w:rPr>
-          <w:lang w:val="en-US"/>
-        </w:rPr>
-        <w:t>/</w:t>
-      </w:r>
-      <w:proofErr w:type="spellStart"/>
-      <w:r>
-        <w:rPr>
-          <w:lang w:val="en-US"/>
-        </w:rPr>
-        <w:t>AppDatabase.kt</w:t>
-      </w:r>
-      <w:proofErr w:type="spellEnd"/>
+      <w:r>
+        <w:rPr>
+          <w:lang w:val="en-US"/>
+        </w:rPr>
+        <w:t>db/AppDatabase.kt</w:t>
+      </w:r>
     </w:p>
     <w:p>
       <w:pPr>
@@ -1144,16 +6547,8 @@
         <w:rPr>
           <w:lang w:val="en-US"/>
         </w:rPr>
-        <w:t>dao/</w:t>
-      </w:r>
-      <w:proofErr w:type="spellStart"/>
-      <w:r>
-        <w:rPr>
-          <w:lang w:val="en-US"/>
-        </w:rPr>
-        <w:t>PointDao.kt</w:t>
-      </w:r>
-      <w:proofErr w:type="spellEnd"/>
+        <w:t>dao/PointDao.kt</w:t>
+      </w:r>
     </w:p>
     <w:p>
       <w:pPr>
@@ -1170,16 +6565,8 @@
         <w:rPr>
           <w:lang w:val="en-US"/>
         </w:rPr>
-        <w:t>entity/</w:t>
-      </w:r>
-      <w:proofErr w:type="spellStart"/>
-      <w:r>
-        <w:rPr>
-          <w:lang w:val="en-US"/>
-        </w:rPr>
-        <w:t>PointEntity.kt</w:t>
-      </w:r>
-      <w:proofErr w:type="spellEnd"/>
+        <w:t>entity/PointEntity.kt</w:t>
+      </w:r>
     </w:p>
     <w:p>
       <w:pPr>
@@ -1196,16 +6583,8 @@
         <w:rPr>
           <w:lang w:val="en-US"/>
         </w:rPr>
-        <w:t>mapper/</w:t>
-      </w:r>
-      <w:proofErr w:type="spellStart"/>
-      <w:r>
-        <w:rPr>
-          <w:lang w:val="en-US"/>
-        </w:rPr>
-        <w:t>PointMapper.kt</w:t>
-      </w:r>
-      <w:proofErr w:type="spellEnd"/>
+        <w:t>mapper/PointMapper.kt</w:t>
+      </w:r>
     </w:p>
     <w:p>
       <w:pPr>
@@ -1222,7 +6601,13 @@
         <w:rPr>
           <w:lang w:val="en-US"/>
         </w:rPr>
-        <w:t xml:space="preserve">remote </w:t>
+        <w:t>remote</w:t>
+      </w:r>
+      <w:r>
+        <w:rPr>
+          <w:lang w:val="en-US"/>
+        </w:rPr>
+        <w:t xml:space="preserve"> </w:t>
       </w:r>
       <w:r>
         <w:t>(</w:t>
@@ -1248,28 +6633,13 @@
           <w:lang w:val="en-US"/>
         </w:rPr>
       </w:pPr>
-      <w:proofErr w:type="spellStart"/>
-      <w:r>
-        <w:rPr>
-          <w:lang w:val="en-US"/>
-        </w:rPr>
-        <w:t>api</w:t>
-      </w:r>
-      <w:proofErr w:type="spellEnd"/>
-      <w:r>
-        <w:rPr>
-          <w:lang w:val="en-US"/>
-        </w:rPr>
-        <w:t>/</w:t>
-      </w:r>
-      <w:proofErr w:type="spellStart"/>
-      <w:r>
-        <w:rPr>
-          <w:lang w:val="en-US"/>
-        </w:rPr>
-        <w:t>OverpassApi.kt</w:t>
-      </w:r>
-      <w:proofErr w:type="spellEnd"/>
+      <w:r>
+        <w:rPr>
+          <w:lang w:val="en-US"/>
+        </w:rPr>
+        <w:lastRenderedPageBreak/>
+        <w:t>api/OverpassApi.kt</w:t>
+      </w:r>
     </w:p>
     <w:p>
       <w:pPr>
@@ -1282,28 +6652,12 @@
           <w:lang w:val="en-US"/>
         </w:rPr>
       </w:pPr>
-      <w:proofErr w:type="spellStart"/>
-      <w:r>
-        <w:rPr>
-          <w:lang w:val="en-US"/>
-        </w:rPr>
-        <w:t>api</w:t>
-      </w:r>
-      <w:proofErr w:type="spellEnd"/>
-      <w:r>
-        <w:rPr>
-          <w:lang w:val="en-US"/>
-        </w:rPr>
-        <w:t>/</w:t>
-      </w:r>
-      <w:proofErr w:type="spellStart"/>
-      <w:r>
-        <w:rPr>
-          <w:lang w:val="en-US"/>
-        </w:rPr>
-        <w:t>BackendApi.kt</w:t>
-      </w:r>
-      <w:proofErr w:type="spellEnd"/>
+      <w:r>
+        <w:rPr>
+          <w:lang w:val="en-US"/>
+        </w:rPr>
+        <w:t>api/BackendApi.kt</w:t>
+      </w:r>
     </w:p>
     <w:p>
       <w:pPr>
@@ -1316,28 +6670,12 @@
           <w:lang w:val="en-US"/>
         </w:rPr>
       </w:pPr>
-      <w:proofErr w:type="spellStart"/>
-      <w:r>
-        <w:rPr>
-          <w:lang w:val="en-US"/>
-        </w:rPr>
-        <w:t>api</w:t>
-      </w:r>
-      <w:proofErr w:type="spellEnd"/>
-      <w:r>
-        <w:rPr>
-          <w:lang w:val="en-US"/>
-        </w:rPr>
-        <w:t>/</w:t>
-      </w:r>
-      <w:proofErr w:type="spellStart"/>
-      <w:r>
-        <w:rPr>
-          <w:lang w:val="en-US"/>
-        </w:rPr>
-        <w:t>LlmApi.kt</w:t>
-      </w:r>
-      <w:proofErr w:type="spellEnd"/>
+      <w:r>
+        <w:rPr>
+          <w:lang w:val="en-US"/>
+        </w:rPr>
+        <w:t>api/LlmApi.kt</w:t>
+      </w:r>
     </w:p>
     <w:p>
       <w:pPr>
@@ -1350,20 +6688,11 @@
           <w:lang w:val="en-US"/>
         </w:rPr>
       </w:pPr>
-      <w:proofErr w:type="spellStart"/>
-      <w:r>
-        <w:rPr>
-          <w:lang w:val="en-US"/>
-        </w:rPr>
-        <w:lastRenderedPageBreak/>
-        <w:t>dto</w:t>
-      </w:r>
-      <w:proofErr w:type="spellEnd"/>
-      <w:r>
-        <w:rPr>
-          <w:lang w:val="en-US"/>
-        </w:rPr>
-        <w:t>/</w:t>
+      <w:r>
+        <w:rPr>
+          <w:lang w:val="en-US"/>
+        </w:rPr>
+        <w:t>dto/</w:t>
       </w:r>
       <w:r>
         <w:t>…</w:t>
@@ -1405,19 +6734,23 @@
         <w:rPr>
           <w:lang w:val="en-US"/>
         </w:rPr>
-        <w:t xml:space="preserve">repository </w:t>
+        <w:t>repository</w:t>
+      </w:r>
+      <w:r>
+        <w:rPr>
+          <w:lang w:val="en-US"/>
+        </w:rPr>
+        <w:t xml:space="preserve"> </w:t>
       </w:r>
       <w:r>
         <w:t>(</w:t>
       </w:r>
-      <w:proofErr w:type="spellStart"/>
       <w:r>
         <w:rPr>
           <w:lang w:val="en-US"/>
         </w:rPr>
         <w:t>Реализации</w:t>
       </w:r>
-      <w:proofErr w:type="spellEnd"/>
       <w:r>
         <w:t>)</w:t>
       </w:r>
@@ -1433,14 +6766,12 @@
           <w:lang w:val="en-US"/>
         </w:rPr>
       </w:pPr>
-      <w:proofErr w:type="spellStart"/>
       <w:r>
         <w:rPr>
           <w:lang w:val="en-US"/>
         </w:rPr>
         <w:t>PointRepositoryImpl.kt</w:t>
       </w:r>
-      <w:proofErr w:type="spellEnd"/>
     </w:p>
     <w:p>
       <w:pPr>
@@ -1453,14 +6784,12 @@
           <w:lang w:val="en-US"/>
         </w:rPr>
       </w:pPr>
-      <w:proofErr w:type="spellStart"/>
       <w:r>
         <w:rPr>
           <w:lang w:val="en-US"/>
         </w:rPr>
         <w:t>UserRepositoryImpl.kt</w:t>
       </w:r>
-      <w:proofErr w:type="spellEnd"/>
     </w:p>
     <w:p>
       <w:pPr>
@@ -1473,14 +6802,12 @@
           <w:lang w:val="en-US"/>
         </w:rPr>
       </w:pPr>
-      <w:proofErr w:type="spellStart"/>
       <w:r>
         <w:rPr>
           <w:lang w:val="en-US"/>
         </w:rPr>
         <w:t>RouteRepositoryImpl.kt</w:t>
       </w:r>
-      <w:proofErr w:type="spellEnd"/>
     </w:p>
     <w:p>
       <w:pPr>
@@ -1493,14 +6820,12 @@
           <w:lang w:val="en-US"/>
         </w:rPr>
       </w:pPr>
-      <w:proofErr w:type="spellStart"/>
       <w:r>
         <w:rPr>
           <w:lang w:val="en-US"/>
         </w:rPr>
         <w:t>LocationRepositoryImpl.kt</w:t>
       </w:r>
-      <w:proofErr w:type="spellEnd"/>
     </w:p>
     <w:p>
       <w:pPr>
@@ -1513,14 +6838,12 @@
           <w:lang w:val="en-US"/>
         </w:rPr>
       </w:pPr>
-      <w:proofErr w:type="spellStart"/>
       <w:r>
         <w:rPr>
           <w:lang w:val="en-US"/>
         </w:rPr>
         <w:t>AiAssistantRepositoryImpl.kt</w:t>
       </w:r>
-      <w:proofErr w:type="spellEnd"/>
     </w:p>
     <w:p>
       <w:pPr>
@@ -1551,28 +6874,36 @@
           <w:lang w:val="en-US"/>
         </w:rPr>
       </w:pPr>
-      <w:proofErr w:type="spellStart"/>
       <w:r>
         <w:rPr>
           <w:lang w:val="en-US"/>
         </w:rPr>
         <w:t>SyncWorker.kt</w:t>
       </w:r>
-      <w:proofErr w:type="spellEnd"/>
-      <w:r>
-        <w:rPr>
-          <w:lang w:val="en-US"/>
-        </w:rPr>
-        <w:t xml:space="preserve">         # </w:t>
-      </w:r>
-      <w:proofErr w:type="spellStart"/>
+      <w:r>
+        <w:rPr>
+          <w:lang w:val="en-US"/>
+        </w:rPr>
+        <w:t xml:space="preserve">         </w:t>
+      </w:r>
+      <w:r>
+        <w:rPr>
+          <w:lang w:val="en-US"/>
+        </w:rPr>
+        <w:t>#</w:t>
+      </w:r>
+      <w:r>
+        <w:rPr>
+          <w:lang w:val="en-US"/>
+        </w:rPr>
+        <w:t xml:space="preserve"> </w:t>
+      </w:r>
       <w:r>
         <w:rPr>
           <w:lang w:val="en-US"/>
         </w:rPr>
         <w:t>WorkManager</w:t>
       </w:r>
-      <w:proofErr w:type="spellEnd"/>
     </w:p>
     <w:p>
       <w:pPr>
@@ -1586,13 +6917,22 @@
         </w:rPr>
       </w:pPr>
       <w:r>
-        <w:t xml:space="preserve">Структура </w:t>
-      </w:r>
-      <w:r>
-        <w:rPr>
-          <w:lang w:val="en-US"/>
-        </w:rPr>
-        <w:t xml:space="preserve">presentation </w:t>
+        <w:t>Структура</w:t>
+      </w:r>
+      <w:r>
+        <w:t xml:space="preserve"> </w:t>
+      </w:r>
+      <w:r>
+        <w:rPr>
+          <w:lang w:val="en-US"/>
+        </w:rPr>
+        <w:t>presentation</w:t>
+      </w:r>
+      <w:r>
+        <w:rPr>
+          <w:lang w:val="en-US"/>
+        </w:rPr>
+        <w:t xml:space="preserve"> </w:t>
       </w:r>
       <w:r>
         <w:t>слоя:</w:t>
@@ -1613,30 +6953,32 @@
         <w:rPr>
           <w:lang w:val="en-US"/>
         </w:rPr>
-        <w:t>map/</w:t>
-      </w:r>
-      <w:proofErr w:type="spellStart"/>
-      <w:r>
-        <w:rPr>
-          <w:lang w:val="en-US"/>
-        </w:rPr>
-        <w:t>MapScreen.kt</w:t>
-      </w:r>
-      <w:proofErr w:type="spellEnd"/>
-      <w:r>
-        <w:rPr>
-          <w:lang w:val="en-US"/>
-        </w:rPr>
-        <w:t xml:space="preserve"> + </w:t>
-      </w:r>
-      <w:proofErr w:type="spellStart"/>
+        <w:t>map/MapScreen.kt</w:t>
+      </w:r>
+      <w:r>
+        <w:rPr>
+          <w:lang w:val="en-US"/>
+        </w:rPr>
+        <w:t xml:space="preserve"> </w:t>
+      </w:r>
+      <w:r>
+        <w:rPr>
+          <w:lang w:val="en-US"/>
+        </w:rPr>
+        <w:t>+</w:t>
+      </w:r>
+      <w:r>
+        <w:rPr>
+          <w:lang w:val="en-US"/>
+        </w:rPr>
+        <w:t xml:space="preserve"> </w:t>
+      </w:r>
       <w:r>
         <w:rPr>
           <w:lang w:val="en-US"/>
         </w:rPr>
         <w:t>MapViewModel.kt</w:t>
       </w:r>
-      <w:proofErr w:type="spellEnd"/>
     </w:p>
     <w:p>
       <w:pPr>
@@ -1653,30 +6995,32 @@
         <w:rPr>
           <w:lang w:val="en-US"/>
         </w:rPr>
-        <w:t>search/</w:t>
-      </w:r>
-      <w:proofErr w:type="spellStart"/>
-      <w:r>
-        <w:rPr>
-          <w:lang w:val="en-US"/>
-        </w:rPr>
-        <w:t>SearchScreen.kt</w:t>
-      </w:r>
-      <w:proofErr w:type="spellEnd"/>
-      <w:r>
-        <w:rPr>
-          <w:lang w:val="en-US"/>
-        </w:rPr>
-        <w:t xml:space="preserve"> + </w:t>
-      </w:r>
-      <w:proofErr w:type="spellStart"/>
+        <w:t>search/SearchScreen.kt</w:t>
+      </w:r>
+      <w:r>
+        <w:rPr>
+          <w:lang w:val="en-US"/>
+        </w:rPr>
+        <w:t xml:space="preserve"> </w:t>
+      </w:r>
+      <w:r>
+        <w:rPr>
+          <w:lang w:val="en-US"/>
+        </w:rPr>
+        <w:t>+</w:t>
+      </w:r>
+      <w:r>
+        <w:rPr>
+          <w:lang w:val="en-US"/>
+        </w:rPr>
+        <w:t xml:space="preserve"> </w:t>
+      </w:r>
       <w:r>
         <w:rPr>
           <w:lang w:val="en-US"/>
         </w:rPr>
         <w:t>SearchViewModel.kt</w:t>
       </w:r>
-      <w:proofErr w:type="spellEnd"/>
     </w:p>
     <w:p>
       <w:pPr>
@@ -1693,30 +7037,32 @@
         <w:rPr>
           <w:lang w:val="en-US"/>
         </w:rPr>
-        <w:t>emergency/</w:t>
-      </w:r>
-      <w:proofErr w:type="spellStart"/>
-      <w:r>
-        <w:rPr>
-          <w:lang w:val="en-US"/>
-        </w:rPr>
-        <w:t>EmergencyScreen.kt</w:t>
-      </w:r>
-      <w:proofErr w:type="spellEnd"/>
-      <w:r>
-        <w:rPr>
-          <w:lang w:val="en-US"/>
-        </w:rPr>
-        <w:t xml:space="preserve"> + </w:t>
-      </w:r>
-      <w:proofErr w:type="spellStart"/>
+        <w:t>emergency/EmergencyScreen.kt</w:t>
+      </w:r>
+      <w:r>
+        <w:rPr>
+          <w:lang w:val="en-US"/>
+        </w:rPr>
+        <w:t xml:space="preserve"> </w:t>
+      </w:r>
+      <w:r>
+        <w:rPr>
+          <w:lang w:val="en-US"/>
+        </w:rPr>
+        <w:t>+</w:t>
+      </w:r>
+      <w:r>
+        <w:rPr>
+          <w:lang w:val="en-US"/>
+        </w:rPr>
+        <w:t xml:space="preserve"> </w:t>
+      </w:r>
       <w:r>
         <w:rPr>
           <w:lang w:val="en-US"/>
         </w:rPr>
         <w:t>EmergencyViewModel.kt</w:t>
       </w:r>
-      <w:proofErr w:type="spellEnd"/>
     </w:p>
     <w:p>
       <w:pPr>
@@ -1729,42 +7075,36 @@
           <w:lang w:val="en-US"/>
         </w:rPr>
       </w:pPr>
-      <w:proofErr w:type="spellStart"/>
-      <w:r>
-        <w:rPr>
-          <w:lang w:val="en-US"/>
-        </w:rPr>
-        <w:t>addpoint</w:t>
-      </w:r>
-      <w:proofErr w:type="spellEnd"/>
-      <w:r>
-        <w:rPr>
-          <w:lang w:val="en-US"/>
-        </w:rPr>
-        <w:t>/</w:t>
-      </w:r>
-      <w:proofErr w:type="spellStart"/>
-      <w:r>
-        <w:rPr>
-          <w:lang w:val="en-US"/>
-        </w:rPr>
-        <w:t>AddPointScreen.kt</w:t>
-      </w:r>
-      <w:proofErr w:type="spellEnd"/>
-      <w:r>
-        <w:rPr>
-          <w:lang w:val="en-US"/>
-        </w:rPr>
-        <w:t xml:space="preserve"> + </w:t>
-      </w:r>
-      <w:proofErr w:type="spellStart"/>
+      <w:r>
+        <w:rPr>
+          <w:lang w:val="en-US"/>
+        </w:rPr>
+        <w:t>addpoint/AddPointScreen.kt</w:t>
+      </w:r>
+      <w:r>
+        <w:rPr>
+          <w:lang w:val="en-US"/>
+        </w:rPr>
+        <w:t xml:space="preserve"> </w:t>
+      </w:r>
+      <w:r>
+        <w:rPr>
+          <w:lang w:val="en-US"/>
+        </w:rPr>
+        <w:t>+</w:t>
+      </w:r>
+      <w:r>
+        <w:rPr>
+          <w:lang w:val="en-US"/>
+        </w:rPr>
+        <w:t xml:space="preserve"> </w:t>
+      </w:r>
       <w:r>
         <w:rPr>
           <w:lang w:val="en-US"/>
         </w:rPr>
         <w:t>AddPointViewModel.kt</w:t>
       </w:r>
-      <w:proofErr w:type="spellEnd"/>
     </w:p>
     <w:p>
       <w:pPr>
@@ -1781,30 +7121,32 @@
         <w:rPr>
           <w:lang w:val="en-US"/>
         </w:rPr>
-        <w:t>route/</w:t>
-      </w:r>
-      <w:proofErr w:type="spellStart"/>
-      <w:r>
-        <w:rPr>
-          <w:lang w:val="en-US"/>
-        </w:rPr>
-        <w:t>RouteScreen.kt</w:t>
-      </w:r>
-      <w:proofErr w:type="spellEnd"/>
-      <w:r>
-        <w:rPr>
-          <w:lang w:val="en-US"/>
-        </w:rPr>
-        <w:t xml:space="preserve"> + </w:t>
-      </w:r>
-      <w:proofErr w:type="spellStart"/>
+        <w:t>route/RouteScreen.kt</w:t>
+      </w:r>
+      <w:r>
+        <w:rPr>
+          <w:lang w:val="en-US"/>
+        </w:rPr>
+        <w:t xml:space="preserve"> </w:t>
+      </w:r>
+      <w:r>
+        <w:rPr>
+          <w:lang w:val="en-US"/>
+        </w:rPr>
+        <w:t>+</w:t>
+      </w:r>
+      <w:r>
+        <w:rPr>
+          <w:lang w:val="en-US"/>
+        </w:rPr>
+        <w:t xml:space="preserve"> </w:t>
+      </w:r>
       <w:r>
         <w:rPr>
           <w:lang w:val="en-US"/>
         </w:rPr>
         <w:t>RouteViewModel.kt</w:t>
       </w:r>
-      <w:proofErr w:type="spellEnd"/>
     </w:p>
     <w:p>
       <w:pPr>
@@ -1821,30 +7163,20 @@
         <w:rPr>
           <w:lang w:val="en-US"/>
         </w:rPr>
-        <w:t>common/</w:t>
-      </w:r>
-      <w:proofErr w:type="spellStart"/>
-      <w:r>
-        <w:rPr>
-          <w:lang w:val="en-US"/>
-        </w:rPr>
-        <w:t>UiState.kt</w:t>
-      </w:r>
-      <w:proofErr w:type="spellEnd"/>
-      <w:r>
-        <w:rPr>
-          <w:lang w:val="en-US"/>
-        </w:rPr>
-        <w:t xml:space="preserve">, </w:t>
-      </w:r>
-      <w:proofErr w:type="spellStart"/>
+        <w:t>common/UiState.kt,</w:t>
+      </w:r>
+      <w:r>
+        <w:rPr>
+          <w:lang w:val="en-US"/>
+        </w:rPr>
+        <w:t xml:space="preserve"> </w:t>
+      </w:r>
       <w:r>
         <w:rPr>
           <w:lang w:val="en-US"/>
         </w:rPr>
         <w:t>UiEvent.kt</w:t>
       </w:r>
-      <w:proofErr w:type="spellEnd"/>
     </w:p>
     <w:p>
       <w:pPr>
@@ -1881,14 +7213,12 @@
           <w:lang w:val="en-US"/>
         </w:rPr>
       </w:pPr>
-      <w:proofErr w:type="spellStart"/>
       <w:r>
         <w:rPr>
           <w:lang w:val="en-US"/>
         </w:rPr>
         <w:t>DatabaseModule.kt</w:t>
       </w:r>
-      <w:proofErr w:type="spellEnd"/>
     </w:p>
     <w:p>
       <w:pPr>
@@ -1901,14 +7231,12 @@
           <w:lang w:val="en-US"/>
         </w:rPr>
       </w:pPr>
-      <w:proofErr w:type="spellStart"/>
       <w:r>
         <w:rPr>
           <w:lang w:val="en-US"/>
         </w:rPr>
         <w:t>NetworkModule.kt</w:t>
       </w:r>
-      <w:proofErr w:type="spellEnd"/>
     </w:p>
     <w:p>
       <w:pPr>
@@ -1921,14 +7249,12 @@
           <w:lang w:val="en-US"/>
         </w:rPr>
       </w:pPr>
-      <w:proofErr w:type="spellStart"/>
       <w:r>
         <w:rPr>
           <w:lang w:val="en-US"/>
         </w:rPr>
         <w:t>RepositoryModule.kt</w:t>
       </w:r>
-      <w:proofErr w:type="spellEnd"/>
     </w:p>
     <w:p>
       <w:pPr>
@@ -1939,7 +7265,16 @@
         </w:numPr>
       </w:pPr>
       <w:r>
-        <w:t xml:space="preserve">Таблица отношения </w:t>
+        <w:t>Таблица</w:t>
+      </w:r>
+      <w:r>
+        <w:t xml:space="preserve"> </w:t>
+      </w:r>
+      <w:r>
+        <w:t>отношения</w:t>
+      </w:r>
+      <w:r>
+        <w:t xml:space="preserve"> </w:t>
       </w:r>
       <w:r>
         <w:rPr>
@@ -1951,7 +7286,19 @@
         <w:t xml:space="preserve"> </w:t>
       </w:r>
       <w:r>
-        <w:t>принципов к классам.</w:t>
+        <w:t>принципов</w:t>
+      </w:r>
+      <w:r>
+        <w:t xml:space="preserve"> </w:t>
+      </w:r>
+      <w:r>
+        <w:t>к</w:t>
+      </w:r>
+      <w:r>
+        <w:t xml:space="preserve"> </w:t>
+      </w:r>
+      <w:r>
+        <w:t>классам.</w:t>
       </w:r>
     </w:p>
     <w:p>
@@ -1962,6 +7309,1842 @@
         <w:t>ТАБЛИЦА</w:t>
       </w:r>
     </w:p>
+    <w:tbl>
+      <w:tblPr>
+        <w:tblStyle w:val="ad"/>
+        <w:tblW w:w="0" w:type="auto"/>
+        <w:tblLook w:val="04A0" w:firstRow="1" w:lastRow="0" w:firstColumn="1" w:lastColumn="0" w:noHBand="0" w:noVBand="1"/>
+      </w:tblPr>
+      <w:tblGrid>
+        <w:gridCol w:w="2232"/>
+        <w:gridCol w:w="3654"/>
+        <w:gridCol w:w="3459"/>
+      </w:tblGrid>
+      <w:tr>
+        <w:tc>
+          <w:tcPr>
+            <w:tcW w:w="2232" w:type="dxa"/>
+          </w:tcPr>
+          <w:p>
+            <w:pPr>
+              <w:ind w:firstLine="0"/>
+              <w:rPr>
+                <w:lang w:val="en-US"/>
+              </w:rPr>
+            </w:pPr>
+            <w:r>
+              <w:t>Принцип</w:t>
+            </w:r>
+          </w:p>
+        </w:tc>
+        <w:tc>
+          <w:tcPr>
+            <w:tcW w:w="3654" w:type="dxa"/>
+          </w:tcPr>
+          <w:p>
+            <w:pPr>
+              <w:ind w:firstLine="0"/>
+              <w:rPr>
+                <w:lang w:val="en-US"/>
+              </w:rPr>
+            </w:pPr>
+            <w:r>
+              <w:t xml:space="preserve">Конкретный класс </w:t>
+            </w:r>
+            <w:r>
+              <w:t>или</w:t>
+            </w:r>
+            <w:r>
+              <w:t xml:space="preserve"> интерфейс</w:t>
+            </w:r>
+          </w:p>
+        </w:tc>
+        <w:tc>
+          <w:tcPr>
+            <w:tcW w:w="3459" w:type="dxa"/>
+          </w:tcPr>
+          <w:p>
+            <w:pPr>
+              <w:ind w:firstLine="0"/>
+            </w:pPr>
+            <w:r>
+              <w:t>Что именно демонстрирует</w:t>
+            </w:r>
+          </w:p>
+        </w:tc>
+      </w:tr>
+      <w:tr>
+        <w:tc>
+          <w:tcPr>
+            <w:tcW w:w="2232" w:type="dxa"/>
+          </w:tcPr>
+          <w:p>
+            <w:pPr>
+              <w:ind w:firstLine="0"/>
+            </w:pPr>
+            <w:r>
+              <w:t>S</w:t>
+            </w:r>
+            <w:r>
+              <w:t xml:space="preserve"> -</w:t>
+            </w:r>
+            <w:r>
+              <w:t xml:space="preserve"> Single Responsibility</w:t>
+            </w:r>
+          </w:p>
+        </w:tc>
+        <w:tc>
+          <w:tcPr>
+            <w:tcW w:w="3654" w:type="dxa"/>
+          </w:tcPr>
+          <w:p>
+            <w:pPr>
+              <w:ind w:firstLine="0"/>
+            </w:pPr>
+            <w:r>
+              <w:t>PointStatusCalculator</w:t>
+            </w:r>
+          </w:p>
+        </w:tc>
+        <w:tc>
+          <w:tcPr>
+            <w:tcW w:w="3459" w:type="dxa"/>
+          </w:tcPr>
+          <w:p>
+            <w:pPr>
+              <w:ind w:firstLine="0"/>
+            </w:pPr>
+            <w:r>
+              <w:t xml:space="preserve">Единственная причина для изменения </w:t>
+            </w:r>
+            <w:r>
+              <w:t>-</w:t>
+            </w:r>
+            <w:r>
+              <w:t xml:space="preserve"> правило </w:t>
+            </w:r>
+            <w:r>
+              <w:lastRenderedPageBreak/>
+              <w:t>пересчёта статуса точки по подтверждениям. Не знает ни о сети, ни о БД, ни о UI.</w:t>
+            </w:r>
+          </w:p>
+        </w:tc>
+      </w:tr>
+      <w:tr>
+        <w:tc>
+          <w:tcPr>
+            <w:tcW w:w="2232" w:type="dxa"/>
+          </w:tcPr>
+          <w:p>
+            <w:pPr>
+              <w:ind w:firstLine="0"/>
+            </w:pPr>
+            <w:r>
+              <w:lastRenderedPageBreak/>
+              <w:t>S</w:t>
+            </w:r>
+          </w:p>
+        </w:tc>
+        <w:tc>
+          <w:tcPr>
+            <w:tcW w:w="3654" w:type="dxa"/>
+          </w:tcPr>
+          <w:p>
+            <w:pPr>
+              <w:ind w:firstLine="0"/>
+            </w:pPr>
+            <w:r>
+              <w:t>PointMapper (data/local/mapper)</w:t>
+            </w:r>
+          </w:p>
+        </w:tc>
+        <w:tc>
+          <w:tcPr>
+            <w:tcW w:w="3459" w:type="dxa"/>
+          </w:tcPr>
+          <w:p>
+            <w:pPr>
+              <w:ind w:firstLine="0"/>
+            </w:pPr>
+            <w:r>
+              <w:t>Только маппинг PointEntity - Point. Меняется лишь при изменении схемы Room или Domain-модели.</w:t>
+            </w:r>
+          </w:p>
+        </w:tc>
+      </w:tr>
+      <w:tr>
+        <w:tc>
+          <w:tcPr>
+            <w:tcW w:w="2232" w:type="dxa"/>
+          </w:tcPr>
+          <w:p>
+            <w:pPr>
+              <w:ind w:firstLine="0"/>
+              <w:rPr>
+                <w:lang w:val="en-US"/>
+              </w:rPr>
+            </w:pPr>
+            <w:r>
+              <w:rPr>
+                <w:lang w:val="en-US"/>
+              </w:rPr>
+              <w:t>S</w:t>
+            </w:r>
+          </w:p>
+        </w:tc>
+        <w:tc>
+          <w:tcPr>
+            <w:tcW w:w="3654" w:type="dxa"/>
+          </w:tcPr>
+          <w:p>
+            <w:pPr>
+              <w:ind w:firstLine="0"/>
+              <w:rPr>
+                <w:lang w:val="en-US"/>
+              </w:rPr>
+            </w:pPr>
+            <w:r>
+              <w:rPr>
+                <w:lang w:val="en-US"/>
+              </w:rPr>
+              <w:t>RemoteMapper (data/remote/mapper)</w:t>
+            </w:r>
+          </w:p>
+        </w:tc>
+        <w:tc>
+          <w:tcPr>
+            <w:tcW w:w="3459" w:type="dxa"/>
+          </w:tcPr>
+          <w:p>
+            <w:pPr>
+              <w:ind w:firstLine="0"/>
+            </w:pPr>
+            <w:r>
+              <w:t>Только</w:t>
+            </w:r>
+            <w:r>
+              <w:rPr>
+                <w:lang w:val="en-US"/>
+              </w:rPr>
+              <w:t xml:space="preserve"> </w:t>
+            </w:r>
+            <w:r>
+              <w:t>маппинг</w:t>
+            </w:r>
+            <w:r>
+              <w:rPr>
+                <w:lang w:val="en-US"/>
+              </w:rPr>
+              <w:t xml:space="preserve"> PointDto - Point. </w:t>
+            </w:r>
+            <w:r>
+              <w:t>Изолирован от локального кэша.</w:t>
+            </w:r>
+          </w:p>
+        </w:tc>
+      </w:tr>
+      <w:tr>
+        <w:tc>
+          <w:tcPr>
+            <w:tcW w:w="2232" w:type="dxa"/>
+          </w:tcPr>
+          <w:p>
+            <w:pPr>
+              <w:ind w:firstLine="0"/>
+            </w:pPr>
+            <w:r>
+              <w:t>S</w:t>
+            </w:r>
+          </w:p>
+        </w:tc>
+        <w:tc>
+          <w:tcPr>
+            <w:tcW w:w="3654" w:type="dxa"/>
+          </w:tcPr>
+          <w:p>
+            <w:pPr>
+              <w:ind w:firstLine="0"/>
+            </w:pPr>
+            <w:r>
+              <w:t>AddPointUseCase</w:t>
+            </w:r>
+          </w:p>
+        </w:tc>
+        <w:tc>
+          <w:tcPr>
+            <w:tcW w:w="3459" w:type="dxa"/>
+          </w:tcPr>
+          <w:p>
+            <w:pPr>
+              <w:ind w:firstLine="0"/>
+            </w:pPr>
+            <w:r>
+              <w:t>Только валидация и добавление точки. Не занимается подтверждениями, поиском или маршрутами.</w:t>
+            </w:r>
+          </w:p>
+        </w:tc>
+      </w:tr>
+      <w:tr>
+        <w:tc>
+          <w:tcPr>
+            <w:tcW w:w="2232" w:type="dxa"/>
+          </w:tcPr>
+          <w:p>
+            <w:pPr>
+              <w:ind w:firstLine="0"/>
+            </w:pPr>
+            <w:r>
+              <w:t>S</w:t>
+            </w:r>
+          </w:p>
+        </w:tc>
+        <w:tc>
+          <w:tcPr>
+            <w:tcW w:w="3654" w:type="dxa"/>
+          </w:tcPr>
+          <w:p>
+            <w:pPr>
+              <w:ind w:firstLine="0"/>
+            </w:pPr>
+            <w:r>
+              <w:t>SearchViewModel</w:t>
+            </w:r>
+          </w:p>
+        </w:tc>
+        <w:tc>
+          <w:tcPr>
+            <w:tcW w:w="3459" w:type="dxa"/>
+          </w:tcPr>
+          <w:p>
+            <w:pPr>
+              <w:ind w:firstLine="0"/>
+            </w:pPr>
+            <w:r>
+              <w:t xml:space="preserve">Только состояние экрана поиска (UiState + StateFlow). Не содержит бизнес-логики </w:t>
+            </w:r>
+            <w:r>
+              <w:t>-</w:t>
+            </w:r>
+            <w:r>
+              <w:t xml:space="preserve"> она в Use Cases.</w:t>
+            </w:r>
+          </w:p>
+        </w:tc>
+      </w:tr>
+      <w:tr>
+        <w:tc>
+          <w:tcPr>
+            <w:tcW w:w="2232" w:type="dxa"/>
+          </w:tcPr>
+          <w:p>
+            <w:pPr>
+              <w:ind w:firstLine="0"/>
+            </w:pPr>
+            <w:r>
+              <w:t>S</w:t>
+            </w:r>
+          </w:p>
+        </w:tc>
+        <w:tc>
+          <w:tcPr>
+            <w:tcW w:w="3654" w:type="dxa"/>
+          </w:tcPr>
+          <w:p>
+            <w:pPr>
+              <w:ind w:firstLine="0"/>
+            </w:pPr>
+            <w:r>
+              <w:t>SyncWorker (WorkManager)</w:t>
+            </w:r>
+          </w:p>
+        </w:tc>
+        <w:tc>
+          <w:tcPr>
+            <w:tcW w:w="3459" w:type="dxa"/>
+          </w:tcPr>
+          <w:p>
+            <w:pPr>
+              <w:ind w:firstLine="0"/>
+            </w:pPr>
+            <w:r>
+              <w:t>Только фоновая синхронизация офлайн-очереди. Не строит UI и не парсит текст.</w:t>
+            </w:r>
+          </w:p>
+        </w:tc>
+      </w:tr>
+      <w:tr>
+        <w:tc>
+          <w:tcPr>
+            <w:tcW w:w="2232" w:type="dxa"/>
+          </w:tcPr>
+          <w:p>
+            <w:pPr>
+              <w:ind w:firstLine="0"/>
+            </w:pPr>
+            <w:r>
+              <w:t>S</w:t>
+            </w:r>
+          </w:p>
+        </w:tc>
+        <w:tc>
+          <w:tcPr>
+            <w:tcW w:w="3654" w:type="dxa"/>
+          </w:tcPr>
+          <w:p>
+            <w:pPr>
+              <w:ind w:firstLine="0"/>
+            </w:pPr>
+            <w:r>
+              <w:t>LocationRepositoryImpl</w:t>
+            </w:r>
+          </w:p>
+        </w:tc>
+        <w:tc>
+          <w:tcPr>
+            <w:tcW w:w="3459" w:type="dxa"/>
+          </w:tcPr>
+          <w:p>
+            <w:pPr>
+              <w:ind w:firstLine="0"/>
+            </w:pPr>
+            <w:r>
+              <w:t>Только обёртка над FusedLocationProvider. Не знает о точках и маршрутах.</w:t>
+            </w:r>
+          </w:p>
+        </w:tc>
+      </w:tr>
+      <w:tr>
+        <w:tc>
+          <w:tcPr>
+            <w:tcW w:w="2232" w:type="dxa"/>
+          </w:tcPr>
+          <w:p>
+            <w:pPr>
+              <w:ind w:firstLine="0"/>
+            </w:pPr>
+            <w:proofErr w:type="gramStart"/>
+            <w:r>
+              <w:lastRenderedPageBreak/>
+              <w:t xml:space="preserve">O </w:t>
+            </w:r>
+            <w:r>
+              <w:t xml:space="preserve"> -</w:t>
+            </w:r>
+            <w:proofErr w:type="gramEnd"/>
+            <w:r>
+              <w:t xml:space="preserve"> Open/Closed</w:t>
+            </w:r>
+          </w:p>
+        </w:tc>
+        <w:tc>
+          <w:tcPr>
+            <w:tcW w:w="3654" w:type="dxa"/>
+          </w:tcPr>
+          <w:p>
+            <w:pPr>
+              <w:ind w:firstLine="0"/>
+            </w:pPr>
+            <w:r>
+              <w:t>PointRepository (интерфейс)</w:t>
+            </w:r>
+          </w:p>
+        </w:tc>
+        <w:tc>
+          <w:tcPr>
+            <w:tcW w:w="3459" w:type="dxa"/>
+          </w:tcPr>
+          <w:p>
+            <w:pPr>
+              <w:ind w:firstLine="0"/>
+            </w:pPr>
+            <w:r>
+              <w:t xml:space="preserve">Открыт для расширения: можно добавить TwoGisPointRepository, OsmPointRepository, CompositePointRepository </w:t>
+            </w:r>
+            <w:r>
+              <w:t>-</w:t>
+            </w:r>
+            <w:r>
+              <w:t xml:space="preserve"> Domain и Use Cases не меняются.</w:t>
+            </w:r>
+          </w:p>
+        </w:tc>
+      </w:tr>
+      <w:tr>
+        <w:tc>
+          <w:tcPr>
+            <w:tcW w:w="2232" w:type="dxa"/>
+          </w:tcPr>
+          <w:p>
+            <w:pPr>
+              <w:ind w:firstLine="0"/>
+            </w:pPr>
+            <w:r>
+              <w:t>O</w:t>
+            </w:r>
+          </w:p>
+        </w:tc>
+        <w:tc>
+          <w:tcPr>
+            <w:tcW w:w="3654" w:type="dxa"/>
+          </w:tcPr>
+          <w:p>
+            <w:pPr>
+              <w:ind w:firstLine="0"/>
+            </w:pPr>
+            <w:r>
+              <w:t>AiAssistantRepository (интерфейс)</w:t>
+            </w:r>
+          </w:p>
+        </w:tc>
+        <w:tc>
+          <w:tcPr>
+            <w:tcW w:w="3459" w:type="dxa"/>
+          </w:tcPr>
+          <w:p>
+            <w:pPr>
+              <w:ind w:firstLine="0"/>
+            </w:pPr>
+            <w:r>
+              <w:t>Можно заменить YandexGPT на GPT-4o-mini или локальную модель</w:t>
+            </w:r>
+            <w:r>
+              <w:t xml:space="preserve"> -</w:t>
+            </w:r>
+            <w:r>
+              <w:t xml:space="preserve"> ParseTextQueryUseCase не меняется.</w:t>
+            </w:r>
+          </w:p>
+        </w:tc>
+      </w:tr>
+      <w:tr>
+        <w:tc>
+          <w:tcPr>
+            <w:tcW w:w="2232" w:type="dxa"/>
+          </w:tcPr>
+          <w:p>
+            <w:pPr>
+              <w:ind w:firstLine="0"/>
+            </w:pPr>
+            <w:r>
+              <w:t>O</w:t>
+            </w:r>
+          </w:p>
+        </w:tc>
+        <w:tc>
+          <w:tcPr>
+            <w:tcW w:w="3654" w:type="dxa"/>
+          </w:tcPr>
+          <w:p>
+            <w:pPr>
+              <w:ind w:firstLine="0"/>
+            </w:pPr>
+            <w:r>
+              <w:t>PointDataSource (абстракция источника)</w:t>
+            </w:r>
+          </w:p>
+        </w:tc>
+        <w:tc>
+          <w:tcPr>
+            <w:tcW w:w="3459" w:type="dxa"/>
+          </w:tcPr>
+          <w:p>
+            <w:pPr>
+              <w:ind w:firstLine="0"/>
+            </w:pPr>
+            <w:r>
+              <w:t>Новый источник (краудсорсинг, 2ГИС, OSM) добавляется как новая реализация, без правки существующих.</w:t>
+            </w:r>
+          </w:p>
+        </w:tc>
+      </w:tr>
+      <w:tr>
+        <w:tc>
+          <w:tcPr>
+            <w:tcW w:w="2232" w:type="dxa"/>
+          </w:tcPr>
+          <w:p>
+            <w:pPr>
+              <w:ind w:firstLine="0"/>
+            </w:pPr>
+            <w:r>
+              <w:t>O</w:t>
+            </w:r>
+          </w:p>
+        </w:tc>
+        <w:tc>
+          <w:tcPr>
+            <w:tcW w:w="3654" w:type="dxa"/>
+          </w:tcPr>
+          <w:p>
+            <w:pPr>
+              <w:ind w:firstLine="0"/>
+            </w:pPr>
+            <w:r>
+              <w:t>RouteRepository (интерфейс)</w:t>
+            </w:r>
+          </w:p>
+        </w:tc>
+        <w:tc>
+          <w:tcPr>
+            <w:tcW w:w="3459" w:type="dxa"/>
+          </w:tcPr>
+          <w:p>
+            <w:pPr>
+              <w:ind w:firstLine="0"/>
+            </w:pPr>
+            <w:r>
+              <w:t>Можно переключить OSRM на GraphHopper или 2ГИС Routing</w:t>
+            </w:r>
+            <w:r>
+              <w:t xml:space="preserve"> -</w:t>
+            </w:r>
+            <w:r>
+              <w:t xml:space="preserve"> BuildComfortRouteUseCase не меняется.</w:t>
+            </w:r>
+          </w:p>
+        </w:tc>
+      </w:tr>
+      <w:tr>
+        <w:tc>
+          <w:tcPr>
+            <w:tcW w:w="2232" w:type="dxa"/>
+          </w:tcPr>
+          <w:p>
+            <w:pPr>
+              <w:ind w:firstLine="0"/>
+            </w:pPr>
+            <w:r>
+              <w:t xml:space="preserve">L </w:t>
+            </w:r>
+            <w:r>
+              <w:t>-</w:t>
+            </w:r>
+            <w:r>
+              <w:t xml:space="preserve"> Liskov Substitution</w:t>
+            </w:r>
+          </w:p>
+        </w:tc>
+        <w:tc>
+          <w:tcPr>
+            <w:tcW w:w="3654" w:type="dxa"/>
+          </w:tcPr>
+          <w:p>
+            <w:pPr>
+              <w:ind w:firstLine="0"/>
+            </w:pPr>
+            <w:r>
+              <w:t>LocalPointRepository и RemotePointRepository</w:t>
+            </w:r>
+          </w:p>
+        </w:tc>
+        <w:tc>
+          <w:tcPr>
+            <w:tcW w:w="3459" w:type="dxa"/>
+          </w:tcPr>
+          <w:p>
+            <w:pPr>
+              <w:ind w:firstLine="0"/>
+            </w:pPr>
+            <w:r>
+              <w:t>Оба реализуют PointRepository и взаимозаменяемы: Use Case работает с любым, не зная, откуда данные</w:t>
+            </w:r>
+            <w:r>
+              <w:t xml:space="preserve"> -</w:t>
+            </w:r>
+            <w:r>
+              <w:t xml:space="preserve"> из кэша или сети.</w:t>
+            </w:r>
+          </w:p>
+        </w:tc>
+      </w:tr>
+      <w:tr>
+        <w:tc>
+          <w:tcPr>
+            <w:tcW w:w="2232" w:type="dxa"/>
+          </w:tcPr>
+          <w:p>
+            <w:pPr>
+              <w:ind w:firstLine="0"/>
+            </w:pPr>
+            <w:r>
+              <w:t>L</w:t>
+            </w:r>
+          </w:p>
+        </w:tc>
+        <w:tc>
+          <w:tcPr>
+            <w:tcW w:w="3654" w:type="dxa"/>
+          </w:tcPr>
+          <w:p>
+            <w:pPr>
+              <w:ind w:firstLine="0"/>
+            </w:pPr>
+            <w:r>
+              <w:t>FakePointRepository (тесты)</w:t>
+            </w:r>
+          </w:p>
+        </w:tc>
+        <w:tc>
+          <w:tcPr>
+            <w:tcW w:w="3459" w:type="dxa"/>
+          </w:tcPr>
+          <w:p>
+            <w:pPr>
+              <w:ind w:firstLine="0"/>
+            </w:pPr>
+            <w:r>
+              <w:t xml:space="preserve">Подменяет реальный репозиторий в unit-тестах </w:t>
+            </w:r>
+            <w:r>
+              <w:lastRenderedPageBreak/>
+              <w:t>FindNearbyObjectsUseCase без изменения кода Use Case.</w:t>
+            </w:r>
+          </w:p>
+        </w:tc>
+      </w:tr>
+      <w:tr>
+        <w:tc>
+          <w:tcPr>
+            <w:tcW w:w="2232" w:type="dxa"/>
+          </w:tcPr>
+          <w:p>
+            <w:pPr>
+              <w:ind w:firstLine="0"/>
+            </w:pPr>
+            <w:r>
+              <w:lastRenderedPageBreak/>
+              <w:t>L</w:t>
+            </w:r>
+          </w:p>
+        </w:tc>
+        <w:tc>
+          <w:tcPr>
+            <w:tcW w:w="3654" w:type="dxa"/>
+          </w:tcPr>
+          <w:p>
+            <w:pPr>
+              <w:ind w:firstLine="0"/>
+            </w:pPr>
+            <w:r>
+              <w:t>YandexGptAssistant и OpenAiAssistant</w:t>
+            </w:r>
+          </w:p>
+        </w:tc>
+        <w:tc>
+          <w:tcPr>
+            <w:tcW w:w="3459" w:type="dxa"/>
+          </w:tcPr>
+          <w:p>
+            <w:pPr>
+              <w:ind w:firstLine="0"/>
+            </w:pPr>
+            <w:r>
+              <w:t xml:space="preserve">Обе реализации AiAssistantRepository возвращают одинаковый контракт </w:t>
+            </w:r>
+            <w:proofErr w:type="gramStart"/>
+            <w:r>
+              <w:t>Result&lt;</w:t>
+            </w:r>
+            <w:proofErr w:type="gramEnd"/>
+            <w:r>
+              <w:t xml:space="preserve">SearchQuery&gt; </w:t>
+            </w:r>
+            <w:r>
+              <w:t xml:space="preserve"> -</w:t>
+            </w:r>
+            <w:r>
+              <w:t xml:space="preserve"> ParseTextQueryUseCase не знает, какая модель под капотом.</w:t>
+            </w:r>
+          </w:p>
+        </w:tc>
+      </w:tr>
+      <w:tr>
+        <w:tc>
+          <w:tcPr>
+            <w:tcW w:w="2232" w:type="dxa"/>
+          </w:tcPr>
+          <w:p>
+            <w:pPr>
+              <w:ind w:firstLine="0"/>
+              <w:rPr>
+                <w:lang w:val="en-US"/>
+              </w:rPr>
+            </w:pPr>
+            <w:r>
+              <w:rPr>
+                <w:lang w:val="en-US"/>
+              </w:rPr>
+              <w:t>L</w:t>
+            </w:r>
+          </w:p>
+        </w:tc>
+        <w:tc>
+          <w:tcPr>
+            <w:tcW w:w="3654" w:type="dxa"/>
+          </w:tcPr>
+          <w:p>
+            <w:pPr>
+              <w:ind w:firstLine="0"/>
+              <w:rPr>
+                <w:lang w:val="en-US"/>
+              </w:rPr>
+            </w:pPr>
+            <w:r>
+              <w:rPr>
+                <w:lang w:val="en-US"/>
+              </w:rPr>
+              <w:t xml:space="preserve">OsrmRouteRepository </w:t>
+            </w:r>
+            <w:r>
+              <w:t>и</w:t>
+            </w:r>
+            <w:r>
+              <w:rPr>
+                <w:lang w:val="en-US"/>
+              </w:rPr>
+              <w:t xml:space="preserve"> GraphHopperRouteRepository</w:t>
+            </w:r>
+          </w:p>
+        </w:tc>
+        <w:tc>
+          <w:tcPr>
+            <w:tcW w:w="3459" w:type="dxa"/>
+          </w:tcPr>
+          <w:p>
+            <w:pPr>
+              <w:ind w:firstLine="0"/>
+              <w:rPr>
+                <w:lang w:val="en-US"/>
+              </w:rPr>
+            </w:pPr>
+            <w:r>
+              <w:t>Взаимозаменяемы</w:t>
+            </w:r>
+            <w:r>
+              <w:rPr>
+                <w:lang w:val="en-US"/>
+              </w:rPr>
+              <w:t xml:space="preserve"> </w:t>
+            </w:r>
+            <w:r>
+              <w:t>в</w:t>
+            </w:r>
+            <w:r>
+              <w:rPr>
+                <w:lang w:val="en-US"/>
+              </w:rPr>
+              <w:t xml:space="preserve"> BuildComfortRouteUseCase</w:t>
+            </w:r>
+          </w:p>
+        </w:tc>
+      </w:tr>
+      <w:tr>
+        <w:tc>
+          <w:tcPr>
+            <w:tcW w:w="2232" w:type="dxa"/>
+          </w:tcPr>
+          <w:p>
+            <w:pPr>
+              <w:ind w:firstLine="0"/>
+              <w:rPr>
+                <w:lang w:val="en-US"/>
+              </w:rPr>
+            </w:pPr>
+            <w:proofErr w:type="gramStart"/>
+            <w:r>
+              <w:rPr>
+                <w:lang w:val="en-US"/>
+              </w:rPr>
+              <w:t xml:space="preserve">I </w:t>
+            </w:r>
+            <w:r>
+              <w:rPr>
+                <w:lang w:val="en-US"/>
+              </w:rPr>
+              <w:t xml:space="preserve"> -</w:t>
+            </w:r>
+            <w:proofErr w:type="gramEnd"/>
+            <w:r>
+              <w:rPr>
+                <w:lang w:val="en-US"/>
+              </w:rPr>
+              <w:t xml:space="preserve"> Interface Segregation</w:t>
+            </w:r>
+          </w:p>
+        </w:tc>
+        <w:tc>
+          <w:tcPr>
+            <w:tcW w:w="3654" w:type="dxa"/>
+          </w:tcPr>
+          <w:p>
+            <w:pPr>
+              <w:ind w:firstLine="0"/>
+              <w:rPr>
+                <w:lang w:val="en-US"/>
+              </w:rPr>
+            </w:pPr>
+            <w:r>
+              <w:rPr>
+                <w:lang w:val="en-US"/>
+              </w:rPr>
+              <w:t>PointRepository, UserRepository, RouteRepository, LocationRepository, AiAssistantRepository</w:t>
+            </w:r>
+          </w:p>
+        </w:tc>
+        <w:tc>
+          <w:tcPr>
+            <w:tcW w:w="3459" w:type="dxa"/>
+          </w:tcPr>
+          <w:p>
+            <w:pPr>
+              <w:ind w:firstLine="0"/>
+            </w:pPr>
+            <w:r>
+              <w:t>Пять маленьких интерфейсов вместо одного «</w:t>
+            </w:r>
+            <w:r>
+              <w:rPr>
+                <w:lang w:val="en-US"/>
+              </w:rPr>
+              <w:t>DataRepository</w:t>
+            </w:r>
+            <w:r>
+              <w:t>». AddPointUseCase зависит только от PointRepository, а не от методов про маршруты и LLM.</w:t>
+            </w:r>
+          </w:p>
+        </w:tc>
+      </w:tr>
+      <w:tr>
+        <w:tc>
+          <w:tcPr>
+            <w:tcW w:w="2232" w:type="dxa"/>
+          </w:tcPr>
+          <w:p>
+            <w:pPr>
+              <w:ind w:firstLine="0"/>
+            </w:pPr>
+            <w:r>
+              <w:t>I</w:t>
+            </w:r>
+          </w:p>
+        </w:tc>
+        <w:tc>
+          <w:tcPr>
+            <w:tcW w:w="3654" w:type="dxa"/>
+          </w:tcPr>
+          <w:p>
+            <w:pPr>
+              <w:ind w:firstLine="0"/>
+            </w:pPr>
+            <w:r>
+              <w:t>PointReader / PointWriter (при необходимости)</w:t>
+            </w:r>
+          </w:p>
+        </w:tc>
+        <w:tc>
+          <w:tcPr>
+            <w:tcW w:w="3459" w:type="dxa"/>
+          </w:tcPr>
+          <w:p>
+            <w:pPr>
+              <w:ind w:firstLine="0"/>
+            </w:pPr>
+            <w:r>
+              <w:t>Если PointRepository разрастётся, его можно разделить: чтение</w:t>
+            </w:r>
+            <w:r>
+              <w:t xml:space="preserve"> -</w:t>
+            </w:r>
+            <w:r>
+              <w:t xml:space="preserve"> FindNearbyObjectsUseCase, запись</w:t>
+            </w:r>
+            <w:r>
+              <w:t xml:space="preserve"> -</w:t>
+            </w:r>
+            <w:r>
+              <w:t xml:space="preserve"> AddPointUseCase. Каждый зависит только от нужной части.</w:t>
+            </w:r>
+          </w:p>
+        </w:tc>
+      </w:tr>
+      <w:tr>
+        <w:tc>
+          <w:tcPr>
+            <w:tcW w:w="2232" w:type="dxa"/>
+          </w:tcPr>
+          <w:p>
+            <w:pPr>
+              <w:ind w:firstLine="0"/>
+            </w:pPr>
+            <w:r>
+              <w:t>I</w:t>
+            </w:r>
+          </w:p>
+        </w:tc>
+        <w:tc>
+          <w:tcPr>
+            <w:tcW w:w="3654" w:type="dxa"/>
+          </w:tcPr>
+          <w:p>
+            <w:pPr>
+              <w:ind w:firstLine="0"/>
+            </w:pPr>
+            <w:r>
+              <w:t>LocationRepository</w:t>
+            </w:r>
+          </w:p>
+        </w:tc>
+        <w:tc>
+          <w:tcPr>
+            <w:tcW w:w="3459" w:type="dxa"/>
+          </w:tcPr>
+          <w:p>
+            <w:pPr>
+              <w:ind w:firstLine="0"/>
+            </w:pPr>
+            <w:r>
+              <w:t xml:space="preserve">Содержит только observeLocation, getCurrentLocation, </w:t>
+            </w:r>
+            <w:r>
+              <w:lastRenderedPageBreak/>
+              <w:t>isLocationAvailable</w:t>
+            </w:r>
+            <w:r>
+              <w:t xml:space="preserve"> -</w:t>
+            </w:r>
+            <w:r>
+              <w:t xml:space="preserve"> ничего про точки или маршруты.</w:t>
+            </w:r>
+          </w:p>
+        </w:tc>
+      </w:tr>
+      <w:tr>
+        <w:tc>
+          <w:tcPr>
+            <w:tcW w:w="2232" w:type="dxa"/>
+          </w:tcPr>
+          <w:p>
+            <w:pPr>
+              <w:ind w:firstLine="0"/>
+              <w:rPr>
+                <w:lang w:val="en-US"/>
+              </w:rPr>
+            </w:pPr>
+            <w:r>
+              <w:rPr>
+                <w:lang w:val="en-US"/>
+              </w:rPr>
+              <w:lastRenderedPageBreak/>
+              <w:t>I</w:t>
+            </w:r>
+          </w:p>
+        </w:tc>
+        <w:tc>
+          <w:tcPr>
+            <w:tcW w:w="3654" w:type="dxa"/>
+          </w:tcPr>
+          <w:p>
+            <w:pPr>
+              <w:ind w:firstLine="0"/>
+              <w:rPr>
+                <w:lang w:val="en-US"/>
+              </w:rPr>
+            </w:pPr>
+            <w:r>
+              <w:rPr>
+                <w:lang w:val="en-US"/>
+              </w:rPr>
+              <w:t>AiAssistantRepository</w:t>
+            </w:r>
+          </w:p>
+        </w:tc>
+        <w:tc>
+          <w:tcPr>
+            <w:tcW w:w="3459" w:type="dxa"/>
+          </w:tcPr>
+          <w:p>
+            <w:pPr>
+              <w:ind w:firstLine="0"/>
+              <w:rPr>
+                <w:lang w:val="en-US"/>
+              </w:rPr>
+            </w:pPr>
+            <w:r>
+              <w:t>Только</w:t>
+            </w:r>
+            <w:r>
+              <w:rPr>
+                <w:lang w:val="en-US"/>
+              </w:rPr>
+              <w:t xml:space="preserve"> </w:t>
+            </w:r>
+            <w:r>
+              <w:t>три</w:t>
+            </w:r>
+            <w:r>
+              <w:rPr>
+                <w:lang w:val="en-US"/>
+              </w:rPr>
+              <w:t xml:space="preserve"> </w:t>
+            </w:r>
+            <w:r>
+              <w:t>метода</w:t>
+            </w:r>
+            <w:r>
+              <w:rPr>
+                <w:lang w:val="en-US"/>
+              </w:rPr>
+              <w:t xml:space="preserve">: parseQuery, explainResults, moderateUserText. </w:t>
+            </w:r>
+            <w:r>
+              <w:t>Не</w:t>
+            </w:r>
+            <w:r>
+              <w:rPr>
+                <w:lang w:val="en-US"/>
+              </w:rPr>
+              <w:t xml:space="preserve"> </w:t>
+            </w:r>
+            <w:r>
+              <w:t>смешивается</w:t>
+            </w:r>
+            <w:r>
+              <w:rPr>
+                <w:lang w:val="en-US"/>
+              </w:rPr>
+              <w:t xml:space="preserve"> </w:t>
+            </w:r>
+            <w:r>
+              <w:t>с</w:t>
+            </w:r>
+            <w:r>
+              <w:rPr>
+                <w:lang w:val="en-US"/>
+              </w:rPr>
+              <w:t xml:space="preserve"> </w:t>
+            </w:r>
+            <w:r>
+              <w:t>геопоиском</w:t>
+            </w:r>
+            <w:r>
+              <w:rPr>
+                <w:lang w:val="en-US"/>
+              </w:rPr>
+              <w:t xml:space="preserve"> </w:t>
+            </w:r>
+            <w:r>
+              <w:t>или</w:t>
+            </w:r>
+            <w:r>
+              <w:rPr>
+                <w:lang w:val="en-US"/>
+              </w:rPr>
+              <w:t xml:space="preserve"> </w:t>
+            </w:r>
+            <w:r>
+              <w:t>роутингом</w:t>
+            </w:r>
+            <w:r>
+              <w:rPr>
+                <w:lang w:val="en-US"/>
+              </w:rPr>
+              <w:t>.</w:t>
+            </w:r>
+          </w:p>
+        </w:tc>
+      </w:tr>
+      <w:tr>
+        <w:tc>
+          <w:tcPr>
+            <w:tcW w:w="2232" w:type="dxa"/>
+          </w:tcPr>
+          <w:p>
+            <w:pPr>
+              <w:ind w:firstLine="0"/>
+              <w:rPr>
+                <w:lang w:val="en-US"/>
+              </w:rPr>
+            </w:pPr>
+            <w:proofErr w:type="gramStart"/>
+            <w:r>
+              <w:rPr>
+                <w:lang w:val="en-US"/>
+              </w:rPr>
+              <w:t xml:space="preserve">D </w:t>
+            </w:r>
+            <w:r>
+              <w:rPr>
+                <w:lang w:val="en-US"/>
+              </w:rPr>
+              <w:t xml:space="preserve"> -</w:t>
+            </w:r>
+            <w:proofErr w:type="gramEnd"/>
+            <w:r>
+              <w:rPr>
+                <w:lang w:val="en-US"/>
+              </w:rPr>
+              <w:t xml:space="preserve"> Dependency Inversion</w:t>
+            </w:r>
+          </w:p>
+        </w:tc>
+        <w:tc>
+          <w:tcPr>
+            <w:tcW w:w="3654" w:type="dxa"/>
+          </w:tcPr>
+          <w:p>
+            <w:pPr>
+              <w:ind w:firstLine="0"/>
+              <w:rPr>
+                <w:lang w:val="en-US"/>
+              </w:rPr>
+            </w:pPr>
+            <w:r>
+              <w:rPr>
+                <w:lang w:val="en-US"/>
+              </w:rPr>
+              <w:t>FindNearbyObjectsUseCase &gt; PointRepository (</w:t>
+            </w:r>
+            <w:r>
+              <w:t>интерфейс</w:t>
+            </w:r>
+            <w:r>
+              <w:rPr>
+                <w:lang w:val="en-US"/>
+              </w:rPr>
+              <w:t>)</w:t>
+            </w:r>
+          </w:p>
+        </w:tc>
+        <w:tc>
+          <w:tcPr>
+            <w:tcW w:w="3459" w:type="dxa"/>
+          </w:tcPr>
+          <w:p>
+            <w:pPr>
+              <w:ind w:firstLine="0"/>
+              <w:rPr>
+                <w:lang w:val="en-US"/>
+              </w:rPr>
+            </w:pPr>
+            <w:r>
+              <w:rPr>
+                <w:lang w:val="en-US"/>
+              </w:rPr>
+              <w:t>Use</w:t>
+            </w:r>
+            <w:r>
+              <w:t xml:space="preserve"> </w:t>
+            </w:r>
+            <w:r>
+              <w:rPr>
+                <w:lang w:val="en-US"/>
+              </w:rPr>
+              <w:t>Case</w:t>
+            </w:r>
+            <w:r>
+              <w:t xml:space="preserve"> зависит от абстракции в </w:t>
+            </w:r>
+            <w:r>
+              <w:rPr>
+                <w:lang w:val="en-US"/>
+              </w:rPr>
+              <w:t>Domain</w:t>
+            </w:r>
+            <w:r>
+              <w:t xml:space="preserve">, а не от </w:t>
+            </w:r>
+            <w:r>
+              <w:rPr>
+                <w:lang w:val="en-US"/>
+              </w:rPr>
+              <w:t>PointRepositoryImpl</w:t>
+            </w:r>
+            <w:r>
+              <w:t xml:space="preserve"> в </w:t>
+            </w:r>
+            <w:r>
+              <w:rPr>
+                <w:lang w:val="en-US"/>
+              </w:rPr>
+              <w:t>Data</w:t>
+            </w:r>
+            <w:r>
+              <w:t>. Реализация</w:t>
+            </w:r>
+            <w:r>
+              <w:rPr>
+                <w:lang w:val="en-US"/>
+              </w:rPr>
+              <w:t xml:space="preserve"> </w:t>
+            </w:r>
+            <w:r>
+              <w:t>подставляется</w:t>
+            </w:r>
+            <w:r>
+              <w:rPr>
+                <w:lang w:val="en-US"/>
+              </w:rPr>
+              <w:t xml:space="preserve"> </w:t>
+            </w:r>
+            <w:r>
+              <w:t>через</w:t>
+            </w:r>
+            <w:r>
+              <w:rPr>
+                <w:lang w:val="en-US"/>
+              </w:rPr>
+              <w:t xml:space="preserve"> Hilt.</w:t>
+            </w:r>
+          </w:p>
+        </w:tc>
+      </w:tr>
+      <w:tr>
+        <w:tc>
+          <w:tcPr>
+            <w:tcW w:w="2232" w:type="dxa"/>
+          </w:tcPr>
+          <w:p>
+            <w:pPr>
+              <w:ind w:firstLine="0"/>
+              <w:rPr>
+                <w:lang w:val="en-US"/>
+              </w:rPr>
+            </w:pPr>
+            <w:r>
+              <w:rPr>
+                <w:lang w:val="en-US"/>
+              </w:rPr>
+              <w:t>D</w:t>
+            </w:r>
+          </w:p>
+        </w:tc>
+        <w:tc>
+          <w:tcPr>
+            <w:tcW w:w="3654" w:type="dxa"/>
+          </w:tcPr>
+          <w:p>
+            <w:pPr>
+              <w:ind w:firstLine="0"/>
+              <w:rPr>
+                <w:lang w:val="en-US"/>
+              </w:rPr>
+            </w:pPr>
+            <w:r>
+              <w:rPr>
+                <w:lang w:val="en-US"/>
+              </w:rPr>
+              <w:t>ParseTextQueryUseCase &gt; AiAssistantRepository (</w:t>
+            </w:r>
+            <w:r>
+              <w:t>интерфейс</w:t>
+            </w:r>
+            <w:r>
+              <w:rPr>
+                <w:lang w:val="en-US"/>
+              </w:rPr>
+              <w:t>)</w:t>
+            </w:r>
+          </w:p>
+        </w:tc>
+        <w:tc>
+          <w:tcPr>
+            <w:tcW w:w="3459" w:type="dxa"/>
+          </w:tcPr>
+          <w:p>
+            <w:pPr>
+              <w:ind w:firstLine="0"/>
+            </w:pPr>
+            <w:r>
+              <w:rPr>
+                <w:lang w:val="en-US"/>
+              </w:rPr>
+              <w:t>Domain</w:t>
+            </w:r>
+            <w:r>
+              <w:t xml:space="preserve"> не знает, что под капотом </w:t>
+            </w:r>
+            <w:r>
+              <w:rPr>
+                <w:lang w:val="en-US"/>
+              </w:rPr>
+              <w:t>Retrofit</w:t>
+            </w:r>
+            <w:r>
+              <w:t xml:space="preserve"> + </w:t>
+            </w:r>
+            <w:r>
+              <w:rPr>
+                <w:lang w:val="en-US"/>
+              </w:rPr>
+              <w:t>LLM</w:t>
+            </w:r>
+            <w:r>
+              <w:t xml:space="preserve"> </w:t>
+            </w:r>
+            <w:r>
+              <w:rPr>
+                <w:lang w:val="en-US"/>
+              </w:rPr>
+              <w:t>API</w:t>
+            </w:r>
+            <w:r>
+              <w:t>. Замена</w:t>
+            </w:r>
+            <w:r>
+              <w:t xml:space="preserve"> </w:t>
+            </w:r>
+            <w:r>
+              <w:t>провайдера</w:t>
+            </w:r>
+            <w:r>
+              <w:t xml:space="preserve"> -</w:t>
+            </w:r>
+            <w:r>
+              <w:t xml:space="preserve"> </w:t>
+            </w:r>
+            <w:r>
+              <w:t>только</w:t>
+            </w:r>
+            <w:r>
+              <w:t xml:space="preserve"> </w:t>
+            </w:r>
+            <w:r>
+              <w:t>в</w:t>
+            </w:r>
+            <w:r>
+              <w:t xml:space="preserve"> </w:t>
+            </w:r>
+            <w:r>
+              <w:rPr>
+                <w:lang w:val="en-US"/>
+              </w:rPr>
+              <w:t>Data</w:t>
+            </w:r>
+            <w:r>
+              <w:t>-</w:t>
+            </w:r>
+            <w:r>
+              <w:t>слое</w:t>
+            </w:r>
+            <w:r>
+              <w:t>.</w:t>
+            </w:r>
+          </w:p>
+        </w:tc>
+      </w:tr>
+      <w:tr>
+        <w:tc>
+          <w:tcPr>
+            <w:tcW w:w="2232" w:type="dxa"/>
+          </w:tcPr>
+          <w:p>
+            <w:pPr>
+              <w:ind w:firstLine="0"/>
+              <w:rPr>
+                <w:lang w:val="en-US"/>
+              </w:rPr>
+            </w:pPr>
+            <w:r>
+              <w:rPr>
+                <w:lang w:val="en-US"/>
+              </w:rPr>
+              <w:t>D</w:t>
+            </w:r>
+          </w:p>
+        </w:tc>
+        <w:tc>
+          <w:tcPr>
+            <w:tcW w:w="3654" w:type="dxa"/>
+          </w:tcPr>
+          <w:p>
+            <w:pPr>
+              <w:ind w:firstLine="0"/>
+              <w:rPr>
+                <w:lang w:val="en-US"/>
+              </w:rPr>
+            </w:pPr>
+            <w:r>
+              <w:rPr>
+                <w:lang w:val="en-US"/>
+              </w:rPr>
+              <w:t>MapViewModel &gt; Use Cases</w:t>
+            </w:r>
+          </w:p>
+        </w:tc>
+        <w:tc>
+          <w:tcPr>
+            <w:tcW w:w="3459" w:type="dxa"/>
+          </w:tcPr>
+          <w:p>
+            <w:pPr>
+              <w:ind w:firstLine="0"/>
+              <w:rPr>
+                <w:lang w:val="en-US"/>
+              </w:rPr>
+            </w:pPr>
+            <w:r>
+              <w:rPr>
+                <w:lang w:val="en-US"/>
+              </w:rPr>
+              <w:t xml:space="preserve">Presentation </w:t>
+            </w:r>
+            <w:r>
+              <w:t>зависит</w:t>
+            </w:r>
+            <w:r>
+              <w:rPr>
+                <w:lang w:val="en-US"/>
+              </w:rPr>
+              <w:t xml:space="preserve"> </w:t>
+            </w:r>
+            <w:r>
+              <w:t>от</w:t>
+            </w:r>
+            <w:r>
+              <w:rPr>
+                <w:lang w:val="en-US"/>
+              </w:rPr>
+              <w:t xml:space="preserve"> Domain-</w:t>
+            </w:r>
+            <w:r>
+              <w:t>абстракций</w:t>
+            </w:r>
+            <w:r>
+              <w:rPr>
+                <w:lang w:val="en-US"/>
+              </w:rPr>
+              <w:t xml:space="preserve"> (Use Cases), </w:t>
+            </w:r>
+            <w:r>
+              <w:t>а</w:t>
+            </w:r>
+            <w:r>
+              <w:rPr>
+                <w:lang w:val="en-US"/>
+              </w:rPr>
+              <w:t xml:space="preserve"> </w:t>
+            </w:r>
+            <w:r>
+              <w:t>не</w:t>
+            </w:r>
+            <w:r>
+              <w:rPr>
+                <w:lang w:val="en-US"/>
+              </w:rPr>
+              <w:t xml:space="preserve"> </w:t>
+            </w:r>
+            <w:r>
+              <w:t>от</w:t>
+            </w:r>
+            <w:r>
+              <w:rPr>
+                <w:lang w:val="en-US"/>
+              </w:rPr>
+              <w:t xml:space="preserve"> Retrofit/Room </w:t>
+            </w:r>
+            <w:r>
+              <w:t>напрямую</w:t>
+            </w:r>
+            <w:r>
+              <w:rPr>
+                <w:lang w:val="en-US"/>
+              </w:rPr>
+              <w:t xml:space="preserve">. ViewModel </w:t>
+            </w:r>
+            <w:r>
+              <w:t>не</w:t>
+            </w:r>
+            <w:r>
+              <w:rPr>
+                <w:lang w:val="en-US"/>
+              </w:rPr>
+              <w:t xml:space="preserve"> </w:t>
+            </w:r>
+            <w:r>
+              <w:t>импортирует</w:t>
+            </w:r>
+            <w:r>
+              <w:rPr>
+                <w:lang w:val="en-US"/>
+              </w:rPr>
+              <w:t xml:space="preserve"> </w:t>
+            </w:r>
+            <w:r>
+              <w:t>ничего</w:t>
+            </w:r>
+            <w:r>
+              <w:rPr>
+                <w:lang w:val="en-US"/>
+              </w:rPr>
+              <w:t xml:space="preserve"> </w:t>
+            </w:r>
+            <w:r>
+              <w:t>из</w:t>
+            </w:r>
+            <w:r>
+              <w:rPr>
+                <w:lang w:val="en-US"/>
+              </w:rPr>
+              <w:t xml:space="preserve"> data.*.</w:t>
+            </w:r>
+          </w:p>
+        </w:tc>
+      </w:tr>
+      <w:tr>
+        <w:tc>
+          <w:tcPr>
+            <w:tcW w:w="2232" w:type="dxa"/>
+          </w:tcPr>
+          <w:p>
+            <w:pPr>
+              <w:ind w:firstLine="0"/>
+              <w:rPr>
+                <w:lang w:val="en-US"/>
+              </w:rPr>
+            </w:pPr>
+            <w:r>
+              <w:rPr>
+                <w:lang w:val="en-US"/>
+              </w:rPr>
+              <w:t>D</w:t>
+            </w:r>
+          </w:p>
+        </w:tc>
+        <w:tc>
+          <w:tcPr>
+            <w:tcW w:w="3654" w:type="dxa"/>
+          </w:tcPr>
+          <w:p>
+            <w:pPr>
+              <w:ind w:firstLine="0"/>
+              <w:rPr>
+                <w:lang w:val="en-US"/>
+              </w:rPr>
+            </w:pPr>
+            <w:r>
+              <w:rPr>
+                <w:lang w:val="en-US"/>
+              </w:rPr>
+              <w:t>RepositoryModule (Hilt)</w:t>
+            </w:r>
+          </w:p>
+        </w:tc>
+        <w:tc>
+          <w:tcPr>
+            <w:tcW w:w="3459" w:type="dxa"/>
+          </w:tcPr>
+          <w:p>
+            <w:pPr>
+              <w:ind w:firstLine="0"/>
+              <w:rPr>
+                <w:lang w:val="en-US"/>
+              </w:rPr>
+            </w:pPr>
+            <w:r>
+              <w:t>Связывает</w:t>
+            </w:r>
+            <w:r>
+              <w:rPr>
+                <w:lang w:val="en-US"/>
+              </w:rPr>
+              <w:t xml:space="preserve"> </w:t>
+            </w:r>
+            <w:r>
+              <w:t>интерфейсы</w:t>
+            </w:r>
+            <w:r>
+              <w:rPr>
+                <w:lang w:val="en-US"/>
+              </w:rPr>
+              <w:t xml:space="preserve"> Domain </w:t>
+            </w:r>
+            <w:r>
+              <w:t>с</w:t>
+            </w:r>
+            <w:r>
+              <w:rPr>
+                <w:lang w:val="en-US"/>
+              </w:rPr>
+              <w:t xml:space="preserve"> </w:t>
+            </w:r>
+            <w:r>
+              <w:t>реализациями</w:t>
+            </w:r>
+            <w:r>
+              <w:rPr>
+                <w:lang w:val="en-US"/>
+              </w:rPr>
+              <w:t xml:space="preserve"> Data: @Binds abstract fun </w:t>
+            </w:r>
+            <w:proofErr w:type="gramStart"/>
+            <w:r>
+              <w:rPr>
+                <w:lang w:val="en-US"/>
+              </w:rPr>
+              <w:t>bindPointRepository(</w:t>
+            </w:r>
+            <w:proofErr w:type="gramEnd"/>
+            <w:r>
+              <w:rPr>
+                <w:lang w:val="en-US"/>
+              </w:rPr>
+              <w:t xml:space="preserve">impl: PointRepositoryImpl): PointRepository. </w:t>
+            </w:r>
+            <w:r>
+              <w:t>Это</w:t>
+            </w:r>
+            <w:r>
+              <w:rPr>
+                <w:lang w:val="en-US"/>
+              </w:rPr>
+              <w:t xml:space="preserve"> </w:t>
+            </w:r>
+            <w:r>
+              <w:lastRenderedPageBreak/>
+              <w:t>единственное</w:t>
+            </w:r>
+            <w:r>
+              <w:rPr>
+                <w:lang w:val="en-US"/>
+              </w:rPr>
+              <w:t xml:space="preserve"> </w:t>
+            </w:r>
+            <w:r>
+              <w:t>место</w:t>
+            </w:r>
+            <w:r>
+              <w:rPr>
+                <w:lang w:val="en-US"/>
+              </w:rPr>
+              <w:t xml:space="preserve">, </w:t>
+            </w:r>
+            <w:r>
+              <w:t>где</w:t>
+            </w:r>
+            <w:r>
+              <w:rPr>
+                <w:lang w:val="en-US"/>
+              </w:rPr>
+              <w:t xml:space="preserve"> Domain «</w:t>
+            </w:r>
+            <w:r>
+              <w:t>встречается</w:t>
+            </w:r>
+            <w:r>
+              <w:rPr>
+                <w:lang w:val="en-US"/>
+              </w:rPr>
+              <w:t xml:space="preserve">» </w:t>
+            </w:r>
+            <w:r>
+              <w:t>с</w:t>
+            </w:r>
+            <w:r>
+              <w:rPr>
+                <w:lang w:val="en-US"/>
+              </w:rPr>
+              <w:t xml:space="preserve"> Data.</w:t>
+            </w:r>
+          </w:p>
+        </w:tc>
+      </w:tr>
+      <w:tr>
+        <w:tc>
+          <w:tcPr>
+            <w:tcW w:w="2232" w:type="dxa"/>
+          </w:tcPr>
+          <w:p>
+            <w:pPr>
+              <w:ind w:firstLine="0"/>
+              <w:rPr>
+                <w:lang w:val="en-US"/>
+              </w:rPr>
+            </w:pPr>
+            <w:r>
+              <w:rPr>
+                <w:lang w:val="en-US"/>
+              </w:rPr>
+              <w:lastRenderedPageBreak/>
+              <w:t>D</w:t>
+            </w:r>
+          </w:p>
+        </w:tc>
+        <w:tc>
+          <w:tcPr>
+            <w:tcW w:w="3654" w:type="dxa"/>
+          </w:tcPr>
+          <w:p>
+            <w:pPr>
+              <w:ind w:firstLine="0"/>
+              <w:rPr>
+                <w:lang w:val="en-US"/>
+              </w:rPr>
+            </w:pPr>
+            <w:r>
+              <w:rPr>
+                <w:lang w:val="en-US"/>
+              </w:rPr>
+              <w:t>NetworkModule / DatabaseModule (Hilt)</w:t>
+            </w:r>
+          </w:p>
+        </w:tc>
+        <w:tc>
+          <w:tcPr>
+            <w:tcW w:w="3459" w:type="dxa"/>
+          </w:tcPr>
+          <w:p>
+            <w:pPr>
+              <w:ind w:firstLine="0"/>
+            </w:pPr>
+            <w:r>
+              <w:t xml:space="preserve">Предоставляют </w:t>
+            </w:r>
+            <w:r>
+              <w:rPr>
+                <w:lang w:val="en-US"/>
+              </w:rPr>
+              <w:t>Retrofit</w:t>
+            </w:r>
+            <w:r>
+              <w:t xml:space="preserve">, </w:t>
+            </w:r>
+            <w:r>
+              <w:rPr>
+                <w:lang w:val="en-US"/>
+              </w:rPr>
+              <w:t>OkHttp</w:t>
+            </w:r>
+            <w:r>
+              <w:t xml:space="preserve">, </w:t>
+            </w:r>
+            <w:r>
+              <w:rPr>
+                <w:lang w:val="en-US"/>
+              </w:rPr>
+              <w:t>Room</w:t>
+            </w:r>
+            <w:r>
+              <w:t xml:space="preserve">, </w:t>
+            </w:r>
+            <w:r>
+              <w:rPr>
+                <w:lang w:val="en-US"/>
+              </w:rPr>
+              <w:t>WorkManager</w:t>
+            </w:r>
+            <w:r>
+              <w:t xml:space="preserve"> как зависимости</w:t>
+            </w:r>
+            <w:r>
+              <w:t xml:space="preserve"> -</w:t>
+            </w:r>
+            <w:r>
+              <w:t xml:space="preserve"> реализации не создаются вручную внутри репозиториев.</w:t>
+            </w:r>
+          </w:p>
+        </w:tc>
+      </w:tr>
+    </w:tbl>
     <w:p/>
     <w:sectPr>
       <w:pgSz w:w="11906" w:h="16838"/>
@@ -2855,7 +10038,6 @@
   <w:style w:type="character" w:default="1" w:styleId="a0">
     <w:name w:val="Default Paragraph Font"/>
     <w:uiPriority w:val="1"/>
-    <w:semiHidden/>
     <w:unhideWhenUsed/>
   </w:style>
   <w:style w:type="table" w:default="1" w:styleId="a1">
@@ -3169,6 +10351,45 @@
       <w:spacing w:val="5"/>
     </w:rPr>
   </w:style>
+  <w:style w:type="paragraph" w:styleId="ac">
+    <w:name w:val="Normal (Web)"/>
+    <w:basedOn w:val="a"/>
+    <w:uiPriority w:val="99"/>
+    <w:semiHidden/>
+    <w:unhideWhenUsed/>
+    <w:rsid w:val="00B16E7B"/>
+    <w:pPr>
+      <w:spacing w:before="100" w:beforeAutospacing="1" w:after="100" w:afterAutospacing="1" w:line="240" w:lineRule="auto"/>
+      <w:ind w:firstLine="0"/>
+      <w:jc w:val="left"/>
+    </w:pPr>
+    <w:rPr>
+      <w:rFonts w:eastAsiaTheme="minorEastAsia" w:cs="Times New Roman"/>
+      <w:kern w:val="0"/>
+      <w:sz w:val="24"/>
+      <w:lang w:eastAsia="ru-RU"/>
+      <w14:ligatures w14:val="none"/>
+    </w:rPr>
+  </w:style>
+  <w:style w:type="table" w:styleId="ad">
+    <w:name w:val="Table Grid"/>
+    <w:basedOn w:val="a1"/>
+    <w:uiPriority w:val="39"/>
+    <w:rsid w:val="00937599"/>
+    <w:pPr>
+      <w:spacing w:after="0" w:line="240" w:lineRule="auto"/>
+    </w:pPr>
+    <w:tblPr>
+      <w:tblBorders>
+        <w:top w:val="single" w:sz="4" w:space="0" w:color="auto"/>
+        <w:left w:val="single" w:sz="4" w:space="0" w:color="auto"/>
+        <w:bottom w:val="single" w:sz="4" w:space="0" w:color="auto"/>
+        <w:right w:val="single" w:sz="4" w:space="0" w:color="auto"/>
+        <w:insideH w:val="single" w:sz="4" w:space="0" w:color="auto"/>
+        <w:insideV w:val="single" w:sz="4" w:space="0" w:color="auto"/>
+      </w:tblBorders>
+    </w:tblPr>
+  </w:style>
 </w:styles>
 </file>
 
@@ -3465,4 +10686,24 @@
     </a:ext>
   </a:extLst>
 </a:theme>
+</file>
+
+<file path=word/webextensions/taskpanes.xml><?xml version="1.0" encoding="utf-8"?>
+<wetp:taskpanes xmlns:wetp="http://schemas.microsoft.com/office/webextensions/taskpanes/2010/11">
+  <wetp:taskpane dockstate="right" visibility="0" width="350" row="0">
+    <wetp:webextensionref xmlns:r="http://schemas.openxmlformats.org/officeDocument/2006/relationships" r:id="rId1"/>
+  </wetp:taskpane>
+</wetp:taskpanes>
+</file>
+
+<file path=word/webextensions/webextension1.xml><?xml version="1.0" encoding="utf-8"?>
+<we:webextension xmlns:we="http://schemas.microsoft.com/office/webextensions/webextension/2010/11" id="{3B640757-8F00-4560-9E3D-C9959CC9F5C7}">
+  <we:reference id="wa104382008" version="1.1.0.2" store="ru-RU" storeType="OMEX"/>
+  <we:alternateReferences>
+    <we:reference id="WA104382008" version="1.1.0.2" store="WA104382008" storeType="OMEX"/>
+  </we:alternateReferences>
+  <we:properties/>
+  <we:bindings/>
+  <we:snapshot xmlns:r="http://schemas.openxmlformats.org/officeDocument/2006/relationships"/>
+</we:webextension>
 </file>
--- a/docs/04-architecture.docx
+++ b/docs/04-architecture.docx
@@ -1,6 +1,6 @@
 
 <file path=word/document.xml><?xml version="1.0" encoding="utf-8"?>
-<w:document xmlns:wpc="http://schemas.microsoft.com/office/word/2010/wordprocessingCanvas" xmlns:cx="http://schemas.microsoft.com/office/drawing/2014/chartex" xmlns:cx1="http://schemas.microsoft.com/office/drawing/2015/9/8/chartex" xmlns:cx2="http://schemas.microsoft.com/office/drawing/2015/10/21/chartex" xmlns:cx3="http://schemas.microsoft.com/office/drawing/2016/5/9/chartex" xmlns:cx4="http://schemas.microsoft.com/office/drawing/2016/5/10/chartex" xmlns:cx5="http://schemas.microsoft.com/office/drawing/2016/5/11/chartex" xmlns:cx6="http://schemas.microsoft.com/office/drawing/2016/5/12/chartex" xmlns:cx7="http://schemas.microsoft.com/office/drawing/2016/5/13/chartex" xmlns:cx8="http://schemas.microsoft.com/office/drawing/2016/5/14/chartex" xmlns:mc="http://schemas.openxmlformats.org/markup-compatibility/2006" xmlns:aink="http://schemas.microsoft.com/office/drawing/2016/ink" xmlns:am3d="http://schemas.microsoft.com/office/drawing/2017/model3d" xmlns:o="urn:schemas-microsoft-com:office:office" xmlns:oel="http://schemas.microsoft.com/office/2019/extlst" xmlns:r="http://schemas.openxmlformats.org/officeDocument/2006/relationships" xmlns:m="http://schemas.openxmlformats.org/officeDocument/2006/math" xmlns:v="urn:schemas-microsoft-com:vml" xmlns:wp14="http://schemas.microsoft.com/office/word/2010/wordprocessingDrawing" xmlns:wp="http://schemas.openxmlformats.org/drawingml/2006/wordprocessingDrawing" xmlns:w10="urn:schemas-microsoft-com:office:word" xmlns:w="http://schemas.openxmlformats.org/wordprocessingml/2006/main" xmlns:w14="http://schemas.microsoft.com/office/word/2010/wordml" xmlns:w15="http://schemas.microsoft.com/office/word/2012/wordml" xmlns:w16cex="http://schemas.microsoft.com/office/word/2018/wordml/cex" xmlns:w16cid="http://schemas.microsoft.com/office/word/2016/wordml/cid" xmlns:w16="http://schemas.microsoft.com/office/word/2018/wordml" xmlns:w16sdtdh="http://schemas.microsoft.com/office/word/2020/wordml/sdtdatahash" xmlns:w16se="http://schemas.microsoft.com/office/word/2015/wordml/symex" xmlns:wpg="http://schemas.microsoft.com/office/word/2010/wordprocessingGroup" xmlns:wpi="http://schemas.microsoft.com/office/word/2010/wordprocessingInk" xmlns:wne="http://schemas.microsoft.com/office/word/2006/wordml" xmlns:wps="http://schemas.microsoft.com/office/word/2010/wordprocessingShape" mc:Ignorable="w14 w15 w16se w16cid w16 w16cex w16sdtdh wp14">
+<w:document xmlns:wpc="http://schemas.microsoft.com/office/word/2010/wordprocessingCanvas" xmlns:cx="http://schemas.microsoft.com/office/drawing/2014/chartex" xmlns:cx1="http://schemas.microsoft.com/office/drawing/2015/9/8/chartex" xmlns:cx2="http://schemas.microsoft.com/office/drawing/2015/10/21/chartex" xmlns:cx3="http://schemas.microsoft.com/office/drawing/2016/5/9/chartex" xmlns:cx4="http://schemas.microsoft.com/office/drawing/2016/5/10/chartex" xmlns:cx5="http://schemas.microsoft.com/office/drawing/2016/5/11/chartex" xmlns:cx6="http://schemas.microsoft.com/office/drawing/2016/5/12/chartex" xmlns:cx7="http://schemas.microsoft.com/office/drawing/2016/5/13/chartex" xmlns:cx8="http://schemas.microsoft.com/office/drawing/2016/5/14/chartex" xmlns:mc="http://schemas.openxmlformats.org/markup-compatibility/2006" xmlns:aink="http://schemas.microsoft.com/office/drawing/2016/ink" xmlns:am3d="http://schemas.microsoft.com/office/drawing/2017/model3d" xmlns:o="urn:schemas-microsoft-com:office:office" xmlns:oel="http://schemas.microsoft.com/office/2019/extlst" xmlns:r="http://schemas.openxmlformats.org/officeDocument/2006/relationships" xmlns:m="http://schemas.openxmlformats.org/officeDocument/2006/math" xmlns:v="urn:schemas-microsoft-com:vml" xmlns:wp14="http://schemas.microsoft.com/office/word/2010/wordprocessingDrawing" xmlns:wp="http://schemas.openxmlformats.org/drawingml/2006/wordprocessingDrawing" xmlns:w10="urn:schemas-microsoft-com:office:word" xmlns:w="http://schemas.openxmlformats.org/wordprocessingml/2006/main" xmlns:w14="http://schemas.microsoft.com/office/word/2010/wordml" xmlns:w15="http://schemas.microsoft.com/office/word/2012/wordml" xmlns:w16cex="http://schemas.microsoft.com/office/word/2018/wordml/cex" xmlns:w16cid="http://schemas.microsoft.com/office/word/2016/wordml/cid" xmlns:w16="http://schemas.microsoft.com/office/word/2018/wordml" xmlns:w16du="http://schemas.microsoft.com/office/word/2023/wordml/word16du" xmlns:w16sdtdh="http://schemas.microsoft.com/office/word/2020/wordml/sdtdatahash" xmlns:w16sdtfl="http://schemas.microsoft.com/office/word/2024/wordml/sdtformatlock" xmlns:w16se="http://schemas.microsoft.com/office/word/2015/wordml/symex" xmlns:wpg="http://schemas.microsoft.com/office/word/2010/wordprocessingGroup" xmlns:wpi="http://schemas.microsoft.com/office/word/2010/wordprocessingInk" xmlns:wne="http://schemas.microsoft.com/office/word/2006/wordml" xmlns:wps="http://schemas.microsoft.com/office/word/2010/wordprocessingShape" mc:Ignorable="w14 w15 w16se w16cid w16 w16cex w16sdtdh w16sdtfl w16du wp14">
   <w:body>
     <w:p>
       <w:pPr>
@@ -131,7 +131,10 @@
         <w:t xml:space="preserve"> </w:t>
       </w:r>
       <w:r>
-        <w:t>2.</w:t>
+        <w:t>1</w:t>
+      </w:r>
+      <w:r>
+        <w:t>.</w:t>
       </w:r>
       <w:r>
         <w:t xml:space="preserve"> </w:t>
@@ -177,19 +180,71 @@
       <w:pPr>
         <w:pStyle w:val="a7"/>
         <w:ind w:left="360" w:firstLine="0"/>
-      </w:pPr>
-      <w:r>
-        <w:rPr>
-          <w:highlight w:val="yellow"/>
-        </w:rPr>
-        <w:t>ДИАГРАММА</w:t>
+        <w:jc w:val="center"/>
+      </w:pPr>
+      <w:r>
+        <w:rPr>
+          <w:noProof/>
+        </w:rPr>
+        <w:drawing>
+          <wp:inline distT="0" distB="0" distL="0" distR="0" wp14:anchorId="0F60F2B8" wp14:editId="5A6617B5">
+            <wp:extent cx="5355616" cy="2482850"/>
+            <wp:effectExtent l="0" t="0" r="0" b="0"/>
+            <wp:docPr id="452531532" name="Рисунок 1"/>
+            <wp:cNvGraphicFramePr>
+              <a:graphicFrameLocks xmlns:a="http://schemas.openxmlformats.org/drawingml/2006/main" noChangeAspect="1"/>
+            </wp:cNvGraphicFramePr>
+            <a:graphic xmlns:a="http://schemas.openxmlformats.org/drawingml/2006/main">
+              <a:graphicData uri="http://schemas.openxmlformats.org/drawingml/2006/picture">
+                <pic:pic xmlns:pic="http://schemas.openxmlformats.org/drawingml/2006/picture">
+                  <pic:nvPicPr>
+                    <pic:cNvPr id="0" name="Picture 1"/>
+                    <pic:cNvPicPr>
+                      <a:picLocks noChangeAspect="1" noChangeArrowheads="1"/>
+                    </pic:cNvPicPr>
+                  </pic:nvPicPr>
+                  <pic:blipFill>
+                    <a:blip r:embed="rId6" cstate="print">
+                      <a:extLst>
+                        <a:ext uri="{28A0092B-C50C-407E-A947-70E740481C1C}">
+                          <a14:useLocalDpi xmlns:a14="http://schemas.microsoft.com/office/drawing/2010/main" val="0"/>
+                        </a:ext>
+                      </a:extLst>
+                    </a:blip>
+                    <a:srcRect/>
+                    <a:stretch>
+                      <a:fillRect/>
+                    </a:stretch>
+                  </pic:blipFill>
+                  <pic:spPr bwMode="auto">
+                    <a:xfrm>
+                      <a:off x="0" y="0"/>
+                      <a:ext cx="5359043" cy="2484439"/>
+                    </a:xfrm>
+                    <a:prstGeom prst="rect">
+                      <a:avLst/>
+                    </a:prstGeom>
+                    <a:noFill/>
+                    <a:ln>
+                      <a:noFill/>
+                    </a:ln>
+                  </pic:spPr>
+                </pic:pic>
+              </a:graphicData>
+            </a:graphic>
+          </wp:inline>
+        </w:drawing>
       </w:r>
     </w:p>
     <w:p>
       <w:pPr>
         <w:pStyle w:val="a7"/>
         <w:ind w:left="360" w:firstLine="0"/>
-      </w:pPr>
+        <w:jc w:val="center"/>
+      </w:pPr>
+      <w:r>
+        <w:t>Рисунок 2. – Диаграмма компонентов.</w:t>
+      </w:r>
     </w:p>
     <w:p>
       <w:pPr>
@@ -274,12 +329,14 @@
           <w:lang w:val="en-US"/>
         </w:rPr>
       </w:pPr>
+      <w:proofErr w:type="spellStart"/>
       <w:r>
         <w:rPr>
           <w:lang w:val="en-US"/>
         </w:rPr>
         <w:t>Point.kt</w:t>
       </w:r>
+      <w:proofErr w:type="spellEnd"/>
     </w:p>
     <w:p>
       <w:pPr>
@@ -292,12 +349,14 @@
           <w:lang w:val="en-US"/>
         </w:rPr>
       </w:pPr>
+      <w:proofErr w:type="spellStart"/>
       <w:r>
         <w:rPr>
           <w:lang w:val="en-US"/>
         </w:rPr>
         <w:t>PointType.kt</w:t>
       </w:r>
+      <w:proofErr w:type="spellEnd"/>
     </w:p>
     <w:p>
       <w:pPr>
@@ -310,12 +369,14 @@
           <w:lang w:val="en-US"/>
         </w:rPr>
       </w:pPr>
+      <w:proofErr w:type="spellStart"/>
       <w:r>
         <w:rPr>
           <w:lang w:val="en-US"/>
         </w:rPr>
         <w:t>PointAttribute.kt</w:t>
       </w:r>
+      <w:proofErr w:type="spellEnd"/>
     </w:p>
     <w:p>
       <w:pPr>
@@ -328,12 +389,14 @@
           <w:lang w:val="en-US"/>
         </w:rPr>
       </w:pPr>
+      <w:proofErr w:type="spellStart"/>
       <w:r>
         <w:rPr>
           <w:lang w:val="en-US"/>
         </w:rPr>
         <w:t>Confirmation.kt</w:t>
       </w:r>
+      <w:proofErr w:type="spellEnd"/>
     </w:p>
     <w:p>
       <w:pPr>
@@ -346,12 +409,14 @@
           <w:lang w:val="en-US"/>
         </w:rPr>
       </w:pPr>
+      <w:proofErr w:type="spellStart"/>
       <w:r>
         <w:rPr>
           <w:lang w:val="en-US"/>
         </w:rPr>
         <w:t>UserProfile.kt</w:t>
       </w:r>
+      <w:proofErr w:type="spellEnd"/>
     </w:p>
     <w:p>
       <w:pPr>
@@ -364,12 +429,15 @@
           <w:lang w:val="en-US"/>
         </w:rPr>
       </w:pPr>
-      <w:r>
-        <w:rPr>
-          <w:lang w:val="en-US"/>
-        </w:rPr>
+      <w:proofErr w:type="spellStart"/>
+      <w:r>
+        <w:rPr>
+          <w:lang w:val="en-US"/>
+        </w:rPr>
+        <w:lastRenderedPageBreak/>
         <w:t>SituationProfile.kt</w:t>
       </w:r>
+      <w:proofErr w:type="spellEnd"/>
     </w:p>
     <w:p>
       <w:pPr>
@@ -382,12 +450,14 @@
           <w:lang w:val="en-US"/>
         </w:rPr>
       </w:pPr>
+      <w:proofErr w:type="spellStart"/>
       <w:r>
         <w:rPr>
           <w:lang w:val="en-US"/>
         </w:rPr>
         <w:t>ComfortRoute.kt</w:t>
       </w:r>
+      <w:proofErr w:type="spellEnd"/>
     </w:p>
     <w:p>
       <w:pPr>
@@ -400,12 +470,14 @@
           <w:lang w:val="en-US"/>
         </w:rPr>
       </w:pPr>
+      <w:proofErr w:type="spellStart"/>
       <w:r>
         <w:rPr>
           <w:lang w:val="en-US"/>
         </w:rPr>
         <w:t>SearchQuery.kt</w:t>
       </w:r>
+      <w:proofErr w:type="spellEnd"/>
     </w:p>
     <w:p>
       <w:pPr>
@@ -418,12 +490,14 @@
           <w:lang w:val="en-US"/>
         </w:rPr>
       </w:pPr>
+      <w:proofErr w:type="spellStart"/>
       <w:r>
         <w:rPr>
           <w:lang w:val="en-US"/>
         </w:rPr>
         <w:t>Filter.kt</w:t>
       </w:r>
+      <w:proofErr w:type="spellEnd"/>
     </w:p>
     <w:p>
       <w:pPr>
@@ -481,12 +555,14 @@
           <w:lang w:val="en-US"/>
         </w:rPr>
       </w:pPr>
+      <w:proofErr w:type="spellStart"/>
       <w:r>
         <w:rPr>
           <w:lang w:val="en-US"/>
         </w:rPr>
         <w:t>PointRepository.kt</w:t>
       </w:r>
+      <w:proofErr w:type="spellEnd"/>
     </w:p>
     <w:p>
       <w:pPr>
@@ -499,12 +575,14 @@
           <w:lang w:val="en-US"/>
         </w:rPr>
       </w:pPr>
+      <w:proofErr w:type="spellStart"/>
       <w:r>
         <w:rPr>
           <w:lang w:val="en-US"/>
         </w:rPr>
         <w:t>UserRepository.kt</w:t>
       </w:r>
+      <w:proofErr w:type="spellEnd"/>
     </w:p>
     <w:p>
       <w:pPr>
@@ -517,12 +595,14 @@
           <w:lang w:val="en-US"/>
         </w:rPr>
       </w:pPr>
+      <w:proofErr w:type="spellStart"/>
       <w:r>
         <w:rPr>
           <w:lang w:val="en-US"/>
         </w:rPr>
         <w:t>RouteRepository.kt</w:t>
       </w:r>
+      <w:proofErr w:type="spellEnd"/>
     </w:p>
     <w:p>
       <w:pPr>
@@ -535,13 +615,14 @@
           <w:lang w:val="en-US"/>
         </w:rPr>
       </w:pPr>
-      <w:r>
-        <w:rPr>
-          <w:lang w:val="en-US"/>
-        </w:rPr>
-        <w:lastRenderedPageBreak/>
+      <w:proofErr w:type="spellStart"/>
+      <w:r>
+        <w:rPr>
+          <w:lang w:val="en-US"/>
+        </w:rPr>
         <w:t>LocationRepository.kt</w:t>
       </w:r>
+      <w:proofErr w:type="spellEnd"/>
     </w:p>
     <w:p>
       <w:pPr>
@@ -554,12 +635,14 @@
           <w:lang w:val="en-US"/>
         </w:rPr>
       </w:pPr>
+      <w:proofErr w:type="spellStart"/>
       <w:r>
         <w:rPr>
           <w:lang w:val="en-US"/>
         </w:rPr>
         <w:t>AiAssistantRepository.kt</w:t>
       </w:r>
+      <w:proofErr w:type="spellEnd"/>
     </w:p>
     <w:p>
       <w:pPr>
@@ -604,6 +687,7 @@
         </w:rPr>
         <w:t xml:space="preserve"> 1. </w:t>
       </w:r>
+      <w:proofErr w:type="spellStart"/>
       <w:r>
         <w:rPr>
           <w:rFonts w:ascii="Consolas" w:hAnsi="Consolas" w:cs="Courier New"/>
@@ -613,15 +697,17 @@
         </w:rPr>
         <w:t>interface</w:t>
       </w:r>
-      <w:r>
-        <w:rPr>
-          <w:rFonts w:ascii="Consolas" w:hAnsi="Consolas" w:cs="Courier New"/>
-          <w:color w:val="000000"/>
-          <w:sz w:val="17"/>
-          <w:szCs w:val="17"/>
-        </w:rPr>
-        <w:t xml:space="preserve"> </w:t>
-      </w:r>
+      <w:proofErr w:type="spellEnd"/>
+      <w:r>
+        <w:rPr>
+          <w:rFonts w:ascii="Consolas" w:hAnsi="Consolas" w:cs="Courier New"/>
+          <w:color w:val="000000"/>
+          <w:sz w:val="17"/>
+          <w:szCs w:val="17"/>
+        </w:rPr>
+        <w:t xml:space="preserve"> </w:t>
+      </w:r>
+      <w:proofErr w:type="spellStart"/>
       <w:r>
         <w:rPr>
           <w:rFonts w:ascii="Consolas" w:hAnsi="Consolas" w:cs="Courier New"/>
@@ -631,6 +717,7 @@
         </w:rPr>
         <w:t>PointRepository</w:t>
       </w:r>
+      <w:proofErr w:type="spellEnd"/>
       <w:r>
         <w:rPr>
           <w:rFonts w:ascii="Consolas" w:hAnsi="Consolas" w:cs="Courier New"/>
@@ -743,6 +830,7 @@
         </w:rPr>
         <w:t xml:space="preserve"> </w:t>
       </w:r>
+      <w:proofErr w:type="spellStart"/>
       <w:proofErr w:type="gramStart"/>
       <w:r>
         <w:rPr>
@@ -754,6 +842,7 @@
         </w:rPr>
         <w:t>observePointsInRadius</w:t>
       </w:r>
+      <w:proofErr w:type="spellEnd"/>
       <w:r>
         <w:rPr>
           <w:rFonts w:ascii="Consolas" w:hAnsi="Consolas" w:cs="Courier New"/>
@@ -795,6 +884,7 @@
         </w:rPr>
         <w:t xml:space="preserve"> </w:t>
       </w:r>
+      <w:proofErr w:type="spellStart"/>
       <w:r>
         <w:rPr>
           <w:rFonts w:ascii="Consolas" w:hAnsi="Consolas" w:cs="Courier New"/>
@@ -805,6 +895,7 @@
         </w:rPr>
         <w:t>LatLng</w:t>
       </w:r>
+      <w:proofErr w:type="spellEnd"/>
       <w:r>
         <w:rPr>
           <w:rFonts w:ascii="Consolas" w:hAnsi="Consolas" w:cs="Courier New"/>
@@ -825,6 +916,7 @@
         </w:rPr>
         <w:t xml:space="preserve"> </w:t>
       </w:r>
+      <w:proofErr w:type="spellStart"/>
       <w:r>
         <w:rPr>
           <w:rFonts w:ascii="Consolas" w:hAnsi="Consolas" w:cs="Courier New"/>
@@ -835,6 +927,7 @@
         </w:rPr>
         <w:t>radiusMeters</w:t>
       </w:r>
+      <w:proofErr w:type="spellEnd"/>
       <w:r>
         <w:rPr>
           <w:rFonts w:ascii="Consolas" w:hAnsi="Consolas" w:cs="Courier New"/>
@@ -1059,6 +1152,7 @@
         </w:rPr>
         <w:t xml:space="preserve"> </w:t>
       </w:r>
+      <w:proofErr w:type="spellStart"/>
       <w:proofErr w:type="gramStart"/>
       <w:r>
         <w:rPr>
@@ -1070,6 +1164,7 @@
         </w:rPr>
         <w:t>findPoints</w:t>
       </w:r>
+      <w:proofErr w:type="spellEnd"/>
       <w:r>
         <w:rPr>
           <w:rFonts w:ascii="Consolas" w:hAnsi="Consolas" w:cs="Courier New"/>
@@ -1111,6 +1206,7 @@
         </w:rPr>
         <w:t xml:space="preserve"> </w:t>
       </w:r>
+      <w:proofErr w:type="spellStart"/>
       <w:r>
         <w:rPr>
           <w:rFonts w:ascii="Consolas" w:hAnsi="Consolas" w:cs="Courier New"/>
@@ -1121,6 +1217,7 @@
         </w:rPr>
         <w:t>SearchQuery</w:t>
       </w:r>
+      <w:proofErr w:type="spellEnd"/>
       <w:r>
         <w:rPr>
           <w:rFonts w:ascii="Consolas" w:hAnsi="Consolas" w:cs="Courier New"/>
@@ -1315,6 +1412,7 @@
         </w:rPr>
         <w:t xml:space="preserve"> </w:t>
       </w:r>
+      <w:proofErr w:type="spellStart"/>
       <w:proofErr w:type="gramStart"/>
       <w:r>
         <w:rPr>
@@ -1326,6 +1424,7 @@
         </w:rPr>
         <w:t>getPointById</w:t>
       </w:r>
+      <w:proofErr w:type="spellEnd"/>
       <w:r>
         <w:rPr>
           <w:rFonts w:ascii="Consolas" w:hAnsi="Consolas" w:cs="Courier New"/>
@@ -1551,6 +1650,7 @@
         </w:rPr>
         <w:t xml:space="preserve"> </w:t>
       </w:r>
+      <w:proofErr w:type="spellStart"/>
       <w:proofErr w:type="gramStart"/>
       <w:r>
         <w:rPr>
@@ -1562,6 +1662,7 @@
         </w:rPr>
         <w:t>addPoint</w:t>
       </w:r>
+      <w:proofErr w:type="spellEnd"/>
       <w:r>
         <w:rPr>
           <w:rFonts w:ascii="Consolas" w:hAnsi="Consolas" w:cs="Courier New"/>
@@ -1787,6 +1888,7 @@
         </w:rPr>
         <w:t xml:space="preserve"> </w:t>
       </w:r>
+      <w:proofErr w:type="spellStart"/>
       <w:proofErr w:type="gramStart"/>
       <w:r>
         <w:rPr>
@@ -1798,6 +1900,7 @@
         </w:rPr>
         <w:t>confirmPoint</w:t>
       </w:r>
+      <w:proofErr w:type="spellEnd"/>
       <w:r>
         <w:rPr>
           <w:rFonts w:ascii="Consolas" w:hAnsi="Consolas" w:cs="Courier New"/>
@@ -2023,6 +2126,7 @@
         </w:rPr>
         <w:t xml:space="preserve"> </w:t>
       </w:r>
+      <w:proofErr w:type="spellStart"/>
       <w:proofErr w:type="gramStart"/>
       <w:r>
         <w:rPr>
@@ -2034,6 +2138,7 @@
         </w:rPr>
         <w:t>syncFromExternalSource</w:t>
       </w:r>
+      <w:proofErr w:type="spellEnd"/>
       <w:r>
         <w:rPr>
           <w:rFonts w:ascii="Consolas" w:hAnsi="Consolas" w:cs="Courier New"/>
@@ -2075,6 +2180,7 @@
         </w:rPr>
         <w:t xml:space="preserve"> </w:t>
       </w:r>
+      <w:proofErr w:type="spellStart"/>
       <w:r>
         <w:rPr>
           <w:rFonts w:ascii="Consolas" w:hAnsi="Consolas" w:cs="Courier New"/>
@@ -2085,6 +2191,7 @@
         </w:rPr>
         <w:t>BoundingBox</w:t>
       </w:r>
+      <w:proofErr w:type="spellEnd"/>
       <w:r>
         <w:rPr>
           <w:rFonts w:ascii="Consolas" w:hAnsi="Consolas" w:cs="Courier New"/>
@@ -2370,6 +2477,7 @@
         </w:rPr>
         <w:t xml:space="preserve"> </w:t>
       </w:r>
+      <w:proofErr w:type="spellStart"/>
       <w:r>
         <w:rPr>
           <w:rFonts w:ascii="Consolas" w:hAnsi="Consolas" w:cs="Courier New"/>
@@ -2380,6 +2488,7 @@
         </w:rPr>
         <w:t>UserRepository</w:t>
       </w:r>
+      <w:proofErr w:type="spellEnd"/>
       <w:r>
         <w:rPr>
           <w:rFonts w:ascii="Consolas" w:hAnsi="Consolas" w:cs="Courier New"/>
@@ -2505,6 +2614,7 @@
         </w:rPr>
         <w:t xml:space="preserve"> </w:t>
       </w:r>
+      <w:proofErr w:type="spellStart"/>
       <w:proofErr w:type="gramStart"/>
       <w:r>
         <w:rPr>
@@ -2516,6 +2626,7 @@
         </w:rPr>
         <w:t>getProfile</w:t>
       </w:r>
+      <w:proofErr w:type="spellEnd"/>
       <w:r>
         <w:rPr>
           <w:rFonts w:ascii="Consolas" w:hAnsi="Consolas" w:cs="Courier New"/>
@@ -2567,6 +2678,7 @@
         </w:rPr>
         <w:t>&lt;</w:t>
       </w:r>
+      <w:proofErr w:type="spellStart"/>
       <w:r>
         <w:rPr>
           <w:rFonts w:ascii="Consolas" w:hAnsi="Consolas" w:cs="Courier New"/>
@@ -2577,6 +2689,7 @@
         </w:rPr>
         <w:t>UserProfile</w:t>
       </w:r>
+      <w:proofErr w:type="spellEnd"/>
       <w:r>
         <w:rPr>
           <w:rFonts w:ascii="Consolas" w:hAnsi="Consolas" w:cs="Courier New"/>
@@ -2692,6 +2805,7 @@
         </w:rPr>
         <w:t xml:space="preserve"> </w:t>
       </w:r>
+      <w:proofErr w:type="spellStart"/>
       <w:proofErr w:type="gramStart"/>
       <w:r>
         <w:rPr>
@@ -2703,6 +2817,7 @@
         </w:rPr>
         <w:t>saveProfile</w:t>
       </w:r>
+      <w:proofErr w:type="spellEnd"/>
       <w:r>
         <w:rPr>
           <w:rFonts w:ascii="Consolas" w:hAnsi="Consolas" w:cs="Courier New"/>
@@ -2744,6 +2859,7 @@
         </w:rPr>
         <w:t xml:space="preserve"> </w:t>
       </w:r>
+      <w:proofErr w:type="spellStart"/>
       <w:r>
         <w:rPr>
           <w:rFonts w:ascii="Consolas" w:hAnsi="Consolas" w:cs="Courier New"/>
@@ -2754,6 +2870,7 @@
         </w:rPr>
         <w:t>UserProfile</w:t>
       </w:r>
+      <w:proofErr w:type="spellEnd"/>
       <w:r>
         <w:rPr>
           <w:rFonts w:ascii="Consolas" w:hAnsi="Consolas" w:cs="Courier New"/>
@@ -2919,6 +3036,7 @@
         </w:rPr>
         <w:t xml:space="preserve"> </w:t>
       </w:r>
+      <w:proofErr w:type="spellStart"/>
       <w:proofErr w:type="gramStart"/>
       <w:r>
         <w:rPr>
@@ -2930,6 +3048,7 @@
         </w:rPr>
         <w:t>updateSituationProfile</w:t>
       </w:r>
+      <w:proofErr w:type="spellEnd"/>
       <w:r>
         <w:rPr>
           <w:rFonts w:ascii="Consolas" w:hAnsi="Consolas" w:cs="Courier New"/>
@@ -2971,6 +3090,7 @@
         </w:rPr>
         <w:t xml:space="preserve"> </w:t>
       </w:r>
+      <w:proofErr w:type="spellStart"/>
       <w:r>
         <w:rPr>
           <w:rFonts w:ascii="Consolas" w:hAnsi="Consolas" w:cs="Courier New"/>
@@ -2981,6 +3101,7 @@
         </w:rPr>
         <w:t>SituationProfile</w:t>
       </w:r>
+      <w:proofErr w:type="spellEnd"/>
       <w:r>
         <w:rPr>
           <w:rFonts w:ascii="Consolas" w:hAnsi="Consolas" w:cs="Courier New"/>
@@ -3248,6 +3369,7 @@
         </w:rPr>
         <w:t xml:space="preserve"> </w:t>
       </w:r>
+      <w:proofErr w:type="spellStart"/>
       <w:r>
         <w:rPr>
           <w:rFonts w:ascii="Consolas" w:hAnsi="Consolas" w:cs="Courier New"/>
@@ -3258,6 +3380,7 @@
         </w:rPr>
         <w:t>RouteRepository</w:t>
       </w:r>
+      <w:proofErr w:type="spellEnd"/>
       <w:r>
         <w:rPr>
           <w:rFonts w:ascii="Consolas" w:hAnsi="Consolas" w:cs="Courier New"/>
@@ -3383,6 +3506,7 @@
         </w:rPr>
         <w:t xml:space="preserve"> </w:t>
       </w:r>
+      <w:proofErr w:type="spellStart"/>
       <w:proofErr w:type="gramStart"/>
       <w:r>
         <w:rPr>
@@ -3394,6 +3518,7 @@
         </w:rPr>
         <w:t>buildComfortRoute</w:t>
       </w:r>
+      <w:proofErr w:type="spellEnd"/>
       <w:r>
         <w:rPr>
           <w:rFonts w:ascii="Consolas" w:hAnsi="Consolas" w:cs="Courier New"/>
@@ -3500,6 +3625,7 @@
         </w:rPr>
         <w:t xml:space="preserve"> </w:t>
       </w:r>
+      <w:proofErr w:type="spellStart"/>
       <w:r>
         <w:rPr>
           <w:rFonts w:ascii="Consolas" w:hAnsi="Consolas" w:cs="Courier New"/>
@@ -3510,6 +3636,7 @@
         </w:rPr>
         <w:t>LatLng</w:t>
       </w:r>
+      <w:proofErr w:type="spellEnd"/>
       <w:r>
         <w:rPr>
           <w:rFonts w:ascii="Consolas" w:hAnsi="Consolas" w:cs="Courier New"/>
@@ -3560,6 +3687,7 @@
         </w:rPr>
         <w:t xml:space="preserve"> </w:t>
       </w:r>
+      <w:proofErr w:type="spellStart"/>
       <w:r>
         <w:rPr>
           <w:rFonts w:ascii="Consolas" w:hAnsi="Consolas" w:cs="Courier New"/>
@@ -3570,6 +3698,7 @@
         </w:rPr>
         <w:t>LatLng</w:t>
       </w:r>
+      <w:proofErr w:type="spellEnd"/>
       <w:r>
         <w:rPr>
           <w:rFonts w:ascii="Consolas" w:hAnsi="Consolas" w:cs="Courier New"/>
@@ -3755,6 +3884,7 @@
         </w:rPr>
         <w:t xml:space="preserve"> </w:t>
       </w:r>
+      <w:proofErr w:type="spellStart"/>
       <w:r>
         <w:rPr>
           <w:rFonts w:ascii="Consolas" w:hAnsi="Consolas" w:cs="Courier New"/>
@@ -3765,6 +3895,7 @@
         </w:rPr>
         <w:t>SituationProfile</w:t>
       </w:r>
+      <w:proofErr w:type="spellEnd"/>
     </w:p>
     <w:p>
       <w:pPr>
@@ -3892,6 +4023,7 @@
         </w:rPr>
         <w:t>&lt;</w:t>
       </w:r>
+      <w:proofErr w:type="spellStart"/>
       <w:r>
         <w:rPr>
           <w:rFonts w:ascii="Consolas" w:hAnsi="Consolas" w:cs="Courier New"/>
@@ -3902,6 +4034,7 @@
         </w:rPr>
         <w:t>ComfortRoute</w:t>
       </w:r>
+      <w:proofErr w:type="spellEnd"/>
       <w:r>
         <w:rPr>
           <w:rFonts w:ascii="Consolas" w:hAnsi="Consolas" w:cs="Courier New"/>
@@ -4119,6 +4252,7 @@
         </w:rPr>
         <w:t xml:space="preserve"> </w:t>
       </w:r>
+      <w:proofErr w:type="spellStart"/>
       <w:r>
         <w:rPr>
           <w:rFonts w:ascii="Consolas" w:hAnsi="Consolas" w:cs="Courier New"/>
@@ -4129,6 +4263,7 @@
         </w:rPr>
         <w:t>LocationRepository</w:t>
       </w:r>
+      <w:proofErr w:type="spellEnd"/>
       <w:r>
         <w:rPr>
           <w:rFonts w:ascii="Consolas" w:hAnsi="Consolas" w:cs="Courier New"/>
@@ -4234,6 +4369,7 @@
         </w:rPr>
         <w:t xml:space="preserve"> </w:t>
       </w:r>
+      <w:proofErr w:type="spellStart"/>
       <w:proofErr w:type="gramStart"/>
       <w:r>
         <w:rPr>
@@ -4245,6 +4381,7 @@
         </w:rPr>
         <w:t>observeLocation</w:t>
       </w:r>
+      <w:proofErr w:type="spellEnd"/>
       <w:r>
         <w:rPr>
           <w:rFonts w:ascii="Consolas" w:hAnsi="Consolas" w:cs="Courier New"/>
@@ -4296,6 +4433,7 @@
         </w:rPr>
         <w:t>&lt;</w:t>
       </w:r>
+      <w:proofErr w:type="spellStart"/>
       <w:r>
         <w:rPr>
           <w:rFonts w:ascii="Consolas" w:hAnsi="Consolas" w:cs="Courier New"/>
@@ -4306,6 +4444,7 @@
         </w:rPr>
         <w:t>LatLng</w:t>
       </w:r>
+      <w:proofErr w:type="spellEnd"/>
       <w:r>
         <w:rPr>
           <w:rFonts w:ascii="Consolas" w:hAnsi="Consolas" w:cs="Courier New"/>
@@ -4421,6 +4560,7 @@
         </w:rPr>
         <w:t xml:space="preserve"> </w:t>
       </w:r>
+      <w:proofErr w:type="spellStart"/>
       <w:proofErr w:type="gramStart"/>
       <w:r>
         <w:rPr>
@@ -4432,6 +4572,7 @@
         </w:rPr>
         <w:t>getCurrentLocation</w:t>
       </w:r>
+      <w:proofErr w:type="spellEnd"/>
       <w:r>
         <w:rPr>
           <w:rFonts w:ascii="Consolas" w:hAnsi="Consolas" w:cs="Courier New"/>
@@ -4483,6 +4624,7 @@
         </w:rPr>
         <w:t>&lt;</w:t>
       </w:r>
+      <w:proofErr w:type="spellStart"/>
       <w:r>
         <w:rPr>
           <w:rFonts w:ascii="Consolas" w:hAnsi="Consolas" w:cs="Courier New"/>
@@ -4493,6 +4635,7 @@
         </w:rPr>
         <w:t>LatLng</w:t>
       </w:r>
+      <w:proofErr w:type="spellEnd"/>
       <w:r>
         <w:rPr>
           <w:rFonts w:ascii="Consolas" w:hAnsi="Consolas" w:cs="Courier New"/>
@@ -4588,6 +4731,7 @@
         </w:rPr>
         <w:t xml:space="preserve"> </w:t>
       </w:r>
+      <w:proofErr w:type="spellStart"/>
       <w:proofErr w:type="gramStart"/>
       <w:r>
         <w:rPr>
@@ -4599,6 +4743,7 @@
         </w:rPr>
         <w:t>isLocationAvailable</w:t>
       </w:r>
+      <w:proofErr w:type="spellEnd"/>
       <w:r>
         <w:rPr>
           <w:rFonts w:ascii="Consolas" w:hAnsi="Consolas" w:cs="Courier New"/>
@@ -4847,6 +4992,7 @@
         </w:rPr>
         <w:t xml:space="preserve"> </w:t>
       </w:r>
+      <w:proofErr w:type="spellStart"/>
       <w:r>
         <w:rPr>
           <w:rFonts w:ascii="Consolas" w:hAnsi="Consolas" w:cs="Courier New"/>
@@ -4857,6 +5003,7 @@
         </w:rPr>
         <w:t>AiAssistantRepository</w:t>
       </w:r>
+      <w:proofErr w:type="spellEnd"/>
       <w:r>
         <w:rPr>
           <w:rFonts w:ascii="Consolas" w:hAnsi="Consolas" w:cs="Courier New"/>
@@ -4982,6 +5129,7 @@
         </w:rPr>
         <w:t xml:space="preserve"> </w:t>
       </w:r>
+      <w:proofErr w:type="spellStart"/>
       <w:proofErr w:type="gramStart"/>
       <w:r>
         <w:rPr>
@@ -4993,6 +5141,7 @@
         </w:rPr>
         <w:t>parseQuery</w:t>
       </w:r>
+      <w:proofErr w:type="spellEnd"/>
       <w:r>
         <w:rPr>
           <w:rFonts w:ascii="Consolas" w:hAnsi="Consolas" w:cs="Courier New"/>
@@ -5084,6 +5233,7 @@
         </w:rPr>
         <w:t>&lt;</w:t>
       </w:r>
+      <w:proofErr w:type="spellStart"/>
       <w:r>
         <w:rPr>
           <w:rFonts w:ascii="Consolas" w:hAnsi="Consolas" w:cs="Courier New"/>
@@ -5094,6 +5244,7 @@
         </w:rPr>
         <w:t>SearchQuery</w:t>
       </w:r>
+      <w:proofErr w:type="spellEnd"/>
       <w:r>
         <w:rPr>
           <w:rFonts w:ascii="Consolas" w:hAnsi="Consolas" w:cs="Courier New"/>
@@ -5209,6 +5360,7 @@
         </w:rPr>
         <w:t xml:space="preserve"> </w:t>
       </w:r>
+      <w:proofErr w:type="spellStart"/>
       <w:proofErr w:type="gramStart"/>
       <w:r>
         <w:rPr>
@@ -5220,6 +5372,7 @@
         </w:rPr>
         <w:t>explainResults</w:t>
       </w:r>
+      <w:proofErr w:type="spellEnd"/>
       <w:r>
         <w:rPr>
           <w:rFonts w:ascii="Consolas" w:hAnsi="Consolas" w:cs="Courier New"/>
@@ -5516,6 +5669,7 @@
         </w:rPr>
         <w:t xml:space="preserve"> </w:t>
       </w:r>
+      <w:proofErr w:type="spellStart"/>
       <w:proofErr w:type="gramStart"/>
       <w:r>
         <w:rPr>
@@ -5527,6 +5681,7 @@
         </w:rPr>
         <w:t>moderateUserText</w:t>
       </w:r>
+      <w:proofErr w:type="spellEnd"/>
       <w:r>
         <w:rPr>
           <w:rFonts w:ascii="Consolas" w:hAnsi="Consolas" w:cs="Courier New"/>
@@ -5774,12 +5929,14 @@
           <w:lang w:val="en-US"/>
         </w:rPr>
       </w:pPr>
+      <w:proofErr w:type="spellStart"/>
       <w:r>
         <w:rPr>
           <w:lang w:val="en-US"/>
         </w:rPr>
         <w:t>usecase</w:t>
       </w:r>
+      <w:proofErr w:type="spellEnd"/>
     </w:p>
     <w:p>
       <w:pPr>
@@ -5867,12 +6024,14 @@
           <w:numId w:val="2"/>
         </w:numPr>
       </w:pPr>
+      <w:proofErr w:type="spellStart"/>
       <w:r>
         <w:rPr>
           <w:lang w:val="en-US"/>
         </w:rPr>
         <w:t>GetEmergencyToiletsUseCase</w:t>
       </w:r>
+      <w:proofErr w:type="spellEnd"/>
       <w:r>
         <w:t>.</w:t>
       </w:r>
@@ -5933,12 +6092,15 @@
           <w:numId w:val="2"/>
         </w:numPr>
       </w:pPr>
-      <w:r>
-        <w:rPr>
-          <w:lang w:val="en-US"/>
-        </w:rPr>
+      <w:proofErr w:type="spellStart"/>
+      <w:r>
+        <w:rPr>
+          <w:lang w:val="en-US"/>
+        </w:rPr>
+        <w:lastRenderedPageBreak/>
         <w:t>AddPointUseCase</w:t>
       </w:r>
+      <w:proofErr w:type="spellEnd"/>
       <w:r>
         <w:t>.</w:t>
       </w:r>
@@ -6017,12 +6179,14 @@
           <w:numId w:val="2"/>
         </w:numPr>
       </w:pPr>
+      <w:proofErr w:type="spellStart"/>
       <w:r>
         <w:rPr>
           <w:lang w:val="en-US"/>
         </w:rPr>
         <w:t>ConfirmPointUseCase</w:t>
       </w:r>
+      <w:proofErr w:type="spellEnd"/>
       <w:r>
         <w:t>.</w:t>
       </w:r>
@@ -6059,12 +6223,14 @@
           <w:numId w:val="2"/>
         </w:numPr>
       </w:pPr>
+      <w:proofErr w:type="spellStart"/>
       <w:r>
         <w:rPr>
           <w:lang w:val="en-US"/>
         </w:rPr>
         <w:t>BuildComfortRouteUseCase</w:t>
       </w:r>
+      <w:proofErr w:type="spellEnd"/>
       <w:r>
         <w:t>.</w:t>
       </w:r>
@@ -6131,12 +6297,14 @@
           <w:numId w:val="2"/>
         </w:numPr>
       </w:pPr>
+      <w:proofErr w:type="spellStart"/>
       <w:r>
         <w:rPr>
           <w:lang w:val="en-US"/>
         </w:rPr>
         <w:t>ParseTextQueryUseCase</w:t>
       </w:r>
+      <w:proofErr w:type="spellEnd"/>
       <w:r>
         <w:t>.</w:t>
       </w:r>
@@ -6176,12 +6344,14 @@
       <w:r>
         <w:t xml:space="preserve"> </w:t>
       </w:r>
+      <w:proofErr w:type="spellStart"/>
       <w:r>
         <w:rPr>
           <w:lang w:val="en-US"/>
         </w:rPr>
         <w:t>SearchQuery</w:t>
       </w:r>
+      <w:proofErr w:type="spellEnd"/>
       <w:r>
         <w:t xml:space="preserve"> </w:t>
       </w:r>
@@ -6203,9 +6373,11 @@
       <w:r>
         <w:t xml:space="preserve"> </w:t>
       </w:r>
+      <w:proofErr w:type="spellStart"/>
       <w:r>
         <w:t>фолбэк</w:t>
       </w:r>
+      <w:proofErr w:type="spellEnd"/>
       <w:r>
         <w:t>)</w:t>
       </w:r>
@@ -6221,13 +6393,14 @@
           <w:numId w:val="2"/>
         </w:numPr>
       </w:pPr>
-      <w:r>
-        <w:rPr>
-          <w:lang w:val="en-US"/>
-        </w:rPr>
-        <w:lastRenderedPageBreak/>
+      <w:proofErr w:type="spellStart"/>
+      <w:r>
+        <w:rPr>
+          <w:lang w:val="en-US"/>
+        </w:rPr>
         <w:t>SyncOfflineDataUseCase</w:t>
       </w:r>
+      <w:proofErr w:type="spellEnd"/>
       <w:r>
         <w:t>.</w:t>
       </w:r>
@@ -6306,12 +6479,14 @@
           <w:numId w:val="2"/>
         </w:numPr>
       </w:pPr>
+      <w:proofErr w:type="spellStart"/>
       <w:r>
         <w:rPr>
           <w:lang w:val="en-US"/>
         </w:rPr>
         <w:t>GetFilteredPointsUseCase</w:t>
       </w:r>
+      <w:proofErr w:type="spellEnd"/>
       <w:r>
         <w:t xml:space="preserve"> </w:t>
       </w:r>
@@ -6369,7 +6544,7 @@
                     </pic:cNvPicPr>
                   </pic:nvPicPr>
                   <pic:blipFill>
-                    <a:blip r:embed="rId6">
+                    <a:blip r:embed="rId7">
                       <a:extLst>
                         <a:ext uri="{28A0092B-C50C-407E-A947-70E740481C1C}">
                           <a14:useLocalDpi xmlns:a14="http://schemas.microsoft.com/office/drawing/2010/main" val="0"/>
@@ -6466,6 +6641,7 @@
         </w:numPr>
       </w:pPr>
       <w:r>
+        <w:lastRenderedPageBreak/>
         <w:t>Структура</w:t>
       </w:r>
       <w:r>
@@ -6525,12 +6701,28 @@
           <w:lang w:val="en-US"/>
         </w:rPr>
       </w:pPr>
-      <w:r>
-        <w:rPr>
-          <w:lang w:val="en-US"/>
-        </w:rPr>
-        <w:t>db/AppDatabase.kt</w:t>
-      </w:r>
+      <w:proofErr w:type="spellStart"/>
+      <w:r>
+        <w:rPr>
+          <w:lang w:val="en-US"/>
+        </w:rPr>
+        <w:t>db</w:t>
+      </w:r>
+      <w:proofErr w:type="spellEnd"/>
+      <w:r>
+        <w:rPr>
+          <w:lang w:val="en-US"/>
+        </w:rPr>
+        <w:t>/</w:t>
+      </w:r>
+      <w:proofErr w:type="spellStart"/>
+      <w:r>
+        <w:rPr>
+          <w:lang w:val="en-US"/>
+        </w:rPr>
+        <w:t>AppDatabase.kt</w:t>
+      </w:r>
+      <w:proofErr w:type="spellEnd"/>
     </w:p>
     <w:p>
       <w:pPr>
@@ -6547,8 +6739,16 @@
         <w:rPr>
           <w:lang w:val="en-US"/>
         </w:rPr>
-        <w:t>dao/PointDao.kt</w:t>
-      </w:r>
+        <w:t>dao/</w:t>
+      </w:r>
+      <w:proofErr w:type="spellStart"/>
+      <w:r>
+        <w:rPr>
+          <w:lang w:val="en-US"/>
+        </w:rPr>
+        <w:t>PointDao.kt</w:t>
+      </w:r>
+      <w:proofErr w:type="spellEnd"/>
     </w:p>
     <w:p>
       <w:pPr>
@@ -6565,8 +6765,16 @@
         <w:rPr>
           <w:lang w:val="en-US"/>
         </w:rPr>
-        <w:t>entity/PointEntity.kt</w:t>
-      </w:r>
+        <w:t>entity/</w:t>
+      </w:r>
+      <w:proofErr w:type="spellStart"/>
+      <w:r>
+        <w:rPr>
+          <w:lang w:val="en-US"/>
+        </w:rPr>
+        <w:t>PointEntity.kt</w:t>
+      </w:r>
+      <w:proofErr w:type="spellEnd"/>
     </w:p>
     <w:p>
       <w:pPr>
@@ -6583,8 +6791,16 @@
         <w:rPr>
           <w:lang w:val="en-US"/>
         </w:rPr>
-        <w:t>mapper/PointMapper.kt</w:t>
-      </w:r>
+        <w:t>mapper/</w:t>
+      </w:r>
+      <w:proofErr w:type="spellStart"/>
+      <w:r>
+        <w:rPr>
+          <w:lang w:val="en-US"/>
+        </w:rPr>
+        <w:t>PointMapper.kt</w:t>
+      </w:r>
+      <w:proofErr w:type="spellEnd"/>
     </w:p>
     <w:p>
       <w:pPr>
@@ -6633,13 +6849,28 @@
           <w:lang w:val="en-US"/>
         </w:rPr>
       </w:pPr>
-      <w:r>
-        <w:rPr>
-          <w:lang w:val="en-US"/>
-        </w:rPr>
-        <w:lastRenderedPageBreak/>
-        <w:t>api/OverpassApi.kt</w:t>
-      </w:r>
+      <w:proofErr w:type="spellStart"/>
+      <w:r>
+        <w:rPr>
+          <w:lang w:val="en-US"/>
+        </w:rPr>
+        <w:t>api</w:t>
+      </w:r>
+      <w:proofErr w:type="spellEnd"/>
+      <w:r>
+        <w:rPr>
+          <w:lang w:val="en-US"/>
+        </w:rPr>
+        <w:t>/</w:t>
+      </w:r>
+      <w:proofErr w:type="spellStart"/>
+      <w:r>
+        <w:rPr>
+          <w:lang w:val="en-US"/>
+        </w:rPr>
+        <w:t>OverpassApi.kt</w:t>
+      </w:r>
+      <w:proofErr w:type="spellEnd"/>
     </w:p>
     <w:p>
       <w:pPr>
@@ -6652,12 +6883,28 @@
           <w:lang w:val="en-US"/>
         </w:rPr>
       </w:pPr>
-      <w:r>
-        <w:rPr>
-          <w:lang w:val="en-US"/>
-        </w:rPr>
-        <w:t>api/BackendApi.kt</w:t>
-      </w:r>
+      <w:proofErr w:type="spellStart"/>
+      <w:r>
+        <w:rPr>
+          <w:lang w:val="en-US"/>
+        </w:rPr>
+        <w:t>api</w:t>
+      </w:r>
+      <w:proofErr w:type="spellEnd"/>
+      <w:r>
+        <w:rPr>
+          <w:lang w:val="en-US"/>
+        </w:rPr>
+        <w:t>/</w:t>
+      </w:r>
+      <w:proofErr w:type="spellStart"/>
+      <w:r>
+        <w:rPr>
+          <w:lang w:val="en-US"/>
+        </w:rPr>
+        <w:t>BackendApi.kt</w:t>
+      </w:r>
+      <w:proofErr w:type="spellEnd"/>
     </w:p>
     <w:p>
       <w:pPr>
@@ -6670,12 +6917,28 @@
           <w:lang w:val="en-US"/>
         </w:rPr>
       </w:pPr>
-      <w:r>
-        <w:rPr>
-          <w:lang w:val="en-US"/>
-        </w:rPr>
-        <w:t>api/LlmApi.kt</w:t>
-      </w:r>
+      <w:proofErr w:type="spellStart"/>
+      <w:r>
+        <w:rPr>
+          <w:lang w:val="en-US"/>
+        </w:rPr>
+        <w:t>api</w:t>
+      </w:r>
+      <w:proofErr w:type="spellEnd"/>
+      <w:r>
+        <w:rPr>
+          <w:lang w:val="en-US"/>
+        </w:rPr>
+        <w:t>/</w:t>
+      </w:r>
+      <w:proofErr w:type="spellStart"/>
+      <w:r>
+        <w:rPr>
+          <w:lang w:val="en-US"/>
+        </w:rPr>
+        <w:t>LlmApi.kt</w:t>
+      </w:r>
+      <w:proofErr w:type="spellEnd"/>
     </w:p>
     <w:p>
       <w:pPr>
@@ -6688,11 +6951,19 @@
           <w:lang w:val="en-US"/>
         </w:rPr>
       </w:pPr>
-      <w:r>
-        <w:rPr>
-          <w:lang w:val="en-US"/>
-        </w:rPr>
-        <w:t>dto/</w:t>
+      <w:proofErr w:type="spellStart"/>
+      <w:r>
+        <w:rPr>
+          <w:lang w:val="en-US"/>
+        </w:rPr>
+        <w:t>dto</w:t>
+      </w:r>
+      <w:proofErr w:type="spellEnd"/>
+      <w:r>
+        <w:rPr>
+          <w:lang w:val="en-US"/>
+        </w:rPr>
+        <w:t>/</w:t>
       </w:r>
       <w:r>
         <w:t>…</w:t>
@@ -6745,12 +7016,14 @@
       <w:r>
         <w:t>(</w:t>
       </w:r>
+      <w:proofErr w:type="spellStart"/>
       <w:r>
         <w:rPr>
           <w:lang w:val="en-US"/>
         </w:rPr>
         <w:t>Реализации</w:t>
       </w:r>
+      <w:proofErr w:type="spellEnd"/>
       <w:r>
         <w:t>)</w:t>
       </w:r>
@@ -6766,12 +7039,14 @@
           <w:lang w:val="en-US"/>
         </w:rPr>
       </w:pPr>
+      <w:proofErr w:type="spellStart"/>
       <w:r>
         <w:rPr>
           <w:lang w:val="en-US"/>
         </w:rPr>
         <w:t>PointRepositoryImpl.kt</w:t>
       </w:r>
+      <w:proofErr w:type="spellEnd"/>
     </w:p>
     <w:p>
       <w:pPr>
@@ -6784,12 +7059,14 @@
           <w:lang w:val="en-US"/>
         </w:rPr>
       </w:pPr>
+      <w:proofErr w:type="spellStart"/>
       <w:r>
         <w:rPr>
           <w:lang w:val="en-US"/>
         </w:rPr>
         <w:t>UserRepositoryImpl.kt</w:t>
       </w:r>
+      <w:proofErr w:type="spellEnd"/>
     </w:p>
     <w:p>
       <w:pPr>
@@ -6802,12 +7079,14 @@
           <w:lang w:val="en-US"/>
         </w:rPr>
       </w:pPr>
+      <w:proofErr w:type="spellStart"/>
       <w:r>
         <w:rPr>
           <w:lang w:val="en-US"/>
         </w:rPr>
         <w:t>RouteRepositoryImpl.kt</w:t>
       </w:r>
+      <w:proofErr w:type="spellEnd"/>
     </w:p>
     <w:p>
       <w:pPr>
@@ -6820,12 +7099,14 @@
           <w:lang w:val="en-US"/>
         </w:rPr>
       </w:pPr>
+      <w:proofErr w:type="spellStart"/>
       <w:r>
         <w:rPr>
           <w:lang w:val="en-US"/>
         </w:rPr>
         <w:t>LocationRepositoryImpl.kt</w:t>
       </w:r>
+      <w:proofErr w:type="spellEnd"/>
     </w:p>
     <w:p>
       <w:pPr>
@@ -6838,12 +7119,14 @@
           <w:lang w:val="en-US"/>
         </w:rPr>
       </w:pPr>
+      <w:proofErr w:type="spellStart"/>
       <w:r>
         <w:rPr>
           <w:lang w:val="en-US"/>
         </w:rPr>
         <w:t>AiAssistantRepositoryImpl.kt</w:t>
       </w:r>
+      <w:proofErr w:type="spellEnd"/>
     </w:p>
     <w:p>
       <w:pPr>
@@ -6874,12 +7157,14 @@
           <w:lang w:val="en-US"/>
         </w:rPr>
       </w:pPr>
+      <w:proofErr w:type="spellStart"/>
       <w:r>
         <w:rPr>
           <w:lang w:val="en-US"/>
         </w:rPr>
         <w:t>SyncWorker.kt</w:t>
       </w:r>
+      <w:proofErr w:type="spellEnd"/>
       <w:r>
         <w:rPr>
           <w:lang w:val="en-US"/>
@@ -6898,12 +7183,14 @@
         </w:rPr>
         <w:t xml:space="preserve"> </w:t>
       </w:r>
+      <w:proofErr w:type="spellStart"/>
       <w:r>
         <w:rPr>
           <w:lang w:val="en-US"/>
         </w:rPr>
         <w:t>WorkManager</w:t>
       </w:r>
+      <w:proofErr w:type="spellEnd"/>
     </w:p>
     <w:p>
       <w:pPr>
@@ -6953,8 +7240,16 @@
         <w:rPr>
           <w:lang w:val="en-US"/>
         </w:rPr>
-        <w:t>map/MapScreen.kt</w:t>
-      </w:r>
+        <w:t>map/</w:t>
+      </w:r>
+      <w:proofErr w:type="spellStart"/>
+      <w:r>
+        <w:rPr>
+          <w:lang w:val="en-US"/>
+        </w:rPr>
+        <w:t>MapScreen.kt</w:t>
+      </w:r>
+      <w:proofErr w:type="spellEnd"/>
       <w:r>
         <w:rPr>
           <w:lang w:val="en-US"/>
@@ -6973,12 +7268,14 @@
         </w:rPr>
         <w:t xml:space="preserve"> </w:t>
       </w:r>
+      <w:proofErr w:type="spellStart"/>
       <w:r>
         <w:rPr>
           <w:lang w:val="en-US"/>
         </w:rPr>
         <w:t>MapViewModel.kt</w:t>
       </w:r>
+      <w:proofErr w:type="spellEnd"/>
     </w:p>
     <w:p>
       <w:pPr>
@@ -6995,8 +7292,16 @@
         <w:rPr>
           <w:lang w:val="en-US"/>
         </w:rPr>
-        <w:t>search/SearchScreen.kt</w:t>
-      </w:r>
+        <w:t>search/</w:t>
+      </w:r>
+      <w:proofErr w:type="spellStart"/>
+      <w:r>
+        <w:rPr>
+          <w:lang w:val="en-US"/>
+        </w:rPr>
+        <w:t>SearchScreen.kt</w:t>
+      </w:r>
+      <w:proofErr w:type="spellEnd"/>
       <w:r>
         <w:rPr>
           <w:lang w:val="en-US"/>
@@ -7015,12 +7320,14 @@
         </w:rPr>
         <w:t xml:space="preserve"> </w:t>
       </w:r>
+      <w:proofErr w:type="spellStart"/>
       <w:r>
         <w:rPr>
           <w:lang w:val="en-US"/>
         </w:rPr>
         <w:t>SearchViewModel.kt</w:t>
       </w:r>
+      <w:proofErr w:type="spellEnd"/>
     </w:p>
     <w:p>
       <w:pPr>
@@ -7037,8 +7344,16 @@
         <w:rPr>
           <w:lang w:val="en-US"/>
         </w:rPr>
-        <w:t>emergency/EmergencyScreen.kt</w:t>
-      </w:r>
+        <w:t>emergency/</w:t>
+      </w:r>
+      <w:proofErr w:type="spellStart"/>
+      <w:r>
+        <w:rPr>
+          <w:lang w:val="en-US"/>
+        </w:rPr>
+        <w:t>EmergencyScreen.kt</w:t>
+      </w:r>
+      <w:proofErr w:type="spellEnd"/>
       <w:r>
         <w:rPr>
           <w:lang w:val="en-US"/>
@@ -7057,12 +7372,14 @@
         </w:rPr>
         <w:t xml:space="preserve"> </w:t>
       </w:r>
+      <w:proofErr w:type="spellStart"/>
       <w:r>
         <w:rPr>
           <w:lang w:val="en-US"/>
         </w:rPr>
         <w:t>EmergencyViewModel.kt</w:t>
       </w:r>
+      <w:proofErr w:type="spellEnd"/>
     </w:p>
     <w:p>
       <w:pPr>
@@ -7075,12 +7392,28 @@
           <w:lang w:val="en-US"/>
         </w:rPr>
       </w:pPr>
-      <w:r>
-        <w:rPr>
-          <w:lang w:val="en-US"/>
-        </w:rPr>
-        <w:t>addpoint/AddPointScreen.kt</w:t>
-      </w:r>
+      <w:proofErr w:type="spellStart"/>
+      <w:r>
+        <w:rPr>
+          <w:lang w:val="en-US"/>
+        </w:rPr>
+        <w:t>addpoint</w:t>
+      </w:r>
+      <w:proofErr w:type="spellEnd"/>
+      <w:r>
+        <w:rPr>
+          <w:lang w:val="en-US"/>
+        </w:rPr>
+        <w:t>/</w:t>
+      </w:r>
+      <w:proofErr w:type="spellStart"/>
+      <w:r>
+        <w:rPr>
+          <w:lang w:val="en-US"/>
+        </w:rPr>
+        <w:t>AddPointScreen.kt</w:t>
+      </w:r>
+      <w:proofErr w:type="spellEnd"/>
       <w:r>
         <w:rPr>
           <w:lang w:val="en-US"/>
@@ -7099,12 +7432,14 @@
         </w:rPr>
         <w:t xml:space="preserve"> </w:t>
       </w:r>
+      <w:proofErr w:type="spellStart"/>
       <w:r>
         <w:rPr>
           <w:lang w:val="en-US"/>
         </w:rPr>
         <w:t>AddPointViewModel.kt</w:t>
       </w:r>
+      <w:proofErr w:type="spellEnd"/>
     </w:p>
     <w:p>
       <w:pPr>
@@ -7121,8 +7456,16 @@
         <w:rPr>
           <w:lang w:val="en-US"/>
         </w:rPr>
-        <w:t>route/RouteScreen.kt</w:t>
-      </w:r>
+        <w:t>route/</w:t>
+      </w:r>
+      <w:proofErr w:type="spellStart"/>
+      <w:r>
+        <w:rPr>
+          <w:lang w:val="en-US"/>
+        </w:rPr>
+        <w:t>RouteScreen.kt</w:t>
+      </w:r>
+      <w:proofErr w:type="spellEnd"/>
       <w:r>
         <w:rPr>
           <w:lang w:val="en-US"/>
@@ -7141,12 +7484,14 @@
         </w:rPr>
         <w:t xml:space="preserve"> </w:t>
       </w:r>
+      <w:proofErr w:type="spellStart"/>
       <w:r>
         <w:rPr>
           <w:lang w:val="en-US"/>
         </w:rPr>
         <w:t>RouteViewModel.kt</w:t>
       </w:r>
+      <w:proofErr w:type="spellEnd"/>
     </w:p>
     <w:p>
       <w:pPr>
@@ -7163,20 +7508,36 @@
         <w:rPr>
           <w:lang w:val="en-US"/>
         </w:rPr>
-        <w:t>common/UiState.kt,</w:t>
-      </w:r>
-      <w:r>
-        <w:rPr>
-          <w:lang w:val="en-US"/>
-        </w:rPr>
-        <w:t xml:space="preserve"> </w:t>
-      </w:r>
+        <w:t>common/</w:t>
+      </w:r>
+      <w:proofErr w:type="spellStart"/>
+      <w:r>
+        <w:rPr>
+          <w:lang w:val="en-US"/>
+        </w:rPr>
+        <w:t>UiState.kt</w:t>
+      </w:r>
+      <w:proofErr w:type="spellEnd"/>
+      <w:r>
+        <w:rPr>
+          <w:lang w:val="en-US"/>
+        </w:rPr>
+        <w:t>,</w:t>
+      </w:r>
+      <w:r>
+        <w:rPr>
+          <w:lang w:val="en-US"/>
+        </w:rPr>
+        <w:t xml:space="preserve"> </w:t>
+      </w:r>
+      <w:proofErr w:type="spellStart"/>
       <w:r>
         <w:rPr>
           <w:lang w:val="en-US"/>
         </w:rPr>
         <w:t>UiEvent.kt</w:t>
       </w:r>
+      <w:proofErr w:type="spellEnd"/>
     </w:p>
     <w:p>
       <w:pPr>
@@ -7213,12 +7574,14 @@
           <w:lang w:val="en-US"/>
         </w:rPr>
       </w:pPr>
+      <w:proofErr w:type="spellStart"/>
       <w:r>
         <w:rPr>
           <w:lang w:val="en-US"/>
         </w:rPr>
         <w:t>DatabaseModule.kt</w:t>
       </w:r>
+      <w:proofErr w:type="spellEnd"/>
     </w:p>
     <w:p>
       <w:pPr>
@@ -7231,12 +7594,14 @@
           <w:lang w:val="en-US"/>
         </w:rPr>
       </w:pPr>
+      <w:proofErr w:type="spellStart"/>
       <w:r>
         <w:rPr>
           <w:lang w:val="en-US"/>
         </w:rPr>
         <w:t>NetworkModule.kt</w:t>
       </w:r>
+      <w:proofErr w:type="spellEnd"/>
     </w:p>
     <w:p>
       <w:pPr>
@@ -7249,12 +7614,15 @@
           <w:lang w:val="en-US"/>
         </w:rPr>
       </w:pPr>
-      <w:r>
-        <w:rPr>
-          <w:lang w:val="en-US"/>
-        </w:rPr>
+      <w:proofErr w:type="spellStart"/>
+      <w:r>
+        <w:rPr>
+          <w:lang w:val="en-US"/>
+        </w:rPr>
+        <w:lastRenderedPageBreak/>
         <w:t>RepositoryModule.kt</w:t>
       </w:r>
+      <w:proofErr w:type="spellEnd"/>
     </w:p>
     <w:p>
       <w:pPr>
@@ -7303,10 +7671,16 @@
     </w:p>
     <w:p>
       <w:r>
-        <w:rPr>
-          <w:highlight w:val="yellow"/>
-        </w:rPr>
-        <w:t>ТАБЛИЦА</w:t>
+        <w:t xml:space="preserve">Таблица 1. - отношения </w:t>
+      </w:r>
+      <w:r>
+        <w:rPr>
+          <w:lang w:val="en-US"/>
+        </w:rPr>
+        <w:t>SOLID</w:t>
+      </w:r>
+      <w:r>
+        <w:t xml:space="preserve"> принципов к классам.</w:t>
       </w:r>
     </w:p>
     <w:tbl>
@@ -7389,8 +7763,13 @@
               <w:t xml:space="preserve"> -</w:t>
             </w:r>
             <w:r>
-              <w:t xml:space="preserve"> Single Responsibility</w:t>
-            </w:r>
+              <w:t xml:space="preserve"> Single </w:t>
+            </w:r>
+            <w:proofErr w:type="spellStart"/>
+            <w:r>
+              <w:t>Responsibility</w:t>
+            </w:r>
+            <w:proofErr w:type="spellEnd"/>
           </w:p>
         </w:tc>
         <w:tc>
@@ -7401,9 +7780,11 @@
             <w:pPr>
               <w:ind w:firstLine="0"/>
             </w:pPr>
+            <w:proofErr w:type="spellStart"/>
             <w:r>
               <w:t>PointStatusCalculator</w:t>
             </w:r>
+            <w:proofErr w:type="spellEnd"/>
           </w:p>
         </w:tc>
         <w:tc>
@@ -7421,11 +7802,7 @@
               <w:t>-</w:t>
             </w:r>
             <w:r>
-              <w:t xml:space="preserve"> правило </w:t>
-            </w:r>
-            <w:r>
-              <w:lastRenderedPageBreak/>
-              <w:t>пересчёта статуса точки по подтверждениям. Не знает ни о сети, ни о БД, ни о UI.</w:t>
+              <w:t xml:space="preserve"> правило пересчёта статуса точки по подтверждениям. Не знает ни о сети, ни о БД, ни о UI.</w:t>
             </w:r>
           </w:p>
         </w:tc>
@@ -7440,7 +7817,6 @@
               <w:ind w:firstLine="0"/>
             </w:pPr>
             <w:r>
-              <w:lastRenderedPageBreak/>
               <w:t>S</w:t>
             </w:r>
           </w:p>
@@ -7453,8 +7829,37 @@
             <w:pPr>
               <w:ind w:firstLine="0"/>
             </w:pPr>
-            <w:r>
-              <w:t>PointMapper (data/local/mapper)</w:t>
+            <w:proofErr w:type="spellStart"/>
+            <w:r>
+              <w:t>PointMapper</w:t>
+            </w:r>
+            <w:proofErr w:type="spellEnd"/>
+            <w:r>
+              <w:t xml:space="preserve"> (</w:t>
+            </w:r>
+            <w:proofErr w:type="spellStart"/>
+            <w:r>
+              <w:t>data</w:t>
+            </w:r>
+            <w:proofErr w:type="spellEnd"/>
+            <w:r>
+              <w:t>/</w:t>
+            </w:r>
+            <w:proofErr w:type="spellStart"/>
+            <w:r>
+              <w:t>local</w:t>
+            </w:r>
+            <w:proofErr w:type="spellEnd"/>
+            <w:r>
+              <w:t>/</w:t>
+            </w:r>
+            <w:proofErr w:type="spellStart"/>
+            <w:r>
+              <w:t>mapper</w:t>
+            </w:r>
+            <w:proofErr w:type="spellEnd"/>
+            <w:r>
+              <w:t>)</w:t>
             </w:r>
           </w:p>
         </w:tc>
@@ -7467,7 +7872,23 @@
               <w:ind w:firstLine="0"/>
             </w:pPr>
             <w:r>
-              <w:t>Только маппинг PointEntity - Point. Меняется лишь при изменении схемы Room или Domain-модели.</w:t>
+              <w:t xml:space="preserve">Только маппинг </w:t>
+            </w:r>
+            <w:proofErr w:type="spellStart"/>
+            <w:r>
+              <w:t>PointEntity</w:t>
+            </w:r>
+            <w:proofErr w:type="spellEnd"/>
+            <w:r>
+              <w:t xml:space="preserve"> - Point. Меняется лишь при изменении схемы </w:t>
+            </w:r>
+            <w:proofErr w:type="spellStart"/>
+            <w:r>
+              <w:t>Room</w:t>
+            </w:r>
+            <w:proofErr w:type="spellEnd"/>
+            <w:r>
+              <w:t xml:space="preserve"> или Domain-модели.</w:t>
             </w:r>
           </w:p>
         </w:tc>
@@ -7503,11 +7924,19 @@
                 <w:lang w:val="en-US"/>
               </w:rPr>
             </w:pPr>
-            <w:r>
-              <w:rPr>
-                <w:lang w:val="en-US"/>
-              </w:rPr>
-              <w:t>RemoteMapper (data/remote/mapper)</w:t>
+            <w:proofErr w:type="spellStart"/>
+            <w:r>
+              <w:rPr>
+                <w:lang w:val="en-US"/>
+              </w:rPr>
+              <w:t>RemoteMapper</w:t>
+            </w:r>
+            <w:proofErr w:type="spellEnd"/>
+            <w:r>
+              <w:rPr>
+                <w:lang w:val="en-US"/>
+              </w:rPr>
+              <w:t xml:space="preserve"> (data/remote/mapper)</w:t>
             </w:r>
           </w:p>
         </w:tc>
@@ -7523,19 +7952,33 @@
               <w:t>Только</w:t>
             </w:r>
             <w:r>
-              <w:rPr>
-                <w:lang w:val="en-US"/>
-              </w:rPr>
               <w:t xml:space="preserve"> </w:t>
             </w:r>
             <w:r>
               <w:t>маппинг</w:t>
             </w:r>
             <w:r>
-              <w:rPr>
-                <w:lang w:val="en-US"/>
-              </w:rPr>
-              <w:t xml:space="preserve"> PointDto - Point. </w:t>
+              <w:t xml:space="preserve"> </w:t>
+            </w:r>
+            <w:proofErr w:type="spellStart"/>
+            <w:r>
+              <w:rPr>
+                <w:lang w:val="en-US"/>
+              </w:rPr>
+              <w:t>PointDto</w:t>
+            </w:r>
+            <w:proofErr w:type="spellEnd"/>
+            <w:r>
+              <w:t xml:space="preserve"> - </w:t>
+            </w:r>
+            <w:r>
+              <w:rPr>
+                <w:lang w:val="en-US"/>
+              </w:rPr>
+              <w:t>Point</w:t>
+            </w:r>
+            <w:r>
+              <w:t xml:space="preserve">. </w:t>
             </w:r>
             <w:r>
               <w:t>Изолирован от локального кэша.</w:t>
@@ -7565,9 +8008,11 @@
             <w:pPr>
               <w:ind w:firstLine="0"/>
             </w:pPr>
+            <w:proofErr w:type="spellStart"/>
             <w:r>
               <w:t>AddPointUseCase</w:t>
             </w:r>
+            <w:proofErr w:type="spellEnd"/>
           </w:p>
         </w:tc>
         <w:tc>
@@ -7606,9 +8051,11 @@
             <w:pPr>
               <w:ind w:firstLine="0"/>
             </w:pPr>
+            <w:proofErr w:type="spellStart"/>
             <w:r>
               <w:t>SearchViewModel</w:t>
             </w:r>
+            <w:proofErr w:type="spellEnd"/>
           </w:p>
         </w:tc>
         <w:tc>
@@ -7620,13 +8067,45 @@
               <w:ind w:firstLine="0"/>
             </w:pPr>
             <w:r>
-              <w:t xml:space="preserve">Только состояние экрана поиска (UiState + StateFlow). Не содержит бизнес-логики </w:t>
+              <w:t>Только состояние экрана поиска (</w:t>
+            </w:r>
+            <w:proofErr w:type="spellStart"/>
+            <w:r>
+              <w:t>UiState</w:t>
+            </w:r>
+            <w:proofErr w:type="spellEnd"/>
+            <w:r>
+              <w:t xml:space="preserve"> + </w:t>
+            </w:r>
+            <w:proofErr w:type="spellStart"/>
+            <w:r>
+              <w:t>StateFlow</w:t>
+            </w:r>
+            <w:proofErr w:type="spellEnd"/>
+            <w:r>
+              <w:t xml:space="preserve">). Не содержит бизнес-логики </w:t>
             </w:r>
             <w:r>
               <w:t>-</w:t>
             </w:r>
             <w:r>
-              <w:t xml:space="preserve"> она в Use Cases.</w:t>
+              <w:t xml:space="preserve"> она в </w:t>
+            </w:r>
+            <w:proofErr w:type="spellStart"/>
+            <w:r>
+              <w:t>Use</w:t>
+            </w:r>
+            <w:proofErr w:type="spellEnd"/>
+            <w:r>
+              <w:t xml:space="preserve"> </w:t>
+            </w:r>
+            <w:proofErr w:type="spellStart"/>
+            <w:r>
+              <w:t>Cases</w:t>
+            </w:r>
+            <w:proofErr w:type="spellEnd"/>
+            <w:r>
+              <w:t>.</w:t>
             </w:r>
           </w:p>
         </w:tc>
@@ -7653,8 +8132,21 @@
             <w:pPr>
               <w:ind w:firstLine="0"/>
             </w:pPr>
-            <w:r>
-              <w:t>SyncWorker (WorkManager)</w:t>
+            <w:proofErr w:type="spellStart"/>
+            <w:r>
+              <w:t>SyncWorker</w:t>
+            </w:r>
+            <w:proofErr w:type="spellEnd"/>
+            <w:r>
+              <w:t xml:space="preserve"> (</w:t>
+            </w:r>
+            <w:proofErr w:type="spellStart"/>
+            <w:r>
+              <w:t>WorkManager</w:t>
+            </w:r>
+            <w:proofErr w:type="spellEnd"/>
+            <w:r>
+              <w:t>)</w:t>
             </w:r>
           </w:p>
         </w:tc>
@@ -7667,7 +8159,19 @@
               <w:ind w:firstLine="0"/>
             </w:pPr>
             <w:r>
-              <w:t>Только фоновая синхронизация офлайн-очереди. Не строит UI и не парсит текст.</w:t>
+              <w:t>Только фоновая синхронизация офлайн-</w:t>
+            </w:r>
+            <w:r>
+              <w:lastRenderedPageBreak/>
+              <w:t xml:space="preserve">очереди. Не строит UI и не </w:t>
+            </w:r>
+            <w:proofErr w:type="spellStart"/>
+            <w:r>
+              <w:t>парсит</w:t>
+            </w:r>
+            <w:proofErr w:type="spellEnd"/>
+            <w:r>
+              <w:t xml:space="preserve"> текст.</w:t>
             </w:r>
           </w:p>
         </w:tc>
@@ -7682,6 +8186,7 @@
               <w:ind w:firstLine="0"/>
             </w:pPr>
             <w:r>
+              <w:lastRenderedPageBreak/>
               <w:t>S</w:t>
             </w:r>
           </w:p>
@@ -7694,9 +8199,11 @@
             <w:pPr>
               <w:ind w:firstLine="0"/>
             </w:pPr>
+            <w:proofErr w:type="spellStart"/>
             <w:r>
               <w:t>LocationRepositoryImpl</w:t>
             </w:r>
+            <w:proofErr w:type="spellEnd"/>
           </w:p>
         </w:tc>
         <w:tc>
@@ -7708,7 +8215,15 @@
               <w:ind w:firstLine="0"/>
             </w:pPr>
             <w:r>
-              <w:t>Только обёртка над FusedLocationProvider. Не знает о точках и маршрутах.</w:t>
+              <w:t xml:space="preserve">Только обёртка над </w:t>
+            </w:r>
+            <w:proofErr w:type="spellStart"/>
+            <w:r>
+              <w:t>FusedLocationProvider</w:t>
+            </w:r>
+            <w:proofErr w:type="spellEnd"/>
+            <w:r>
+              <w:t>. Не знает о точках и маршрутах.</w:t>
             </w:r>
           </w:p>
         </w:tc>
@@ -7722,18 +8237,20 @@
             <w:pPr>
               <w:ind w:firstLine="0"/>
             </w:pPr>
-            <w:proofErr w:type="gramStart"/>
-            <w:r>
-              <w:lastRenderedPageBreak/>
+            <w:r>
               <w:t xml:space="preserve">O </w:t>
             </w:r>
             <w:r>
-              <w:t xml:space="preserve"> -</w:t>
-            </w:r>
-            <w:proofErr w:type="gramEnd"/>
-            <w:r>
-              <w:t xml:space="preserve"> Open/Closed</w:t>
-            </w:r>
+              <w:t>-</w:t>
+            </w:r>
+            <w:r>
+              <w:t xml:space="preserve"> Open/</w:t>
+            </w:r>
+            <w:proofErr w:type="spellStart"/>
+            <w:r>
+              <w:t>Closed</w:t>
+            </w:r>
+            <w:proofErr w:type="spellEnd"/>
           </w:p>
         </w:tc>
         <w:tc>
@@ -7744,8 +8261,13 @@
             <w:pPr>
               <w:ind w:firstLine="0"/>
             </w:pPr>
-            <w:r>
-              <w:t>PointRepository (интерфейс)</w:t>
+            <w:proofErr w:type="spellStart"/>
+            <w:r>
+              <w:t>PointRepository</w:t>
+            </w:r>
+            <w:proofErr w:type="spellEnd"/>
+            <w:r>
+              <w:t xml:space="preserve"> (интерфейс)</w:t>
             </w:r>
           </w:p>
         </w:tc>
@@ -7758,13 +8280,53 @@
               <w:ind w:firstLine="0"/>
             </w:pPr>
             <w:r>
-              <w:t xml:space="preserve">Открыт для расширения: можно добавить TwoGisPointRepository, OsmPointRepository, CompositePointRepository </w:t>
+              <w:t xml:space="preserve">Открыт для расширения: можно добавить </w:t>
+            </w:r>
+            <w:proofErr w:type="spellStart"/>
+            <w:r>
+              <w:t>TwoGisPointRepository</w:t>
+            </w:r>
+            <w:proofErr w:type="spellEnd"/>
+            <w:r>
+              <w:t xml:space="preserve">, </w:t>
+            </w:r>
+            <w:proofErr w:type="spellStart"/>
+            <w:r>
+              <w:t>OsmPointRepository</w:t>
+            </w:r>
+            <w:proofErr w:type="spellEnd"/>
+            <w:r>
+              <w:t xml:space="preserve">, </w:t>
+            </w:r>
+            <w:proofErr w:type="spellStart"/>
+            <w:r>
+              <w:t>CompositePointRepository</w:t>
+            </w:r>
+            <w:proofErr w:type="spellEnd"/>
+            <w:r>
+              <w:t xml:space="preserve"> </w:t>
             </w:r>
             <w:r>
               <w:t>-</w:t>
             </w:r>
             <w:r>
-              <w:t xml:space="preserve"> Domain и Use Cases не меняются.</w:t>
+              <w:t xml:space="preserve"> Domain и </w:t>
+            </w:r>
+            <w:proofErr w:type="spellStart"/>
+            <w:r>
+              <w:t>Use</w:t>
+            </w:r>
+            <w:proofErr w:type="spellEnd"/>
+            <w:r>
+              <w:t xml:space="preserve"> </w:t>
+            </w:r>
+            <w:proofErr w:type="spellStart"/>
+            <w:r>
+              <w:t>Cases</w:t>
+            </w:r>
+            <w:proofErr w:type="spellEnd"/>
+            <w:r>
+              <w:t xml:space="preserve"> не меняются.</w:t>
             </w:r>
           </w:p>
         </w:tc>
@@ -7791,8 +8353,13 @@
             <w:pPr>
               <w:ind w:firstLine="0"/>
             </w:pPr>
-            <w:r>
-              <w:t>AiAssistantRepository (интерфейс)</w:t>
+            <w:proofErr w:type="spellStart"/>
+            <w:r>
+              <w:t>AiAssistantRepository</w:t>
+            </w:r>
+            <w:proofErr w:type="spellEnd"/>
+            <w:r>
+              <w:t xml:space="preserve"> (интерфейс)</w:t>
             </w:r>
           </w:p>
         </w:tc>
@@ -7805,13 +8372,29 @@
               <w:ind w:firstLine="0"/>
             </w:pPr>
             <w:r>
-              <w:t>Можно заменить YandexGPT на GPT-4o-mini или локальную модель</w:t>
+              <w:t xml:space="preserve">Можно заменить </w:t>
+            </w:r>
+            <w:proofErr w:type="spellStart"/>
+            <w:r>
+              <w:t>YandexGPT</w:t>
+            </w:r>
+            <w:proofErr w:type="spellEnd"/>
+            <w:r>
+              <w:t xml:space="preserve"> на GPT-4o-mini или локальную модель</w:t>
             </w:r>
             <w:r>
               <w:t xml:space="preserve"> -</w:t>
             </w:r>
             <w:r>
-              <w:t xml:space="preserve"> ParseTextQueryUseCase не меняется.</w:t>
+              <w:t xml:space="preserve"> </w:t>
+            </w:r>
+            <w:proofErr w:type="spellStart"/>
+            <w:r>
+              <w:t>ParseTextQueryUseCase</w:t>
+            </w:r>
+            <w:proofErr w:type="spellEnd"/>
+            <w:r>
+              <w:t xml:space="preserve"> не меняется.</w:t>
             </w:r>
           </w:p>
         </w:tc>
@@ -7838,8 +8421,13 @@
             <w:pPr>
               <w:ind w:firstLine="0"/>
             </w:pPr>
-            <w:r>
-              <w:t>PointDataSource (абстракция источника)</w:t>
+            <w:proofErr w:type="spellStart"/>
+            <w:r>
+              <w:t>PointDataSource</w:t>
+            </w:r>
+            <w:proofErr w:type="spellEnd"/>
+            <w:r>
+              <w:t xml:space="preserve"> (абстракция источника)</w:t>
             </w:r>
           </w:p>
         </w:tc>
@@ -7879,8 +8467,13 @@
             <w:pPr>
               <w:ind w:firstLine="0"/>
             </w:pPr>
-            <w:r>
-              <w:t>RouteRepository (интерфейс)</w:t>
+            <w:proofErr w:type="spellStart"/>
+            <w:r>
+              <w:t>RouteRepository</w:t>
+            </w:r>
+            <w:proofErr w:type="spellEnd"/>
+            <w:r>
+              <w:t xml:space="preserve"> (интерфейс)</w:t>
             </w:r>
           </w:p>
         </w:tc>
@@ -7893,13 +8486,34 @@
               <w:ind w:firstLine="0"/>
             </w:pPr>
             <w:r>
-              <w:t>Можно переключить OSRM на GraphHopper или 2ГИС Routing</w:t>
-            </w:r>
+              <w:t xml:space="preserve">Можно переключить OSRM на </w:t>
+            </w:r>
+            <w:proofErr w:type="spellStart"/>
+            <w:r>
+              <w:t>GraphHopper</w:t>
+            </w:r>
+            <w:proofErr w:type="spellEnd"/>
+            <w:r>
+              <w:t xml:space="preserve"> или 2ГИС </w:t>
+            </w:r>
+            <w:proofErr w:type="spellStart"/>
+            <w:r>
+              <w:t>Routing</w:t>
+            </w:r>
+            <w:proofErr w:type="spellEnd"/>
             <w:r>
               <w:t xml:space="preserve"> -</w:t>
             </w:r>
             <w:r>
-              <w:t xml:space="preserve"> BuildComfortRouteUseCase не меняется.</w:t>
+              <w:t xml:space="preserve"> </w:t>
+            </w:r>
+            <w:proofErr w:type="spellStart"/>
+            <w:r>
+              <w:t>BuildComfortRouteUseCase</w:t>
+            </w:r>
+            <w:proofErr w:type="spellEnd"/>
+            <w:r>
+              <w:t xml:space="preserve"> не меняется.</w:t>
             </w:r>
           </w:p>
         </w:tc>
@@ -7920,8 +8534,21 @@
               <w:t>-</w:t>
             </w:r>
             <w:r>
-              <w:t xml:space="preserve"> Liskov Substitution</w:t>
-            </w:r>
+              <w:t xml:space="preserve"> </w:t>
+            </w:r>
+            <w:proofErr w:type="spellStart"/>
+            <w:r>
+              <w:t>Liskov</w:t>
+            </w:r>
+            <w:proofErr w:type="spellEnd"/>
+            <w:r>
+              <w:t xml:space="preserve"> </w:t>
+            </w:r>
+            <w:proofErr w:type="spellStart"/>
+            <w:r>
+              <w:t>Substitution</w:t>
+            </w:r>
+            <w:proofErr w:type="spellEnd"/>
           </w:p>
         </w:tc>
         <w:tc>
@@ -7932,9 +8559,19 @@
             <w:pPr>
               <w:ind w:firstLine="0"/>
             </w:pPr>
-            <w:r>
-              <w:t>LocalPointRepository и RemotePointRepository</w:t>
-            </w:r>
+            <w:proofErr w:type="spellStart"/>
+            <w:r>
+              <w:t>LocalPointRepository</w:t>
+            </w:r>
+            <w:proofErr w:type="spellEnd"/>
+            <w:r>
+              <w:t xml:space="preserve"> и </w:t>
+            </w:r>
+            <w:proofErr w:type="spellStart"/>
+            <w:r>
+              <w:t>RemotePointRepository</w:t>
+            </w:r>
+            <w:proofErr w:type="spellEnd"/>
           </w:p>
         </w:tc>
         <w:tc>
@@ -7946,7 +8583,27 @@
               <w:ind w:firstLine="0"/>
             </w:pPr>
             <w:r>
-              <w:t>Оба реализуют PointRepository и взаимозаменяемы: Use Case работает с любым, не зная, откуда данные</w:t>
+              <w:t xml:space="preserve">Оба реализуют </w:t>
+            </w:r>
+            <w:proofErr w:type="spellStart"/>
+            <w:r>
+              <w:t>PointRepository</w:t>
+            </w:r>
+            <w:proofErr w:type="spellEnd"/>
+            <w:r>
+              <w:t xml:space="preserve"> и </w:t>
+            </w:r>
+            <w:r>
+              <w:lastRenderedPageBreak/>
+              <w:t xml:space="preserve">взаимозаменяемы: </w:t>
+            </w:r>
+            <w:proofErr w:type="spellStart"/>
+            <w:r>
+              <w:t>Use</w:t>
+            </w:r>
+            <w:proofErr w:type="spellEnd"/>
+            <w:r>
+              <w:t xml:space="preserve"> Case работает с любым, не зная, откуда данные</w:t>
             </w:r>
             <w:r>
               <w:t xml:space="preserve"> -</w:t>
@@ -7967,6 +8624,7 @@
               <w:ind w:firstLine="0"/>
             </w:pPr>
             <w:r>
+              <w:lastRenderedPageBreak/>
               <w:t>L</w:t>
             </w:r>
           </w:p>
@@ -7979,8 +8637,13 @@
             <w:pPr>
               <w:ind w:firstLine="0"/>
             </w:pPr>
-            <w:r>
-              <w:t>FakePointRepository (тесты)</w:t>
+            <w:proofErr w:type="spellStart"/>
+            <w:r>
+              <w:t>FakePointRepository</w:t>
+            </w:r>
+            <w:proofErr w:type="spellEnd"/>
+            <w:r>
+              <w:t xml:space="preserve"> (тесты)</w:t>
             </w:r>
           </w:p>
         </w:tc>
@@ -7993,11 +8656,31 @@
               <w:ind w:firstLine="0"/>
             </w:pPr>
             <w:r>
-              <w:t xml:space="preserve">Подменяет реальный репозиторий в unit-тестах </w:t>
-            </w:r>
-            <w:r>
-              <w:lastRenderedPageBreak/>
-              <w:t>FindNearbyObjectsUseCase без изменения кода Use Case.</w:t>
+              <w:t xml:space="preserve">Подменяет реальный репозиторий в </w:t>
+            </w:r>
+            <w:proofErr w:type="spellStart"/>
+            <w:r>
+              <w:t>unit</w:t>
+            </w:r>
+            <w:proofErr w:type="spellEnd"/>
+            <w:r>
+              <w:t xml:space="preserve">-тестах </w:t>
+            </w:r>
+            <w:proofErr w:type="spellStart"/>
+            <w:r>
+              <w:t>FindNearbyObjectsUseCase</w:t>
+            </w:r>
+            <w:proofErr w:type="spellEnd"/>
+            <w:r>
+              <w:t xml:space="preserve"> без изменения кода </w:t>
+            </w:r>
+            <w:proofErr w:type="spellStart"/>
+            <w:r>
+              <w:t>Use</w:t>
+            </w:r>
+            <w:proofErr w:type="spellEnd"/>
+            <w:r>
+              <w:t xml:space="preserve"> Case.</w:t>
             </w:r>
           </w:p>
         </w:tc>
@@ -8012,7 +8695,6 @@
               <w:ind w:firstLine="0"/>
             </w:pPr>
             <w:r>
-              <w:lastRenderedPageBreak/>
               <w:t>L</w:t>
             </w:r>
           </w:p>
@@ -8025,9 +8707,19 @@
             <w:pPr>
               <w:ind w:firstLine="0"/>
             </w:pPr>
-            <w:r>
-              <w:t>YandexGptAssistant и OpenAiAssistant</w:t>
-            </w:r>
+            <w:proofErr w:type="spellStart"/>
+            <w:r>
+              <w:t>YandexGptAssistant</w:t>
+            </w:r>
+            <w:proofErr w:type="spellEnd"/>
+            <w:r>
+              <w:t xml:space="preserve"> и </w:t>
+            </w:r>
+            <w:proofErr w:type="spellStart"/>
+            <w:r>
+              <w:t>OpenAiAssistant</w:t>
+            </w:r>
+            <w:proofErr w:type="spellEnd"/>
           </w:p>
         </w:tc>
         <w:tc>
@@ -8039,21 +8731,47 @@
               <w:ind w:firstLine="0"/>
             </w:pPr>
             <w:r>
-              <w:t xml:space="preserve">Обе реализации AiAssistantRepository возвращают одинаковый контракт </w:t>
-            </w:r>
+              <w:t xml:space="preserve">Обе реализации </w:t>
+            </w:r>
+            <w:proofErr w:type="spellStart"/>
+            <w:r>
+              <w:t>AiAssistantRepository</w:t>
+            </w:r>
+            <w:proofErr w:type="spellEnd"/>
+            <w:r>
+              <w:t xml:space="preserve"> возвращают одинаковый контракт </w:t>
+            </w:r>
+            <w:proofErr w:type="spellStart"/>
             <w:proofErr w:type="gramStart"/>
             <w:r>
-              <w:t>Result&lt;</w:t>
-            </w:r>
+              <w:t>Result</w:t>
+            </w:r>
+            <w:proofErr w:type="spellEnd"/>
+            <w:r>
+              <w:t>&lt;</w:t>
+            </w:r>
+            <w:proofErr w:type="spellStart"/>
             <w:proofErr w:type="gramEnd"/>
             <w:r>
-              <w:t xml:space="preserve">SearchQuery&gt; </w:t>
+              <w:t>SearchQuery</w:t>
+            </w:r>
+            <w:proofErr w:type="spellEnd"/>
+            <w:r>
+              <w:t>&gt;</w:t>
             </w:r>
             <w:r>
               <w:t xml:space="preserve"> -</w:t>
             </w:r>
             <w:r>
-              <w:t xml:space="preserve"> ParseTextQueryUseCase не знает, какая модель под капотом.</w:t>
+              <w:t xml:space="preserve"> </w:t>
+            </w:r>
+            <w:proofErr w:type="spellStart"/>
+            <w:r>
+              <w:t>ParseTextQueryUseCase</w:t>
+            </w:r>
+            <w:proofErr w:type="spellEnd"/>
+            <w:r>
+              <w:t xml:space="preserve"> не знает, какая модель под капотом.</w:t>
             </w:r>
           </w:p>
         </w:tc>
@@ -8089,11 +8807,19 @@
                 <w:lang w:val="en-US"/>
               </w:rPr>
             </w:pPr>
-            <w:r>
-              <w:rPr>
-                <w:lang w:val="en-US"/>
-              </w:rPr>
-              <w:t xml:space="preserve">OsrmRouteRepository </w:t>
+            <w:proofErr w:type="spellStart"/>
+            <w:r>
+              <w:rPr>
+                <w:lang w:val="en-US"/>
+              </w:rPr>
+              <w:t>OsrmRouteRepository</w:t>
+            </w:r>
+            <w:proofErr w:type="spellEnd"/>
+            <w:r>
+              <w:rPr>
+                <w:lang w:val="en-US"/>
+              </w:rPr>
+              <w:t xml:space="preserve"> </w:t>
             </w:r>
             <w:r>
               <w:t>и</w:t>
@@ -8102,8 +8828,16 @@
               <w:rPr>
                 <w:lang w:val="en-US"/>
               </w:rPr>
-              <w:t xml:space="preserve"> GraphHopperRouteRepository</w:t>
-            </w:r>
+              <w:t xml:space="preserve"> </w:t>
+            </w:r>
+            <w:proofErr w:type="spellStart"/>
+            <w:r>
+              <w:rPr>
+                <w:lang w:val="en-US"/>
+              </w:rPr>
+              <w:t>GraphHopperRouteRepository</w:t>
+            </w:r>
+            <w:proofErr w:type="spellEnd"/>
           </w:p>
         </w:tc>
         <w:tc>
@@ -8133,8 +8867,16 @@
               <w:rPr>
                 <w:lang w:val="en-US"/>
               </w:rPr>
-              <w:t xml:space="preserve"> BuildComfortRouteUseCase</w:t>
-            </w:r>
+              <w:t xml:space="preserve"> </w:t>
+            </w:r>
+            <w:proofErr w:type="spellStart"/>
+            <w:r>
+              <w:rPr>
+                <w:lang w:val="en-US"/>
+              </w:rPr>
+              <w:t>BuildComfortRouteUseCase</w:t>
+            </w:r>
+            <w:proofErr w:type="spellEnd"/>
           </w:p>
         </w:tc>
       </w:tr>
@@ -8150,12 +8892,11 @@
                 <w:lang w:val="en-US"/>
               </w:rPr>
             </w:pPr>
-            <w:proofErr w:type="gramStart"/>
-            <w:r>
-              <w:rPr>
-                <w:lang w:val="en-US"/>
-              </w:rPr>
-              <w:t xml:space="preserve">I </w:t>
+            <w:r>
+              <w:rPr>
+                <w:lang w:val="en-US"/>
+              </w:rPr>
+              <w:t>I</w:t>
             </w:r>
             <w:r>
               <w:rPr>
@@ -8163,7 +8904,6 @@
               </w:rPr>
               <w:t xml:space="preserve"> -</w:t>
             </w:r>
-            <w:proofErr w:type="gramEnd"/>
             <w:r>
               <w:rPr>
                 <w:lang w:val="en-US"/>
@@ -8183,12 +8923,70 @@
                 <w:lang w:val="en-US"/>
               </w:rPr>
             </w:pPr>
-            <w:r>
-              <w:rPr>
-                <w:lang w:val="en-US"/>
-              </w:rPr>
-              <w:t>PointRepository, UserRepository, RouteRepository, LocationRepository, AiAssistantRepository</w:t>
-            </w:r>
+            <w:proofErr w:type="spellStart"/>
+            <w:r>
+              <w:rPr>
+                <w:lang w:val="en-US"/>
+              </w:rPr>
+              <w:t>PointRepository</w:t>
+            </w:r>
+            <w:proofErr w:type="spellEnd"/>
+            <w:r>
+              <w:rPr>
+                <w:lang w:val="en-US"/>
+              </w:rPr>
+              <w:t xml:space="preserve">, </w:t>
+            </w:r>
+            <w:proofErr w:type="spellStart"/>
+            <w:r>
+              <w:rPr>
+                <w:lang w:val="en-US"/>
+              </w:rPr>
+              <w:t>UserRepository</w:t>
+            </w:r>
+            <w:proofErr w:type="spellEnd"/>
+            <w:r>
+              <w:rPr>
+                <w:lang w:val="en-US"/>
+              </w:rPr>
+              <w:t xml:space="preserve">, </w:t>
+            </w:r>
+            <w:proofErr w:type="spellStart"/>
+            <w:r>
+              <w:rPr>
+                <w:lang w:val="en-US"/>
+              </w:rPr>
+              <w:t>RouteRepository</w:t>
+            </w:r>
+            <w:proofErr w:type="spellEnd"/>
+            <w:r>
+              <w:rPr>
+                <w:lang w:val="en-US"/>
+              </w:rPr>
+              <w:t xml:space="preserve">, </w:t>
+            </w:r>
+            <w:proofErr w:type="spellStart"/>
+            <w:r>
+              <w:rPr>
+                <w:lang w:val="en-US"/>
+              </w:rPr>
+              <w:t>LocationRepository</w:t>
+            </w:r>
+            <w:proofErr w:type="spellEnd"/>
+            <w:r>
+              <w:rPr>
+                <w:lang w:val="en-US"/>
+              </w:rPr>
+              <w:t xml:space="preserve">, </w:t>
+            </w:r>
+            <w:proofErr w:type="spellStart"/>
+            <w:r>
+              <w:rPr>
+                <w:lang w:val="en-US"/>
+              </w:rPr>
+              <w:t>AiAssistantRepository</w:t>
+            </w:r>
+            <w:proofErr w:type="spellEnd"/>
           </w:p>
         </w:tc>
         <w:tc>
@@ -8202,14 +9000,32 @@
             <w:r>
               <w:t>Пять маленьких интерфейсов вместо одного «</w:t>
             </w:r>
+            <w:proofErr w:type="spellStart"/>
             <w:r>
               <w:rPr>
                 <w:lang w:val="en-US"/>
               </w:rPr>
               <w:t>DataRepository</w:t>
             </w:r>
-            <w:r>
-              <w:t>». AddPointUseCase зависит только от PointRepository, а не от методов про маршруты и LLM.</w:t>
+            <w:proofErr w:type="spellEnd"/>
+            <w:r>
+              <w:t xml:space="preserve">». </w:t>
+            </w:r>
+            <w:proofErr w:type="spellStart"/>
+            <w:r>
+              <w:t>AddPointUseCase</w:t>
+            </w:r>
+            <w:proofErr w:type="spellEnd"/>
+            <w:r>
+              <w:t xml:space="preserve"> зависит только от </w:t>
+            </w:r>
+            <w:proofErr w:type="spellStart"/>
+            <w:r>
+              <w:t>PointRepository</w:t>
+            </w:r>
+            <w:proofErr w:type="spellEnd"/>
+            <w:r>
+              <w:t>, а не от методов про маршруты и LLM.</w:t>
             </w:r>
           </w:p>
         </w:tc>
@@ -8236,8 +9052,21 @@
             <w:pPr>
               <w:ind w:firstLine="0"/>
             </w:pPr>
-            <w:r>
-              <w:t>PointReader / PointWriter (при необходимости)</w:t>
+            <w:proofErr w:type="spellStart"/>
+            <w:r>
+              <w:t>PointReader</w:t>
+            </w:r>
+            <w:proofErr w:type="spellEnd"/>
+            <w:r>
+              <w:t xml:space="preserve"> / </w:t>
+            </w:r>
+            <w:proofErr w:type="spellStart"/>
+            <w:r>
+              <w:t>PointWriter</w:t>
+            </w:r>
+            <w:proofErr w:type="spellEnd"/>
+            <w:r>
+              <w:t xml:space="preserve"> (при необходимости)</w:t>
             </w:r>
           </w:p>
         </w:tc>
@@ -8250,19 +9079,47 @@
               <w:ind w:firstLine="0"/>
             </w:pPr>
             <w:r>
-              <w:t>Если PointRepository разрастётся, его можно разделить: чтение</w:t>
+              <w:t xml:space="preserve">Если </w:t>
+            </w:r>
+            <w:proofErr w:type="spellStart"/>
+            <w:r>
+              <w:t>PointRepository</w:t>
+            </w:r>
+            <w:proofErr w:type="spellEnd"/>
+            <w:r>
+              <w:t xml:space="preserve"> разрастётся, его можно разделить: чтение</w:t>
             </w:r>
             <w:r>
               <w:t xml:space="preserve"> -</w:t>
             </w:r>
             <w:r>
-              <w:t xml:space="preserve"> FindNearbyObjectsUseCase, запись</w:t>
+              <w:t xml:space="preserve"> </w:t>
+            </w:r>
+            <w:proofErr w:type="spellStart"/>
+            <w:r>
+              <w:t>FindNearbyObjectsUseCase</w:t>
+            </w:r>
+            <w:proofErr w:type="spellEnd"/>
+            <w:r>
+              <w:t xml:space="preserve">, </w:t>
+            </w:r>
+            <w:r>
+              <w:lastRenderedPageBreak/>
+              <w:t>запись</w:t>
             </w:r>
             <w:r>
               <w:t xml:space="preserve"> -</w:t>
             </w:r>
             <w:r>
-              <w:t xml:space="preserve"> AddPointUseCase. Каждый зависит только от нужной части.</w:t>
+              <w:t xml:space="preserve"> </w:t>
+            </w:r>
+            <w:proofErr w:type="spellStart"/>
+            <w:r>
+              <w:t>AddPointUseCase</w:t>
+            </w:r>
+            <w:proofErr w:type="spellEnd"/>
+            <w:r>
+              <w:t>. Каждый зависит только от нужной части.</w:t>
             </w:r>
           </w:p>
         </w:tc>
@@ -8277,6 +9134,7 @@
               <w:ind w:firstLine="0"/>
             </w:pPr>
             <w:r>
+              <w:lastRenderedPageBreak/>
               <w:t>I</w:t>
             </w:r>
           </w:p>
@@ -8289,9 +9147,11 @@
             <w:pPr>
               <w:ind w:firstLine="0"/>
             </w:pPr>
+            <w:proofErr w:type="spellStart"/>
             <w:r>
               <w:t>LocationRepository</w:t>
             </w:r>
+            <w:proofErr w:type="spellEnd"/>
           </w:p>
         </w:tc>
         <w:tc>
@@ -8303,12 +9163,29 @@
               <w:ind w:firstLine="0"/>
             </w:pPr>
             <w:r>
-              <w:t xml:space="preserve">Содержит только observeLocation, getCurrentLocation, </w:t>
-            </w:r>
-            <w:r>
-              <w:lastRenderedPageBreak/>
+              <w:t xml:space="preserve">Содержит только </w:t>
+            </w:r>
+            <w:proofErr w:type="spellStart"/>
+            <w:r>
+              <w:t>observeLocation</w:t>
+            </w:r>
+            <w:proofErr w:type="spellEnd"/>
+            <w:r>
+              <w:t xml:space="preserve">, </w:t>
+            </w:r>
+            <w:proofErr w:type="spellStart"/>
+            <w:r>
+              <w:t>getCurrentLocation</w:t>
+            </w:r>
+            <w:proofErr w:type="spellEnd"/>
+            <w:r>
+              <w:t xml:space="preserve">, </w:t>
+            </w:r>
+            <w:proofErr w:type="spellStart"/>
+            <w:r>
               <w:t>isLocationAvailable</w:t>
             </w:r>
+            <w:proofErr w:type="spellEnd"/>
             <w:r>
               <w:t xml:space="preserve"> -</w:t>
             </w:r>
@@ -8334,7 +9211,6 @@
               <w:rPr>
                 <w:lang w:val="en-US"/>
               </w:rPr>
-              <w:lastRenderedPageBreak/>
               <w:t>I</w:t>
             </w:r>
           </w:p>
@@ -8350,12 +9226,14 @@
                 <w:lang w:val="en-US"/>
               </w:rPr>
             </w:pPr>
+            <w:proofErr w:type="spellStart"/>
             <w:r>
               <w:rPr>
                 <w:lang w:val="en-US"/>
               </w:rPr>
               <w:t>AiAssistantRepository</w:t>
             </w:r>
+            <w:proofErr w:type="spellEnd"/>
           </w:p>
         </w:tc>
         <w:tc>
@@ -8394,7 +9272,49 @@
               <w:rPr>
                 <w:lang w:val="en-US"/>
               </w:rPr>
-              <w:t xml:space="preserve">: parseQuery, explainResults, moderateUserText. </w:t>
+              <w:t xml:space="preserve">: </w:t>
+            </w:r>
+            <w:proofErr w:type="spellStart"/>
+            <w:r>
+              <w:rPr>
+                <w:lang w:val="en-US"/>
+              </w:rPr>
+              <w:t>parseQuery</w:t>
+            </w:r>
+            <w:proofErr w:type="spellEnd"/>
+            <w:r>
+              <w:rPr>
+                <w:lang w:val="en-US"/>
+              </w:rPr>
+              <w:t xml:space="preserve">, </w:t>
+            </w:r>
+            <w:proofErr w:type="spellStart"/>
+            <w:r>
+              <w:rPr>
+                <w:lang w:val="en-US"/>
+              </w:rPr>
+              <w:t>explainResults</w:t>
+            </w:r>
+            <w:proofErr w:type="spellEnd"/>
+            <w:r>
+              <w:rPr>
+                <w:lang w:val="en-US"/>
+              </w:rPr>
+              <w:t xml:space="preserve">, </w:t>
+            </w:r>
+            <w:proofErr w:type="spellStart"/>
+            <w:r>
+              <w:rPr>
+                <w:lang w:val="en-US"/>
+              </w:rPr>
+              <w:t>moderateUserText</w:t>
+            </w:r>
+            <w:proofErr w:type="spellEnd"/>
+            <w:r>
+              <w:rPr>
+                <w:lang w:val="en-US"/>
+              </w:rPr>
+              <w:t xml:space="preserve">. </w:t>
             </w:r>
             <w:r>
               <w:t>Не</w:t>
@@ -8423,9 +9343,11 @@
               </w:rPr>
               <w:t xml:space="preserve"> </w:t>
             </w:r>
+            <w:proofErr w:type="spellStart"/>
             <w:r>
               <w:t>геопоиском</w:t>
             </w:r>
+            <w:proofErr w:type="spellEnd"/>
             <w:r>
               <w:rPr>
                 <w:lang w:val="en-US"/>
@@ -8441,9 +9363,11 @@
               </w:rPr>
               <w:t xml:space="preserve"> </w:t>
             </w:r>
+            <w:proofErr w:type="spellStart"/>
             <w:r>
               <w:t>роутингом</w:t>
             </w:r>
+            <w:proofErr w:type="spellEnd"/>
             <w:r>
               <w:rPr>
                 <w:lang w:val="en-US"/>
@@ -8465,7 +9389,6 @@
                 <w:lang w:val="en-US"/>
               </w:rPr>
             </w:pPr>
-            <w:proofErr w:type="gramStart"/>
             <w:r>
               <w:rPr>
                 <w:lang w:val="en-US"/>
@@ -8476,9 +9399,8 @@
               <w:rPr>
                 <w:lang w:val="en-US"/>
               </w:rPr>
-              <w:t xml:space="preserve"> -</w:t>
-            </w:r>
-            <w:proofErr w:type="gramEnd"/>
+              <w:t>-</w:t>
+            </w:r>
             <w:r>
               <w:rPr>
                 <w:lang w:val="en-US"/>
@@ -8502,7 +9424,30 @@
               <w:rPr>
                 <w:lang w:val="en-US"/>
               </w:rPr>
-              <w:t>FindNearbyObjectsUseCase &gt; PointRepository (</w:t>
+              <w:t xml:space="preserve">FindNearbyObjectsUseCase </w:t>
+            </w:r>
+            <w:r>
+              <w:t>-</w:t>
+            </w:r>
+            <w:r>
+              <w:rPr>
+                <w:lang w:val="en-US"/>
+              </w:rPr>
+              <w:t xml:space="preserve"> </w:t>
+            </w:r>
+            <w:proofErr w:type="spellStart"/>
+            <w:r>
+              <w:rPr>
+                <w:lang w:val="en-US"/>
+              </w:rPr>
+              <w:t>PointRepository</w:t>
+            </w:r>
+            <w:proofErr w:type="spellEnd"/>
+            <w:r>
+              <w:rPr>
+                <w:lang w:val="en-US"/>
+              </w:rPr>
+              <w:t xml:space="preserve"> (</w:t>
             </w:r>
             <w:r>
               <w:t>интерфейс</w:t>
@@ -8553,12 +9498,14 @@
             <w:r>
               <w:t xml:space="preserve">, а не от </w:t>
             </w:r>
+            <w:proofErr w:type="spellStart"/>
             <w:r>
               <w:rPr>
                 <w:lang w:val="en-US"/>
               </w:rPr>
               <w:t>PointRepositoryImpl</w:t>
             </w:r>
+            <w:proofErr w:type="spellEnd"/>
             <w:r>
               <w:t xml:space="preserve"> в </w:t>
             </w:r>
@@ -8629,11 +9576,42 @@
                 <w:lang w:val="en-US"/>
               </w:rPr>
             </w:pPr>
-            <w:r>
-              <w:rPr>
-                <w:lang w:val="en-US"/>
-              </w:rPr>
-              <w:t>ParseTextQueryUseCase &gt; AiAssistantRepository (</w:t>
+            <w:proofErr w:type="spellStart"/>
+            <w:r>
+              <w:rPr>
+                <w:lang w:val="en-US"/>
+              </w:rPr>
+              <w:t>ParseTextQueryUseCase</w:t>
+            </w:r>
+            <w:proofErr w:type="spellEnd"/>
+            <w:r>
+              <w:rPr>
+                <w:lang w:val="en-US"/>
+              </w:rPr>
+              <w:t xml:space="preserve"> </w:t>
+            </w:r>
+            <w:r>
+              <w:t>-</w:t>
+            </w:r>
+            <w:r>
+              <w:rPr>
+                <w:lang w:val="en-US"/>
+              </w:rPr>
+              <w:t xml:space="preserve"> </w:t>
+            </w:r>
+            <w:proofErr w:type="spellStart"/>
+            <w:r>
+              <w:rPr>
+                <w:lang w:val="en-US"/>
+              </w:rPr>
+              <w:t>AiAssistantRepository</w:t>
+            </w:r>
+            <w:proofErr w:type="spellEnd"/>
+            <w:r>
+              <w:rPr>
+                <w:lang w:val="en-US"/>
+              </w:rPr>
+              <w:t xml:space="preserve"> (</w:t>
             </w:r>
             <w:r>
               <w:t>интерфейс</w:t>
@@ -8763,11 +9741,28 @@
                 <w:lang w:val="en-US"/>
               </w:rPr>
             </w:pPr>
-            <w:r>
-              <w:rPr>
-                <w:lang w:val="en-US"/>
-              </w:rPr>
-              <w:t>MapViewModel &gt; Use Cases</w:t>
+            <w:proofErr w:type="spellStart"/>
+            <w:r>
+              <w:rPr>
+                <w:lang w:val="en-US"/>
+              </w:rPr>
+              <w:t>MapViewModel</w:t>
+            </w:r>
+            <w:proofErr w:type="spellEnd"/>
+            <w:r>
+              <w:rPr>
+                <w:lang w:val="en-US"/>
+              </w:rPr>
+              <w:t xml:space="preserve"> </w:t>
+            </w:r>
+            <w:r>
+              <w:t>-</w:t>
+            </w:r>
+            <w:r>
+              <w:rPr>
+                <w:lang w:val="en-US"/>
+              </w:rPr>
+              <w:t xml:space="preserve"> Use Cases</w:t>
             </w:r>
           </w:p>
         </w:tc>
@@ -8778,9 +9773,6 @@
           <w:p>
             <w:pPr>
               <w:ind w:firstLine="0"/>
-              <w:rPr>
-                <w:lang w:val="en-US"/>
-              </w:rPr>
             </w:pPr>
             <w:r>
               <w:rPr>
@@ -8849,7 +9841,21 @@
               <w:rPr>
                 <w:lang w:val="en-US"/>
               </w:rPr>
-              <w:t xml:space="preserve">. ViewModel </w:t>
+              <w:t xml:space="preserve">. </w:t>
+            </w:r>
+            <w:proofErr w:type="spellStart"/>
+            <w:r>
+              <w:rPr>
+                <w:lang w:val="en-US"/>
+              </w:rPr>
+              <w:t>ViewModel</w:t>
+            </w:r>
+            <w:proofErr w:type="spellEnd"/>
+            <w:r>
+              <w:rPr>
+                <w:lang w:val="en-US"/>
+              </w:rPr>
+              <w:t xml:space="preserve"> </w:t>
             </w:r>
             <w:r>
               <w:t>не</w:t>
@@ -8885,7 +9891,13 @@
               <w:rPr>
                 <w:lang w:val="en-US"/>
               </w:rPr>
-              <w:t xml:space="preserve"> data.*.</w:t>
+              <w:t xml:space="preserve"> </w:t>
+            </w:r>
+            <w:r>
+              <w:rPr>
+                <w:lang w:val="en-US"/>
+              </w:rPr>
+              <w:t>data. *</w:t>
             </w:r>
           </w:p>
         </w:tc>
@@ -8906,6 +9918,7 @@
               <w:rPr>
                 <w:lang w:val="en-US"/>
               </w:rPr>
+              <w:lastRenderedPageBreak/>
               <w:t>D</w:t>
             </w:r>
           </w:p>
@@ -8921,11 +9934,19 @@
                 <w:lang w:val="en-US"/>
               </w:rPr>
             </w:pPr>
-            <w:r>
-              <w:rPr>
-                <w:lang w:val="en-US"/>
-              </w:rPr>
-              <w:t>RepositoryModule (Hilt)</w:t>
+            <w:proofErr w:type="spellStart"/>
+            <w:r>
+              <w:rPr>
+                <w:lang w:val="en-US"/>
+              </w:rPr>
+              <w:t>RepositoryModule</w:t>
+            </w:r>
+            <w:proofErr w:type="spellEnd"/>
+            <w:r>
+              <w:rPr>
+                <w:lang w:val="en-US"/>
+              </w:rPr>
+              <w:t xml:space="preserve"> (Hilt)</w:t>
             </w:r>
           </w:p>
         </w:tc>
@@ -8976,19 +9997,63 @@
               </w:rPr>
               <w:t xml:space="preserve"> Data: @Binds abstract fun </w:t>
             </w:r>
+            <w:proofErr w:type="spellStart"/>
             <w:proofErr w:type="gramStart"/>
             <w:r>
               <w:rPr>
                 <w:lang w:val="en-US"/>
               </w:rPr>
-              <w:t>bindPointRepository(</w:t>
-            </w:r>
+              <w:t>bindPointRepository</w:t>
+            </w:r>
+            <w:proofErr w:type="spellEnd"/>
+            <w:r>
+              <w:rPr>
+                <w:lang w:val="en-US"/>
+              </w:rPr>
+              <w:t>(</w:t>
+            </w:r>
+            <w:proofErr w:type="spellStart"/>
             <w:proofErr w:type="gramEnd"/>
             <w:r>
               <w:rPr>
                 <w:lang w:val="en-US"/>
               </w:rPr>
-              <w:t xml:space="preserve">impl: PointRepositoryImpl): PointRepository. </w:t>
+              <w:t>impl</w:t>
+            </w:r>
+            <w:proofErr w:type="spellEnd"/>
+            <w:r>
+              <w:rPr>
+                <w:lang w:val="en-US"/>
+              </w:rPr>
+              <w:t xml:space="preserve">: </w:t>
+            </w:r>
+            <w:proofErr w:type="spellStart"/>
+            <w:r>
+              <w:rPr>
+                <w:lang w:val="en-US"/>
+              </w:rPr>
+              <w:t>PointRepositoryImpl</w:t>
+            </w:r>
+            <w:proofErr w:type="spellEnd"/>
+            <w:r>
+              <w:rPr>
+                <w:lang w:val="en-US"/>
+              </w:rPr>
+              <w:t xml:space="preserve">): </w:t>
+            </w:r>
+            <w:proofErr w:type="spellStart"/>
+            <w:r>
+              <w:rPr>
+                <w:lang w:val="en-US"/>
+              </w:rPr>
+              <w:t>PointRepository</w:t>
+            </w:r>
+            <w:proofErr w:type="spellEnd"/>
+            <w:r>
+              <w:rPr>
+                <w:lang w:val="en-US"/>
+              </w:rPr>
+              <w:t xml:space="preserve">. </w:t>
             </w:r>
             <w:r>
               <w:t>Это</w:t>
@@ -9000,7 +10065,6 @@
               <w:t xml:space="preserve"> </w:t>
             </w:r>
             <w:r>
-              <w:lastRenderedPageBreak/>
               <w:t>единственное</w:t>
             </w:r>
             <w:r>
@@ -9064,7 +10128,6 @@
               <w:rPr>
                 <w:lang w:val="en-US"/>
               </w:rPr>
-              <w:lastRenderedPageBreak/>
               <w:t>D</w:t>
             </w:r>
           </w:p>
@@ -9080,11 +10143,33 @@
                 <w:lang w:val="en-US"/>
               </w:rPr>
             </w:pPr>
-            <w:r>
-              <w:rPr>
-                <w:lang w:val="en-US"/>
-              </w:rPr>
-              <w:t>NetworkModule / DatabaseModule (Hilt)</w:t>
+            <w:proofErr w:type="spellStart"/>
+            <w:r>
+              <w:rPr>
+                <w:lang w:val="en-US"/>
+              </w:rPr>
+              <w:t>NetworkModule</w:t>
+            </w:r>
+            <w:proofErr w:type="spellEnd"/>
+            <w:r>
+              <w:rPr>
+                <w:lang w:val="en-US"/>
+              </w:rPr>
+              <w:t xml:space="preserve"> / </w:t>
+            </w:r>
+            <w:proofErr w:type="spellStart"/>
+            <w:r>
+              <w:rPr>
+                <w:lang w:val="en-US"/>
+              </w:rPr>
+              <w:t>DatabaseModule</w:t>
+            </w:r>
+            <w:proofErr w:type="spellEnd"/>
+            <w:r>
+              <w:rPr>
+                <w:lang w:val="en-US"/>
+              </w:rPr>
+              <w:t xml:space="preserve"> (Hilt)</w:t>
             </w:r>
           </w:p>
         </w:tc>
@@ -9108,12 +10193,14 @@
             <w:r>
               <w:t xml:space="preserve">, </w:t>
             </w:r>
+            <w:proofErr w:type="spellStart"/>
             <w:r>
               <w:rPr>
                 <w:lang w:val="en-US"/>
               </w:rPr>
               <w:t>OkHttp</w:t>
             </w:r>
+            <w:proofErr w:type="spellEnd"/>
             <w:r>
               <w:t xml:space="preserve">, </w:t>
             </w:r>
@@ -9126,12 +10213,14 @@
             <w:r>
               <w:t xml:space="preserve">, </w:t>
             </w:r>
+            <w:proofErr w:type="spellStart"/>
             <w:r>
               <w:rPr>
                 <w:lang w:val="en-US"/>
               </w:rPr>
               <w:t>WorkManager</w:t>
             </w:r>
+            <w:proofErr w:type="spellEnd"/>
             <w:r>
               <w:t xml:space="preserve"> как зависимости</w:t>
             </w:r>
@@ -9157,7 +10246,7 @@
 </file>
 
 <file path=word/numbering.xml><?xml version="1.0" encoding="utf-8"?>
-<w:numbering xmlns:wpc="http://schemas.microsoft.com/office/word/2010/wordprocessingCanvas" xmlns:cx="http://schemas.microsoft.com/office/drawing/2014/chartex" xmlns:cx1="http://schemas.microsoft.com/office/drawing/2015/9/8/chartex" xmlns:cx2="http://schemas.microsoft.com/office/drawing/2015/10/21/chartex" xmlns:cx3="http://schemas.microsoft.com/office/drawing/2016/5/9/chartex" xmlns:cx4="http://schemas.microsoft.com/office/drawing/2016/5/10/chartex" xmlns:cx5="http://schemas.microsoft.com/office/drawing/2016/5/11/chartex" xmlns:cx6="http://schemas.microsoft.com/office/drawing/2016/5/12/chartex" xmlns:cx7="http://schemas.microsoft.com/office/drawing/2016/5/13/chartex" xmlns:cx8="http://schemas.microsoft.com/office/drawing/2016/5/14/chartex" xmlns:mc="http://schemas.openxmlformats.org/markup-compatibility/2006" xmlns:aink="http://schemas.microsoft.com/office/drawing/2016/ink" xmlns:am3d="http://schemas.microsoft.com/office/drawing/2017/model3d" xmlns:o="urn:schemas-microsoft-com:office:office" xmlns:oel="http://schemas.microsoft.com/office/2019/extlst" xmlns:r="http://schemas.openxmlformats.org/officeDocument/2006/relationships" xmlns:m="http://schemas.openxmlformats.org/officeDocument/2006/math" xmlns:v="urn:schemas-microsoft-com:vml" xmlns:wp14="http://schemas.microsoft.com/office/word/2010/wordprocessingDrawing" xmlns:wp="http://schemas.openxmlformats.org/drawingml/2006/wordprocessingDrawing" xmlns:w10="urn:schemas-microsoft-com:office:word" xmlns:w="http://schemas.openxmlformats.org/wordprocessingml/2006/main" xmlns:w14="http://schemas.microsoft.com/office/word/2010/wordml" xmlns:w15="http://schemas.microsoft.com/office/word/2012/wordml" xmlns:w16cex="http://schemas.microsoft.com/office/word/2018/wordml/cex" xmlns:w16cid="http://schemas.microsoft.com/office/word/2016/wordml/cid" xmlns:w16="http://schemas.microsoft.com/office/word/2018/wordml" xmlns:w16sdtdh="http://schemas.microsoft.com/office/word/2020/wordml/sdtdatahash" xmlns:w16se="http://schemas.microsoft.com/office/word/2015/wordml/symex" xmlns:wpg="http://schemas.microsoft.com/office/word/2010/wordprocessingGroup" xmlns:wpi="http://schemas.microsoft.com/office/word/2010/wordprocessingInk" xmlns:wne="http://schemas.microsoft.com/office/word/2006/wordml" xmlns:wps="http://schemas.microsoft.com/office/word/2010/wordprocessingShape" mc:Ignorable="w14 w15 w16se w16cid w16 w16cex w16sdtdh wp14">
+<w:numbering xmlns:wpc="http://schemas.microsoft.com/office/word/2010/wordprocessingCanvas" xmlns:cx="http://schemas.microsoft.com/office/drawing/2014/chartex" xmlns:cx1="http://schemas.microsoft.com/office/drawing/2015/9/8/chartex" xmlns:cx2="http://schemas.microsoft.com/office/drawing/2015/10/21/chartex" xmlns:cx3="http://schemas.microsoft.com/office/drawing/2016/5/9/chartex" xmlns:cx4="http://schemas.microsoft.com/office/drawing/2016/5/10/chartex" xmlns:cx5="http://schemas.microsoft.com/office/drawing/2016/5/11/chartex" xmlns:cx6="http://schemas.microsoft.com/office/drawing/2016/5/12/chartex" xmlns:cx7="http://schemas.microsoft.com/office/drawing/2016/5/13/chartex" xmlns:cx8="http://schemas.microsoft.com/office/drawing/2016/5/14/chartex" xmlns:mc="http://schemas.openxmlformats.org/markup-compatibility/2006" xmlns:aink="http://schemas.microsoft.com/office/drawing/2016/ink" xmlns:am3d="http://schemas.microsoft.com/office/drawing/2017/model3d" xmlns:o="urn:schemas-microsoft-com:office:office" xmlns:oel="http://schemas.microsoft.com/office/2019/extlst" xmlns:r="http://schemas.openxmlformats.org/officeDocument/2006/relationships" xmlns:m="http://schemas.openxmlformats.org/officeDocument/2006/math" xmlns:v="urn:schemas-microsoft-com:vml" xmlns:wp14="http://schemas.microsoft.com/office/word/2010/wordprocessingDrawing" xmlns:wp="http://schemas.openxmlformats.org/drawingml/2006/wordprocessingDrawing" xmlns:w10="urn:schemas-microsoft-com:office:word" xmlns:w="http://schemas.openxmlformats.org/wordprocessingml/2006/main" xmlns:w14="http://schemas.microsoft.com/office/word/2010/wordml" xmlns:w15="http://schemas.microsoft.com/office/word/2012/wordml" xmlns:w16cex="http://schemas.microsoft.com/office/word/2018/wordml/cex" xmlns:w16cid="http://schemas.microsoft.com/office/word/2016/wordml/cid" xmlns:w16="http://schemas.microsoft.com/office/word/2018/wordml" xmlns:w16du="http://schemas.microsoft.com/office/word/2023/wordml/word16du" xmlns:w16sdtdh="http://schemas.microsoft.com/office/word/2020/wordml/sdtdatahash" xmlns:w16sdtfl="http://schemas.microsoft.com/office/word/2024/wordml/sdtformatlock" xmlns:w16se="http://schemas.microsoft.com/office/word/2015/wordml/symex" xmlns:wpg="http://schemas.microsoft.com/office/word/2010/wordprocessingGroup" xmlns:wpi="http://schemas.microsoft.com/office/word/2010/wordprocessingInk" xmlns:wne="http://schemas.microsoft.com/office/word/2006/wordml" xmlns:wps="http://schemas.microsoft.com/office/word/2010/wordprocessingShape" mc:Ignorable="w14 w15 w16se w16cid w16 w16cex w16sdtdh w16sdtfl w16du wp14">
   <w:abstractNum w:abstractNumId="0" w15:restartNumberingAfterBreak="0">
     <w:nsid w:val="2AB175E9"/>
     <w:multiLevelType w:val="multilevel"/>
@@ -9429,7 +10518,7 @@
 </file>
 
 <file path=word/styles.xml><?xml version="1.0" encoding="utf-8"?>
-<w:styles xmlns:mc="http://schemas.openxmlformats.org/markup-compatibility/2006" xmlns:r="http://schemas.openxmlformats.org/officeDocument/2006/relationships" xmlns:w="http://schemas.openxmlformats.org/wordprocessingml/2006/main" xmlns:w14="http://schemas.microsoft.com/office/word/2010/wordml" xmlns:w15="http://schemas.microsoft.com/office/word/2012/wordml" xmlns:w16cex="http://schemas.microsoft.com/office/word/2018/wordml/cex" xmlns:w16cid="http://schemas.microsoft.com/office/word/2016/wordml/cid" xmlns:w16="http://schemas.microsoft.com/office/word/2018/wordml" xmlns:w16sdtdh="http://schemas.microsoft.com/office/word/2020/wordml/sdtdatahash" xmlns:w16se="http://schemas.microsoft.com/office/word/2015/wordml/symex" mc:Ignorable="w14 w15 w16se w16cid w16 w16cex w16sdtdh">
+<w:styles xmlns:mc="http://schemas.openxmlformats.org/markup-compatibility/2006" xmlns:r="http://schemas.openxmlformats.org/officeDocument/2006/relationships" xmlns:w="http://schemas.openxmlformats.org/wordprocessingml/2006/main" xmlns:w14="http://schemas.microsoft.com/office/word/2010/wordml" xmlns:w15="http://schemas.microsoft.com/office/word/2012/wordml" xmlns:w16cex="http://schemas.microsoft.com/office/word/2018/wordml/cex" xmlns:w16cid="http://schemas.microsoft.com/office/word/2016/wordml/cid" xmlns:w16="http://schemas.microsoft.com/office/word/2018/wordml" xmlns:w16du="http://schemas.microsoft.com/office/word/2023/wordml/word16du" xmlns:w16sdtdh="http://schemas.microsoft.com/office/word/2020/wordml/sdtdatahash" xmlns:w16sdtfl="http://schemas.microsoft.com/office/word/2024/wordml/sdtformatlock" xmlns:w16se="http://schemas.microsoft.com/office/word/2015/wordml/symex" mc:Ignorable="w14 w15 w16se w16cid w16 w16cex w16sdtdh w16sdtfl w16du">
   <w:docDefaults>
     <w:rPrDefault>
       <w:rPr>
@@ -10038,6 +11127,7 @@
   <w:style w:type="character" w:default="1" w:styleId="a0">
     <w:name w:val="Default Paragraph Font"/>
     <w:uiPriority w:val="1"/>
+    <w:semiHidden/>
     <w:unhideWhenUsed/>
   </w:style>
   <w:style w:type="table" w:default="1" w:styleId="a1">

--- a/docs/04-architecture.docx
+++ b/docs/04-architecture.docx
@@ -7671,7 +7671,13 @@
     </w:p>
     <w:p>
       <w:r>
-        <w:t xml:space="preserve">Таблица 1. - отношения </w:t>
+        <w:t>Таблица 1.</w:t>
+      </w:r>
+      <w:r>
+        <w:t xml:space="preserve"> </w:t>
+      </w:r>
+      <w:r>
+        <w:t xml:space="preserve">отношения </w:t>
       </w:r>
       <w:r>
         <w:rPr>
